--- a/Наработки.docx
+++ b/Наработки.docx
@@ -13,6 +13,7 @@
     <w:p>
       <w:pPr>
         <w:pStyle w:val="1"/>
+        <w:spacing w:before="0" w:after="0" w:line="360" w:lineRule="auto"/>
       </w:pPr>
       <w:r>
         <w:t>8. Проектирование интерфейса</w:t>
@@ -23,646 +24,460 @@
     </w:p>
     <w:p>
       <w:pPr>
-        <w:pStyle w:val="ac"/>
-        <w:rPr>
-          <w:rFonts w:cs="Times New Roman"/>
-        </w:rPr>
-      </w:pPr>
-      <w:r>
-        <w:rPr>
-          <w:rFonts w:cs="Times New Roman"/>
-        </w:rPr>
-        <w:t>8.1. Главная страница</w:t>
-      </w:r>
-    </w:p>
-    <w:p>
-      <w:pPr>
-        <w:pStyle w:val="ac"/>
-        <w:rPr>
-          <w:rFonts w:cs="Times New Roman"/>
-        </w:rPr>
-      </w:pPr>
-      <w:r>
-        <w:rPr>
-          <w:rFonts w:cs="Times New Roman"/>
-        </w:rPr>
-        <w:t>index.html</w:t>
-      </w:r>
-    </w:p>
-    <w:p>
-      <w:pPr>
-        <w:pStyle w:val="ac"/>
-        <w:rPr>
-          <w:rFonts w:cs="Times New Roman"/>
-        </w:rPr>
-      </w:pPr>
-      <w:r>
-        <w:rPr>
-          <w:rFonts w:cs="Times New Roman"/>
-        </w:rPr>
-        <w:t xml:space="preserve">8.2. </w:t>
-      </w:r>
-      <w:r>
-        <w:rPr>
-          <w:rFonts w:cs="Times New Roman"/>
-        </w:rPr>
-        <w:t>Страница входа</w:t>
-      </w:r>
-    </w:p>
-    <w:p>
-      <w:pPr>
-        <w:pStyle w:val="ac"/>
-        <w:rPr>
-          <w:rFonts w:cs="Times New Roman"/>
-        </w:rPr>
-      </w:pPr>
-      <w:r>
-        <w:rPr>
-          <w:rFonts w:cs="Times New Roman"/>
-        </w:rPr>
-        <w:t>login.html</w:t>
-      </w:r>
-    </w:p>
-    <w:p>
-      <w:pPr>
-        <w:pStyle w:val="ac"/>
-        <w:rPr>
-          <w:rFonts w:cs="Times New Roman"/>
-        </w:rPr>
-      </w:pPr>
-      <w:r>
-        <w:rPr>
-          <w:rFonts w:cs="Times New Roman"/>
-        </w:rPr>
-        <w:t xml:space="preserve">8.3. </w:t>
-      </w:r>
-      <w:r>
-        <w:rPr>
-          <w:rFonts w:cs="Times New Roman"/>
-        </w:rPr>
-        <w:t>Страница регистрации</w:t>
-      </w:r>
-    </w:p>
-    <w:p>
-      <w:pPr>
-        <w:pStyle w:val="ac"/>
-        <w:rPr>
-          <w:rFonts w:cs="Times New Roman"/>
-        </w:rPr>
-      </w:pPr>
-      <w:r>
-        <w:rPr>
-          <w:rFonts w:cs="Times New Roman"/>
-        </w:rPr>
-        <w:t>register.html</w:t>
-      </w:r>
-    </w:p>
-    <w:p>
-      <w:pPr>
-        <w:pStyle w:val="ac"/>
-        <w:rPr>
-          <w:rFonts w:cs="Times New Roman"/>
-        </w:rPr>
-      </w:pPr>
-      <w:r>
-        <w:rPr>
-          <w:rFonts w:cs="Times New Roman"/>
-        </w:rPr>
-        <w:t xml:space="preserve">8.4. </w:t>
-      </w:r>
-      <w:r>
-        <w:rPr>
-          <w:rFonts w:cs="Times New Roman"/>
-        </w:rPr>
-        <w:t>Каталог мероприятий</w:t>
-      </w:r>
-    </w:p>
-    <w:p>
-      <w:pPr>
-        <w:pStyle w:val="ac"/>
-        <w:rPr>
-          <w:rFonts w:cs="Times New Roman"/>
-        </w:rPr>
-      </w:pPr>
-      <w:r>
-        <w:rPr>
-          <w:rFonts w:cs="Times New Roman"/>
-        </w:rPr>
-        <w:t>catalog.html</w:t>
-      </w:r>
-    </w:p>
-    <w:p>
-      <w:pPr>
-        <w:pStyle w:val="ac"/>
-        <w:rPr>
-          <w:rFonts w:cs="Times New Roman"/>
-        </w:rPr>
-      </w:pPr>
-      <w:r>
-        <w:rPr>
-          <w:rFonts w:cs="Times New Roman"/>
-        </w:rPr>
-        <w:t>8.5. Страница карточки мероприятия с регистрацией на сайте</w:t>
-      </w:r>
-    </w:p>
-    <w:p>
-      <w:pPr>
-        <w:pStyle w:val="ac"/>
-        <w:rPr>
-          <w:rFonts w:cs="Times New Roman"/>
-        </w:rPr>
-      </w:pPr>
-      <w:r>
-        <w:rPr>
-          <w:rFonts w:cs="Times New Roman"/>
-        </w:rPr>
-        <w:t>event-internal.html</w:t>
-      </w:r>
-    </w:p>
-    <w:p>
-      <w:pPr>
-        <w:pStyle w:val="ac"/>
-        <w:rPr>
-          <w:rFonts w:cs="Times New Roman"/>
-        </w:rPr>
-      </w:pPr>
-      <w:r>
-        <w:rPr>
-          <w:rFonts w:cs="Times New Roman"/>
-        </w:rPr>
-        <w:t>8.6. Страница карточки мероприятия со сторонней регистрацией</w:t>
-      </w:r>
-    </w:p>
-    <w:p>
-      <w:pPr>
-        <w:pStyle w:val="ac"/>
-        <w:rPr>
-          <w:rFonts w:cs="Times New Roman"/>
-        </w:rPr>
-      </w:pPr>
-      <w:r>
-        <w:rPr>
-          <w:rFonts w:cs="Times New Roman"/>
-        </w:rPr>
-        <w:t>event-external.html</w:t>
-      </w:r>
-    </w:p>
-    <w:p>
-      <w:pPr>
-        <w:pStyle w:val="ac"/>
-        <w:rPr>
-          <w:rFonts w:cs="Times New Roman"/>
-        </w:rPr>
-      </w:pPr>
-      <w:r>
-        <w:rPr>
-          <w:rFonts w:cs="Times New Roman"/>
-        </w:rPr>
-        <w:t>8.7. Страница карточки мероприятия для администратора</w:t>
-      </w:r>
-    </w:p>
-    <w:p>
-      <w:pPr>
-        <w:pStyle w:val="ac"/>
-        <w:rPr>
-          <w:rFonts w:cs="Times New Roman"/>
-        </w:rPr>
-      </w:pPr>
-      <w:r>
-        <w:rPr>
-          <w:rFonts w:cs="Times New Roman"/>
-        </w:rPr>
-        <w:t>event-admin.html</w:t>
-      </w:r>
-    </w:p>
-    <w:p>
-      <w:pPr>
-        <w:pStyle w:val="ac"/>
-        <w:rPr>
-          <w:rFonts w:cs="Times New Roman"/>
-        </w:rPr>
-      </w:pPr>
-      <w:r>
-        <w:rPr>
-          <w:rFonts w:cs="Times New Roman"/>
-        </w:rPr>
-        <w:t xml:space="preserve">8.8. </w:t>
-      </w:r>
-      <w:r>
-        <w:rPr>
-          <w:rFonts w:cs="Times New Roman"/>
-        </w:rPr>
-        <w:t>Страница внутренней регистрации на мероприятие</w:t>
-      </w:r>
-    </w:p>
-    <w:p>
-      <w:pPr>
-        <w:pStyle w:val="ac"/>
-        <w:rPr>
-          <w:rFonts w:cs="Times New Roman"/>
-        </w:rPr>
-      </w:pPr>
-      <w:r>
-        <w:rPr>
-          <w:rFonts w:cs="Times New Roman"/>
-          <w:lang w:val="en-US"/>
-        </w:rPr>
-        <w:t>event</w:t>
-      </w:r>
-      <w:r>
-        <w:rPr>
-          <w:rFonts w:cs="Times New Roman"/>
-        </w:rPr>
-        <w:t>-</w:t>
-      </w:r>
-      <w:r>
-        <w:rPr>
-          <w:rFonts w:cs="Times New Roman"/>
-          <w:lang w:val="en-US"/>
-        </w:rPr>
-        <w:t>registration</w:t>
-      </w:r>
-      <w:r>
-        <w:rPr>
-          <w:rFonts w:cs="Times New Roman"/>
-        </w:rPr>
-        <w:t>.</w:t>
-      </w:r>
-      <w:r>
-        <w:rPr>
-          <w:rFonts w:cs="Times New Roman"/>
-          <w:lang w:val="en-US"/>
-        </w:rPr>
-        <w:t>html</w:t>
-      </w:r>
-    </w:p>
-    <w:p>
-      <w:pPr>
-        <w:pStyle w:val="ac"/>
-        <w:rPr>
-          <w:rFonts w:cs="Times New Roman"/>
-        </w:rPr>
-      </w:pPr>
-      <w:r>
-        <w:rPr>
-          <w:rFonts w:cs="Times New Roman"/>
-        </w:rPr>
-        <w:t>8.9. Страница организатора мероприятий</w:t>
-      </w:r>
-    </w:p>
-    <w:p>
-      <w:pPr>
-        <w:pStyle w:val="ac"/>
-        <w:rPr>
-          <w:rFonts w:cs="Times New Roman"/>
-        </w:rPr>
-      </w:pPr>
-      <w:r>
-        <w:rPr>
-          <w:rFonts w:cs="Times New Roman"/>
-          <w:lang w:val="en-US"/>
-        </w:rPr>
-        <w:t>organizer</w:t>
-      </w:r>
-      <w:r>
-        <w:rPr>
-          <w:rFonts w:cs="Times New Roman"/>
-        </w:rPr>
-        <w:t>-</w:t>
-      </w:r>
-      <w:r>
-        <w:rPr>
-          <w:rFonts w:cs="Times New Roman"/>
-          <w:lang w:val="en-US"/>
-        </w:rPr>
-        <w:t>page</w:t>
-      </w:r>
-      <w:r>
-        <w:rPr>
-          <w:rFonts w:cs="Times New Roman"/>
-        </w:rPr>
-        <w:t>.</w:t>
-      </w:r>
-      <w:r>
-        <w:rPr>
-          <w:rFonts w:cs="Times New Roman"/>
-          <w:lang w:val="en-US"/>
-        </w:rPr>
-        <w:t>html</w:t>
-      </w:r>
-    </w:p>
-    <w:p>
-      <w:pPr>
-        <w:pStyle w:val="ac"/>
-        <w:rPr>
-          <w:rFonts w:cs="Times New Roman"/>
-        </w:rPr>
-      </w:pPr>
-      <w:r>
-        <w:rPr>
-          <w:rFonts w:cs="Times New Roman"/>
-        </w:rPr>
-        <w:t xml:space="preserve">8.9. </w:t>
-      </w:r>
-      <w:r>
-        <w:rPr>
-          <w:rFonts w:cs="Times New Roman"/>
-        </w:rPr>
-        <w:t>Личный кабинет пользователя</w:t>
-      </w:r>
-    </w:p>
-    <w:p>
-      <w:pPr>
-        <w:pStyle w:val="ac"/>
-        <w:rPr>
-          <w:rFonts w:cs="Times New Roman"/>
-        </w:rPr>
-      </w:pPr>
-      <w:r>
-        <w:rPr>
-          <w:rFonts w:cs="Times New Roman"/>
-        </w:rPr>
-        <w:t>Страница редактирования профиля</w:t>
-      </w:r>
-      <w:r>
-        <w:rPr>
-          <w:rFonts w:cs="Times New Roman"/>
-        </w:rPr>
-        <w:t xml:space="preserve"> - user-cabinet.html</w:t>
-      </w:r>
-    </w:p>
-    <w:p>
-      <w:pPr>
-        <w:pStyle w:val="ac"/>
-        <w:rPr>
-          <w:rFonts w:cs="Times New Roman"/>
-        </w:rPr>
-      </w:pPr>
-      <w:r>
-        <w:rPr>
-          <w:rFonts w:cs="Times New Roman"/>
-        </w:rPr>
-        <w:t>Страница избранного</w:t>
-      </w:r>
-      <w:r>
-        <w:rPr>
-          <w:rFonts w:cs="Times New Roman"/>
-        </w:rPr>
-        <w:t xml:space="preserve"> - user-favorite.html</w:t>
-      </w:r>
-    </w:p>
-    <w:p>
-      <w:pPr>
-        <w:pStyle w:val="ac"/>
-        <w:rPr>
-          <w:rFonts w:cs="Times New Roman"/>
-        </w:rPr>
-      </w:pPr>
-      <w:r>
-        <w:rPr>
-          <w:rFonts w:cs="Times New Roman"/>
-        </w:rPr>
-        <w:t>Страница уведомлений</w:t>
-      </w:r>
-      <w:r>
-        <w:rPr>
-          <w:rFonts w:cs="Times New Roman"/>
-        </w:rPr>
-        <w:t xml:space="preserve"> - user-notification.html</w:t>
-      </w:r>
-    </w:p>
-    <w:p>
-      <w:pPr>
-        <w:pStyle w:val="ac"/>
-        <w:rPr>
-          <w:rFonts w:cs="Times New Roman"/>
-        </w:rPr>
-      </w:pPr>
-      <w:r>
-        <w:rPr>
-          <w:rFonts w:cs="Times New Roman"/>
-        </w:rPr>
-        <w:t xml:space="preserve">8.10. </w:t>
-      </w:r>
-      <w:r>
-        <w:rPr>
-          <w:rFonts w:cs="Times New Roman"/>
-        </w:rPr>
-        <w:t>Личный кабинет организатора</w:t>
-      </w:r>
-    </w:p>
-    <w:p>
-      <w:pPr>
-        <w:pStyle w:val="ac"/>
-        <w:rPr>
-          <w:rFonts w:cs="Times New Roman"/>
-        </w:rPr>
-      </w:pPr>
-      <w:r>
-        <w:rPr>
-          <w:rFonts w:cs="Times New Roman"/>
+        <w:spacing w:after="0" w:line="360" w:lineRule="auto"/>
+        <w:rPr>
+          <w:rFonts w:ascii="Times New Roman" w:hAnsi="Times New Roman" w:cs="Times New Roman"/>
+        </w:rPr>
+      </w:pPr>
+      <w:r>
+        <w:rPr>
+          <w:rFonts w:ascii="Times New Roman" w:hAnsi="Times New Roman" w:cs="Times New Roman"/>
+        </w:rPr>
+        <w:t>8.1. Главная страница - index.html</w:t>
+      </w:r>
+    </w:p>
+    <w:p>
+      <w:pPr>
+        <w:spacing w:after="0" w:line="360" w:lineRule="auto"/>
+        <w:rPr>
+          <w:rFonts w:ascii="Times New Roman" w:hAnsi="Times New Roman" w:cs="Times New Roman"/>
+        </w:rPr>
+      </w:pPr>
+      <w:r>
+        <w:rPr>
+          <w:rFonts w:ascii="Times New Roman" w:hAnsi="Times New Roman" w:cs="Times New Roman"/>
+        </w:rPr>
+        <w:t>8.2. Страница входа - login.html</w:t>
+      </w:r>
+    </w:p>
+    <w:p>
+      <w:pPr>
+        <w:spacing w:after="0" w:line="360" w:lineRule="auto"/>
+        <w:rPr>
+          <w:rFonts w:ascii="Times New Roman" w:hAnsi="Times New Roman" w:cs="Times New Roman"/>
+        </w:rPr>
+      </w:pPr>
+      <w:r>
+        <w:rPr>
+          <w:rFonts w:ascii="Times New Roman" w:hAnsi="Times New Roman" w:cs="Times New Roman"/>
+        </w:rPr>
+        <w:t>8.3. Страница регистрации - register.html</w:t>
+      </w:r>
+    </w:p>
+    <w:p>
+      <w:pPr>
+        <w:spacing w:after="0" w:line="360" w:lineRule="auto"/>
+        <w:rPr>
+          <w:rFonts w:ascii="Times New Roman" w:hAnsi="Times New Roman" w:cs="Times New Roman"/>
+        </w:rPr>
+      </w:pPr>
+      <w:r>
+        <w:rPr>
+          <w:rFonts w:ascii="Times New Roman" w:hAnsi="Times New Roman" w:cs="Times New Roman"/>
+        </w:rPr>
+        <w:t>8.4. Каталог мероприятий - catalog.html</w:t>
+      </w:r>
+    </w:p>
+    <w:p>
+      <w:pPr>
+        <w:spacing w:after="0" w:line="360" w:lineRule="auto"/>
+        <w:rPr>
+          <w:rFonts w:ascii="Times New Roman" w:hAnsi="Times New Roman" w:cs="Times New Roman"/>
+        </w:rPr>
+      </w:pPr>
+      <w:r>
+        <w:rPr>
+          <w:rFonts w:ascii="Times New Roman" w:hAnsi="Times New Roman" w:cs="Times New Roman"/>
+        </w:rPr>
+        <w:t>8.5. Страница карточки мероприятия с регистрацией на сайте - event-internal.html</w:t>
+      </w:r>
+    </w:p>
+    <w:p>
+      <w:pPr>
+        <w:spacing w:after="0" w:line="360" w:lineRule="auto"/>
+        <w:rPr>
+          <w:rFonts w:ascii="Times New Roman" w:hAnsi="Times New Roman" w:cs="Times New Roman"/>
+        </w:rPr>
+      </w:pPr>
+      <w:r>
+        <w:rPr>
+          <w:rFonts w:ascii="Times New Roman" w:hAnsi="Times New Roman" w:cs="Times New Roman"/>
+        </w:rPr>
+        <w:t>8.6. Страница карточки мероприятия со сторонней регистрацией - event-external.html</w:t>
+      </w:r>
+    </w:p>
+    <w:p>
+      <w:pPr>
+        <w:spacing w:after="0" w:line="360" w:lineRule="auto"/>
+        <w:rPr>
+          <w:rFonts w:ascii="Times New Roman" w:hAnsi="Times New Roman" w:cs="Times New Roman"/>
+        </w:rPr>
+      </w:pPr>
+      <w:r>
+        <w:rPr>
+          <w:rFonts w:ascii="Times New Roman" w:hAnsi="Times New Roman" w:cs="Times New Roman"/>
+        </w:rPr>
+        <w:t>8.7. Страница карточки мероприятия для администратора - event-admin.html</w:t>
+      </w:r>
+    </w:p>
+    <w:p>
+      <w:pPr>
+        <w:spacing w:after="0" w:line="360" w:lineRule="auto"/>
+        <w:rPr>
+          <w:rFonts w:ascii="Times New Roman" w:hAnsi="Times New Roman" w:cs="Times New Roman"/>
+        </w:rPr>
+      </w:pPr>
+      <w:r>
+        <w:rPr>
+          <w:rFonts w:ascii="Times New Roman" w:hAnsi="Times New Roman" w:cs="Times New Roman"/>
+        </w:rPr>
+        <w:t>8.8. Страница прошедшего мероприятия - event-past.html</w:t>
+      </w:r>
+    </w:p>
+    <w:p>
+      <w:pPr>
+        <w:spacing w:after="0" w:line="360" w:lineRule="auto"/>
+        <w:rPr>
+          <w:rFonts w:ascii="Times New Roman" w:hAnsi="Times New Roman" w:cs="Times New Roman"/>
+        </w:rPr>
+      </w:pPr>
+      <w:r>
+        <w:rPr>
+          <w:rFonts w:ascii="Times New Roman" w:hAnsi="Times New Roman" w:cs="Times New Roman"/>
+        </w:rPr>
+        <w:t>8.9. Страница прошедшего мероприятия для администратора - event-past-admin.html</w:t>
+      </w:r>
+    </w:p>
+    <w:p>
+      <w:pPr>
+        <w:spacing w:after="0" w:line="360" w:lineRule="auto"/>
+        <w:rPr>
+          <w:rFonts w:ascii="Times New Roman" w:hAnsi="Times New Roman" w:cs="Times New Roman"/>
+        </w:rPr>
+      </w:pPr>
+      <w:r>
+        <w:rPr>
+          <w:rFonts w:ascii="Times New Roman" w:hAnsi="Times New Roman" w:cs="Times New Roman"/>
+        </w:rPr>
+        <w:t>На этой странице администратор просматривает конкретный отзыв, на который была подана жалоба. Спорный отзыв выделяется красным цветом, под ним отображаются действия администратора: оставить отзыв или удалить отзыв и заблокировать пользователя.</w:t>
+      </w:r>
+    </w:p>
+    <w:p>
+      <w:pPr>
+        <w:spacing w:after="0" w:line="360" w:lineRule="auto"/>
+        <w:rPr>
+          <w:rFonts w:ascii="Times New Roman" w:hAnsi="Times New Roman" w:cs="Times New Roman"/>
+        </w:rPr>
+      </w:pPr>
+      <w:r>
+        <w:rPr>
+          <w:rFonts w:ascii="Times New Roman" w:hAnsi="Times New Roman" w:cs="Times New Roman"/>
+        </w:rPr>
+        <w:t>8.10. Страница внутренней регистрации на мероприятие - event-registration.html</w:t>
+      </w:r>
+    </w:p>
+    <w:p>
+      <w:pPr>
+        <w:spacing w:after="0" w:line="360" w:lineRule="auto"/>
+        <w:rPr>
+          <w:rFonts w:ascii="Times New Roman" w:hAnsi="Times New Roman" w:cs="Times New Roman"/>
+        </w:rPr>
+      </w:pPr>
+      <w:r>
+        <w:rPr>
+          <w:rFonts w:ascii="Times New Roman" w:hAnsi="Times New Roman" w:cs="Times New Roman"/>
+        </w:rPr>
+        <w:t>8.11. Страница организатора мероприятий - organizer-page.html</w:t>
+      </w:r>
+    </w:p>
+    <w:p>
+      <w:pPr>
+        <w:spacing w:after="0" w:line="360" w:lineRule="auto"/>
+        <w:rPr>
+          <w:rFonts w:ascii="Times New Roman" w:hAnsi="Times New Roman" w:cs="Times New Roman"/>
+        </w:rPr>
+      </w:pPr>
+      <w:r>
+        <w:rPr>
+          <w:rFonts w:ascii="Times New Roman" w:hAnsi="Times New Roman" w:cs="Times New Roman"/>
+        </w:rPr>
+        <w:t>8.12. Личный кабинет пользователя</w:t>
+      </w:r>
+    </w:p>
+    <w:p>
+      <w:pPr>
+        <w:spacing w:after="0" w:line="360" w:lineRule="auto"/>
+        <w:rPr>
+          <w:rFonts w:ascii="Times New Roman" w:hAnsi="Times New Roman" w:cs="Times New Roman"/>
+        </w:rPr>
+      </w:pPr>
+      <w:r>
+        <w:rPr>
+          <w:rFonts w:ascii="Times New Roman" w:hAnsi="Times New Roman" w:cs="Times New Roman"/>
+        </w:rPr>
+        <w:t>Страница редактирования профиля - user-cabinet.html</w:t>
+      </w:r>
+    </w:p>
+    <w:p>
+      <w:pPr>
+        <w:spacing w:after="0" w:line="360" w:lineRule="auto"/>
+        <w:rPr>
+          <w:rFonts w:ascii="Times New Roman" w:hAnsi="Times New Roman" w:cs="Times New Roman"/>
+        </w:rPr>
+      </w:pPr>
+      <w:r>
+        <w:rPr>
+          <w:rFonts w:ascii="Times New Roman" w:hAnsi="Times New Roman" w:cs="Times New Roman"/>
+        </w:rPr>
+        <w:t>Страница моих регистраций - user-registrations.html</w:t>
+      </w:r>
+    </w:p>
+    <w:p>
+      <w:pPr>
+        <w:spacing w:after="0" w:line="360" w:lineRule="auto"/>
+        <w:rPr>
+          <w:rFonts w:ascii="Times New Roman" w:hAnsi="Times New Roman" w:cs="Times New Roman"/>
+        </w:rPr>
+      </w:pPr>
+      <w:r>
+        <w:rPr>
+          <w:rFonts w:ascii="Times New Roman" w:hAnsi="Times New Roman" w:cs="Times New Roman"/>
+        </w:rPr>
+        <w:t>Страница избранного - user-favorite.html</w:t>
+      </w:r>
+    </w:p>
+    <w:p>
+      <w:pPr>
+        <w:spacing w:after="0" w:line="360" w:lineRule="auto"/>
+        <w:rPr>
+          <w:rFonts w:ascii="Times New Roman" w:hAnsi="Times New Roman" w:cs="Times New Roman"/>
+        </w:rPr>
+      </w:pPr>
+      <w:r>
+        <w:rPr>
+          <w:rFonts w:ascii="Times New Roman" w:hAnsi="Times New Roman" w:cs="Times New Roman"/>
+        </w:rPr>
+        <w:t>Страница уведомлений - user-notification.html</w:t>
+      </w:r>
+    </w:p>
+    <w:p>
+      <w:pPr>
+        <w:spacing w:after="0" w:line="360" w:lineRule="auto"/>
+        <w:rPr>
+          <w:rFonts w:ascii="Times New Roman" w:hAnsi="Times New Roman" w:cs="Times New Roman"/>
+        </w:rPr>
+      </w:pPr>
+      <w:r>
+        <w:rPr>
+          <w:rFonts w:ascii="Times New Roman" w:hAnsi="Times New Roman" w:cs="Times New Roman"/>
+        </w:rPr>
+        <w:t>Страница архива регистраций - user-registration-archive.html</w:t>
+      </w:r>
+    </w:p>
+    <w:p>
+      <w:pPr>
+        <w:spacing w:after="0" w:line="360" w:lineRule="auto"/>
+        <w:rPr>
+          <w:rFonts w:ascii="Times New Roman" w:hAnsi="Times New Roman" w:cs="Times New Roman"/>
+        </w:rPr>
+      </w:pPr>
+      <w:r>
+        <w:rPr>
+          <w:rFonts w:ascii="Times New Roman" w:hAnsi="Times New Roman" w:cs="Times New Roman"/>
+        </w:rPr>
+        <w:t>8.13. Личный кабинет организатора</w:t>
+      </w:r>
+    </w:p>
+    <w:p>
+      <w:pPr>
+        <w:spacing w:after="0" w:line="360" w:lineRule="auto"/>
+        <w:rPr>
+          <w:rFonts w:ascii="Times New Roman" w:hAnsi="Times New Roman" w:cs="Times New Roman"/>
+        </w:rPr>
+      </w:pPr>
+      <w:r>
+        <w:rPr>
+          <w:rFonts w:ascii="Times New Roman" w:hAnsi="Times New Roman" w:cs="Times New Roman"/>
         </w:rPr>
         <w:t>Страница редактирования профиля - organizer-cabinet.html</w:t>
       </w:r>
     </w:p>
     <w:p>
       <w:pPr>
-        <w:pStyle w:val="ac"/>
-        <w:rPr>
-          <w:rFonts w:cs="Times New Roman"/>
-        </w:rPr>
-      </w:pPr>
-      <w:r>
-        <w:rPr>
-          <w:rFonts w:cs="Times New Roman"/>
-        </w:rPr>
-        <w:t xml:space="preserve">Страница мероприятий </w:t>
-      </w:r>
-      <w:r>
-        <w:rPr>
-          <w:rFonts w:cs="Times New Roman"/>
-        </w:rPr>
-        <w:t>–</w:t>
-      </w:r>
-      <w:r>
-        <w:rPr>
-          <w:rFonts w:cs="Times New Roman"/>
-        </w:rPr>
-        <w:t xml:space="preserve"> </w:t>
-      </w:r>
-      <w:r>
-        <w:rPr>
-          <w:rFonts w:cs="Times New Roman"/>
-        </w:rPr>
-        <w:t>organizer-events.html</w:t>
-      </w:r>
-    </w:p>
-    <w:p>
-      <w:pPr>
-        <w:pStyle w:val="ac"/>
-        <w:rPr>
-          <w:rFonts w:cs="Times New Roman"/>
-        </w:rPr>
-      </w:pPr>
-      <w:r>
-        <w:rPr>
-          <w:rFonts w:cs="Times New Roman"/>
-        </w:rPr>
-        <w:t xml:space="preserve">Страница уведомлений - </w:t>
-      </w:r>
-      <w:r>
-        <w:rPr>
-          <w:rFonts w:cs="Times New Roman"/>
-        </w:rPr>
-        <w:t>organizer-notification.html</w:t>
-      </w:r>
-    </w:p>
-    <w:p>
-      <w:pPr>
-        <w:pStyle w:val="ac"/>
-        <w:rPr>
-          <w:rFonts w:cs="Times New Roman"/>
-        </w:rPr>
-      </w:pPr>
-      <w:r>
-        <w:rPr>
-          <w:rFonts w:cs="Times New Roman"/>
-        </w:rPr>
-        <w:t>Страница создания мероприятия</w:t>
-      </w:r>
-      <w:r>
-        <w:rPr>
-          <w:rFonts w:cs="Times New Roman"/>
-        </w:rPr>
-        <w:t xml:space="preserve"> - creation-event.html</w:t>
-      </w:r>
-    </w:p>
-    <w:p>
-      <w:pPr>
-        <w:pStyle w:val="ac"/>
-        <w:rPr>
-          <w:rFonts w:cs="Times New Roman"/>
-        </w:rPr>
-      </w:pPr>
-      <w:r>
-        <w:rPr>
-          <w:rFonts w:cs="Times New Roman"/>
-        </w:rPr>
-        <w:t>Страница редактирования мероприятия</w:t>
-      </w:r>
-      <w:r>
-        <w:rPr>
-          <w:rFonts w:cs="Times New Roman"/>
-        </w:rPr>
-        <w:t xml:space="preserve"> - change-event.html</w:t>
-      </w:r>
-    </w:p>
-    <w:p>
-      <w:pPr>
-        <w:pStyle w:val="ac"/>
-        <w:rPr>
-          <w:rFonts w:cs="Times New Roman"/>
-        </w:rPr>
-      </w:pPr>
-      <w:r>
-        <w:rPr>
-          <w:rFonts w:cs="Times New Roman"/>
-        </w:rPr>
-        <w:t>Страница списка зарегистрированных участников</w:t>
-      </w:r>
-      <w:r>
-        <w:rPr>
-          <w:rFonts w:cs="Times New Roman"/>
-        </w:rPr>
-        <w:t xml:space="preserve"> - registered-participants.html</w:t>
-      </w:r>
-    </w:p>
-    <w:p>
-      <w:pPr>
-        <w:pStyle w:val="ac"/>
-        <w:rPr>
-          <w:rFonts w:cs="Times New Roman"/>
-        </w:rPr>
-      </w:pPr>
-      <w:r>
-        <w:rPr>
-          <w:rFonts w:cs="Times New Roman"/>
-        </w:rPr>
-        <w:t xml:space="preserve">8.11. </w:t>
-      </w:r>
-      <w:r>
-        <w:rPr>
-          <w:rFonts w:cs="Times New Roman"/>
-        </w:rPr>
-        <w:t>Страница администратора</w:t>
-      </w:r>
-      <w:r>
-        <w:rPr>
-          <w:rFonts w:cs="Times New Roman"/>
-        </w:rPr>
-        <w:t xml:space="preserve"> (просмотра всех жалоб)</w:t>
-      </w:r>
-      <w:r>
-        <w:rPr>
-          <w:rFonts w:cs="Times New Roman"/>
-        </w:rPr>
-        <w:t xml:space="preserve"> - admin-cabinet.html</w:t>
-      </w:r>
-    </w:p>
-    <w:p>
-      <w:pPr>
-        <w:pStyle w:val="ac"/>
-        <w:rPr>
-          <w:rFonts w:cs="Times New Roman"/>
-        </w:rPr>
-      </w:pPr>
-      <w:r>
-        <w:rPr>
-          <w:rFonts w:cs="Times New Roman"/>
-        </w:rPr>
-        <w:t xml:space="preserve">Страница </w:t>
-      </w:r>
-      <w:r>
-        <w:rPr>
-          <w:rFonts w:cs="Times New Roman"/>
-        </w:rPr>
-        <w:t>просмотра</w:t>
-      </w:r>
-      <w:r>
-        <w:rPr>
-          <w:rFonts w:cs="Times New Roman"/>
-        </w:rPr>
-        <w:t xml:space="preserve"> </w:t>
-      </w:r>
-      <w:r>
-        <w:rPr>
-          <w:rFonts w:cs="Times New Roman"/>
-        </w:rPr>
-        <w:t>организаторов - admin-organizer.html</w:t>
-      </w:r>
-    </w:p>
-    <w:p>
-      <w:pPr>
-        <w:pStyle w:val="ac"/>
-        <w:rPr>
-          <w:rFonts w:cs="Times New Roman"/>
-        </w:rPr>
-      </w:pPr>
-    </w:p>
-    <w:p>
-      <w:pPr>
-        <w:pStyle w:val="ac"/>
-        <w:rPr>
-          <w:rFonts w:cs="Times New Roman"/>
-        </w:rPr>
-      </w:pPr>
+        <w:spacing w:after="0" w:line="360" w:lineRule="auto"/>
+        <w:rPr>
+          <w:rFonts w:ascii="Times New Roman" w:hAnsi="Times New Roman" w:cs="Times New Roman"/>
+        </w:rPr>
+      </w:pPr>
+      <w:r>
+        <w:rPr>
+          <w:rFonts w:ascii="Times New Roman" w:hAnsi="Times New Roman" w:cs="Times New Roman"/>
+        </w:rPr>
+        <w:t>Страница мероприятий - organizer-events.html</w:t>
+      </w:r>
+    </w:p>
+    <w:p>
+      <w:pPr>
+        <w:spacing w:after="0" w:line="360" w:lineRule="auto"/>
+        <w:rPr>
+          <w:rFonts w:ascii="Times New Roman" w:hAnsi="Times New Roman" w:cs="Times New Roman"/>
+        </w:rPr>
+      </w:pPr>
+      <w:r>
+        <w:rPr>
+          <w:rFonts w:ascii="Times New Roman" w:hAnsi="Times New Roman" w:cs="Times New Roman"/>
+        </w:rPr>
+        <w:t>Страница уведомлений - organizer-notification.html</w:t>
+      </w:r>
+    </w:p>
+    <w:p>
+      <w:pPr>
+        <w:spacing w:after="0" w:line="360" w:lineRule="auto"/>
+        <w:rPr>
+          <w:rFonts w:ascii="Times New Roman" w:hAnsi="Times New Roman" w:cs="Times New Roman"/>
+        </w:rPr>
+      </w:pPr>
+      <w:r>
+        <w:rPr>
+          <w:rFonts w:ascii="Times New Roman" w:hAnsi="Times New Roman" w:cs="Times New Roman"/>
+        </w:rPr>
+        <w:t>Страница создания мероприятия - creation-event.html</w:t>
+      </w:r>
+    </w:p>
+    <w:p>
+      <w:pPr>
+        <w:spacing w:after="0" w:line="360" w:lineRule="auto"/>
+        <w:rPr>
+          <w:rFonts w:ascii="Times New Roman" w:hAnsi="Times New Roman" w:cs="Times New Roman"/>
+        </w:rPr>
+      </w:pPr>
+      <w:r>
+        <w:rPr>
+          <w:rFonts w:ascii="Times New Roman" w:hAnsi="Times New Roman" w:cs="Times New Roman"/>
+        </w:rPr>
+        <w:t>Страница редактирования мероприятия - change-event.html</w:t>
+      </w:r>
+    </w:p>
+    <w:p>
+      <w:pPr>
+        <w:spacing w:after="0" w:line="360" w:lineRule="auto"/>
+        <w:rPr>
+          <w:rFonts w:ascii="Times New Roman" w:hAnsi="Times New Roman" w:cs="Times New Roman"/>
+        </w:rPr>
+      </w:pPr>
+      <w:r>
+        <w:rPr>
+          <w:rFonts w:ascii="Times New Roman" w:hAnsi="Times New Roman" w:cs="Times New Roman"/>
+        </w:rPr>
+        <w:t>Страница списка зарегистрированных участников - registered-participants.html</w:t>
+      </w:r>
+    </w:p>
+    <w:p>
+      <w:pPr>
+        <w:spacing w:after="0" w:line="360" w:lineRule="auto"/>
+        <w:rPr>
+          <w:rFonts w:ascii="Times New Roman" w:hAnsi="Times New Roman" w:cs="Times New Roman"/>
+        </w:rPr>
+      </w:pPr>
+      <w:r>
+        <w:rPr>
+          <w:rFonts w:ascii="Times New Roman" w:hAnsi="Times New Roman" w:cs="Times New Roman"/>
+        </w:rPr>
+        <w:t>Страница архива мероприятий - organizer-events-archive.html</w:t>
+      </w:r>
+    </w:p>
+    <w:p>
+      <w:pPr>
+        <w:spacing w:after="0" w:line="360" w:lineRule="auto"/>
+        <w:rPr>
+          <w:rFonts w:ascii="Times New Roman" w:hAnsi="Times New Roman" w:cs="Times New Roman"/>
+        </w:rPr>
+      </w:pPr>
+      <w:r>
+        <w:rPr>
+          <w:rFonts w:ascii="Times New Roman" w:hAnsi="Times New Roman" w:cs="Times New Roman"/>
+        </w:rPr>
+        <w:t>8.14. Личный кабинет администратора</w:t>
+      </w:r>
+    </w:p>
+    <w:p>
+      <w:pPr>
+        <w:spacing w:after="0" w:line="360" w:lineRule="auto"/>
+        <w:rPr>
+          <w:rFonts w:ascii="Times New Roman" w:hAnsi="Times New Roman" w:cs="Times New Roman"/>
+        </w:rPr>
+      </w:pPr>
+      <w:r>
+        <w:rPr>
+          <w:rFonts w:ascii="Times New Roman" w:hAnsi="Times New Roman" w:cs="Times New Roman"/>
+        </w:rPr>
+        <w:t>Страница жалоб - admin-cabinet.html</w:t>
+      </w:r>
+    </w:p>
+    <w:p>
+      <w:pPr>
+        <w:spacing w:after="0" w:line="360" w:lineRule="auto"/>
+        <w:rPr>
+          <w:rFonts w:ascii="Times New Roman" w:hAnsi="Times New Roman" w:cs="Times New Roman"/>
+        </w:rPr>
+      </w:pPr>
+      <w:r>
+        <w:rPr>
+          <w:rFonts w:ascii="Times New Roman" w:hAnsi="Times New Roman" w:cs="Times New Roman"/>
+        </w:rPr>
+        <w:t>Страница просмотра организаторов - admin-organizer.html</w:t>
+      </w:r>
+    </w:p>
+    <w:p>
+      <w:pPr>
+        <w:spacing w:after="0" w:line="360" w:lineRule="auto"/>
+        <w:rPr>
+          <w:rFonts w:ascii="Times New Roman" w:hAnsi="Times New Roman" w:cs="Times New Roman"/>
+        </w:rPr>
+      </w:pPr>
+      <w:r>
+        <w:rPr>
+          <w:rFonts w:ascii="Times New Roman" w:hAnsi="Times New Roman" w:cs="Times New Roman"/>
+        </w:rPr>
+        <w:lastRenderedPageBreak/>
+        <w:t>Страница просмотра пользователей - admin-users.html</w:t>
+      </w:r>
+    </w:p>
+    <w:p>
+      <w:pPr>
+        <w:spacing w:after="0" w:line="360" w:lineRule="auto"/>
+        <w:rPr>
+          <w:rFonts w:ascii="Times New Roman" w:hAnsi="Times New Roman" w:cs="Times New Roman"/>
+        </w:rPr>
+      </w:pPr>
+      <w:r>
+        <w:rPr>
+          <w:rFonts w:ascii="Times New Roman" w:hAnsi="Times New Roman" w:cs="Times New Roman"/>
+        </w:rPr>
+        <w:t>В разделе жалоб администратор может выбрать тип жалоб: жалобы на карточки мероприятий или жалобы на отзывы. Жалобы на карточки мероприятий отображаются с фильтром по статусу карточки. Жалобы на отзывы отображаются отдельным списком с названием мероприятия, датой жалобы и кнопкой перехода к спорному отзыву.</w:t>
+      </w:r>
+    </w:p>
+    <w:p>
+      <w:pPr>
+        <w:spacing w:after="0" w:line="360" w:lineRule="auto"/>
+        <w:rPr>
+          <w:rFonts w:ascii="Times New Roman" w:hAnsi="Times New Roman" w:cs="Times New Roman"/>
+        </w:rPr>
+      </w:pPr>
+      <w:r>
+        <w:rPr>
+          <w:rFonts w:ascii="Times New Roman" w:hAnsi="Times New Roman" w:cs="Times New Roman"/>
+        </w:rPr>
+        <w:t>8.15. Страница правовых документов - legal-documents.html</w:t>
+      </w:r>
     </w:p>
     <w:p>
       <w:pPr>
         <w:pStyle w:val="1"/>
-      </w:pPr>
-      <w:r>
-        <w:t>Обновленная логика обработки жалоб</w:t>
+        <w:spacing w:before="0" w:after="0" w:line="360" w:lineRule="auto"/>
+      </w:pPr>
+      <w:r>
+        <w:t>Обновленная логика обработки жалоб на карточки мероприятий</w:t>
       </w:r>
     </w:p>
     <w:p>
@@ -794,7 +609,13 @@
         <w:rPr>
           <w:rFonts w:cs="Times New Roman"/>
         </w:rPr>
-        <w:t>Организатор может:</w:t>
+        <w:t>Администратор</w:t>
+      </w:r>
+      <w:r>
+        <w:rPr>
+          <w:rFonts w:cs="Times New Roman"/>
+        </w:rPr>
+        <w:t xml:space="preserve"> может:</w:t>
       </w:r>
     </w:p>
     <w:p>
@@ -870,6 +691,7 @@
         <w:pStyle w:val="ac"/>
         <w:rPr>
           <w:rFonts w:cs="Times New Roman"/>
+          <w:lang w:val="en-US"/>
         </w:rPr>
       </w:pPr>
       <w:r>
@@ -881,7 +703,25 @@
     </w:p>
     <w:p>
       <w:pPr>
+        <w:pStyle w:val="ac"/>
+        <w:rPr>
+          <w:rFonts w:cs="Times New Roman"/>
+          <w:lang w:val="en-US"/>
+        </w:rPr>
+      </w:pPr>
+    </w:p>
+    <w:p>
+      <w:pPr>
+        <w:pStyle w:val="ac"/>
+        <w:rPr>
+          <w:rFonts w:cs="Times New Roman"/>
+        </w:rPr>
+      </w:pPr>
+    </w:p>
+    <w:p>
+      <w:pPr>
         <w:pStyle w:val="1"/>
+        <w:spacing w:before="0" w:after="0" w:line="360" w:lineRule="auto"/>
       </w:pPr>
       <w:r>
         <w:t>Логика внутренней регистрации</w:t>
@@ -948,7 +788,6 @@
         <w:rPr>
           <w:rFonts w:cs="Times New Roman"/>
         </w:rPr>
-        <w:lastRenderedPageBreak/>
         <w:t>На карточке мероприятия пользователь нажимает кнопку «Зарегистрироваться».</w:t>
       </w:r>
     </w:p>
@@ -1299,6 +1138,7 @@
         <w:rPr>
           <w:rFonts w:cs="Times New Roman"/>
         </w:rPr>
+        <w:lastRenderedPageBreak/>
         <w:t>Заявка отправлена. После подтверждения организатором вы будете зарегистрированы на мероприятие.</w:t>
       </w:r>
     </w:p>
@@ -1391,7 +1231,6 @@
         <w:rPr>
           <w:rFonts w:cs="Times New Roman"/>
         </w:rPr>
-        <w:lastRenderedPageBreak/>
         <w:t>Подтвердить</w:t>
       </w:r>
     </w:p>
@@ -1551,6 +1390,7 @@
     </w:p>
     <w:p>
       <w:pPr>
+        <w:spacing w:after="0" w:line="360" w:lineRule="auto"/>
         <w:rPr>
           <w:rFonts w:ascii="Times New Roman" w:hAnsi="Times New Roman" w:cs="Times New Roman"/>
           <w:b/>
@@ -1560,6 +1400,7 @@
     </w:p>
     <w:p>
       <w:pPr>
+        <w:spacing w:after="0" w:line="360" w:lineRule="auto"/>
         <w:rPr>
           <w:rFonts w:ascii="Times New Roman" w:hAnsi="Times New Roman" w:cs="Times New Roman"/>
           <w:b/>
@@ -1570,6 +1411,7 @@
     <w:p>
       <w:pPr>
         <w:pStyle w:val="1"/>
+        <w:spacing w:before="0" w:after="0" w:line="360" w:lineRule="auto"/>
       </w:pPr>
       <w:r>
         <w:t>Уведомления пользователя</w:t>
@@ -1577,6 +1419,7 @@
     </w:p>
     <w:p>
       <w:pPr>
+        <w:spacing w:after="0" w:line="360" w:lineRule="auto"/>
         <w:rPr>
           <w:rFonts w:ascii="Times New Roman" w:hAnsi="Times New Roman" w:cs="Times New Roman"/>
         </w:rPr>
@@ -1590,6 +1433,7 @@
     </w:p>
     <w:p>
       <w:pPr>
+        <w:spacing w:after="0" w:line="360" w:lineRule="auto"/>
         <w:rPr>
           <w:rFonts w:ascii="Times New Roman" w:hAnsi="Times New Roman" w:cs="Times New Roman"/>
         </w:rPr>
@@ -1638,6 +1482,7 @@
     </w:p>
     <w:p>
       <w:pPr>
+        <w:spacing w:after="0" w:line="360" w:lineRule="auto"/>
         <w:rPr>
           <w:rFonts w:ascii="Times New Roman" w:hAnsi="Times New Roman" w:cs="Times New Roman"/>
         </w:rPr>
@@ -1686,14 +1531,16 @@
     </w:p>
     <w:p>
       <w:pPr>
-        <w:rPr>
-          <w:rFonts w:ascii="Times New Roman" w:hAnsi="Times New Roman" w:cs="Times New Roman"/>
-        </w:rPr>
-      </w:pPr>
-      <w:r>
-        <w:rPr>
-          <w:rFonts w:ascii="Times New Roman" w:hAnsi="Times New Roman" w:cs="Times New Roman"/>
-        </w:rPr>
+        <w:spacing w:after="0" w:line="360" w:lineRule="auto"/>
+        <w:rPr>
+          <w:rFonts w:ascii="Times New Roman" w:hAnsi="Times New Roman" w:cs="Times New Roman"/>
+        </w:rPr>
+      </w:pPr>
+      <w:r>
+        <w:rPr>
+          <w:rFonts w:ascii="Times New Roman" w:hAnsi="Times New Roman" w:cs="Times New Roman"/>
+        </w:rPr>
+        <w:lastRenderedPageBreak/>
         <w:t>Заявка отклонена</w:t>
       </w:r>
       <w:r>
@@ -1734,6 +1581,7 @@
     </w:p>
     <w:p>
       <w:pPr>
+        <w:spacing w:after="0" w:line="360" w:lineRule="auto"/>
         <w:rPr>
           <w:rFonts w:ascii="Times New Roman" w:hAnsi="Times New Roman" w:cs="Times New Roman"/>
         </w:rPr>
@@ -1782,6 +1630,7 @@
     </w:p>
     <w:p>
       <w:pPr>
+        <w:spacing w:after="0" w:line="360" w:lineRule="auto"/>
         <w:rPr>
           <w:rFonts w:ascii="Times New Roman" w:hAnsi="Times New Roman" w:cs="Times New Roman"/>
         </w:rPr>
@@ -1804,6 +1653,653 @@
           <w:rFonts w:ascii="Times New Roman" w:hAnsi="Times New Roman" w:cs="Times New Roman"/>
         </w:rPr>
         <w:br/>
+        <w:t>Отображается название мероприятия, название уведомления, содержание уведомления.</w:t>
+      </w:r>
+      <w:r>
+        <w:rPr>
+          <w:rFonts w:ascii="Times New Roman" w:hAnsi="Times New Roman" w:cs="Times New Roman"/>
+        </w:rPr>
+        <w:br/>
+        <w:t>Кнопка</w:t>
+      </w:r>
+      <w:proofErr w:type="gramStart"/>
+      <w:r>
+        <w:rPr>
+          <w:rFonts w:ascii="Times New Roman" w:hAnsi="Times New Roman" w:cs="Times New Roman"/>
+        </w:rPr>
+        <w:t>: Перейти</w:t>
+      </w:r>
+      <w:proofErr w:type="gramEnd"/>
+      <w:r>
+        <w:rPr>
+          <w:rFonts w:ascii="Times New Roman" w:hAnsi="Times New Roman" w:cs="Times New Roman"/>
+        </w:rPr>
+        <w:t xml:space="preserve"> к мероприятию.</w:t>
+      </w:r>
+    </w:p>
+    <w:p>
+      <w:pPr>
+        <w:spacing w:after="0" w:line="360" w:lineRule="auto"/>
+        <w:rPr>
+          <w:rFonts w:ascii="Times New Roman" w:hAnsi="Times New Roman" w:cs="Times New Roman"/>
+        </w:rPr>
+      </w:pPr>
+      <w:r>
+        <w:rPr>
+          <w:rFonts w:ascii="Times New Roman" w:hAnsi="Times New Roman" w:cs="Times New Roman"/>
+        </w:rPr>
+        <w:t>Регистрация отменена организатором</w:t>
+      </w:r>
+      <w:r>
+        <w:rPr>
+          <w:rFonts w:ascii="Times New Roman" w:hAnsi="Times New Roman" w:cs="Times New Roman"/>
+        </w:rPr>
+        <w:br/>
+        <w:t>Организатор отменил уже подтвержденную регистрацию пользователя.</w:t>
+      </w:r>
+      <w:r>
+        <w:rPr>
+          <w:rFonts w:ascii="Times New Roman" w:hAnsi="Times New Roman" w:cs="Times New Roman"/>
+        </w:rPr>
+        <w:br/>
+        <w:t>Отображается название мероприятия, название уведомления, содержание уведомления.</w:t>
+      </w:r>
+      <w:r>
+        <w:rPr>
+          <w:rFonts w:ascii="Times New Roman" w:hAnsi="Times New Roman" w:cs="Times New Roman"/>
+        </w:rPr>
+        <w:br/>
+        <w:t>Кнопка</w:t>
+      </w:r>
+      <w:proofErr w:type="gramStart"/>
+      <w:r>
+        <w:rPr>
+          <w:rFonts w:ascii="Times New Roman" w:hAnsi="Times New Roman" w:cs="Times New Roman"/>
+        </w:rPr>
+        <w:t>: Перейти</w:t>
+      </w:r>
+      <w:proofErr w:type="gramEnd"/>
+      <w:r>
+        <w:rPr>
+          <w:rFonts w:ascii="Times New Roman" w:hAnsi="Times New Roman" w:cs="Times New Roman"/>
+        </w:rPr>
+        <w:t xml:space="preserve"> к мероприятию.</w:t>
+      </w:r>
+    </w:p>
+    <w:p>
+      <w:pPr>
+        <w:spacing w:after="0" w:line="360" w:lineRule="auto"/>
+        <w:rPr>
+          <w:rFonts w:ascii="Times New Roman" w:hAnsi="Times New Roman" w:cs="Times New Roman"/>
+        </w:rPr>
+      </w:pPr>
+    </w:p>
+    <w:p>
+      <w:pPr>
+        <w:spacing w:after="0" w:line="360" w:lineRule="auto"/>
+        <w:rPr>
+          <w:rFonts w:ascii="Times New Roman" w:hAnsi="Times New Roman" w:cs="Times New Roman"/>
+        </w:rPr>
+      </w:pPr>
+      <w:r>
+        <w:rPr>
+          <w:rFonts w:ascii="Times New Roman" w:hAnsi="Times New Roman" w:cs="Times New Roman"/>
+        </w:rPr>
+        <w:t>2. Изменения в мероприятии</w:t>
+      </w:r>
+    </w:p>
+    <w:p>
+      <w:pPr>
+        <w:spacing w:after="0" w:line="360" w:lineRule="auto"/>
+        <w:rPr>
+          <w:rFonts w:ascii="Times New Roman" w:hAnsi="Times New Roman" w:cs="Times New Roman"/>
+        </w:rPr>
+      </w:pPr>
+      <w:r>
+        <w:rPr>
+          <w:rFonts w:ascii="Times New Roman" w:hAnsi="Times New Roman" w:cs="Times New Roman"/>
+        </w:rPr>
+        <w:t>Эти уведомления получают пользователи, которые зарегистрировались на мероприятие или добавили его в избранное.</w:t>
+      </w:r>
+    </w:p>
+    <w:p>
+      <w:pPr>
+        <w:spacing w:after="0" w:line="360" w:lineRule="auto"/>
+        <w:rPr>
+          <w:rFonts w:ascii="Times New Roman" w:hAnsi="Times New Roman" w:cs="Times New Roman"/>
+        </w:rPr>
+      </w:pPr>
+      <w:r>
+        <w:rPr>
+          <w:rFonts w:ascii="Times New Roman" w:hAnsi="Times New Roman" w:cs="Times New Roman"/>
+        </w:rPr>
+        <w:t>Изменена дата или время мероприятия</w:t>
+      </w:r>
+      <w:r>
+        <w:rPr>
+          <w:rFonts w:ascii="Times New Roman" w:hAnsi="Times New Roman" w:cs="Times New Roman"/>
+        </w:rPr>
+        <w:br/>
+        <w:t>Организатор изменил дату или время проведения мероприятия.</w:t>
+      </w:r>
+      <w:r>
+        <w:rPr>
+          <w:rFonts w:ascii="Times New Roman" w:hAnsi="Times New Roman" w:cs="Times New Roman"/>
+        </w:rPr>
+        <w:br/>
+        <w:t>Отображается название мероприятия, название уведомления, содержание уведомления.</w:t>
+      </w:r>
+      <w:r>
+        <w:rPr>
+          <w:rFonts w:ascii="Times New Roman" w:hAnsi="Times New Roman" w:cs="Times New Roman"/>
+        </w:rPr>
+        <w:br/>
+        <w:t>Кнопка</w:t>
+      </w:r>
+      <w:proofErr w:type="gramStart"/>
+      <w:r>
+        <w:rPr>
+          <w:rFonts w:ascii="Times New Roman" w:hAnsi="Times New Roman" w:cs="Times New Roman"/>
+        </w:rPr>
+        <w:t>: Перейти</w:t>
+      </w:r>
+      <w:proofErr w:type="gramEnd"/>
+      <w:r>
+        <w:rPr>
+          <w:rFonts w:ascii="Times New Roman" w:hAnsi="Times New Roman" w:cs="Times New Roman"/>
+        </w:rPr>
+        <w:t xml:space="preserve"> к мероприятию.</w:t>
+      </w:r>
+    </w:p>
+    <w:p>
+      <w:pPr>
+        <w:spacing w:after="0" w:line="360" w:lineRule="auto"/>
+        <w:rPr>
+          <w:rFonts w:ascii="Times New Roman" w:hAnsi="Times New Roman" w:cs="Times New Roman"/>
+        </w:rPr>
+      </w:pPr>
+      <w:r>
+        <w:rPr>
+          <w:rFonts w:ascii="Times New Roman" w:hAnsi="Times New Roman" w:cs="Times New Roman"/>
+        </w:rPr>
+        <w:t>Изменено место проведения</w:t>
+      </w:r>
+      <w:r>
+        <w:rPr>
+          <w:rFonts w:ascii="Times New Roman" w:hAnsi="Times New Roman" w:cs="Times New Roman"/>
+        </w:rPr>
+        <w:br/>
+        <w:t>Организатор изменил адрес, площадку или формат проведения мероприятия.</w:t>
+      </w:r>
+      <w:r>
+        <w:rPr>
+          <w:rFonts w:ascii="Times New Roman" w:hAnsi="Times New Roman" w:cs="Times New Roman"/>
+        </w:rPr>
+        <w:br/>
+        <w:t>Отображается название мероприятия, название уведомления, содержание уведомления.</w:t>
+      </w:r>
+      <w:r>
+        <w:rPr>
+          <w:rFonts w:ascii="Times New Roman" w:hAnsi="Times New Roman" w:cs="Times New Roman"/>
+        </w:rPr>
+        <w:br/>
+        <w:t>Кнопка</w:t>
+      </w:r>
+      <w:proofErr w:type="gramStart"/>
+      <w:r>
+        <w:rPr>
+          <w:rFonts w:ascii="Times New Roman" w:hAnsi="Times New Roman" w:cs="Times New Roman"/>
+        </w:rPr>
+        <w:t>: Перейти</w:t>
+      </w:r>
+      <w:proofErr w:type="gramEnd"/>
+      <w:r>
+        <w:rPr>
+          <w:rFonts w:ascii="Times New Roman" w:hAnsi="Times New Roman" w:cs="Times New Roman"/>
+        </w:rPr>
+        <w:t xml:space="preserve"> к мероприятию.</w:t>
+      </w:r>
+    </w:p>
+    <w:p>
+      <w:pPr>
+        <w:spacing w:after="0" w:line="360" w:lineRule="auto"/>
+        <w:rPr>
+          <w:rFonts w:ascii="Times New Roman" w:hAnsi="Times New Roman" w:cs="Times New Roman"/>
+        </w:rPr>
+      </w:pPr>
+      <w:r>
+        <w:rPr>
+          <w:rFonts w:ascii="Times New Roman" w:hAnsi="Times New Roman" w:cs="Times New Roman"/>
+        </w:rPr>
+        <w:t>Обновлено описание мероприятия</w:t>
+      </w:r>
+      <w:r>
+        <w:rPr>
+          <w:rFonts w:ascii="Times New Roman" w:hAnsi="Times New Roman" w:cs="Times New Roman"/>
+        </w:rPr>
+        <w:br/>
+        <w:t>Организатор изменил программу, условия участия или другую важную информацию в описании мероприятия.</w:t>
+      </w:r>
+      <w:r>
+        <w:rPr>
+          <w:rFonts w:ascii="Times New Roman" w:hAnsi="Times New Roman" w:cs="Times New Roman"/>
+        </w:rPr>
+        <w:br/>
+        <w:t>Отображается название мероприятия, название уведомления, содержание уведомления.</w:t>
+      </w:r>
+      <w:r>
+        <w:rPr>
+          <w:rFonts w:ascii="Times New Roman" w:hAnsi="Times New Roman" w:cs="Times New Roman"/>
+        </w:rPr>
+        <w:br/>
+        <w:t>Кнопка</w:t>
+      </w:r>
+      <w:proofErr w:type="gramStart"/>
+      <w:r>
+        <w:rPr>
+          <w:rFonts w:ascii="Times New Roman" w:hAnsi="Times New Roman" w:cs="Times New Roman"/>
+        </w:rPr>
+        <w:t>: Перейти</w:t>
+      </w:r>
+      <w:proofErr w:type="gramEnd"/>
+      <w:r>
+        <w:rPr>
+          <w:rFonts w:ascii="Times New Roman" w:hAnsi="Times New Roman" w:cs="Times New Roman"/>
+        </w:rPr>
+        <w:t xml:space="preserve"> к мероприятию.</w:t>
+      </w:r>
+    </w:p>
+    <w:p>
+      <w:pPr>
+        <w:spacing w:after="0" w:line="360" w:lineRule="auto"/>
+        <w:rPr>
+          <w:rFonts w:ascii="Times New Roman" w:hAnsi="Times New Roman" w:cs="Times New Roman"/>
+        </w:rPr>
+      </w:pPr>
+      <w:r>
+        <w:rPr>
+          <w:rFonts w:ascii="Times New Roman" w:hAnsi="Times New Roman" w:cs="Times New Roman"/>
+        </w:rPr>
+        <w:t>Изменены требования к участникам</w:t>
+      </w:r>
+      <w:r>
+        <w:rPr>
+          <w:rFonts w:ascii="Times New Roman" w:hAnsi="Times New Roman" w:cs="Times New Roman"/>
+        </w:rPr>
+        <w:br/>
+        <w:t xml:space="preserve">Организатор изменил возрастные ограничения, условия входа, правила участия или иные </w:t>
+      </w:r>
+      <w:r>
+        <w:rPr>
+          <w:rFonts w:ascii="Times New Roman" w:hAnsi="Times New Roman" w:cs="Times New Roman"/>
+        </w:rPr>
+        <w:lastRenderedPageBreak/>
+        <w:t>требования к участникам.</w:t>
+      </w:r>
+      <w:r>
+        <w:rPr>
+          <w:rFonts w:ascii="Times New Roman" w:hAnsi="Times New Roman" w:cs="Times New Roman"/>
+        </w:rPr>
+        <w:br/>
+        <w:t>Отображается название мероприятия, название уведомления, содержание уведомления.</w:t>
+      </w:r>
+      <w:r>
+        <w:rPr>
+          <w:rFonts w:ascii="Times New Roman" w:hAnsi="Times New Roman" w:cs="Times New Roman"/>
+        </w:rPr>
+        <w:br/>
+        <w:t>Кнопка</w:t>
+      </w:r>
+      <w:proofErr w:type="gramStart"/>
+      <w:r>
+        <w:rPr>
+          <w:rFonts w:ascii="Times New Roman" w:hAnsi="Times New Roman" w:cs="Times New Roman"/>
+        </w:rPr>
+        <w:t>: Перейти</w:t>
+      </w:r>
+      <w:proofErr w:type="gramEnd"/>
+      <w:r>
+        <w:rPr>
+          <w:rFonts w:ascii="Times New Roman" w:hAnsi="Times New Roman" w:cs="Times New Roman"/>
+        </w:rPr>
+        <w:t xml:space="preserve"> к мероприятию.</w:t>
+      </w:r>
+    </w:p>
+    <w:p>
+      <w:pPr>
+        <w:spacing w:after="0" w:line="360" w:lineRule="auto"/>
+        <w:rPr>
+          <w:rFonts w:ascii="Times New Roman" w:hAnsi="Times New Roman" w:cs="Times New Roman"/>
+        </w:rPr>
+      </w:pPr>
+      <w:r>
+        <w:rPr>
+          <w:rFonts w:ascii="Times New Roman" w:hAnsi="Times New Roman" w:cs="Times New Roman"/>
+        </w:rPr>
+        <w:t>Изменена стоимость участия</w:t>
+      </w:r>
+      <w:r>
+        <w:rPr>
+          <w:rFonts w:ascii="Times New Roman" w:hAnsi="Times New Roman" w:cs="Times New Roman"/>
+        </w:rPr>
+        <w:br/>
+        <w:t>Организатор изменил информацию о стоимости участия в мероприятии.</w:t>
+      </w:r>
+      <w:r>
+        <w:rPr>
+          <w:rFonts w:ascii="Times New Roman" w:hAnsi="Times New Roman" w:cs="Times New Roman"/>
+        </w:rPr>
+        <w:br/>
+        <w:t>Отображается название мероприятия, название уведомления, содержание уведомления.</w:t>
+      </w:r>
+      <w:r>
+        <w:rPr>
+          <w:rFonts w:ascii="Times New Roman" w:hAnsi="Times New Roman" w:cs="Times New Roman"/>
+        </w:rPr>
+        <w:br/>
+        <w:t>Кнопка</w:t>
+      </w:r>
+      <w:proofErr w:type="gramStart"/>
+      <w:r>
+        <w:rPr>
+          <w:rFonts w:ascii="Times New Roman" w:hAnsi="Times New Roman" w:cs="Times New Roman"/>
+        </w:rPr>
+        <w:t>: Перейти</w:t>
+      </w:r>
+      <w:proofErr w:type="gramEnd"/>
+      <w:r>
+        <w:rPr>
+          <w:rFonts w:ascii="Times New Roman" w:hAnsi="Times New Roman" w:cs="Times New Roman"/>
+        </w:rPr>
+        <w:t xml:space="preserve"> к мероприятию.</w:t>
+      </w:r>
+    </w:p>
+    <w:p>
+      <w:pPr>
+        <w:spacing w:after="0" w:line="360" w:lineRule="auto"/>
+        <w:rPr>
+          <w:rFonts w:ascii="Times New Roman" w:hAnsi="Times New Roman" w:cs="Times New Roman"/>
+        </w:rPr>
+      </w:pPr>
+      <w:r>
+        <w:rPr>
+          <w:rFonts w:ascii="Times New Roman" w:hAnsi="Times New Roman" w:cs="Times New Roman"/>
+        </w:rPr>
+        <w:t>Изменена ссылка на внешнюю регистрацию</w:t>
+      </w:r>
+      <w:r>
+        <w:rPr>
+          <w:rFonts w:ascii="Times New Roman" w:hAnsi="Times New Roman" w:cs="Times New Roman"/>
+        </w:rPr>
+        <w:br/>
+        <w:t>Организатор изменил ссылку на регистрацию на стороннем ресурсе.</w:t>
+      </w:r>
+      <w:r>
+        <w:rPr>
+          <w:rFonts w:ascii="Times New Roman" w:hAnsi="Times New Roman" w:cs="Times New Roman"/>
+        </w:rPr>
+        <w:br/>
+        <w:t>Актуально только для мероприятий с внешней регистрацией.</w:t>
+      </w:r>
+      <w:r>
+        <w:rPr>
+          <w:rFonts w:ascii="Times New Roman" w:hAnsi="Times New Roman" w:cs="Times New Roman"/>
+        </w:rPr>
+        <w:br/>
+        <w:t>Отображается название мероприятия, название уведомления, содержание уведомления.</w:t>
+      </w:r>
+      <w:r>
+        <w:rPr>
+          <w:rFonts w:ascii="Times New Roman" w:hAnsi="Times New Roman" w:cs="Times New Roman"/>
+        </w:rPr>
+        <w:br/>
+        <w:t>Кнопка</w:t>
+      </w:r>
+      <w:proofErr w:type="gramStart"/>
+      <w:r>
+        <w:rPr>
+          <w:rFonts w:ascii="Times New Roman" w:hAnsi="Times New Roman" w:cs="Times New Roman"/>
+        </w:rPr>
+        <w:t>: Перейти</w:t>
+      </w:r>
+      <w:proofErr w:type="gramEnd"/>
+      <w:r>
+        <w:rPr>
+          <w:rFonts w:ascii="Times New Roman" w:hAnsi="Times New Roman" w:cs="Times New Roman"/>
+        </w:rPr>
+        <w:t xml:space="preserve"> к мероприятию.</w:t>
+      </w:r>
+    </w:p>
+    <w:p>
+      <w:pPr>
+        <w:spacing w:after="0" w:line="360" w:lineRule="auto"/>
+        <w:rPr>
+          <w:rFonts w:ascii="Times New Roman" w:hAnsi="Times New Roman" w:cs="Times New Roman"/>
+        </w:rPr>
+      </w:pPr>
+    </w:p>
+    <w:p>
+      <w:pPr>
+        <w:spacing w:after="0" w:line="360" w:lineRule="auto"/>
+        <w:rPr>
+          <w:rFonts w:ascii="Times New Roman" w:hAnsi="Times New Roman" w:cs="Times New Roman"/>
+        </w:rPr>
+      </w:pPr>
+      <w:r>
+        <w:rPr>
+          <w:rFonts w:ascii="Times New Roman" w:hAnsi="Times New Roman" w:cs="Times New Roman"/>
+        </w:rPr>
+        <w:t>3. Напоминания о мероприятии</w:t>
+      </w:r>
+    </w:p>
+    <w:p>
+      <w:pPr>
+        <w:spacing w:after="0" w:line="360" w:lineRule="auto"/>
+        <w:rPr>
+          <w:rFonts w:ascii="Times New Roman" w:hAnsi="Times New Roman" w:cs="Times New Roman"/>
+        </w:rPr>
+      </w:pPr>
+      <w:r>
+        <w:rPr>
+          <w:rFonts w:ascii="Times New Roman" w:hAnsi="Times New Roman" w:cs="Times New Roman"/>
+        </w:rPr>
+        <w:t>Мероприятие скоро начнется</w:t>
+      </w:r>
+      <w:r>
+        <w:rPr>
+          <w:rFonts w:ascii="Times New Roman" w:hAnsi="Times New Roman" w:cs="Times New Roman"/>
+        </w:rPr>
+        <w:br/>
+        <w:t>Отправляется зарегистрированным пользователям за 24 часа до начала мероприятия.</w:t>
+      </w:r>
+      <w:r>
+        <w:rPr>
+          <w:rFonts w:ascii="Times New Roman" w:hAnsi="Times New Roman" w:cs="Times New Roman"/>
+        </w:rPr>
+        <w:br/>
+        <w:t>Отображается название мероприятия, название уведомления, содержание уведомления.</w:t>
+      </w:r>
+      <w:r>
+        <w:rPr>
+          <w:rFonts w:ascii="Times New Roman" w:hAnsi="Times New Roman" w:cs="Times New Roman"/>
+        </w:rPr>
+        <w:br/>
+        <w:t>Кнопка</w:t>
+      </w:r>
+      <w:proofErr w:type="gramStart"/>
+      <w:r>
+        <w:rPr>
+          <w:rFonts w:ascii="Times New Roman" w:hAnsi="Times New Roman" w:cs="Times New Roman"/>
+        </w:rPr>
+        <w:t>: Перейти</w:t>
+      </w:r>
+      <w:proofErr w:type="gramEnd"/>
+      <w:r>
+        <w:rPr>
+          <w:rFonts w:ascii="Times New Roman" w:hAnsi="Times New Roman" w:cs="Times New Roman"/>
+        </w:rPr>
+        <w:t xml:space="preserve"> к мероприятию.</w:t>
+      </w:r>
+    </w:p>
+    <w:p>
+      <w:pPr>
+        <w:spacing w:after="0" w:line="360" w:lineRule="auto"/>
+        <w:rPr>
+          <w:rFonts w:ascii="Times New Roman" w:hAnsi="Times New Roman" w:cs="Times New Roman"/>
+        </w:rPr>
+      </w:pPr>
+      <w:r>
+        <w:rPr>
+          <w:rFonts w:ascii="Times New Roman" w:hAnsi="Times New Roman" w:cs="Times New Roman"/>
+        </w:rPr>
+        <w:t>Мероприятие началось</w:t>
+      </w:r>
+      <w:r>
+        <w:rPr>
+          <w:rFonts w:ascii="Times New Roman" w:hAnsi="Times New Roman" w:cs="Times New Roman"/>
+        </w:rPr>
+        <w:br/>
+        <w:t>Отправляется зарегистрированным пользователям после наступления времени начала мероприятия.</w:t>
+      </w:r>
+      <w:r>
+        <w:rPr>
+          <w:rFonts w:ascii="Times New Roman" w:hAnsi="Times New Roman" w:cs="Times New Roman"/>
+        </w:rPr>
+        <w:br/>
+        <w:t>Отображается название мероприятия, название уведомления, содержание уведомления.</w:t>
+      </w:r>
+      <w:r>
+        <w:rPr>
+          <w:rFonts w:ascii="Times New Roman" w:hAnsi="Times New Roman" w:cs="Times New Roman"/>
+        </w:rPr>
+        <w:br/>
+        <w:t>Кнопка</w:t>
+      </w:r>
+      <w:proofErr w:type="gramStart"/>
+      <w:r>
+        <w:rPr>
+          <w:rFonts w:ascii="Times New Roman" w:hAnsi="Times New Roman" w:cs="Times New Roman"/>
+        </w:rPr>
+        <w:t>: Перейти</w:t>
+      </w:r>
+      <w:proofErr w:type="gramEnd"/>
+      <w:r>
+        <w:rPr>
+          <w:rFonts w:ascii="Times New Roman" w:hAnsi="Times New Roman" w:cs="Times New Roman"/>
+        </w:rPr>
+        <w:t xml:space="preserve"> к мероприятию.</w:t>
+      </w:r>
+    </w:p>
+    <w:p>
+      <w:pPr>
+        <w:spacing w:after="0" w:line="360" w:lineRule="auto"/>
+        <w:rPr>
+          <w:rFonts w:ascii="Times New Roman" w:hAnsi="Times New Roman" w:cs="Times New Roman"/>
+        </w:rPr>
+      </w:pPr>
+      <w:r>
+        <w:rPr>
+          <w:rFonts w:ascii="Times New Roman" w:hAnsi="Times New Roman" w:cs="Times New Roman"/>
+        </w:rPr>
+        <w:t>Оставьте отзыв о прошедшем мероприятии</w:t>
+      </w:r>
+      <w:r>
+        <w:rPr>
+          <w:rFonts w:ascii="Times New Roman" w:hAnsi="Times New Roman" w:cs="Times New Roman"/>
+        </w:rPr>
+        <w:br/>
+        <w:t>Отправляется зарегистрированным пользователям после завершения мероприятия, когда карточка перешла в архивное состояние. Пользователь может оставить оценку и отзыв о мероприятии.</w:t>
+      </w:r>
+      <w:r>
+        <w:rPr>
+          <w:rFonts w:ascii="Times New Roman" w:hAnsi="Times New Roman" w:cs="Times New Roman"/>
+        </w:rPr>
+        <w:br/>
+        <w:t>Отображается название мероприятия, название уведомления, содержание уведомления.</w:t>
+      </w:r>
+      <w:r>
+        <w:rPr>
+          <w:rFonts w:ascii="Times New Roman" w:hAnsi="Times New Roman" w:cs="Times New Roman"/>
+        </w:rPr>
+        <w:br/>
+        <w:t>Кнопка</w:t>
+      </w:r>
+      <w:proofErr w:type="gramStart"/>
+      <w:r>
+        <w:rPr>
+          <w:rFonts w:ascii="Times New Roman" w:hAnsi="Times New Roman" w:cs="Times New Roman"/>
+        </w:rPr>
+        <w:t>: Перейти</w:t>
+      </w:r>
+      <w:proofErr w:type="gramEnd"/>
+      <w:r>
+        <w:rPr>
+          <w:rFonts w:ascii="Times New Roman" w:hAnsi="Times New Roman" w:cs="Times New Roman"/>
+        </w:rPr>
+        <w:t xml:space="preserve"> к мероприятию.</w:t>
+      </w:r>
+    </w:p>
+    <w:p>
+      <w:pPr>
+        <w:spacing w:after="0" w:line="360" w:lineRule="auto"/>
+        <w:rPr>
+          <w:rFonts w:ascii="Times New Roman" w:hAnsi="Times New Roman" w:cs="Times New Roman"/>
+        </w:rPr>
+      </w:pPr>
+    </w:p>
+    <w:p>
+      <w:pPr>
+        <w:spacing w:after="0" w:line="360" w:lineRule="auto"/>
+        <w:rPr>
+          <w:rFonts w:ascii="Times New Roman" w:hAnsi="Times New Roman" w:cs="Times New Roman"/>
+        </w:rPr>
+      </w:pPr>
+      <w:r>
+        <w:rPr>
+          <w:rFonts w:ascii="Times New Roman" w:hAnsi="Times New Roman" w:cs="Times New Roman"/>
+        </w:rPr>
+        <w:t>4. Блокировка и восстановление карточки</w:t>
+      </w:r>
+    </w:p>
+    <w:p>
+      <w:pPr>
+        <w:spacing w:after="0" w:line="360" w:lineRule="auto"/>
+        <w:rPr>
+          <w:rFonts w:ascii="Times New Roman" w:hAnsi="Times New Roman" w:cs="Times New Roman"/>
+        </w:rPr>
+      </w:pPr>
+      <w:r>
+        <w:rPr>
+          <w:rFonts w:ascii="Times New Roman" w:hAnsi="Times New Roman" w:cs="Times New Roman"/>
+        </w:rPr>
+        <w:t>Эти уведомления получают пользователи, которые зарегистрировались на мероприятие или добавили его в избранное.</w:t>
+      </w:r>
+    </w:p>
+    <w:p>
+      <w:pPr>
+        <w:spacing w:after="0" w:line="360" w:lineRule="auto"/>
+        <w:rPr>
+          <w:rFonts w:ascii="Times New Roman" w:hAnsi="Times New Roman" w:cs="Times New Roman"/>
+        </w:rPr>
+      </w:pPr>
+      <w:r>
+        <w:rPr>
+          <w:rFonts w:ascii="Times New Roman" w:hAnsi="Times New Roman" w:cs="Times New Roman"/>
+        </w:rPr>
+        <w:t>Мероприятие временно заблокировано</w:t>
+      </w:r>
+      <w:r>
+        <w:rPr>
+          <w:rFonts w:ascii="Times New Roman" w:hAnsi="Times New Roman" w:cs="Times New Roman"/>
+        </w:rPr>
+        <w:br/>
+        <w:t>Карточка мероприятия скрыта из-за поступившей жалобы или проверки администратором.</w:t>
+      </w:r>
+      <w:r>
+        <w:rPr>
+          <w:rFonts w:ascii="Times New Roman" w:hAnsi="Times New Roman" w:cs="Times New Roman"/>
+        </w:rPr>
+        <w:br/>
       </w:r>
       <w:r>
         <w:rPr>
@@ -1817,41 +2313,28 @@
           <w:rFonts w:ascii="Times New Roman" w:hAnsi="Times New Roman" w:cs="Times New Roman"/>
         </w:rPr>
         <w:br/>
-        <w:t>Кнопка</w:t>
-      </w:r>
-      <w:proofErr w:type="gramStart"/>
-      <w:r>
-        <w:rPr>
-          <w:rFonts w:ascii="Times New Roman" w:hAnsi="Times New Roman" w:cs="Times New Roman"/>
-        </w:rPr>
-        <w:t>: Перейти</w:t>
-      </w:r>
-      <w:proofErr w:type="gramEnd"/>
-      <w:r>
-        <w:rPr>
-          <w:rFonts w:ascii="Times New Roman" w:hAnsi="Times New Roman" w:cs="Times New Roman"/>
-        </w:rPr>
-        <w:t xml:space="preserve"> к мероприятию.</w:t>
-      </w:r>
-    </w:p>
-    <w:p>
-      <w:pPr>
-        <w:rPr>
-          <w:rFonts w:ascii="Times New Roman" w:hAnsi="Times New Roman" w:cs="Times New Roman"/>
-        </w:rPr>
-      </w:pPr>
-      <w:r>
-        <w:rPr>
-          <w:rFonts w:ascii="Times New Roman" w:hAnsi="Times New Roman" w:cs="Times New Roman"/>
-        </w:rPr>
-        <w:t>Регистрация отменена организатором</w:t>
+        <w:t>Кнопка не отображается, если карточка недоступна обычным пользователям.</w:t>
+      </w:r>
+    </w:p>
+    <w:p>
+      <w:pPr>
+        <w:spacing w:after="0" w:line="360" w:lineRule="auto"/>
+        <w:rPr>
+          <w:rFonts w:ascii="Times New Roman" w:hAnsi="Times New Roman" w:cs="Times New Roman"/>
+        </w:rPr>
+      </w:pPr>
+      <w:r>
+        <w:rPr>
+          <w:rFonts w:ascii="Times New Roman" w:hAnsi="Times New Roman" w:cs="Times New Roman"/>
+        </w:rPr>
+        <w:t>Мероприятие восстановлено</w:t>
       </w:r>
       <w:r>
         <w:rPr>
           <w:rFonts w:ascii="Times New Roman" w:hAnsi="Times New Roman" w:cs="Times New Roman"/>
         </w:rPr>
         <w:br/>
-        <w:t>Организатор отменил уже подтвержденную регистрацию пользователя.</w:t>
+        <w:t>Администратор вернул карточку в действие после проверки, принятия исправлений или отклонения необоснованной жалобы.</w:t>
       </w:r>
       <w:r>
         <w:rPr>
@@ -1884,55 +2367,23 @@
     </w:p>
     <w:p>
       <w:pPr>
-        <w:rPr>
-          <w:rFonts w:ascii="Times New Roman" w:hAnsi="Times New Roman" w:cs="Times New Roman"/>
-        </w:rPr>
-      </w:pPr>
-    </w:p>
-    <w:p>
-      <w:pPr>
-        <w:rPr>
-          <w:rFonts w:ascii="Times New Roman" w:hAnsi="Times New Roman" w:cs="Times New Roman"/>
-        </w:rPr>
-      </w:pPr>
-      <w:r>
-        <w:rPr>
-          <w:rFonts w:ascii="Times New Roman" w:hAnsi="Times New Roman" w:cs="Times New Roman"/>
-        </w:rPr>
-        <w:t>2. Изменения в мероприятии</w:t>
-      </w:r>
-    </w:p>
-    <w:p>
-      <w:pPr>
-        <w:rPr>
-          <w:rFonts w:ascii="Times New Roman" w:hAnsi="Times New Roman" w:cs="Times New Roman"/>
-        </w:rPr>
-      </w:pPr>
-      <w:r>
-        <w:rPr>
-          <w:rFonts w:ascii="Times New Roman" w:hAnsi="Times New Roman" w:cs="Times New Roman"/>
-        </w:rPr>
-        <w:t>Эти уведомления получают пользователи, которые зарегистрировались на мероприятие или добавили его в избранное.</w:t>
-      </w:r>
-    </w:p>
-    <w:p>
-      <w:pPr>
-        <w:rPr>
-          <w:rFonts w:ascii="Times New Roman" w:hAnsi="Times New Roman" w:cs="Times New Roman"/>
-        </w:rPr>
-      </w:pPr>
-      <w:r>
-        <w:rPr>
-          <w:rFonts w:ascii="Times New Roman" w:hAnsi="Times New Roman" w:cs="Times New Roman"/>
-        </w:rPr>
-        <w:t>Изменена дата или время мероприятия</w:t>
+        <w:spacing w:after="0" w:line="360" w:lineRule="auto"/>
+        <w:rPr>
+          <w:rFonts w:ascii="Times New Roman" w:hAnsi="Times New Roman" w:cs="Times New Roman"/>
+        </w:rPr>
+      </w:pPr>
+      <w:r>
+        <w:rPr>
+          <w:rFonts w:ascii="Times New Roman" w:hAnsi="Times New Roman" w:cs="Times New Roman"/>
+        </w:rPr>
+        <w:t>Мероприятие остается заблокированным</w:t>
       </w:r>
       <w:r>
         <w:rPr>
           <w:rFonts w:ascii="Times New Roman" w:hAnsi="Times New Roman" w:cs="Times New Roman"/>
         </w:rPr>
         <w:br/>
-        <w:t>Организатор изменил дату или время проведения мероприятия.</w:t>
+        <w:t>Администратор проверил исправления, но не принял их. Карточка остается недоступной пользователям.</w:t>
       </w:r>
       <w:r>
         <w:rPr>
@@ -1946,41 +2397,64 @@
           <w:rFonts w:ascii="Times New Roman" w:hAnsi="Times New Roman" w:cs="Times New Roman"/>
         </w:rPr>
         <w:br/>
-        <w:t>Кнопка</w:t>
-      </w:r>
-      <w:proofErr w:type="gramStart"/>
-      <w:r>
-        <w:rPr>
-          <w:rFonts w:ascii="Times New Roman" w:hAnsi="Times New Roman" w:cs="Times New Roman"/>
-        </w:rPr>
-        <w:t>: Перейти</w:t>
-      </w:r>
-      <w:proofErr w:type="gramEnd"/>
-      <w:r>
-        <w:rPr>
-          <w:rFonts w:ascii="Times New Roman" w:hAnsi="Times New Roman" w:cs="Times New Roman"/>
-        </w:rPr>
-        <w:t xml:space="preserve"> к мероприятию.</w:t>
-      </w:r>
-    </w:p>
-    <w:p>
-      <w:pPr>
-        <w:rPr>
-          <w:rFonts w:ascii="Times New Roman" w:hAnsi="Times New Roman" w:cs="Times New Roman"/>
-        </w:rPr>
-      </w:pPr>
-      <w:r>
-        <w:rPr>
-          <w:rFonts w:ascii="Times New Roman" w:hAnsi="Times New Roman" w:cs="Times New Roman"/>
-        </w:rPr>
-        <w:t>Изменено место проведения</w:t>
+        <w:t>Кнопка не отображается, если карточка недоступна обычным пользователям.</w:t>
+      </w:r>
+    </w:p>
+    <w:p>
+      <w:pPr>
+        <w:spacing w:after="0" w:line="360" w:lineRule="auto"/>
+        <w:rPr>
+          <w:rFonts w:ascii="Times New Roman" w:hAnsi="Times New Roman" w:cs="Times New Roman"/>
+        </w:rPr>
+      </w:pPr>
+    </w:p>
+    <w:p>
+      <w:pPr>
+        <w:spacing w:after="0" w:line="360" w:lineRule="auto"/>
+        <w:rPr>
+          <w:rFonts w:ascii="Times New Roman" w:hAnsi="Times New Roman" w:cs="Times New Roman"/>
+        </w:rPr>
+      </w:pPr>
+      <w:r>
+        <w:rPr>
+          <w:rFonts w:ascii="Times New Roman" w:hAnsi="Times New Roman" w:cs="Times New Roman"/>
+        </w:rPr>
+        <w:t>5. Жалобы пользователя</w:t>
+      </w:r>
+    </w:p>
+    <w:p>
+      <w:pPr>
+        <w:spacing w:after="0" w:line="360" w:lineRule="auto"/>
+        <w:rPr>
+          <w:rFonts w:ascii="Times New Roman" w:hAnsi="Times New Roman" w:cs="Times New Roman"/>
+        </w:rPr>
+      </w:pPr>
+      <w:r>
+        <w:rPr>
+          <w:rFonts w:ascii="Times New Roman" w:hAnsi="Times New Roman" w:cs="Times New Roman"/>
+        </w:rPr>
+        <w:t>Эти уведомления получает пользователь, который подал жалобу.</w:t>
+      </w:r>
+    </w:p>
+    <w:p>
+      <w:pPr>
+        <w:spacing w:after="0" w:line="360" w:lineRule="auto"/>
+        <w:rPr>
+          <w:rFonts w:ascii="Times New Roman" w:hAnsi="Times New Roman" w:cs="Times New Roman"/>
+        </w:rPr>
+      </w:pPr>
+      <w:r>
+        <w:rPr>
+          <w:rFonts w:ascii="Times New Roman" w:hAnsi="Times New Roman" w:cs="Times New Roman"/>
+        </w:rPr>
+        <w:t>Жалоба отправлена</w:t>
       </w:r>
       <w:r>
         <w:rPr>
           <w:rFonts w:ascii="Times New Roman" w:hAnsi="Times New Roman" w:cs="Times New Roman"/>
         </w:rPr>
         <w:br/>
-        <w:t>Организатор изменил адрес, площадку или формат проведения мероприятия.</w:t>
+        <w:t>Система приняла жалобу пользователя на мероприятие.</w:t>
       </w:r>
       <w:r>
         <w:rPr>
@@ -1994,41 +2468,28 @@
           <w:rFonts w:ascii="Times New Roman" w:hAnsi="Times New Roman" w:cs="Times New Roman"/>
         </w:rPr>
         <w:br/>
-        <w:t>Кнопка</w:t>
-      </w:r>
-      <w:proofErr w:type="gramStart"/>
-      <w:r>
-        <w:rPr>
-          <w:rFonts w:ascii="Times New Roman" w:hAnsi="Times New Roman" w:cs="Times New Roman"/>
-        </w:rPr>
-        <w:t>: Перейти</w:t>
-      </w:r>
-      <w:proofErr w:type="gramEnd"/>
-      <w:r>
-        <w:rPr>
-          <w:rFonts w:ascii="Times New Roman" w:hAnsi="Times New Roman" w:cs="Times New Roman"/>
-        </w:rPr>
-        <w:t xml:space="preserve"> к мероприятию.</w:t>
-      </w:r>
-    </w:p>
-    <w:p>
-      <w:pPr>
-        <w:rPr>
-          <w:rFonts w:ascii="Times New Roman" w:hAnsi="Times New Roman" w:cs="Times New Roman"/>
-        </w:rPr>
-      </w:pPr>
-      <w:r>
-        <w:rPr>
-          <w:rFonts w:ascii="Times New Roman" w:hAnsi="Times New Roman" w:cs="Times New Roman"/>
-        </w:rPr>
-        <w:t>Обновлено описание мероприятия</w:t>
+        <w:t>Кнопка не отображается, если карточка была скрыта после жалобы.</w:t>
+      </w:r>
+    </w:p>
+    <w:p>
+      <w:pPr>
+        <w:spacing w:after="0" w:line="360" w:lineRule="auto"/>
+        <w:rPr>
+          <w:rFonts w:ascii="Times New Roman" w:hAnsi="Times New Roman" w:cs="Times New Roman"/>
+        </w:rPr>
+      </w:pPr>
+      <w:r>
+        <w:rPr>
+          <w:rFonts w:ascii="Times New Roman" w:hAnsi="Times New Roman" w:cs="Times New Roman"/>
+        </w:rPr>
+        <w:t>Жалоба отклонена</w:t>
       </w:r>
       <w:r>
         <w:rPr>
           <w:rFonts w:ascii="Times New Roman" w:hAnsi="Times New Roman" w:cs="Times New Roman"/>
         </w:rPr>
         <w:br/>
-        <w:t>Организатор изменил программу, условия участия или другую важную информацию в описании мероприятия.</w:t>
+        <w:t>Администратор не подтвердил нарушение, и карточка мероприятия была восстановлена.</w:t>
       </w:r>
       <w:r>
         <w:rPr>
@@ -2061,22 +2522,858 @@
     </w:p>
     <w:p>
       <w:pPr>
-        <w:rPr>
-          <w:rFonts w:ascii="Times New Roman" w:hAnsi="Times New Roman" w:cs="Times New Roman"/>
-        </w:rPr>
-      </w:pPr>
-      <w:r>
-        <w:rPr>
-          <w:rFonts w:ascii="Times New Roman" w:hAnsi="Times New Roman" w:cs="Times New Roman"/>
-        </w:rPr>
-        <w:t>Изменены требования к участникам</w:t>
+        <w:spacing w:after="0" w:line="360" w:lineRule="auto"/>
+        <w:rPr>
+          <w:rFonts w:ascii="Times New Roman" w:hAnsi="Times New Roman" w:cs="Times New Roman"/>
+        </w:rPr>
+      </w:pPr>
+      <w:r>
+        <w:rPr>
+          <w:rFonts w:ascii="Times New Roman" w:hAnsi="Times New Roman" w:cs="Times New Roman"/>
+        </w:rPr>
+        <w:t>По жалобе принято решение</w:t>
       </w:r>
       <w:r>
         <w:rPr>
           <w:rFonts w:ascii="Times New Roman" w:hAnsi="Times New Roman" w:cs="Times New Roman"/>
         </w:rPr>
         <w:br/>
-        <w:t>Организатор изменил возрастные ограничения, условия входа, правила участия или иные требования к участникам.</w:t>
+        <w:t>Администратор рассмотрел жалобу и принял решение: карточка восстановлена, карточка оставлена заблокированной, организатор заблокирован или пользователь заблокирован за ложную жалобу.</w:t>
+      </w:r>
+      <w:r>
+        <w:rPr>
+          <w:rFonts w:ascii="Times New Roman" w:hAnsi="Times New Roman" w:cs="Times New Roman"/>
+        </w:rPr>
+        <w:br/>
+        <w:t>Отображается название мероприятия, если оно доступно для отображения, название уведомления и содержание уведомления.</w:t>
+      </w:r>
+      <w:r>
+        <w:rPr>
+          <w:rFonts w:ascii="Times New Roman" w:hAnsi="Times New Roman" w:cs="Times New Roman"/>
+        </w:rPr>
+        <w:br/>
+        <w:t>Кнопка</w:t>
+      </w:r>
+      <w:proofErr w:type="gramStart"/>
+      <w:r>
+        <w:rPr>
+          <w:rFonts w:ascii="Times New Roman" w:hAnsi="Times New Roman" w:cs="Times New Roman"/>
+        </w:rPr>
+        <w:t>: Перейти</w:t>
+      </w:r>
+      <w:proofErr w:type="gramEnd"/>
+      <w:r>
+        <w:rPr>
+          <w:rFonts w:ascii="Times New Roman" w:hAnsi="Times New Roman" w:cs="Times New Roman"/>
+        </w:rPr>
+        <w:t xml:space="preserve"> к мероприятию — только если карточка доступна пользователям.</w:t>
+      </w:r>
+    </w:p>
+    <w:p>
+      <w:pPr>
+        <w:spacing w:after="0" w:line="360" w:lineRule="auto"/>
+        <w:rPr>
+          <w:rFonts w:ascii="Times New Roman" w:hAnsi="Times New Roman" w:cs="Times New Roman"/>
+        </w:rPr>
+      </w:pPr>
+    </w:p>
+    <w:p>
+      <w:pPr>
+        <w:spacing w:after="0" w:line="360" w:lineRule="auto"/>
+        <w:rPr>
+          <w:rFonts w:ascii="Times New Roman" w:hAnsi="Times New Roman" w:cs="Times New Roman"/>
+        </w:rPr>
+      </w:pPr>
+      <w:r>
+        <w:rPr>
+          <w:rFonts w:ascii="Times New Roman" w:hAnsi="Times New Roman" w:cs="Times New Roman"/>
+        </w:rPr>
+        <w:t>6. Отзывы и оценки</w:t>
+      </w:r>
+    </w:p>
+    <w:p>
+      <w:pPr>
+        <w:spacing w:after="0" w:line="360" w:lineRule="auto"/>
+        <w:rPr>
+          <w:rFonts w:ascii="Times New Roman" w:hAnsi="Times New Roman" w:cs="Times New Roman"/>
+        </w:rPr>
+      </w:pPr>
+    </w:p>
+    <w:p>
+      <w:pPr>
+        <w:spacing w:after="0" w:line="360" w:lineRule="auto"/>
+        <w:rPr>
+          <w:rFonts w:ascii="Times New Roman" w:hAnsi="Times New Roman" w:cs="Times New Roman"/>
+        </w:rPr>
+      </w:pPr>
+      <w:r>
+        <w:rPr>
+          <w:rFonts w:ascii="Times New Roman" w:hAnsi="Times New Roman" w:cs="Times New Roman"/>
+        </w:rPr>
+        <w:t>Отзыв опубликован</w:t>
+      </w:r>
+    </w:p>
+    <w:p>
+      <w:pPr>
+        <w:spacing w:after="0" w:line="360" w:lineRule="auto"/>
+        <w:rPr>
+          <w:rFonts w:ascii="Times New Roman" w:hAnsi="Times New Roman" w:cs="Times New Roman"/>
+        </w:rPr>
+      </w:pPr>
+      <w:r>
+        <w:rPr>
+          <w:rFonts w:ascii="Times New Roman" w:hAnsi="Times New Roman" w:cs="Times New Roman"/>
+        </w:rPr>
+        <w:t>Пользователь оставил отзыв о прошедшем мероприятии.</w:t>
+      </w:r>
+    </w:p>
+    <w:p>
+      <w:pPr>
+        <w:spacing w:after="0" w:line="360" w:lineRule="auto"/>
+        <w:rPr>
+          <w:rFonts w:ascii="Times New Roman" w:hAnsi="Times New Roman" w:cs="Times New Roman"/>
+        </w:rPr>
+      </w:pPr>
+      <w:r>
+        <w:rPr>
+          <w:rFonts w:ascii="Times New Roman" w:hAnsi="Times New Roman" w:cs="Times New Roman"/>
+        </w:rPr>
+        <w:lastRenderedPageBreak/>
+        <w:t>Отображается название мероприятия, название уведомления, содержание уведомления.</w:t>
+      </w:r>
+    </w:p>
+    <w:p>
+      <w:pPr>
+        <w:spacing w:after="0" w:line="360" w:lineRule="auto"/>
+        <w:rPr>
+          <w:rFonts w:ascii="Times New Roman" w:hAnsi="Times New Roman" w:cs="Times New Roman"/>
+        </w:rPr>
+      </w:pPr>
+      <w:r>
+        <w:rPr>
+          <w:rFonts w:ascii="Times New Roman" w:hAnsi="Times New Roman" w:cs="Times New Roman"/>
+        </w:rPr>
+        <w:t>Кнопка</w:t>
+      </w:r>
+      <w:proofErr w:type="gramStart"/>
+      <w:r>
+        <w:rPr>
+          <w:rFonts w:ascii="Times New Roman" w:hAnsi="Times New Roman" w:cs="Times New Roman"/>
+        </w:rPr>
+        <w:t>: Перейти</w:t>
+      </w:r>
+      <w:proofErr w:type="gramEnd"/>
+      <w:r>
+        <w:rPr>
+          <w:rFonts w:ascii="Times New Roman" w:hAnsi="Times New Roman" w:cs="Times New Roman"/>
+        </w:rPr>
+        <w:t xml:space="preserve"> к мероприятию.</w:t>
+      </w:r>
+    </w:p>
+    <w:p>
+      <w:pPr>
+        <w:spacing w:after="0" w:line="360" w:lineRule="auto"/>
+        <w:rPr>
+          <w:rFonts w:ascii="Times New Roman" w:hAnsi="Times New Roman" w:cs="Times New Roman"/>
+        </w:rPr>
+      </w:pPr>
+    </w:p>
+    <w:p>
+      <w:pPr>
+        <w:spacing w:after="0" w:line="360" w:lineRule="auto"/>
+        <w:rPr>
+          <w:rFonts w:ascii="Times New Roman" w:hAnsi="Times New Roman" w:cs="Times New Roman"/>
+        </w:rPr>
+      </w:pPr>
+      <w:r>
+        <w:rPr>
+          <w:rFonts w:ascii="Times New Roman" w:hAnsi="Times New Roman" w:cs="Times New Roman"/>
+        </w:rPr>
+        <w:t>Отзыв удален</w:t>
+      </w:r>
+    </w:p>
+    <w:p>
+      <w:pPr>
+        <w:spacing w:after="0" w:line="360" w:lineRule="auto"/>
+        <w:rPr>
+          <w:rFonts w:ascii="Times New Roman" w:hAnsi="Times New Roman" w:cs="Times New Roman"/>
+        </w:rPr>
+      </w:pPr>
+      <w:r>
+        <w:rPr>
+          <w:rFonts w:ascii="Times New Roman" w:hAnsi="Times New Roman" w:cs="Times New Roman"/>
+        </w:rPr>
+        <w:t>Пользователь удалил свой отзыв о прошедшем мероприятии.</w:t>
+      </w:r>
+    </w:p>
+    <w:p>
+      <w:pPr>
+        <w:spacing w:after="0" w:line="360" w:lineRule="auto"/>
+        <w:rPr>
+          <w:rFonts w:ascii="Times New Roman" w:hAnsi="Times New Roman" w:cs="Times New Roman"/>
+        </w:rPr>
+      </w:pPr>
+      <w:r>
+        <w:rPr>
+          <w:rFonts w:ascii="Times New Roman" w:hAnsi="Times New Roman" w:cs="Times New Roman"/>
+        </w:rPr>
+        <w:t>Отображается название мероприятия, название уведомления, содержание уведомления.</w:t>
+      </w:r>
+    </w:p>
+    <w:p>
+      <w:pPr>
+        <w:spacing w:after="0" w:line="360" w:lineRule="auto"/>
+        <w:rPr>
+          <w:rFonts w:ascii="Times New Roman" w:hAnsi="Times New Roman" w:cs="Times New Roman"/>
+        </w:rPr>
+      </w:pPr>
+      <w:r>
+        <w:rPr>
+          <w:rFonts w:ascii="Times New Roman" w:hAnsi="Times New Roman" w:cs="Times New Roman"/>
+        </w:rPr>
+        <w:t>Кнопка</w:t>
+      </w:r>
+      <w:proofErr w:type="gramStart"/>
+      <w:r>
+        <w:rPr>
+          <w:rFonts w:ascii="Times New Roman" w:hAnsi="Times New Roman" w:cs="Times New Roman"/>
+        </w:rPr>
+        <w:t>: Перейти</w:t>
+      </w:r>
+      <w:proofErr w:type="gramEnd"/>
+      <w:r>
+        <w:rPr>
+          <w:rFonts w:ascii="Times New Roman" w:hAnsi="Times New Roman" w:cs="Times New Roman"/>
+        </w:rPr>
+        <w:t xml:space="preserve"> к мероприятию.</w:t>
+      </w:r>
+    </w:p>
+    <w:p>
+      <w:pPr>
+        <w:spacing w:after="0" w:line="360" w:lineRule="auto"/>
+        <w:rPr>
+          <w:rFonts w:ascii="Times New Roman" w:hAnsi="Times New Roman" w:cs="Times New Roman"/>
+        </w:rPr>
+      </w:pPr>
+    </w:p>
+    <w:p>
+      <w:pPr>
+        <w:spacing w:after="0" w:line="360" w:lineRule="auto"/>
+        <w:rPr>
+          <w:rFonts w:ascii="Times New Roman" w:hAnsi="Times New Roman" w:cs="Times New Roman"/>
+        </w:rPr>
+      </w:pPr>
+      <w:r>
+        <w:rPr>
+          <w:rFonts w:ascii="Times New Roman" w:hAnsi="Times New Roman" w:cs="Times New Roman"/>
+        </w:rPr>
+        <w:t>Жалоба на отзыв отправлена</w:t>
+      </w:r>
+    </w:p>
+    <w:p>
+      <w:pPr>
+        <w:spacing w:after="0" w:line="360" w:lineRule="auto"/>
+        <w:rPr>
+          <w:rFonts w:ascii="Times New Roman" w:hAnsi="Times New Roman" w:cs="Times New Roman"/>
+        </w:rPr>
+      </w:pPr>
+      <w:r>
+        <w:rPr>
+          <w:rFonts w:ascii="Times New Roman" w:hAnsi="Times New Roman" w:cs="Times New Roman"/>
+        </w:rPr>
+        <w:t>Пользователь пометил чужой отзыв как неприемлемый контент. Жалоба передана администратору на проверку.</w:t>
+      </w:r>
+    </w:p>
+    <w:p>
+      <w:pPr>
+        <w:spacing w:after="0" w:line="360" w:lineRule="auto"/>
+        <w:rPr>
+          <w:rFonts w:ascii="Times New Roman" w:hAnsi="Times New Roman" w:cs="Times New Roman"/>
+        </w:rPr>
+      </w:pPr>
+      <w:r>
+        <w:rPr>
+          <w:rFonts w:ascii="Times New Roman" w:hAnsi="Times New Roman" w:cs="Times New Roman"/>
+        </w:rPr>
+        <w:t>Отображается название мероприятия, название уведомления, содержание уведомления.</w:t>
+      </w:r>
+    </w:p>
+    <w:p>
+      <w:pPr>
+        <w:spacing w:after="0" w:line="360" w:lineRule="auto"/>
+        <w:rPr>
+          <w:rFonts w:ascii="Times New Roman" w:hAnsi="Times New Roman" w:cs="Times New Roman"/>
+        </w:rPr>
+      </w:pPr>
+      <w:r>
+        <w:rPr>
+          <w:rFonts w:ascii="Times New Roman" w:hAnsi="Times New Roman" w:cs="Times New Roman"/>
+        </w:rPr>
+        <w:t>Кнопка</w:t>
+      </w:r>
+      <w:proofErr w:type="gramStart"/>
+      <w:r>
+        <w:rPr>
+          <w:rFonts w:ascii="Times New Roman" w:hAnsi="Times New Roman" w:cs="Times New Roman"/>
+        </w:rPr>
+        <w:t>: Перейти</w:t>
+      </w:r>
+      <w:proofErr w:type="gramEnd"/>
+      <w:r>
+        <w:rPr>
+          <w:rFonts w:ascii="Times New Roman" w:hAnsi="Times New Roman" w:cs="Times New Roman"/>
+        </w:rPr>
+        <w:t xml:space="preserve"> к мероприятию.</w:t>
+      </w:r>
+    </w:p>
+    <w:p>
+      <w:pPr>
+        <w:spacing w:after="0" w:line="360" w:lineRule="auto"/>
+        <w:rPr>
+          <w:rFonts w:ascii="Times New Roman" w:hAnsi="Times New Roman" w:cs="Times New Roman"/>
+        </w:rPr>
+      </w:pPr>
+    </w:p>
+    <w:p>
+      <w:pPr>
+        <w:spacing w:after="0" w:line="360" w:lineRule="auto"/>
+        <w:rPr>
+          <w:rFonts w:ascii="Times New Roman" w:hAnsi="Times New Roman" w:cs="Times New Roman"/>
+        </w:rPr>
+      </w:pPr>
+      <w:r>
+        <w:rPr>
+          <w:rFonts w:ascii="Times New Roman" w:hAnsi="Times New Roman" w:cs="Times New Roman"/>
+        </w:rPr>
+        <w:t>Ваш отзыв временно скрыт</w:t>
+      </w:r>
+    </w:p>
+    <w:p>
+      <w:pPr>
+        <w:spacing w:after="0" w:line="360" w:lineRule="auto"/>
+        <w:rPr>
+          <w:rFonts w:ascii="Times New Roman" w:hAnsi="Times New Roman" w:cs="Times New Roman"/>
+        </w:rPr>
+      </w:pPr>
+      <w:r>
+        <w:rPr>
+          <w:rFonts w:ascii="Times New Roman" w:hAnsi="Times New Roman" w:cs="Times New Roman"/>
+        </w:rPr>
+        <w:t>На отзыв пользователя поступила жалоба. Отзыв временно скрыт до проверки администратором.</w:t>
+      </w:r>
+    </w:p>
+    <w:p>
+      <w:pPr>
+        <w:spacing w:after="0" w:line="360" w:lineRule="auto"/>
+        <w:rPr>
+          <w:rFonts w:ascii="Times New Roman" w:hAnsi="Times New Roman" w:cs="Times New Roman"/>
+        </w:rPr>
+      </w:pPr>
+      <w:r>
+        <w:rPr>
+          <w:rFonts w:ascii="Times New Roman" w:hAnsi="Times New Roman" w:cs="Times New Roman"/>
+        </w:rPr>
+        <w:t>Отображается название мероприятия, название уведомления, содержание уведомления.</w:t>
+      </w:r>
+    </w:p>
+    <w:p>
+      <w:pPr>
+        <w:spacing w:after="0" w:line="360" w:lineRule="auto"/>
+        <w:rPr>
+          <w:rFonts w:ascii="Times New Roman" w:hAnsi="Times New Roman" w:cs="Times New Roman"/>
+        </w:rPr>
+      </w:pPr>
+      <w:r>
+        <w:rPr>
+          <w:rFonts w:ascii="Times New Roman" w:hAnsi="Times New Roman" w:cs="Times New Roman"/>
+        </w:rPr>
+        <w:t>Кнопка</w:t>
+      </w:r>
+      <w:proofErr w:type="gramStart"/>
+      <w:r>
+        <w:rPr>
+          <w:rFonts w:ascii="Times New Roman" w:hAnsi="Times New Roman" w:cs="Times New Roman"/>
+        </w:rPr>
+        <w:t>: Перейти</w:t>
+      </w:r>
+      <w:proofErr w:type="gramEnd"/>
+      <w:r>
+        <w:rPr>
+          <w:rFonts w:ascii="Times New Roman" w:hAnsi="Times New Roman" w:cs="Times New Roman"/>
+        </w:rPr>
+        <w:t xml:space="preserve"> к мероприятию.</w:t>
+      </w:r>
+    </w:p>
+    <w:p>
+      <w:pPr>
+        <w:spacing w:after="0" w:line="360" w:lineRule="auto"/>
+        <w:rPr>
+          <w:rFonts w:ascii="Times New Roman" w:hAnsi="Times New Roman" w:cs="Times New Roman"/>
+        </w:rPr>
+      </w:pPr>
+    </w:p>
+    <w:p>
+      <w:pPr>
+        <w:spacing w:after="0" w:line="360" w:lineRule="auto"/>
+        <w:rPr>
+          <w:rFonts w:ascii="Times New Roman" w:hAnsi="Times New Roman" w:cs="Times New Roman"/>
+        </w:rPr>
+      </w:pPr>
+      <w:r>
+        <w:rPr>
+          <w:rFonts w:ascii="Times New Roman" w:hAnsi="Times New Roman" w:cs="Times New Roman"/>
+        </w:rPr>
+        <w:t>Отзыв оставлен после проверки</w:t>
+      </w:r>
+    </w:p>
+    <w:p>
+      <w:pPr>
+        <w:spacing w:after="0" w:line="360" w:lineRule="auto"/>
+        <w:rPr>
+          <w:rFonts w:ascii="Times New Roman" w:hAnsi="Times New Roman" w:cs="Times New Roman"/>
+        </w:rPr>
+      </w:pPr>
+      <w:r>
+        <w:rPr>
+          <w:rFonts w:ascii="Times New Roman" w:hAnsi="Times New Roman" w:cs="Times New Roman"/>
+        </w:rPr>
+        <w:t>Администратор проверил жалобу и оставил отзыв опубликованным.</w:t>
+      </w:r>
+    </w:p>
+    <w:p>
+      <w:pPr>
+        <w:spacing w:after="0" w:line="360" w:lineRule="auto"/>
+        <w:rPr>
+          <w:rFonts w:ascii="Times New Roman" w:hAnsi="Times New Roman" w:cs="Times New Roman"/>
+        </w:rPr>
+      </w:pPr>
+      <w:r>
+        <w:rPr>
+          <w:rFonts w:ascii="Times New Roman" w:hAnsi="Times New Roman" w:cs="Times New Roman"/>
+        </w:rPr>
+        <w:t>Отображается название мероприятия, название уведомления, содержание уведомления.</w:t>
+      </w:r>
+    </w:p>
+    <w:p>
+      <w:pPr>
+        <w:spacing w:after="0" w:line="360" w:lineRule="auto"/>
+        <w:rPr>
+          <w:rFonts w:ascii="Times New Roman" w:hAnsi="Times New Roman" w:cs="Times New Roman"/>
+        </w:rPr>
+      </w:pPr>
+      <w:r>
+        <w:rPr>
+          <w:rFonts w:ascii="Times New Roman" w:hAnsi="Times New Roman" w:cs="Times New Roman"/>
+        </w:rPr>
+        <w:t>Кнопка</w:t>
+      </w:r>
+      <w:proofErr w:type="gramStart"/>
+      <w:r>
+        <w:rPr>
+          <w:rFonts w:ascii="Times New Roman" w:hAnsi="Times New Roman" w:cs="Times New Roman"/>
+        </w:rPr>
+        <w:t>: Перейти</w:t>
+      </w:r>
+      <w:proofErr w:type="gramEnd"/>
+      <w:r>
+        <w:rPr>
+          <w:rFonts w:ascii="Times New Roman" w:hAnsi="Times New Roman" w:cs="Times New Roman"/>
+        </w:rPr>
+        <w:t xml:space="preserve"> к мероприятию.</w:t>
+      </w:r>
+    </w:p>
+    <w:p>
+      <w:pPr>
+        <w:spacing w:after="0" w:line="360" w:lineRule="auto"/>
+        <w:rPr>
+          <w:rFonts w:ascii="Times New Roman" w:hAnsi="Times New Roman" w:cs="Times New Roman"/>
+        </w:rPr>
+      </w:pPr>
+    </w:p>
+    <w:p>
+      <w:pPr>
+        <w:spacing w:after="0" w:line="360" w:lineRule="auto"/>
+        <w:rPr>
+          <w:rFonts w:ascii="Times New Roman" w:hAnsi="Times New Roman" w:cs="Times New Roman"/>
+        </w:rPr>
+      </w:pPr>
+      <w:r>
+        <w:rPr>
+          <w:rFonts w:ascii="Times New Roman" w:hAnsi="Times New Roman" w:cs="Times New Roman"/>
+        </w:rPr>
+        <w:t>Отзыв удален после проверки</w:t>
+      </w:r>
+    </w:p>
+    <w:p>
+      <w:pPr>
+        <w:spacing w:after="0" w:line="360" w:lineRule="auto"/>
+        <w:rPr>
+          <w:rFonts w:ascii="Times New Roman" w:hAnsi="Times New Roman" w:cs="Times New Roman"/>
+        </w:rPr>
+      </w:pPr>
+      <w:r>
+        <w:rPr>
+          <w:rFonts w:ascii="Times New Roman" w:hAnsi="Times New Roman" w:cs="Times New Roman"/>
+        </w:rPr>
+        <w:t>Администратор проверил жалобу, удалил отзыв и применил меры к учетной записи пользователя.</w:t>
+      </w:r>
+    </w:p>
+    <w:p>
+      <w:pPr>
+        <w:spacing w:after="0" w:line="360" w:lineRule="auto"/>
+        <w:rPr>
+          <w:rFonts w:ascii="Times New Roman" w:hAnsi="Times New Roman" w:cs="Times New Roman"/>
+        </w:rPr>
+      </w:pPr>
+      <w:r>
+        <w:rPr>
+          <w:rFonts w:ascii="Times New Roman" w:hAnsi="Times New Roman" w:cs="Times New Roman"/>
+        </w:rPr>
+        <w:t>Отображается название мероприятия, название уведомления, содержание уведомления.</w:t>
+      </w:r>
+    </w:p>
+    <w:p>
+      <w:pPr>
+        <w:spacing w:after="0" w:line="360" w:lineRule="auto"/>
+        <w:rPr>
+          <w:rFonts w:ascii="Times New Roman" w:hAnsi="Times New Roman" w:cs="Times New Roman"/>
+        </w:rPr>
+      </w:pPr>
+      <w:r>
+        <w:rPr>
+          <w:rFonts w:ascii="Times New Roman" w:hAnsi="Times New Roman" w:cs="Times New Roman"/>
+        </w:rPr>
+        <w:t>Кнопка не отображается, если пользователь заблокирован.</w:t>
+      </w:r>
+    </w:p>
+    <w:p>
+      <w:pPr>
+        <w:spacing w:after="0" w:line="360" w:lineRule="auto"/>
+        <w:rPr>
+          <w:rFonts w:ascii="Times New Roman" w:hAnsi="Times New Roman" w:cs="Times New Roman"/>
+        </w:rPr>
+      </w:pPr>
+    </w:p>
+    <w:p>
+      <w:pPr>
+        <w:spacing w:after="0" w:line="360" w:lineRule="auto"/>
+        <w:rPr>
+          <w:rFonts w:ascii="Times New Roman" w:hAnsi="Times New Roman" w:cs="Times New Roman"/>
+        </w:rPr>
+      </w:pPr>
+      <w:r>
+        <w:rPr>
+          <w:rFonts w:ascii="Times New Roman" w:hAnsi="Times New Roman" w:cs="Times New Roman"/>
+        </w:rPr>
+        <w:t>Оценка организатора сохранена</w:t>
+      </w:r>
+    </w:p>
+    <w:p>
+      <w:pPr>
+        <w:spacing w:after="0" w:line="360" w:lineRule="auto"/>
+        <w:rPr>
+          <w:rFonts w:ascii="Times New Roman" w:hAnsi="Times New Roman" w:cs="Times New Roman"/>
+        </w:rPr>
+      </w:pPr>
+      <w:r>
+        <w:rPr>
+          <w:rFonts w:ascii="Times New Roman" w:hAnsi="Times New Roman" w:cs="Times New Roman"/>
+        </w:rPr>
+        <w:t>Пользователь поставил или изменил оценку организатора на странице организатора.</w:t>
+      </w:r>
+    </w:p>
+    <w:p>
+      <w:pPr>
+        <w:spacing w:after="0" w:line="360" w:lineRule="auto"/>
+        <w:rPr>
+          <w:rFonts w:ascii="Times New Roman" w:hAnsi="Times New Roman" w:cs="Times New Roman"/>
+        </w:rPr>
+      </w:pPr>
+      <w:r>
+        <w:rPr>
+          <w:rFonts w:ascii="Times New Roman" w:hAnsi="Times New Roman" w:cs="Times New Roman"/>
+        </w:rPr>
+        <w:t>Отображается название организатора, название уведомления, содержание уведомления.</w:t>
+      </w:r>
+    </w:p>
+    <w:p>
+      <w:pPr>
+        <w:spacing w:after="0" w:line="360" w:lineRule="auto"/>
+        <w:rPr>
+          <w:rFonts w:ascii="Times New Roman" w:hAnsi="Times New Roman" w:cs="Times New Roman"/>
+        </w:rPr>
+      </w:pPr>
+      <w:r>
+        <w:rPr>
+          <w:rFonts w:ascii="Times New Roman" w:hAnsi="Times New Roman" w:cs="Times New Roman"/>
+        </w:rPr>
+        <w:t>Кнопка</w:t>
+      </w:r>
+      <w:proofErr w:type="gramStart"/>
+      <w:r>
+        <w:rPr>
+          <w:rFonts w:ascii="Times New Roman" w:hAnsi="Times New Roman" w:cs="Times New Roman"/>
+        </w:rPr>
+        <w:t>: Перейти</w:t>
+      </w:r>
+      <w:proofErr w:type="gramEnd"/>
+      <w:r>
+        <w:rPr>
+          <w:rFonts w:ascii="Times New Roman" w:hAnsi="Times New Roman" w:cs="Times New Roman"/>
+        </w:rPr>
+        <w:t xml:space="preserve"> к странице организатора.</w:t>
+      </w:r>
+    </w:p>
+    <w:p>
+      <w:pPr>
+        <w:spacing w:after="0" w:line="360" w:lineRule="auto"/>
+        <w:rPr>
+          <w:rFonts w:ascii="Times New Roman" w:hAnsi="Times New Roman" w:cs="Times New Roman"/>
+        </w:rPr>
+      </w:pPr>
+    </w:p>
+    <w:p>
+      <w:pPr>
+        <w:spacing w:after="0" w:line="360" w:lineRule="auto"/>
+        <w:rPr>
+          <w:rFonts w:ascii="Times New Roman" w:hAnsi="Times New Roman" w:cs="Times New Roman"/>
+        </w:rPr>
+      </w:pPr>
+      <w:r>
+        <w:rPr>
+          <w:rFonts w:ascii="Times New Roman" w:hAnsi="Times New Roman" w:cs="Times New Roman"/>
+        </w:rPr>
+        <w:t>Оценка организатора удалена</w:t>
+      </w:r>
+    </w:p>
+    <w:p>
+      <w:pPr>
+        <w:spacing w:after="0" w:line="360" w:lineRule="auto"/>
+        <w:rPr>
+          <w:rFonts w:ascii="Times New Roman" w:hAnsi="Times New Roman" w:cs="Times New Roman"/>
+        </w:rPr>
+      </w:pPr>
+      <w:r>
+        <w:rPr>
+          <w:rFonts w:ascii="Times New Roman" w:hAnsi="Times New Roman" w:cs="Times New Roman"/>
+        </w:rPr>
+        <w:t>Пользователь удалил ранее поставленную оценку организатора.</w:t>
+      </w:r>
+    </w:p>
+    <w:p>
+      <w:pPr>
+        <w:spacing w:after="0" w:line="360" w:lineRule="auto"/>
+        <w:rPr>
+          <w:rFonts w:ascii="Times New Roman" w:hAnsi="Times New Roman" w:cs="Times New Roman"/>
+        </w:rPr>
+      </w:pPr>
+      <w:r>
+        <w:rPr>
+          <w:rFonts w:ascii="Times New Roman" w:hAnsi="Times New Roman" w:cs="Times New Roman"/>
+        </w:rPr>
+        <w:t>Отображается название организатора, название уведомления, содержание уведомления.</w:t>
+      </w:r>
+    </w:p>
+    <w:p>
+      <w:pPr>
+        <w:spacing w:after="0" w:line="360" w:lineRule="auto"/>
+        <w:rPr>
+          <w:rFonts w:ascii="Times New Roman" w:hAnsi="Times New Roman" w:cs="Times New Roman"/>
+        </w:rPr>
+      </w:pPr>
+      <w:r>
+        <w:rPr>
+          <w:rFonts w:ascii="Times New Roman" w:hAnsi="Times New Roman" w:cs="Times New Roman"/>
+        </w:rPr>
+        <w:t>Кнопка</w:t>
+      </w:r>
+      <w:proofErr w:type="gramStart"/>
+      <w:r>
+        <w:rPr>
+          <w:rFonts w:ascii="Times New Roman" w:hAnsi="Times New Roman" w:cs="Times New Roman"/>
+        </w:rPr>
+        <w:t>: Перейти</w:t>
+      </w:r>
+      <w:proofErr w:type="gramEnd"/>
+      <w:r>
+        <w:rPr>
+          <w:rFonts w:ascii="Times New Roman" w:hAnsi="Times New Roman" w:cs="Times New Roman"/>
+        </w:rPr>
+        <w:t xml:space="preserve"> к странице организатора.</w:t>
+      </w:r>
+    </w:p>
+    <w:p>
+      <w:pPr>
+        <w:spacing w:after="0" w:line="360" w:lineRule="auto"/>
+        <w:rPr>
+          <w:rFonts w:ascii="Times New Roman" w:hAnsi="Times New Roman" w:cs="Times New Roman"/>
+        </w:rPr>
+      </w:pPr>
+    </w:p>
+    <w:p>
+      <w:pPr>
+        <w:spacing w:after="0" w:line="360" w:lineRule="auto"/>
+        <w:rPr>
+          <w:rFonts w:ascii="Times New Roman" w:hAnsi="Times New Roman" w:cs="Times New Roman"/>
+        </w:rPr>
+      </w:pPr>
+      <w:r>
+        <w:rPr>
+          <w:rFonts w:ascii="Times New Roman" w:hAnsi="Times New Roman" w:cs="Times New Roman"/>
+        </w:rPr>
+        <w:t>7. Системные уведомления</w:t>
+      </w:r>
+    </w:p>
+    <w:p>
+      <w:pPr>
+        <w:spacing w:after="0" w:line="360" w:lineRule="auto"/>
+        <w:rPr>
+          <w:rFonts w:ascii="Times New Roman" w:hAnsi="Times New Roman" w:cs="Times New Roman"/>
+        </w:rPr>
+      </w:pPr>
+      <w:r>
+        <w:rPr>
+          <w:rFonts w:ascii="Times New Roman" w:hAnsi="Times New Roman" w:cs="Times New Roman"/>
+        </w:rPr>
+        <w:t>Профиль обновлен</w:t>
+      </w:r>
+      <w:r>
+        <w:rPr>
+          <w:rFonts w:ascii="Times New Roman" w:hAnsi="Times New Roman" w:cs="Times New Roman"/>
+        </w:rPr>
+        <w:br/>
+        <w:t>Данные профиля пользователя были изменены.</w:t>
+      </w:r>
+      <w:r>
+        <w:rPr>
+          <w:rFonts w:ascii="Times New Roman" w:hAnsi="Times New Roman" w:cs="Times New Roman"/>
+        </w:rPr>
+        <w:br/>
+        <w:t>Отображается название уведомления и содержание уведомления.</w:t>
+      </w:r>
+      <w:r>
+        <w:rPr>
+          <w:rFonts w:ascii="Times New Roman" w:hAnsi="Times New Roman" w:cs="Times New Roman"/>
+        </w:rPr>
+        <w:br/>
+        <w:t>Кнопка</w:t>
+      </w:r>
+      <w:proofErr w:type="gramStart"/>
+      <w:r>
+        <w:rPr>
+          <w:rFonts w:ascii="Times New Roman" w:hAnsi="Times New Roman" w:cs="Times New Roman"/>
+        </w:rPr>
+        <w:t>: Перейти</w:t>
+      </w:r>
+      <w:proofErr w:type="gramEnd"/>
+      <w:r>
+        <w:rPr>
+          <w:rFonts w:ascii="Times New Roman" w:hAnsi="Times New Roman" w:cs="Times New Roman"/>
+        </w:rPr>
+        <w:t xml:space="preserve"> к профилю.</w:t>
+      </w:r>
+    </w:p>
+    <w:p>
+      <w:pPr>
+        <w:spacing w:after="0" w:line="360" w:lineRule="auto"/>
+        <w:rPr>
+          <w:rFonts w:ascii="Times New Roman" w:hAnsi="Times New Roman" w:cs="Times New Roman"/>
+        </w:rPr>
+      </w:pPr>
+      <w:r>
+        <w:rPr>
+          <w:rFonts w:ascii="Times New Roman" w:hAnsi="Times New Roman" w:cs="Times New Roman"/>
+        </w:rPr>
+        <w:t>Пароль изменен</w:t>
+      </w:r>
+      <w:r>
+        <w:rPr>
+          <w:rFonts w:ascii="Times New Roman" w:hAnsi="Times New Roman" w:cs="Times New Roman"/>
+        </w:rPr>
+        <w:br/>
+        <w:t>Пароль учетной записи был успешно изменен.</w:t>
+      </w:r>
+      <w:r>
+        <w:rPr>
+          <w:rFonts w:ascii="Times New Roman" w:hAnsi="Times New Roman" w:cs="Times New Roman"/>
+        </w:rPr>
+        <w:br/>
+        <w:t>Отображается название уведомления и содержание уведомления.</w:t>
+      </w:r>
+      <w:r>
+        <w:rPr>
+          <w:rFonts w:ascii="Times New Roman" w:hAnsi="Times New Roman" w:cs="Times New Roman"/>
+        </w:rPr>
+        <w:br/>
+        <w:t>Кнопка</w:t>
+      </w:r>
+      <w:proofErr w:type="gramStart"/>
+      <w:r>
+        <w:rPr>
+          <w:rFonts w:ascii="Times New Roman" w:hAnsi="Times New Roman" w:cs="Times New Roman"/>
+        </w:rPr>
+        <w:t>: Перейти</w:t>
+      </w:r>
+      <w:proofErr w:type="gramEnd"/>
+      <w:r>
+        <w:rPr>
+          <w:rFonts w:ascii="Times New Roman" w:hAnsi="Times New Roman" w:cs="Times New Roman"/>
+        </w:rPr>
+        <w:t xml:space="preserve"> к профилю.</w:t>
+      </w:r>
+    </w:p>
+    <w:p>
+      <w:pPr>
+        <w:spacing w:after="0" w:line="360" w:lineRule="auto"/>
+        <w:rPr>
+          <w:rFonts w:ascii="Times New Roman" w:hAnsi="Times New Roman" w:cs="Times New Roman"/>
+          <w:b/>
+          <w:bCs/>
+        </w:rPr>
+      </w:pPr>
+    </w:p>
+    <w:p>
+      <w:pPr>
+        <w:pStyle w:val="1"/>
+        <w:spacing w:before="0" w:after="0" w:line="360" w:lineRule="auto"/>
+      </w:pPr>
+      <w:r>
+        <w:t>Уведомления организатора</w:t>
+      </w:r>
+    </w:p>
+    <w:p>
+      <w:pPr>
+        <w:spacing w:after="0" w:line="360" w:lineRule="auto"/>
+        <w:rPr>
+          <w:rFonts w:ascii="Times New Roman" w:hAnsi="Times New Roman" w:cs="Times New Roman"/>
+        </w:rPr>
+      </w:pPr>
+      <w:r>
+        <w:rPr>
+          <w:rFonts w:ascii="Times New Roman" w:hAnsi="Times New Roman" w:cs="Times New Roman"/>
+        </w:rPr>
+        <w:t>1. Регистрации участников</w:t>
+      </w:r>
+    </w:p>
+    <w:p>
+      <w:pPr>
+        <w:spacing w:after="0" w:line="360" w:lineRule="auto"/>
+        <w:rPr>
+          <w:rFonts w:ascii="Times New Roman" w:hAnsi="Times New Roman" w:cs="Times New Roman"/>
+        </w:rPr>
+      </w:pPr>
+      <w:r>
+        <w:rPr>
+          <w:rFonts w:ascii="Times New Roman" w:hAnsi="Times New Roman" w:cs="Times New Roman"/>
+        </w:rPr>
+        <w:t>Новая заявка на регистрацию</w:t>
+      </w:r>
+      <w:r>
+        <w:rPr>
+          <w:rFonts w:ascii="Times New Roman" w:hAnsi="Times New Roman" w:cs="Times New Roman"/>
+        </w:rPr>
+        <w:br/>
+        <w:t>Пользователь заполнил форму регистрации на мероприятие с подтверждением организатором.</w:t>
       </w:r>
       <w:r>
         <w:rPr>
@@ -2104,27 +3401,28 @@
         <w:rPr>
           <w:rFonts w:ascii="Times New Roman" w:hAnsi="Times New Roman" w:cs="Times New Roman"/>
         </w:rPr>
-        <w:t xml:space="preserve"> к мероприятию.</w:t>
-      </w:r>
-    </w:p>
-    <w:p>
-      <w:pPr>
-        <w:rPr>
-          <w:rFonts w:ascii="Times New Roman" w:hAnsi="Times New Roman" w:cs="Times New Roman"/>
-        </w:rPr>
-      </w:pPr>
-      <w:r>
-        <w:rPr>
-          <w:rFonts w:ascii="Times New Roman" w:hAnsi="Times New Roman" w:cs="Times New Roman"/>
-        </w:rPr>
-        <w:t>Изменена стоимость участия</w:t>
+        <w:t xml:space="preserve"> к участникам.</w:t>
+      </w:r>
+    </w:p>
+    <w:p>
+      <w:pPr>
+        <w:spacing w:after="0" w:line="360" w:lineRule="auto"/>
+        <w:rPr>
+          <w:rFonts w:ascii="Times New Roman" w:hAnsi="Times New Roman" w:cs="Times New Roman"/>
+        </w:rPr>
+      </w:pPr>
+      <w:r>
+        <w:rPr>
+          <w:rFonts w:ascii="Times New Roman" w:hAnsi="Times New Roman" w:cs="Times New Roman"/>
+        </w:rPr>
+        <w:t>Новая регистрация на мероприятие</w:t>
       </w:r>
       <w:r>
         <w:rPr>
           <w:rFonts w:ascii="Times New Roman" w:hAnsi="Times New Roman" w:cs="Times New Roman"/>
         </w:rPr>
         <w:br/>
-        <w:t>Организатор изменил информацию о стоимости участия в мероприятии.</w:t>
+        <w:t>Пользователь зарегистрировался на мероприятие без подтверждения организатором.</w:t>
       </w:r>
       <w:r>
         <w:rPr>
@@ -2152,34 +3450,28 @@
         <w:rPr>
           <w:rFonts w:ascii="Times New Roman" w:hAnsi="Times New Roman" w:cs="Times New Roman"/>
         </w:rPr>
-        <w:t xml:space="preserve"> к мероприятию.</w:t>
-      </w:r>
-    </w:p>
-    <w:p>
-      <w:pPr>
-        <w:rPr>
-          <w:rFonts w:ascii="Times New Roman" w:hAnsi="Times New Roman" w:cs="Times New Roman"/>
-        </w:rPr>
-      </w:pPr>
-      <w:r>
-        <w:rPr>
-          <w:rFonts w:ascii="Times New Roman" w:hAnsi="Times New Roman" w:cs="Times New Roman"/>
-        </w:rPr>
-        <w:t>Изменена ссылка на внешнюю регистрацию</w:t>
+        <w:t xml:space="preserve"> к участникам.</w:t>
+      </w:r>
+    </w:p>
+    <w:p>
+      <w:pPr>
+        <w:spacing w:after="0" w:line="360" w:lineRule="auto"/>
+        <w:rPr>
+          <w:rFonts w:ascii="Times New Roman" w:hAnsi="Times New Roman" w:cs="Times New Roman"/>
+        </w:rPr>
+      </w:pPr>
+      <w:r>
+        <w:rPr>
+          <w:rFonts w:ascii="Times New Roman" w:hAnsi="Times New Roman" w:cs="Times New Roman"/>
+        </w:rPr>
+        <w:t>Пользователь отменил заявку</w:t>
       </w:r>
       <w:r>
         <w:rPr>
           <w:rFonts w:ascii="Times New Roman" w:hAnsi="Times New Roman" w:cs="Times New Roman"/>
         </w:rPr>
         <w:br/>
-        <w:t>Организатор изменил ссылку на регистрацию на стороннем ресурсе.</w:t>
-      </w:r>
-      <w:r>
-        <w:rPr>
-          <w:rFonts w:ascii="Times New Roman" w:hAnsi="Times New Roman" w:cs="Times New Roman"/>
-        </w:rPr>
-        <w:br/>
-        <w:t>Актуально только для мероприятий с внешней регистрацией.</w:t>
+        <w:t>Пользователь отменил неподтвержденную заявку на регистрацию.</w:t>
       </w:r>
       <w:r>
         <w:rPr>
@@ -2212,43 +3504,100 @@
     </w:p>
     <w:p>
       <w:pPr>
-        <w:rPr>
-          <w:rFonts w:ascii="Times New Roman" w:hAnsi="Times New Roman" w:cs="Times New Roman"/>
-        </w:rPr>
-      </w:pPr>
-    </w:p>
-    <w:p>
-      <w:pPr>
-        <w:rPr>
-          <w:rFonts w:ascii="Times New Roman" w:hAnsi="Times New Roman" w:cs="Times New Roman"/>
-        </w:rPr>
-      </w:pPr>
-      <w:r>
-        <w:rPr>
-          <w:rFonts w:ascii="Times New Roman" w:hAnsi="Times New Roman" w:cs="Times New Roman"/>
-        </w:rPr>
-        <w:t>3. Напоминания о мероприятии</w:t>
-      </w:r>
-    </w:p>
-    <w:p>
-      <w:pPr>
-        <w:rPr>
-          <w:rFonts w:ascii="Times New Roman" w:hAnsi="Times New Roman" w:cs="Times New Roman"/>
-        </w:rPr>
-      </w:pPr>
+        <w:spacing w:after="0" w:line="360" w:lineRule="auto"/>
+        <w:rPr>
+          <w:rFonts w:ascii="Times New Roman" w:hAnsi="Times New Roman" w:cs="Times New Roman"/>
+        </w:rPr>
+      </w:pPr>
+      <w:r>
+        <w:rPr>
+          <w:rFonts w:ascii="Times New Roman" w:hAnsi="Times New Roman" w:cs="Times New Roman"/>
+        </w:rPr>
+        <w:t>Пользователь отменил регистрацию</w:t>
+      </w:r>
+      <w:r>
+        <w:rPr>
+          <w:rFonts w:ascii="Times New Roman" w:hAnsi="Times New Roman" w:cs="Times New Roman"/>
+        </w:rPr>
+        <w:br/>
+        <w:t>Пользователь отменил уже подтвержденную регистрацию на мероприятие.</w:t>
+      </w:r>
+      <w:r>
+        <w:rPr>
+          <w:rFonts w:ascii="Times New Roman" w:hAnsi="Times New Roman" w:cs="Times New Roman"/>
+        </w:rPr>
+        <w:br/>
+      </w:r>
       <w:r>
         <w:rPr>
           <w:rFonts w:ascii="Times New Roman" w:hAnsi="Times New Roman" w:cs="Times New Roman"/>
         </w:rPr>
         <w:lastRenderedPageBreak/>
-        <w:t>Мероприятие скоро начнется</w:t>
+        <w:t>Отображается название мероприятия, название уведомления, содержание уведомления.</w:t>
       </w:r>
       <w:r>
         <w:rPr>
           <w:rFonts w:ascii="Times New Roman" w:hAnsi="Times New Roman" w:cs="Times New Roman"/>
         </w:rPr>
         <w:br/>
-        <w:t>Отправляется зарегистрированным пользователям за 24 часа до начала мероприятия.</w:t>
+        <w:t>Кнопка</w:t>
+      </w:r>
+      <w:proofErr w:type="gramStart"/>
+      <w:r>
+        <w:rPr>
+          <w:rFonts w:ascii="Times New Roman" w:hAnsi="Times New Roman" w:cs="Times New Roman"/>
+        </w:rPr>
+        <w:t>: Перейти</w:t>
+      </w:r>
+      <w:proofErr w:type="gramEnd"/>
+      <w:r>
+        <w:rPr>
+          <w:rFonts w:ascii="Times New Roman" w:hAnsi="Times New Roman" w:cs="Times New Roman"/>
+        </w:rPr>
+        <w:t xml:space="preserve"> к мероприятию.</w:t>
+      </w:r>
+    </w:p>
+    <w:p>
+      <w:pPr>
+        <w:spacing w:after="0" w:line="360" w:lineRule="auto"/>
+        <w:rPr>
+          <w:rFonts w:ascii="Times New Roman" w:hAnsi="Times New Roman" w:cs="Times New Roman"/>
+        </w:rPr>
+      </w:pPr>
+    </w:p>
+    <w:p>
+      <w:pPr>
+        <w:spacing w:after="0" w:line="360" w:lineRule="auto"/>
+        <w:rPr>
+          <w:rFonts w:ascii="Times New Roman" w:hAnsi="Times New Roman" w:cs="Times New Roman"/>
+        </w:rPr>
+      </w:pPr>
+      <w:r>
+        <w:rPr>
+          <w:rFonts w:ascii="Times New Roman" w:hAnsi="Times New Roman" w:cs="Times New Roman"/>
+        </w:rPr>
+        <w:t>2. Модерация мероприятий и жалобы</w:t>
+      </w:r>
+    </w:p>
+    <w:p>
+      <w:pPr>
+        <w:spacing w:after="0" w:line="360" w:lineRule="auto"/>
+        <w:rPr>
+          <w:rFonts w:ascii="Times New Roman" w:hAnsi="Times New Roman" w:cs="Times New Roman"/>
+        </w:rPr>
+      </w:pPr>
+      <w:r>
+        <w:rPr>
+          <w:rFonts w:ascii="Times New Roman" w:hAnsi="Times New Roman" w:cs="Times New Roman"/>
+        </w:rPr>
+        <w:t>Мероприятие опубликовано</w:t>
+      </w:r>
+      <w:r>
+        <w:rPr>
+          <w:rFonts w:ascii="Times New Roman" w:hAnsi="Times New Roman" w:cs="Times New Roman"/>
+        </w:rPr>
+        <w:br/>
+        <w:t>После создания карточка мероприятия опубликована и доступна пользователям.</w:t>
       </w:r>
       <w:r>
         <w:rPr>
@@ -2281,22 +3630,23 @@
     </w:p>
     <w:p>
       <w:pPr>
-        <w:rPr>
-          <w:rFonts w:ascii="Times New Roman" w:hAnsi="Times New Roman" w:cs="Times New Roman"/>
-        </w:rPr>
-      </w:pPr>
-      <w:r>
-        <w:rPr>
-          <w:rFonts w:ascii="Times New Roman" w:hAnsi="Times New Roman" w:cs="Times New Roman"/>
-        </w:rPr>
-        <w:t>Мероприятие началось</w:t>
+        <w:spacing w:after="0" w:line="360" w:lineRule="auto"/>
+        <w:rPr>
+          <w:rFonts w:ascii="Times New Roman" w:hAnsi="Times New Roman" w:cs="Times New Roman"/>
+        </w:rPr>
+      </w:pPr>
+      <w:r>
+        <w:rPr>
+          <w:rFonts w:ascii="Times New Roman" w:hAnsi="Times New Roman" w:cs="Times New Roman"/>
+        </w:rPr>
+        <w:t>Получена жалоба, карточка заблокирована</w:t>
       </w:r>
       <w:r>
         <w:rPr>
           <w:rFonts w:ascii="Times New Roman" w:hAnsi="Times New Roman" w:cs="Times New Roman"/>
         </w:rPr>
         <w:br/>
-        <w:t>Отправляется зарегистрированным пользователям после наступления времени начала мероприятия.</w:t>
+        <w:t>На мероприятие поступила жалоба. Карточка автоматически переведена в состояние «Заблокирована» и скрыта от обычных пользователей до решения администратора или до внесения исправлений организатором.</w:t>
       </w:r>
       <w:r>
         <w:rPr>
@@ -2317,34 +3667,35 @@
         <w:rPr>
           <w:rFonts w:ascii="Times New Roman" w:hAnsi="Times New Roman" w:cs="Times New Roman"/>
         </w:rPr>
-        <w:t>: Перейти</w:t>
+        <w:t>: Редактировать</w:t>
       </w:r>
       <w:proofErr w:type="gramEnd"/>
       <w:r>
         <w:rPr>
           <w:rFonts w:ascii="Times New Roman" w:hAnsi="Times New Roman" w:cs="Times New Roman"/>
         </w:rPr>
-        <w:t xml:space="preserve"> к мероприятию.</w:t>
-      </w:r>
-    </w:p>
-    <w:p>
-      <w:pPr>
-        <w:rPr>
-          <w:rFonts w:ascii="Times New Roman" w:hAnsi="Times New Roman" w:cs="Times New Roman"/>
-        </w:rPr>
-      </w:pPr>
-      <w:r>
-        <w:rPr>
-          <w:rFonts w:ascii="Times New Roman" w:hAnsi="Times New Roman" w:cs="Times New Roman"/>
-        </w:rPr>
-        <w:t>Оставьте отзыв о прошедшем мероприятии</w:t>
+        <w:t xml:space="preserve"> мероприятие.</w:t>
+      </w:r>
+    </w:p>
+    <w:p>
+      <w:pPr>
+        <w:spacing w:after="0" w:line="360" w:lineRule="auto"/>
+        <w:rPr>
+          <w:rFonts w:ascii="Times New Roman" w:hAnsi="Times New Roman" w:cs="Times New Roman"/>
+        </w:rPr>
+      </w:pPr>
+      <w:r>
+        <w:rPr>
+          <w:rFonts w:ascii="Times New Roman" w:hAnsi="Times New Roman" w:cs="Times New Roman"/>
+        </w:rPr>
+        <w:t>Карточка отправлена на рассмотрение администратору</w:t>
       </w:r>
       <w:r>
         <w:rPr>
           <w:rFonts w:ascii="Times New Roman" w:hAnsi="Times New Roman" w:cs="Times New Roman"/>
         </w:rPr>
         <w:br/>
-        <w:t>Отправляется зарегистрированным пользователям после завершения мероприятия, когда карточка перешла в архивное состояние. Пользователь может оставить оценку и отзыв о мероприятии.</w:t>
+        <w:t>Организатор внес изменения и/или оставил комментарий по жалобе. Карточка остается скрытой и передана администратору для проверки.</w:t>
       </w:r>
       <w:r>
         <w:rPr>
@@ -2377,55 +3728,23 @@
     </w:p>
     <w:p>
       <w:pPr>
-        <w:rPr>
-          <w:rFonts w:ascii="Times New Roman" w:hAnsi="Times New Roman" w:cs="Times New Roman"/>
-        </w:rPr>
-      </w:pPr>
-    </w:p>
-    <w:p>
-      <w:pPr>
-        <w:rPr>
-          <w:rFonts w:ascii="Times New Roman" w:hAnsi="Times New Roman" w:cs="Times New Roman"/>
-        </w:rPr>
-      </w:pPr>
-      <w:r>
-        <w:rPr>
-          <w:rFonts w:ascii="Times New Roman" w:hAnsi="Times New Roman" w:cs="Times New Roman"/>
-        </w:rPr>
-        <w:t>4. Блокировка и восстановление карточки</w:t>
-      </w:r>
-    </w:p>
-    <w:p>
-      <w:pPr>
-        <w:rPr>
-          <w:rFonts w:ascii="Times New Roman" w:hAnsi="Times New Roman" w:cs="Times New Roman"/>
-        </w:rPr>
-      </w:pPr>
-      <w:r>
-        <w:rPr>
-          <w:rFonts w:ascii="Times New Roman" w:hAnsi="Times New Roman" w:cs="Times New Roman"/>
-        </w:rPr>
-        <w:t>Эти уведомления получают пользователи, которые зарегистрировались на мероприятие или добавили его в избранное.</w:t>
-      </w:r>
-    </w:p>
-    <w:p>
-      <w:pPr>
-        <w:rPr>
-          <w:rFonts w:ascii="Times New Roman" w:hAnsi="Times New Roman" w:cs="Times New Roman"/>
-        </w:rPr>
-      </w:pPr>
-      <w:r>
-        <w:rPr>
-          <w:rFonts w:ascii="Times New Roman" w:hAnsi="Times New Roman" w:cs="Times New Roman"/>
-        </w:rPr>
-        <w:t>Мероприятие временно заблокировано</w:t>
+        <w:spacing w:after="0" w:line="360" w:lineRule="auto"/>
+        <w:rPr>
+          <w:rFonts w:ascii="Times New Roman" w:hAnsi="Times New Roman" w:cs="Times New Roman"/>
+        </w:rPr>
+      </w:pPr>
+      <w:r>
+        <w:rPr>
+          <w:rFonts w:ascii="Times New Roman" w:hAnsi="Times New Roman" w:cs="Times New Roman"/>
+        </w:rPr>
+        <w:t>Исправления приняты, карточка опубликована</w:t>
       </w:r>
       <w:r>
         <w:rPr>
           <w:rFonts w:ascii="Times New Roman" w:hAnsi="Times New Roman" w:cs="Times New Roman"/>
         </w:rPr>
         <w:br/>
-        <w:t>Карточка мероприятия скрыта из-за поступившей жалобы или проверки администратором.</w:t>
+        <w:t>Администратор принял исправления организатора. Карточка снова опубликована и доступна пользователям.</w:t>
       </w:r>
       <w:r>
         <w:rPr>
@@ -2439,27 +3758,42 @@
           <w:rFonts w:ascii="Times New Roman" w:hAnsi="Times New Roman" w:cs="Times New Roman"/>
         </w:rPr>
         <w:br/>
-        <w:t>Кнопка не отображается, если карточка недоступна обычным пользователям.</w:t>
-      </w:r>
-    </w:p>
-    <w:p>
-      <w:pPr>
-        <w:rPr>
-          <w:rFonts w:ascii="Times New Roman" w:hAnsi="Times New Roman" w:cs="Times New Roman"/>
-        </w:rPr>
-      </w:pPr>
-      <w:r>
-        <w:rPr>
-          <w:rFonts w:ascii="Times New Roman" w:hAnsi="Times New Roman" w:cs="Times New Roman"/>
-        </w:rPr>
-        <w:t>Мероприятие восстановлено</w:t>
+        <w:t>Кнопка</w:t>
+      </w:r>
+      <w:proofErr w:type="gramStart"/>
+      <w:r>
+        <w:rPr>
+          <w:rFonts w:ascii="Times New Roman" w:hAnsi="Times New Roman" w:cs="Times New Roman"/>
+        </w:rPr>
+        <w:t>: Перейти</w:t>
+      </w:r>
+      <w:proofErr w:type="gramEnd"/>
+      <w:r>
+        <w:rPr>
+          <w:rFonts w:ascii="Times New Roman" w:hAnsi="Times New Roman" w:cs="Times New Roman"/>
+        </w:rPr>
+        <w:t xml:space="preserve"> к мероприятию.</w:t>
+      </w:r>
+    </w:p>
+    <w:p>
+      <w:pPr>
+        <w:spacing w:after="0" w:line="360" w:lineRule="auto"/>
+        <w:rPr>
+          <w:rFonts w:ascii="Times New Roman" w:hAnsi="Times New Roman" w:cs="Times New Roman"/>
+        </w:rPr>
+      </w:pPr>
+      <w:r>
+        <w:rPr>
+          <w:rFonts w:ascii="Times New Roman" w:hAnsi="Times New Roman" w:cs="Times New Roman"/>
+        </w:rPr>
+        <w:t>Жалоба отклонена администратором</w:t>
       </w:r>
       <w:r>
         <w:rPr>
           <w:rFonts w:ascii="Times New Roman" w:hAnsi="Times New Roman" w:cs="Times New Roman"/>
         </w:rPr>
         <w:br/>
-        <w:t>Администратор вернул карточку в действие после проверки, принятия исправлений или отклонения необоснованной жалобы.</w:t>
+        <w:t>Администратор признал жалобу необоснованной. Карточка снова доступна пользователям без необходимости внесения исправлений.</w:t>
       </w:r>
       <w:r>
         <w:rPr>
@@ -2492,22 +3826,23 @@
     </w:p>
     <w:p>
       <w:pPr>
-        <w:rPr>
-          <w:rFonts w:ascii="Times New Roman" w:hAnsi="Times New Roman" w:cs="Times New Roman"/>
-        </w:rPr>
-      </w:pPr>
-      <w:r>
-        <w:rPr>
-          <w:rFonts w:ascii="Times New Roman" w:hAnsi="Times New Roman" w:cs="Times New Roman"/>
-        </w:rPr>
-        <w:t>Мероприятие остается заблокированным</w:t>
+        <w:spacing w:after="0" w:line="360" w:lineRule="auto"/>
+        <w:rPr>
+          <w:rFonts w:ascii="Times New Roman" w:hAnsi="Times New Roman" w:cs="Times New Roman"/>
+        </w:rPr>
+      </w:pPr>
+      <w:r>
+        <w:rPr>
+          <w:rFonts w:ascii="Times New Roman" w:hAnsi="Times New Roman" w:cs="Times New Roman"/>
+        </w:rPr>
+        <w:t>Карточка оставлена заблокированной</w:t>
       </w:r>
       <w:r>
         <w:rPr>
           <w:rFonts w:ascii="Times New Roman" w:hAnsi="Times New Roman" w:cs="Times New Roman"/>
         </w:rPr>
         <w:br/>
-        <w:t>Администратор проверил исправления, но не принял их. Карточка остается недоступной пользователям.</w:t>
+        <w:t>Администратор проверил внесенные исправления, но не принял их. Карточка остается заблокированной, а организатор может повторно отредактировать мероприятие и снова отправить его на рассмотрение.</w:t>
       </w:r>
       <w:r>
         <w:rPr>
@@ -2521,100 +3856,43 @@
           <w:rFonts w:ascii="Times New Roman" w:hAnsi="Times New Roman" w:cs="Times New Roman"/>
         </w:rPr>
         <w:br/>
-        <w:t>Кнопка не отображается, если карточка недоступна обычным пользователям.</w:t>
-      </w:r>
-    </w:p>
-    <w:p>
-      <w:pPr>
-        <w:rPr>
-          <w:rFonts w:ascii="Times New Roman" w:hAnsi="Times New Roman" w:cs="Times New Roman"/>
-        </w:rPr>
-      </w:pPr>
-    </w:p>
-    <w:p>
-      <w:pPr>
-        <w:rPr>
-          <w:rFonts w:ascii="Times New Roman" w:hAnsi="Times New Roman" w:cs="Times New Roman"/>
-        </w:rPr>
-      </w:pPr>
-      <w:r>
-        <w:rPr>
-          <w:rFonts w:ascii="Times New Roman" w:hAnsi="Times New Roman" w:cs="Times New Roman"/>
-        </w:rPr>
-        <w:t>5. Жалобы пользователя</w:t>
-      </w:r>
-    </w:p>
-    <w:p>
-      <w:pPr>
-        <w:rPr>
-          <w:rFonts w:ascii="Times New Roman" w:hAnsi="Times New Roman" w:cs="Times New Roman"/>
-        </w:rPr>
-      </w:pPr>
-      <w:r>
-        <w:rPr>
-          <w:rFonts w:ascii="Times New Roman" w:hAnsi="Times New Roman" w:cs="Times New Roman"/>
-        </w:rPr>
-        <w:t>Эти уведомления получает пользователь, который подал жалобу.</w:t>
-      </w:r>
-    </w:p>
-    <w:p>
-      <w:pPr>
-        <w:rPr>
-          <w:rFonts w:ascii="Times New Roman" w:hAnsi="Times New Roman" w:cs="Times New Roman"/>
-        </w:rPr>
-      </w:pPr>
-      <w:r>
-        <w:rPr>
-          <w:rFonts w:ascii="Times New Roman" w:hAnsi="Times New Roman" w:cs="Times New Roman"/>
-        </w:rPr>
-        <w:t>Жалоба отправлена</w:t>
+        <w:t>Кнопка</w:t>
+      </w:r>
+      <w:proofErr w:type="gramStart"/>
+      <w:r>
+        <w:rPr>
+          <w:rFonts w:ascii="Times New Roman" w:hAnsi="Times New Roman" w:cs="Times New Roman"/>
+        </w:rPr>
+        <w:t>: Редактировать</w:t>
+      </w:r>
+      <w:proofErr w:type="gramEnd"/>
+      <w:r>
+        <w:rPr>
+          <w:rFonts w:ascii="Times New Roman" w:hAnsi="Times New Roman" w:cs="Times New Roman"/>
+        </w:rPr>
+        <w:t xml:space="preserve"> мероприятие.</w:t>
+      </w:r>
+    </w:p>
+    <w:p>
+      <w:pPr>
+        <w:spacing w:after="0" w:line="360" w:lineRule="auto"/>
+        <w:rPr>
+          <w:rFonts w:ascii="Times New Roman" w:hAnsi="Times New Roman" w:cs="Times New Roman"/>
+        </w:rPr>
+      </w:pPr>
+      <w:r>
+        <w:rPr>
+          <w:rFonts w:ascii="Times New Roman" w:hAnsi="Times New Roman" w:cs="Times New Roman"/>
+        </w:rPr>
+        <w:lastRenderedPageBreak/>
+        <w:t>Мероприятие перенесено в архив</w:t>
       </w:r>
       <w:r>
         <w:rPr>
           <w:rFonts w:ascii="Times New Roman" w:hAnsi="Times New Roman" w:cs="Times New Roman"/>
         </w:rPr>
         <w:br/>
-        <w:t>Система приняла жалобу пользователя на мероприятие.</w:t>
-      </w:r>
-      <w:r>
-        <w:rPr>
-          <w:rFonts w:ascii="Times New Roman" w:hAnsi="Times New Roman" w:cs="Times New Roman"/>
-        </w:rPr>
-        <w:br/>
-      </w:r>
-      <w:r>
-        <w:rPr>
-          <w:rFonts w:ascii="Times New Roman" w:hAnsi="Times New Roman" w:cs="Times New Roman"/>
-        </w:rPr>
-        <w:lastRenderedPageBreak/>
-        <w:t>Отображается название мероприятия, название уведомления, содержание уведомления.</w:t>
-      </w:r>
-      <w:r>
-        <w:rPr>
-          <w:rFonts w:ascii="Times New Roman" w:hAnsi="Times New Roman" w:cs="Times New Roman"/>
-        </w:rPr>
-        <w:br/>
-        <w:t>Кнопка не отображается, если карточка была скрыта после жалобы.</w:t>
-      </w:r>
-    </w:p>
-    <w:p>
-      <w:pPr>
-        <w:rPr>
-          <w:rFonts w:ascii="Times New Roman" w:hAnsi="Times New Roman" w:cs="Times New Roman"/>
-        </w:rPr>
-      </w:pPr>
-      <w:r>
-        <w:rPr>
-          <w:rFonts w:ascii="Times New Roman" w:hAnsi="Times New Roman" w:cs="Times New Roman"/>
-        </w:rPr>
-        <w:t>Жалоба отклонена</w:t>
-      </w:r>
-      <w:r>
-        <w:rPr>
-          <w:rFonts w:ascii="Times New Roman" w:hAnsi="Times New Roman" w:cs="Times New Roman"/>
-        </w:rPr>
-        <w:br/>
-        <w:t>Администратор не подтвердил нарушение, и карточка мероприятия была восстановлена.</w:t>
+        <w:t>Мероприятие завершилось и было перенесено в архив мероприятий.</w:t>
       </w:r>
       <w:r>
         <w:rPr>
@@ -2642,34 +3920,57 @@
         <w:rPr>
           <w:rFonts w:ascii="Times New Roman" w:hAnsi="Times New Roman" w:cs="Times New Roman"/>
         </w:rPr>
-        <w:t xml:space="preserve"> к мероприятию.</w:t>
-      </w:r>
-    </w:p>
-    <w:p>
-      <w:pPr>
-        <w:rPr>
-          <w:rFonts w:ascii="Times New Roman" w:hAnsi="Times New Roman" w:cs="Times New Roman"/>
-        </w:rPr>
-      </w:pPr>
-      <w:r>
-        <w:rPr>
-          <w:rFonts w:ascii="Times New Roman" w:hAnsi="Times New Roman" w:cs="Times New Roman"/>
-        </w:rPr>
-        <w:t>По жалобе принято решение</w:t>
+        <w:t xml:space="preserve"> к архиву мероприятий.</w:t>
+      </w:r>
+    </w:p>
+    <w:p>
+      <w:pPr>
+        <w:spacing w:after="0" w:line="360" w:lineRule="auto"/>
+        <w:rPr>
+          <w:rFonts w:ascii="Times New Roman" w:hAnsi="Times New Roman" w:cs="Times New Roman"/>
+        </w:rPr>
+      </w:pPr>
+    </w:p>
+    <w:p>
+      <w:pPr>
+        <w:spacing w:after="0" w:line="360" w:lineRule="auto"/>
+        <w:rPr>
+          <w:rFonts w:ascii="Times New Roman" w:hAnsi="Times New Roman" w:cs="Times New Roman"/>
+        </w:rPr>
+      </w:pPr>
+      <w:r>
+        <w:rPr>
+          <w:rFonts w:ascii="Times New Roman" w:hAnsi="Times New Roman" w:cs="Times New Roman"/>
+        </w:rPr>
+        <w:t>3. Изменения и сроки</w:t>
+      </w:r>
+    </w:p>
+    <w:p>
+      <w:pPr>
+        <w:spacing w:after="0" w:line="360" w:lineRule="auto"/>
+        <w:rPr>
+          <w:rFonts w:ascii="Times New Roman" w:hAnsi="Times New Roman" w:cs="Times New Roman"/>
+        </w:rPr>
+      </w:pPr>
+      <w:r>
+        <w:rPr>
+          <w:rFonts w:ascii="Times New Roman" w:hAnsi="Times New Roman" w:cs="Times New Roman"/>
+        </w:rPr>
+        <w:t>Мероприятие скоро начнется</w:t>
       </w:r>
       <w:r>
         <w:rPr>
           <w:rFonts w:ascii="Times New Roman" w:hAnsi="Times New Roman" w:cs="Times New Roman"/>
         </w:rPr>
         <w:br/>
-        <w:t>Администратор рассмотрел жалобу и принял решение: карточка восстановлена, карточка оставлена заблокированной, организатор заблокирован или пользователь заблокирован за ложную жалобу.</w:t>
+        <w:t>До начала мероприятия осталось 24 часа.</w:t>
       </w:r>
       <w:r>
         <w:rPr>
           <w:rFonts w:ascii="Times New Roman" w:hAnsi="Times New Roman" w:cs="Times New Roman"/>
         </w:rPr>
         <w:br/>
-        <w:t>Отображается название мероприятия, если оно доступно для отображения, название уведомления и содержание уведомления.</w:t>
+        <w:t>Отображается название мероприятия, название уведомления, содержание уведомления.</w:t>
       </w:r>
       <w:r>
         <w:rPr>
@@ -2690,47 +3991,28 @@
         <w:rPr>
           <w:rFonts w:ascii="Times New Roman" w:hAnsi="Times New Roman" w:cs="Times New Roman"/>
         </w:rPr>
-        <w:t xml:space="preserve"> к мероприятию — только если карточка доступна пользователям.</w:t>
-      </w:r>
-    </w:p>
-    <w:p>
-      <w:pPr>
-        <w:rPr>
-          <w:rFonts w:ascii="Times New Roman" w:hAnsi="Times New Roman" w:cs="Times New Roman"/>
-        </w:rPr>
-      </w:pPr>
-    </w:p>
-    <w:p>
-      <w:pPr>
-        <w:rPr>
-          <w:rFonts w:ascii="Times New Roman" w:hAnsi="Times New Roman" w:cs="Times New Roman"/>
-        </w:rPr>
-      </w:pPr>
-      <w:r>
-        <w:rPr>
-          <w:rFonts w:ascii="Times New Roman" w:hAnsi="Times New Roman" w:cs="Times New Roman"/>
-        </w:rPr>
-        <w:t>6. Отзывы и оценки</w:t>
-      </w:r>
-    </w:p>
-    <w:p>
-      <w:pPr>
-        <w:rPr>
-          <w:rFonts w:ascii="Times New Roman" w:hAnsi="Times New Roman" w:cs="Times New Roman"/>
-        </w:rPr>
-      </w:pPr>
-      <w:r>
-        <w:rPr>
-          <w:rFonts w:ascii="Times New Roman" w:hAnsi="Times New Roman" w:cs="Times New Roman"/>
-        </w:rPr>
-        <w:t>Отзыв опубликован</w:t>
+        <w:t xml:space="preserve"> к мероприятию.</w:t>
+      </w:r>
+    </w:p>
+    <w:p>
+      <w:pPr>
+        <w:spacing w:after="0" w:line="360" w:lineRule="auto"/>
+        <w:rPr>
+          <w:rFonts w:ascii="Times New Roman" w:hAnsi="Times New Roman" w:cs="Times New Roman"/>
+        </w:rPr>
+      </w:pPr>
+      <w:r>
+        <w:rPr>
+          <w:rFonts w:ascii="Times New Roman" w:hAnsi="Times New Roman" w:cs="Times New Roman"/>
+        </w:rPr>
+        <w:t>Мероприятие началось</w:t>
       </w:r>
       <w:r>
         <w:rPr>
           <w:rFonts w:ascii="Times New Roman" w:hAnsi="Times New Roman" w:cs="Times New Roman"/>
         </w:rPr>
         <w:br/>
-        <w:t>Пользователь оставил отзыв о прошедшем мероприятии.</w:t>
+        <w:t>Наступило время начала мероприятия.</w:t>
       </w:r>
       <w:r>
         <w:rPr>
@@ -2763,22 +4045,23 @@
     </w:p>
     <w:p>
       <w:pPr>
-        <w:rPr>
-          <w:rFonts w:ascii="Times New Roman" w:hAnsi="Times New Roman" w:cs="Times New Roman"/>
-        </w:rPr>
-      </w:pPr>
-      <w:r>
-        <w:rPr>
-          <w:rFonts w:ascii="Times New Roman" w:hAnsi="Times New Roman" w:cs="Times New Roman"/>
-        </w:rPr>
-        <w:t>Отзыв удален</w:t>
+        <w:spacing w:after="0" w:line="360" w:lineRule="auto"/>
+        <w:rPr>
+          <w:rFonts w:ascii="Times New Roman" w:hAnsi="Times New Roman" w:cs="Times New Roman"/>
+        </w:rPr>
+      </w:pPr>
+      <w:r>
+        <w:rPr>
+          <w:rFonts w:ascii="Times New Roman" w:hAnsi="Times New Roman" w:cs="Times New Roman"/>
+        </w:rPr>
+        <w:t>Мероприятие завершилось</w:t>
       </w:r>
       <w:r>
         <w:rPr>
           <w:rFonts w:ascii="Times New Roman" w:hAnsi="Times New Roman" w:cs="Times New Roman"/>
         </w:rPr>
         <w:br/>
-        <w:t>Пользователь удалил свой отзыв о прошедшем мероприятии.</w:t>
+        <w:t>Мероприятие завершилось и будет перенесено в архив мероприятий согласно правилам системы.</w:t>
       </w:r>
       <w:r>
         <w:rPr>
@@ -2806,34 +4089,57 @@
         <w:rPr>
           <w:rFonts w:ascii="Times New Roman" w:hAnsi="Times New Roman" w:cs="Times New Roman"/>
         </w:rPr>
-        <w:t xml:space="preserve"> к мероприятию.</w:t>
-      </w:r>
-    </w:p>
-    <w:p>
-      <w:pPr>
-        <w:rPr>
-          <w:rFonts w:ascii="Times New Roman" w:hAnsi="Times New Roman" w:cs="Times New Roman"/>
-        </w:rPr>
-      </w:pPr>
-      <w:r>
-        <w:rPr>
-          <w:rFonts w:ascii="Times New Roman" w:hAnsi="Times New Roman" w:cs="Times New Roman"/>
-        </w:rPr>
-        <w:t>Оценка организатора сохранена</w:t>
+        <w:t xml:space="preserve"> к архиву мероприятий.</w:t>
+      </w:r>
+    </w:p>
+    <w:p>
+      <w:pPr>
+        <w:spacing w:after="0" w:line="360" w:lineRule="auto"/>
+        <w:rPr>
+          <w:rFonts w:ascii="Times New Roman" w:hAnsi="Times New Roman" w:cs="Times New Roman"/>
+        </w:rPr>
+      </w:pPr>
+    </w:p>
+    <w:p>
+      <w:pPr>
+        <w:spacing w:after="0" w:line="360" w:lineRule="auto"/>
+        <w:rPr>
+          <w:rFonts w:ascii="Times New Roman" w:hAnsi="Times New Roman" w:cs="Times New Roman"/>
+        </w:rPr>
+      </w:pPr>
+      <w:r>
+        <w:rPr>
+          <w:rFonts w:ascii="Times New Roman" w:hAnsi="Times New Roman" w:cs="Times New Roman"/>
+        </w:rPr>
+        <w:t>4. Внешняя регистрация</w:t>
+      </w:r>
+    </w:p>
+    <w:p>
+      <w:pPr>
+        <w:spacing w:after="0" w:line="360" w:lineRule="auto"/>
+        <w:rPr>
+          <w:rFonts w:ascii="Times New Roman" w:hAnsi="Times New Roman" w:cs="Times New Roman"/>
+        </w:rPr>
+      </w:pPr>
+      <w:r>
+        <w:rPr>
+          <w:rFonts w:ascii="Times New Roman" w:hAnsi="Times New Roman" w:cs="Times New Roman"/>
+        </w:rPr>
+        <w:t>Пользователь подтвердил внешнюю регистрацию</w:t>
       </w:r>
       <w:r>
         <w:rPr>
           <w:rFonts w:ascii="Times New Roman" w:hAnsi="Times New Roman" w:cs="Times New Roman"/>
         </w:rPr>
         <w:br/>
-        <w:t>Пользователь поставил или изменил оценку организатора на странице организатора.</w:t>
+        <w:t>Пользователь перешел на внешний сайт регистрации и отметил на платформе, что зарегистрировался.</w:t>
       </w:r>
       <w:r>
         <w:rPr>
           <w:rFonts w:ascii="Times New Roman" w:hAnsi="Times New Roman" w:cs="Times New Roman"/>
         </w:rPr>
         <w:br/>
-        <w:t>Отображается название организатора, название уведомления, содержание уведомления.</w:t>
+        <w:t>Отображается название мероприятия, название уведомления, содержание уведомления.</w:t>
       </w:r>
       <w:r>
         <w:rPr>
@@ -2854,34 +4160,35 @@
         <w:rPr>
           <w:rFonts w:ascii="Times New Roman" w:hAnsi="Times New Roman" w:cs="Times New Roman"/>
         </w:rPr>
-        <w:t xml:space="preserve"> к странице организатора.</w:t>
-      </w:r>
-    </w:p>
-    <w:p>
-      <w:pPr>
-        <w:rPr>
-          <w:rFonts w:ascii="Times New Roman" w:hAnsi="Times New Roman" w:cs="Times New Roman"/>
-        </w:rPr>
-      </w:pPr>
-      <w:r>
-        <w:rPr>
-          <w:rFonts w:ascii="Times New Roman" w:hAnsi="Times New Roman" w:cs="Times New Roman"/>
-        </w:rPr>
-        <w:t>Оценка организатора удалена</w:t>
+        <w:t xml:space="preserve"> к участникам.</w:t>
+      </w:r>
+    </w:p>
+    <w:p>
+      <w:pPr>
+        <w:spacing w:after="0" w:line="360" w:lineRule="auto"/>
+        <w:rPr>
+          <w:rFonts w:ascii="Times New Roman" w:hAnsi="Times New Roman" w:cs="Times New Roman"/>
+        </w:rPr>
+      </w:pPr>
+      <w:r>
+        <w:rPr>
+          <w:rFonts w:ascii="Times New Roman" w:hAnsi="Times New Roman" w:cs="Times New Roman"/>
+        </w:rPr>
+        <w:t>Изменена ссылка на внешнюю регистрацию</w:t>
       </w:r>
       <w:r>
         <w:rPr>
           <w:rFonts w:ascii="Times New Roman" w:hAnsi="Times New Roman" w:cs="Times New Roman"/>
         </w:rPr>
         <w:br/>
-        <w:t>Пользователь удалил ранее поставленную оценку организатора.</w:t>
+        <w:t>Организатор изменил ссылку на внешнюю регистрацию. Пользователи, добавившие мероприятие в избранное или подтвердившие регистрацию, получат уведомление об изменении.</w:t>
       </w:r>
       <w:r>
         <w:rPr>
           <w:rFonts w:ascii="Times New Roman" w:hAnsi="Times New Roman" w:cs="Times New Roman"/>
         </w:rPr>
         <w:br/>
-        <w:t>Отображается название организатора, название уведомления, содержание уведомления.</w:t>
+        <w:t>Отображается название мероприятия, название уведомления, содержание уведомления.</w:t>
       </w:r>
       <w:r>
         <w:rPr>
@@ -2902,31 +4209,753 @@
         <w:rPr>
           <w:rFonts w:ascii="Times New Roman" w:hAnsi="Times New Roman" w:cs="Times New Roman"/>
         </w:rPr>
+        <w:t xml:space="preserve"> к мероприятию.</w:t>
+      </w:r>
+    </w:p>
+    <w:p>
+      <w:pPr>
+        <w:spacing w:after="0" w:line="360" w:lineRule="auto"/>
+        <w:rPr>
+          <w:rFonts w:ascii="Times New Roman" w:hAnsi="Times New Roman" w:cs="Times New Roman"/>
+        </w:rPr>
+      </w:pPr>
+    </w:p>
+    <w:p>
+      <w:pPr>
+        <w:spacing w:after="0" w:line="360" w:lineRule="auto"/>
+        <w:rPr>
+          <w:rFonts w:ascii="Times New Roman" w:hAnsi="Times New Roman" w:cs="Times New Roman"/>
+          <w:lang w:val="en-US"/>
+        </w:rPr>
+      </w:pPr>
+      <w:r>
+        <w:rPr>
+          <w:rFonts w:ascii="Times New Roman" w:hAnsi="Times New Roman" w:cs="Times New Roman"/>
+        </w:rPr>
+        <w:t>5. Отзывы и рейтинг</w:t>
+      </w:r>
+    </w:p>
+    <w:p>
+      <w:pPr>
+        <w:spacing w:after="0" w:line="360" w:lineRule="auto"/>
+        <w:rPr>
+          <w:rFonts w:ascii="Times New Roman" w:hAnsi="Times New Roman" w:cs="Times New Roman"/>
+        </w:rPr>
+      </w:pPr>
+      <w:r>
+        <w:rPr>
+          <w:rFonts w:ascii="Times New Roman" w:hAnsi="Times New Roman" w:cs="Times New Roman"/>
+        </w:rPr>
+        <w:t>Новый отзыв о мероприятии</w:t>
+      </w:r>
+    </w:p>
+    <w:p>
+      <w:pPr>
+        <w:spacing w:after="0" w:line="360" w:lineRule="auto"/>
+        <w:rPr>
+          <w:rFonts w:ascii="Times New Roman" w:hAnsi="Times New Roman" w:cs="Times New Roman"/>
+        </w:rPr>
+      </w:pPr>
+      <w:r>
+        <w:rPr>
+          <w:rFonts w:ascii="Times New Roman" w:hAnsi="Times New Roman" w:cs="Times New Roman"/>
+        </w:rPr>
+        <w:lastRenderedPageBreak/>
+        <w:t>Пользователь оставил отзыв о прошедшем мероприятии.</w:t>
+      </w:r>
+    </w:p>
+    <w:p>
+      <w:pPr>
+        <w:spacing w:after="0" w:line="360" w:lineRule="auto"/>
+        <w:rPr>
+          <w:rFonts w:ascii="Times New Roman" w:hAnsi="Times New Roman" w:cs="Times New Roman"/>
+        </w:rPr>
+      </w:pPr>
+      <w:r>
+        <w:rPr>
+          <w:rFonts w:ascii="Times New Roman" w:hAnsi="Times New Roman" w:cs="Times New Roman"/>
+        </w:rPr>
+        <w:t>Отображается название мероприятия, название уведомления, содержание уведомления.</w:t>
+      </w:r>
+    </w:p>
+    <w:p>
+      <w:pPr>
+        <w:spacing w:after="0" w:line="360" w:lineRule="auto"/>
+        <w:rPr>
+          <w:rFonts w:ascii="Times New Roman" w:hAnsi="Times New Roman" w:cs="Times New Roman"/>
+        </w:rPr>
+      </w:pPr>
+      <w:r>
+        <w:rPr>
+          <w:rFonts w:ascii="Times New Roman" w:hAnsi="Times New Roman" w:cs="Times New Roman"/>
+        </w:rPr>
+        <w:t>Кнопка</w:t>
+      </w:r>
+      <w:proofErr w:type="gramStart"/>
+      <w:r>
+        <w:rPr>
+          <w:rFonts w:ascii="Times New Roman" w:hAnsi="Times New Roman" w:cs="Times New Roman"/>
+        </w:rPr>
+        <w:t>: Перейти</w:t>
+      </w:r>
+      <w:proofErr w:type="gramEnd"/>
+      <w:r>
+        <w:rPr>
+          <w:rFonts w:ascii="Times New Roman" w:hAnsi="Times New Roman" w:cs="Times New Roman"/>
+        </w:rPr>
+        <w:t xml:space="preserve"> к мероприятию.</w:t>
+      </w:r>
+    </w:p>
+    <w:p>
+      <w:pPr>
+        <w:spacing w:after="0" w:line="360" w:lineRule="auto"/>
+        <w:rPr>
+          <w:rFonts w:ascii="Times New Roman" w:hAnsi="Times New Roman" w:cs="Times New Roman"/>
+        </w:rPr>
+      </w:pPr>
+    </w:p>
+    <w:p>
+      <w:pPr>
+        <w:spacing w:after="0" w:line="360" w:lineRule="auto"/>
+        <w:rPr>
+          <w:rFonts w:ascii="Times New Roman" w:hAnsi="Times New Roman" w:cs="Times New Roman"/>
+        </w:rPr>
+      </w:pPr>
+      <w:r>
+        <w:rPr>
+          <w:rFonts w:ascii="Times New Roman" w:hAnsi="Times New Roman" w:cs="Times New Roman"/>
+        </w:rPr>
+        <w:t>Пользователь удалил отзыв</w:t>
+      </w:r>
+    </w:p>
+    <w:p>
+      <w:pPr>
+        <w:spacing w:after="0" w:line="360" w:lineRule="auto"/>
+        <w:rPr>
+          <w:rFonts w:ascii="Times New Roman" w:hAnsi="Times New Roman" w:cs="Times New Roman"/>
+        </w:rPr>
+      </w:pPr>
+      <w:r>
+        <w:rPr>
+          <w:rFonts w:ascii="Times New Roman" w:hAnsi="Times New Roman" w:cs="Times New Roman"/>
+        </w:rPr>
+        <w:t>Пользователь удалил свой отзыв о прошедшем мероприятии.</w:t>
+      </w:r>
+    </w:p>
+    <w:p>
+      <w:pPr>
+        <w:spacing w:after="0" w:line="360" w:lineRule="auto"/>
+        <w:rPr>
+          <w:rFonts w:ascii="Times New Roman" w:hAnsi="Times New Roman" w:cs="Times New Roman"/>
+        </w:rPr>
+      </w:pPr>
+      <w:r>
+        <w:rPr>
+          <w:rFonts w:ascii="Times New Roman" w:hAnsi="Times New Roman" w:cs="Times New Roman"/>
+        </w:rPr>
+        <w:t>Отображается название мероприятия, название уведомления, содержание уведомления.</w:t>
+      </w:r>
+    </w:p>
+    <w:p>
+      <w:pPr>
+        <w:spacing w:after="0" w:line="360" w:lineRule="auto"/>
+        <w:rPr>
+          <w:rFonts w:ascii="Times New Roman" w:hAnsi="Times New Roman" w:cs="Times New Roman"/>
+        </w:rPr>
+      </w:pPr>
+      <w:r>
+        <w:rPr>
+          <w:rFonts w:ascii="Times New Roman" w:hAnsi="Times New Roman" w:cs="Times New Roman"/>
+        </w:rPr>
+        <w:t>Кнопка</w:t>
+      </w:r>
+      <w:proofErr w:type="gramStart"/>
+      <w:r>
+        <w:rPr>
+          <w:rFonts w:ascii="Times New Roman" w:hAnsi="Times New Roman" w:cs="Times New Roman"/>
+        </w:rPr>
+        <w:t>: Перейти</w:t>
+      </w:r>
+      <w:proofErr w:type="gramEnd"/>
+      <w:r>
+        <w:rPr>
+          <w:rFonts w:ascii="Times New Roman" w:hAnsi="Times New Roman" w:cs="Times New Roman"/>
+        </w:rPr>
+        <w:t xml:space="preserve"> к мероприятию.</w:t>
+      </w:r>
+    </w:p>
+    <w:p>
+      <w:pPr>
+        <w:spacing w:after="0" w:line="360" w:lineRule="auto"/>
+        <w:rPr>
+          <w:rFonts w:ascii="Times New Roman" w:hAnsi="Times New Roman" w:cs="Times New Roman"/>
+        </w:rPr>
+      </w:pPr>
+    </w:p>
+    <w:p>
+      <w:pPr>
+        <w:spacing w:after="0" w:line="360" w:lineRule="auto"/>
+        <w:rPr>
+          <w:rFonts w:ascii="Times New Roman" w:hAnsi="Times New Roman" w:cs="Times New Roman"/>
+        </w:rPr>
+      </w:pPr>
+      <w:r>
+        <w:rPr>
+          <w:rFonts w:ascii="Times New Roman" w:hAnsi="Times New Roman" w:cs="Times New Roman"/>
+        </w:rPr>
+        <w:t>Жалоба на отзыв отправлена</w:t>
+      </w:r>
+    </w:p>
+    <w:p>
+      <w:pPr>
+        <w:spacing w:after="0" w:line="360" w:lineRule="auto"/>
+        <w:rPr>
+          <w:rFonts w:ascii="Times New Roman" w:hAnsi="Times New Roman" w:cs="Times New Roman"/>
+        </w:rPr>
+      </w:pPr>
+      <w:r>
+        <w:rPr>
+          <w:rFonts w:ascii="Times New Roman" w:hAnsi="Times New Roman" w:cs="Times New Roman"/>
+        </w:rPr>
+        <w:t>Организатор пометил отзыв к своему мероприятию как неприемлемый контент. Жалоба передана администратору.</w:t>
+      </w:r>
+    </w:p>
+    <w:p>
+      <w:pPr>
+        <w:spacing w:after="0" w:line="360" w:lineRule="auto"/>
+        <w:rPr>
+          <w:rFonts w:ascii="Times New Roman" w:hAnsi="Times New Roman" w:cs="Times New Roman"/>
+        </w:rPr>
+      </w:pPr>
+      <w:r>
+        <w:rPr>
+          <w:rFonts w:ascii="Times New Roman" w:hAnsi="Times New Roman" w:cs="Times New Roman"/>
+        </w:rPr>
+        <w:t>Отображается название мероприятия, название уведомления, содержание уведомления.</w:t>
+      </w:r>
+    </w:p>
+    <w:p>
+      <w:pPr>
+        <w:spacing w:after="0" w:line="360" w:lineRule="auto"/>
+        <w:rPr>
+          <w:rFonts w:ascii="Times New Roman" w:hAnsi="Times New Roman" w:cs="Times New Roman"/>
+        </w:rPr>
+      </w:pPr>
+      <w:r>
+        <w:rPr>
+          <w:rFonts w:ascii="Times New Roman" w:hAnsi="Times New Roman" w:cs="Times New Roman"/>
+        </w:rPr>
+        <w:t>Кнопка</w:t>
+      </w:r>
+      <w:proofErr w:type="gramStart"/>
+      <w:r>
+        <w:rPr>
+          <w:rFonts w:ascii="Times New Roman" w:hAnsi="Times New Roman" w:cs="Times New Roman"/>
+        </w:rPr>
+        <w:t>: Перейти</w:t>
+      </w:r>
+      <w:proofErr w:type="gramEnd"/>
+      <w:r>
+        <w:rPr>
+          <w:rFonts w:ascii="Times New Roman" w:hAnsi="Times New Roman" w:cs="Times New Roman"/>
+        </w:rPr>
+        <w:t xml:space="preserve"> к мероприятию.</w:t>
+      </w:r>
+    </w:p>
+    <w:p>
+      <w:pPr>
+        <w:spacing w:after="0" w:line="360" w:lineRule="auto"/>
+        <w:rPr>
+          <w:rFonts w:ascii="Times New Roman" w:hAnsi="Times New Roman" w:cs="Times New Roman"/>
+        </w:rPr>
+      </w:pPr>
+    </w:p>
+    <w:p>
+      <w:pPr>
+        <w:spacing w:after="0" w:line="360" w:lineRule="auto"/>
+        <w:rPr>
+          <w:rFonts w:ascii="Times New Roman" w:hAnsi="Times New Roman" w:cs="Times New Roman"/>
+        </w:rPr>
+      </w:pPr>
+      <w:r>
+        <w:rPr>
+          <w:rFonts w:ascii="Times New Roman" w:hAnsi="Times New Roman" w:cs="Times New Roman"/>
+        </w:rPr>
+        <w:t>Отзыв к мероприятию временно скрыт</w:t>
+      </w:r>
+    </w:p>
+    <w:p>
+      <w:pPr>
+        <w:spacing w:after="0" w:line="360" w:lineRule="auto"/>
+        <w:rPr>
+          <w:rFonts w:ascii="Times New Roman" w:hAnsi="Times New Roman" w:cs="Times New Roman"/>
+        </w:rPr>
+      </w:pPr>
+      <w:r>
+        <w:rPr>
+          <w:rFonts w:ascii="Times New Roman" w:hAnsi="Times New Roman" w:cs="Times New Roman"/>
+        </w:rPr>
+        <w:t>На отзыв к мероприятию поступила жалоба. Отзыв временно скрыт до проверки администратором.</w:t>
+      </w:r>
+    </w:p>
+    <w:p>
+      <w:pPr>
+        <w:spacing w:after="0" w:line="360" w:lineRule="auto"/>
+        <w:rPr>
+          <w:rFonts w:ascii="Times New Roman" w:hAnsi="Times New Roman" w:cs="Times New Roman"/>
+        </w:rPr>
+      </w:pPr>
+      <w:r>
+        <w:rPr>
+          <w:rFonts w:ascii="Times New Roman" w:hAnsi="Times New Roman" w:cs="Times New Roman"/>
+        </w:rPr>
+        <w:t>Отображается название мероприятия, название уведомления, содержание уведомления.</w:t>
+      </w:r>
+    </w:p>
+    <w:p>
+      <w:pPr>
+        <w:spacing w:after="0" w:line="360" w:lineRule="auto"/>
+        <w:rPr>
+          <w:rFonts w:ascii="Times New Roman" w:hAnsi="Times New Roman" w:cs="Times New Roman"/>
+        </w:rPr>
+      </w:pPr>
+      <w:r>
+        <w:rPr>
+          <w:rFonts w:ascii="Times New Roman" w:hAnsi="Times New Roman" w:cs="Times New Roman"/>
+        </w:rPr>
+        <w:t>Кнопка</w:t>
+      </w:r>
+      <w:proofErr w:type="gramStart"/>
+      <w:r>
+        <w:rPr>
+          <w:rFonts w:ascii="Times New Roman" w:hAnsi="Times New Roman" w:cs="Times New Roman"/>
+        </w:rPr>
+        <w:t>: Перейти</w:t>
+      </w:r>
+      <w:proofErr w:type="gramEnd"/>
+      <w:r>
+        <w:rPr>
+          <w:rFonts w:ascii="Times New Roman" w:hAnsi="Times New Roman" w:cs="Times New Roman"/>
+        </w:rPr>
+        <w:t xml:space="preserve"> к мероприятию.</w:t>
+      </w:r>
+    </w:p>
+    <w:p>
+      <w:pPr>
+        <w:spacing w:after="0" w:line="360" w:lineRule="auto"/>
+        <w:rPr>
+          <w:rFonts w:ascii="Times New Roman" w:hAnsi="Times New Roman" w:cs="Times New Roman"/>
+        </w:rPr>
+      </w:pPr>
+    </w:p>
+    <w:p>
+      <w:pPr>
+        <w:spacing w:after="0" w:line="360" w:lineRule="auto"/>
+        <w:rPr>
+          <w:rFonts w:ascii="Times New Roman" w:hAnsi="Times New Roman" w:cs="Times New Roman"/>
+        </w:rPr>
+      </w:pPr>
+      <w:r>
+        <w:rPr>
+          <w:rFonts w:ascii="Times New Roman" w:hAnsi="Times New Roman" w:cs="Times New Roman"/>
+        </w:rPr>
+        <w:t>Отзыв к мероприятию оставлен после проверки</w:t>
+      </w:r>
+    </w:p>
+    <w:p>
+      <w:pPr>
+        <w:spacing w:after="0" w:line="360" w:lineRule="auto"/>
+        <w:rPr>
+          <w:rFonts w:ascii="Times New Roman" w:hAnsi="Times New Roman" w:cs="Times New Roman"/>
+        </w:rPr>
+      </w:pPr>
+      <w:r>
+        <w:rPr>
+          <w:rFonts w:ascii="Times New Roman" w:hAnsi="Times New Roman" w:cs="Times New Roman"/>
+        </w:rPr>
+        <w:t>Администратор проверил жалобу и оставил отзыв опубликованным.</w:t>
+      </w:r>
+    </w:p>
+    <w:p>
+      <w:pPr>
+        <w:spacing w:after="0" w:line="360" w:lineRule="auto"/>
+        <w:rPr>
+          <w:rFonts w:ascii="Times New Roman" w:hAnsi="Times New Roman" w:cs="Times New Roman"/>
+        </w:rPr>
+      </w:pPr>
+      <w:r>
+        <w:rPr>
+          <w:rFonts w:ascii="Times New Roman" w:hAnsi="Times New Roman" w:cs="Times New Roman"/>
+        </w:rPr>
+        <w:t>Отображается название мероприятия, название уведомления, содержание уведомления.</w:t>
+      </w:r>
+    </w:p>
+    <w:p>
+      <w:pPr>
+        <w:spacing w:after="0" w:line="360" w:lineRule="auto"/>
+        <w:rPr>
+          <w:rFonts w:ascii="Times New Roman" w:hAnsi="Times New Roman" w:cs="Times New Roman"/>
+        </w:rPr>
+      </w:pPr>
+      <w:r>
+        <w:rPr>
+          <w:rFonts w:ascii="Times New Roman" w:hAnsi="Times New Roman" w:cs="Times New Roman"/>
+        </w:rPr>
+        <w:t>Кнопка</w:t>
+      </w:r>
+      <w:proofErr w:type="gramStart"/>
+      <w:r>
+        <w:rPr>
+          <w:rFonts w:ascii="Times New Roman" w:hAnsi="Times New Roman" w:cs="Times New Roman"/>
+        </w:rPr>
+        <w:t>: Перейти</w:t>
+      </w:r>
+      <w:proofErr w:type="gramEnd"/>
+      <w:r>
+        <w:rPr>
+          <w:rFonts w:ascii="Times New Roman" w:hAnsi="Times New Roman" w:cs="Times New Roman"/>
+        </w:rPr>
+        <w:t xml:space="preserve"> к мероприятию.</w:t>
+      </w:r>
+    </w:p>
+    <w:p>
+      <w:pPr>
+        <w:spacing w:after="0" w:line="360" w:lineRule="auto"/>
+        <w:rPr>
+          <w:rFonts w:ascii="Times New Roman" w:hAnsi="Times New Roman" w:cs="Times New Roman"/>
+        </w:rPr>
+      </w:pPr>
+    </w:p>
+    <w:p>
+      <w:pPr>
+        <w:spacing w:after="0" w:line="360" w:lineRule="auto"/>
+        <w:rPr>
+          <w:rFonts w:ascii="Times New Roman" w:hAnsi="Times New Roman" w:cs="Times New Roman"/>
+        </w:rPr>
+      </w:pPr>
+      <w:r>
+        <w:rPr>
+          <w:rFonts w:ascii="Times New Roman" w:hAnsi="Times New Roman" w:cs="Times New Roman"/>
+        </w:rPr>
+        <w:t>Отзыв к мероприятию удален после проверки</w:t>
+      </w:r>
+    </w:p>
+    <w:p>
+      <w:pPr>
+        <w:spacing w:after="0" w:line="360" w:lineRule="auto"/>
+        <w:rPr>
+          <w:rFonts w:ascii="Times New Roman" w:hAnsi="Times New Roman" w:cs="Times New Roman"/>
+        </w:rPr>
+      </w:pPr>
+      <w:r>
+        <w:rPr>
+          <w:rFonts w:ascii="Times New Roman" w:hAnsi="Times New Roman" w:cs="Times New Roman"/>
+        </w:rPr>
+        <w:t>Администратор проверил жалобу и удалил отзыв. Оценка из этого отзыва исключена из рейтинга мероприятия и организатора.</w:t>
+      </w:r>
+    </w:p>
+    <w:p>
+      <w:pPr>
+        <w:spacing w:after="0" w:line="360" w:lineRule="auto"/>
+        <w:rPr>
+          <w:rFonts w:ascii="Times New Roman" w:hAnsi="Times New Roman" w:cs="Times New Roman"/>
+        </w:rPr>
+      </w:pPr>
+      <w:r>
+        <w:rPr>
+          <w:rFonts w:ascii="Times New Roman" w:hAnsi="Times New Roman" w:cs="Times New Roman"/>
+        </w:rPr>
+        <w:t>Отображается название мероприятия, название уведомления, содержание уведомления.</w:t>
+      </w:r>
+    </w:p>
+    <w:p>
+      <w:pPr>
+        <w:spacing w:after="0" w:line="360" w:lineRule="auto"/>
+        <w:rPr>
+          <w:rFonts w:ascii="Times New Roman" w:hAnsi="Times New Roman" w:cs="Times New Roman"/>
+        </w:rPr>
+      </w:pPr>
+      <w:r>
+        <w:rPr>
+          <w:rFonts w:ascii="Times New Roman" w:hAnsi="Times New Roman" w:cs="Times New Roman"/>
+        </w:rPr>
+        <w:t>Кнопка</w:t>
+      </w:r>
+      <w:proofErr w:type="gramStart"/>
+      <w:r>
+        <w:rPr>
+          <w:rFonts w:ascii="Times New Roman" w:hAnsi="Times New Roman" w:cs="Times New Roman"/>
+        </w:rPr>
+        <w:t>: Перейти</w:t>
+      </w:r>
+      <w:proofErr w:type="gramEnd"/>
+      <w:r>
+        <w:rPr>
+          <w:rFonts w:ascii="Times New Roman" w:hAnsi="Times New Roman" w:cs="Times New Roman"/>
+        </w:rPr>
+        <w:t xml:space="preserve"> к мероприятию.</w:t>
+      </w:r>
+    </w:p>
+    <w:p>
+      <w:pPr>
+        <w:spacing w:after="0" w:line="360" w:lineRule="auto"/>
+        <w:rPr>
+          <w:rFonts w:ascii="Times New Roman" w:hAnsi="Times New Roman" w:cs="Times New Roman"/>
+        </w:rPr>
+      </w:pPr>
+    </w:p>
+    <w:p>
+      <w:pPr>
+        <w:spacing w:after="0" w:line="360" w:lineRule="auto"/>
+        <w:rPr>
+          <w:rFonts w:ascii="Times New Roman" w:hAnsi="Times New Roman" w:cs="Times New Roman"/>
+        </w:rPr>
+      </w:pPr>
+      <w:r>
+        <w:rPr>
+          <w:rFonts w:ascii="Times New Roman" w:hAnsi="Times New Roman" w:cs="Times New Roman"/>
+        </w:rPr>
+        <w:t>Новая оценка организатора</w:t>
+      </w:r>
+    </w:p>
+    <w:p>
+      <w:pPr>
+        <w:spacing w:after="0" w:line="360" w:lineRule="auto"/>
+        <w:rPr>
+          <w:rFonts w:ascii="Times New Roman" w:hAnsi="Times New Roman" w:cs="Times New Roman"/>
+        </w:rPr>
+      </w:pPr>
+      <w:r>
+        <w:rPr>
+          <w:rFonts w:ascii="Times New Roman" w:hAnsi="Times New Roman" w:cs="Times New Roman"/>
+        </w:rPr>
+        <w:t>Пользователь поставил оценку организатору на странице организатора.</w:t>
+      </w:r>
+    </w:p>
+    <w:p>
+      <w:pPr>
+        <w:spacing w:after="0" w:line="360" w:lineRule="auto"/>
+        <w:rPr>
+          <w:rFonts w:ascii="Times New Roman" w:hAnsi="Times New Roman" w:cs="Times New Roman"/>
+        </w:rPr>
+      </w:pPr>
+      <w:r>
+        <w:rPr>
+          <w:rFonts w:ascii="Times New Roman" w:hAnsi="Times New Roman" w:cs="Times New Roman"/>
+        </w:rPr>
+        <w:t>Отображается название организатора, название уведомления, содержание уведомления.</w:t>
+      </w:r>
+    </w:p>
+    <w:p>
+      <w:pPr>
+        <w:spacing w:after="0" w:line="360" w:lineRule="auto"/>
+        <w:rPr>
+          <w:rFonts w:ascii="Times New Roman" w:hAnsi="Times New Roman" w:cs="Times New Roman"/>
+        </w:rPr>
+      </w:pPr>
+      <w:r>
+        <w:rPr>
+          <w:rFonts w:ascii="Times New Roman" w:hAnsi="Times New Roman" w:cs="Times New Roman"/>
+        </w:rPr>
+        <w:lastRenderedPageBreak/>
+        <w:t>Кнопка</w:t>
+      </w:r>
+      <w:proofErr w:type="gramStart"/>
+      <w:r>
+        <w:rPr>
+          <w:rFonts w:ascii="Times New Roman" w:hAnsi="Times New Roman" w:cs="Times New Roman"/>
+        </w:rPr>
+        <w:t>: Перейти</w:t>
+      </w:r>
+      <w:proofErr w:type="gramEnd"/>
+      <w:r>
+        <w:rPr>
+          <w:rFonts w:ascii="Times New Roman" w:hAnsi="Times New Roman" w:cs="Times New Roman"/>
+        </w:rPr>
         <w:t xml:space="preserve"> к странице организатора.</w:t>
       </w:r>
     </w:p>
     <w:p>
       <w:pPr>
-        <w:rPr>
-          <w:rFonts w:ascii="Times New Roman" w:hAnsi="Times New Roman" w:cs="Times New Roman"/>
-        </w:rPr>
-      </w:pPr>
-    </w:p>
-    <w:p>
-      <w:pPr>
-        <w:rPr>
-          <w:rFonts w:ascii="Times New Roman" w:hAnsi="Times New Roman" w:cs="Times New Roman"/>
-        </w:rPr>
-      </w:pPr>
-      <w:r>
-        <w:rPr>
-          <w:rFonts w:ascii="Times New Roman" w:hAnsi="Times New Roman" w:cs="Times New Roman"/>
-        </w:rPr>
-        <w:t>7. Системные уведомления</w:t>
-      </w:r>
-    </w:p>
-    <w:p>
-      <w:pPr>
+        <w:spacing w:after="0" w:line="360" w:lineRule="auto"/>
+        <w:rPr>
+          <w:rFonts w:ascii="Times New Roman" w:hAnsi="Times New Roman" w:cs="Times New Roman"/>
+        </w:rPr>
+      </w:pPr>
+    </w:p>
+    <w:p>
+      <w:pPr>
+        <w:spacing w:after="0" w:line="360" w:lineRule="auto"/>
+        <w:rPr>
+          <w:rFonts w:ascii="Times New Roman" w:hAnsi="Times New Roman" w:cs="Times New Roman"/>
+        </w:rPr>
+      </w:pPr>
+      <w:r>
+        <w:rPr>
+          <w:rFonts w:ascii="Times New Roman" w:hAnsi="Times New Roman" w:cs="Times New Roman"/>
+        </w:rPr>
+        <w:t>Оценка организатора изменена</w:t>
+      </w:r>
+    </w:p>
+    <w:p>
+      <w:pPr>
+        <w:spacing w:after="0" w:line="360" w:lineRule="auto"/>
+        <w:rPr>
+          <w:rFonts w:ascii="Times New Roman" w:hAnsi="Times New Roman" w:cs="Times New Roman"/>
+        </w:rPr>
+      </w:pPr>
+      <w:r>
+        <w:rPr>
+          <w:rFonts w:ascii="Times New Roman" w:hAnsi="Times New Roman" w:cs="Times New Roman"/>
+        </w:rPr>
+        <w:t>Пользователь изменил ранее поставленную оценку организатора.</w:t>
+      </w:r>
+    </w:p>
+    <w:p>
+      <w:pPr>
+        <w:spacing w:after="0" w:line="360" w:lineRule="auto"/>
+        <w:rPr>
+          <w:rFonts w:ascii="Times New Roman" w:hAnsi="Times New Roman" w:cs="Times New Roman"/>
+        </w:rPr>
+      </w:pPr>
+      <w:r>
+        <w:rPr>
+          <w:rFonts w:ascii="Times New Roman" w:hAnsi="Times New Roman" w:cs="Times New Roman"/>
+        </w:rPr>
+        <w:t>Отображается название организатора, название уведомления, содержание уведомления.</w:t>
+      </w:r>
+    </w:p>
+    <w:p>
+      <w:pPr>
+        <w:spacing w:after="0" w:line="360" w:lineRule="auto"/>
+        <w:rPr>
+          <w:rFonts w:ascii="Times New Roman" w:hAnsi="Times New Roman" w:cs="Times New Roman"/>
+        </w:rPr>
+      </w:pPr>
+      <w:r>
+        <w:rPr>
+          <w:rFonts w:ascii="Times New Roman" w:hAnsi="Times New Roman" w:cs="Times New Roman"/>
+        </w:rPr>
+        <w:t>Кнопка</w:t>
+      </w:r>
+      <w:proofErr w:type="gramStart"/>
+      <w:r>
+        <w:rPr>
+          <w:rFonts w:ascii="Times New Roman" w:hAnsi="Times New Roman" w:cs="Times New Roman"/>
+        </w:rPr>
+        <w:t>: Перейти</w:t>
+      </w:r>
+      <w:proofErr w:type="gramEnd"/>
+      <w:r>
+        <w:rPr>
+          <w:rFonts w:ascii="Times New Roman" w:hAnsi="Times New Roman" w:cs="Times New Roman"/>
+        </w:rPr>
+        <w:t xml:space="preserve"> к странице организатора.</w:t>
+      </w:r>
+    </w:p>
+    <w:p>
+      <w:pPr>
+        <w:spacing w:after="0" w:line="360" w:lineRule="auto"/>
+        <w:rPr>
+          <w:rFonts w:ascii="Times New Roman" w:hAnsi="Times New Roman" w:cs="Times New Roman"/>
+        </w:rPr>
+      </w:pPr>
+    </w:p>
+    <w:p>
+      <w:pPr>
+        <w:spacing w:after="0" w:line="360" w:lineRule="auto"/>
+        <w:rPr>
+          <w:rFonts w:ascii="Times New Roman" w:hAnsi="Times New Roman" w:cs="Times New Roman"/>
+        </w:rPr>
+      </w:pPr>
+      <w:r>
+        <w:rPr>
+          <w:rFonts w:ascii="Times New Roman" w:hAnsi="Times New Roman" w:cs="Times New Roman"/>
+        </w:rPr>
+        <w:t>Оценка организатора удалена</w:t>
+      </w:r>
+    </w:p>
+    <w:p>
+      <w:pPr>
+        <w:spacing w:after="0" w:line="360" w:lineRule="auto"/>
+        <w:rPr>
+          <w:rFonts w:ascii="Times New Roman" w:hAnsi="Times New Roman" w:cs="Times New Roman"/>
+        </w:rPr>
+      </w:pPr>
+      <w:r>
+        <w:rPr>
+          <w:rFonts w:ascii="Times New Roman" w:hAnsi="Times New Roman" w:cs="Times New Roman"/>
+        </w:rPr>
+        <w:t>Пользователь удалил ранее поставленную оценку организатора.</w:t>
+      </w:r>
+    </w:p>
+    <w:p>
+      <w:pPr>
+        <w:spacing w:after="0" w:line="360" w:lineRule="auto"/>
+        <w:rPr>
+          <w:rFonts w:ascii="Times New Roman" w:hAnsi="Times New Roman" w:cs="Times New Roman"/>
+        </w:rPr>
+      </w:pPr>
+      <w:r>
+        <w:rPr>
+          <w:rFonts w:ascii="Times New Roman" w:hAnsi="Times New Roman" w:cs="Times New Roman"/>
+        </w:rPr>
+        <w:t>Отображается название организатора, название уведомления, содержание уведомления.</w:t>
+      </w:r>
+    </w:p>
+    <w:p>
+      <w:pPr>
+        <w:spacing w:after="0" w:line="360" w:lineRule="auto"/>
+        <w:rPr>
+          <w:rFonts w:ascii="Times New Roman" w:hAnsi="Times New Roman" w:cs="Times New Roman"/>
+        </w:rPr>
+      </w:pPr>
+      <w:r>
+        <w:rPr>
+          <w:rFonts w:ascii="Times New Roman" w:hAnsi="Times New Roman" w:cs="Times New Roman"/>
+        </w:rPr>
+        <w:t>Кнопка</w:t>
+      </w:r>
+      <w:proofErr w:type="gramStart"/>
+      <w:r>
+        <w:rPr>
+          <w:rFonts w:ascii="Times New Roman" w:hAnsi="Times New Roman" w:cs="Times New Roman"/>
+        </w:rPr>
+        <w:t>: Перейти</w:t>
+      </w:r>
+      <w:proofErr w:type="gramEnd"/>
+      <w:r>
+        <w:rPr>
+          <w:rFonts w:ascii="Times New Roman" w:hAnsi="Times New Roman" w:cs="Times New Roman"/>
+        </w:rPr>
+        <w:t xml:space="preserve"> к странице организатора.</w:t>
+      </w:r>
+    </w:p>
+    <w:p>
+      <w:pPr>
+        <w:spacing w:after="0" w:line="360" w:lineRule="auto"/>
+        <w:rPr>
+          <w:rFonts w:ascii="Times New Roman" w:hAnsi="Times New Roman" w:cs="Times New Roman"/>
+        </w:rPr>
+      </w:pPr>
+    </w:p>
+    <w:p>
+      <w:pPr>
+        <w:spacing w:after="0" w:line="360" w:lineRule="auto"/>
+        <w:rPr>
+          <w:rFonts w:ascii="Times New Roman" w:hAnsi="Times New Roman" w:cs="Times New Roman"/>
+        </w:rPr>
+      </w:pPr>
+      <w:r>
+        <w:rPr>
+          <w:rFonts w:ascii="Times New Roman" w:hAnsi="Times New Roman" w:cs="Times New Roman"/>
+        </w:rPr>
+        <w:t>6. Системные уведомления</w:t>
+      </w:r>
+    </w:p>
+    <w:p>
+      <w:pPr>
+        <w:spacing w:after="0" w:line="360" w:lineRule="auto"/>
         <w:rPr>
           <w:rFonts w:ascii="Times New Roman" w:hAnsi="Times New Roman" w:cs="Times New Roman"/>
         </w:rPr>
@@ -2942,7 +4971,7 @@
           <w:rFonts w:ascii="Times New Roman" w:hAnsi="Times New Roman" w:cs="Times New Roman"/>
         </w:rPr>
         <w:br/>
-        <w:t>Данные профиля пользователя были изменены.</w:t>
+        <w:t>Изменены данные профиля организатора.</w:t>
       </w:r>
       <w:r>
         <w:rPr>
@@ -2975,34 +5004,29 @@
     </w:p>
     <w:p>
       <w:pPr>
-        <w:rPr>
-          <w:rFonts w:ascii="Times New Roman" w:hAnsi="Times New Roman" w:cs="Times New Roman"/>
-        </w:rPr>
-      </w:pPr>
-      <w:r>
-        <w:rPr>
-          <w:rFonts w:ascii="Times New Roman" w:hAnsi="Times New Roman" w:cs="Times New Roman"/>
-        </w:rPr>
-        <w:t>Пароль изменен</w:t>
+        <w:spacing w:after="0" w:line="360" w:lineRule="auto"/>
+        <w:rPr>
+          <w:rFonts w:ascii="Times New Roman" w:hAnsi="Times New Roman" w:cs="Times New Roman"/>
+        </w:rPr>
+      </w:pPr>
+      <w:r>
+        <w:rPr>
+          <w:rFonts w:ascii="Times New Roman" w:hAnsi="Times New Roman" w:cs="Times New Roman"/>
+        </w:rPr>
+        <w:t>Данные организации обновлены</w:t>
       </w:r>
       <w:r>
         <w:rPr>
           <w:rFonts w:ascii="Times New Roman" w:hAnsi="Times New Roman" w:cs="Times New Roman"/>
         </w:rPr>
         <w:br/>
-        <w:t>Пароль учетной записи был успешно изменен.</w:t>
+        <w:t>Изменено название организации, описание или фото организатора.</w:t>
       </w:r>
       <w:r>
         <w:rPr>
           <w:rFonts w:ascii="Times New Roman" w:hAnsi="Times New Roman" w:cs="Times New Roman"/>
         </w:rPr>
         <w:br/>
-      </w:r>
-      <w:r>
-        <w:rPr>
-          <w:rFonts w:ascii="Times New Roman" w:hAnsi="Times New Roman" w:cs="Times New Roman"/>
-        </w:rPr>
-        <w:lastRenderedPageBreak/>
         <w:t>Отображается название уведомления и содержание уведомления.</w:t>
       </w:r>
       <w:r>
@@ -3029,59 +5053,30 @@
     </w:p>
     <w:p>
       <w:pPr>
-        <w:rPr>
-          <w:rFonts w:ascii="Times New Roman" w:hAnsi="Times New Roman" w:cs="Times New Roman"/>
-          <w:b/>
-          <w:bCs/>
-        </w:rPr>
-      </w:pPr>
-    </w:p>
-    <w:p>
-      <w:pPr>
-        <w:pStyle w:val="1"/>
-      </w:pPr>
-      <w:r>
-        <w:t>Уведомления организатора</w:t>
-      </w:r>
-    </w:p>
-    <w:p>
-      <w:pPr>
-        <w:rPr>
-          <w:rFonts w:ascii="Times New Roman" w:hAnsi="Times New Roman" w:cs="Times New Roman"/>
-        </w:rPr>
-      </w:pPr>
-      <w:r>
-        <w:rPr>
-          <w:rFonts w:ascii="Times New Roman" w:hAnsi="Times New Roman" w:cs="Times New Roman"/>
-        </w:rPr>
-        <w:t>1. Регистрации участников</w:t>
-      </w:r>
-    </w:p>
-    <w:p>
-      <w:pPr>
-        <w:rPr>
-          <w:rFonts w:ascii="Times New Roman" w:hAnsi="Times New Roman" w:cs="Times New Roman"/>
-        </w:rPr>
-      </w:pPr>
-      <w:r>
-        <w:rPr>
-          <w:rFonts w:ascii="Times New Roman" w:hAnsi="Times New Roman" w:cs="Times New Roman"/>
-        </w:rPr>
-        <w:t>Новая заявка на регистрацию</w:t>
+        <w:spacing w:after="0" w:line="360" w:lineRule="auto"/>
+        <w:rPr>
+          <w:rFonts w:ascii="Times New Roman" w:hAnsi="Times New Roman" w:cs="Times New Roman"/>
+        </w:rPr>
+      </w:pPr>
+      <w:r>
+        <w:rPr>
+          <w:rFonts w:ascii="Times New Roman" w:hAnsi="Times New Roman" w:cs="Times New Roman"/>
+        </w:rPr>
+        <w:t>Пароль изменен</w:t>
       </w:r>
       <w:r>
         <w:rPr>
           <w:rFonts w:ascii="Times New Roman" w:hAnsi="Times New Roman" w:cs="Times New Roman"/>
         </w:rPr>
         <w:br/>
-        <w:t>Пользователь заполнил форму регистрации на мероприятие с подтверждением организатором.</w:t>
+        <w:t>Пароль учетной записи успешно изменен.</w:t>
       </w:r>
       <w:r>
         <w:rPr>
           <w:rFonts w:ascii="Times New Roman" w:hAnsi="Times New Roman" w:cs="Times New Roman"/>
         </w:rPr>
         <w:br/>
-        <w:t>Отображается название мероприятия, название уведомления, содержание уведомления.</w:t>
+        <w:t>Отображается название уведомления и содержание уведомления.</w:t>
       </w:r>
       <w:r>
         <w:rPr>
@@ -3102,1223 +5097,12 @@
         <w:rPr>
           <w:rFonts w:ascii="Times New Roman" w:hAnsi="Times New Roman" w:cs="Times New Roman"/>
         </w:rPr>
-        <w:t xml:space="preserve"> к участникам.</w:t>
-      </w:r>
-    </w:p>
-    <w:p>
-      <w:pPr>
-        <w:rPr>
-          <w:rFonts w:ascii="Times New Roman" w:hAnsi="Times New Roman" w:cs="Times New Roman"/>
-        </w:rPr>
-      </w:pPr>
-      <w:r>
-        <w:rPr>
-          <w:rFonts w:ascii="Times New Roman" w:hAnsi="Times New Roman" w:cs="Times New Roman"/>
-        </w:rPr>
-        <w:t>Новая регистрация на мероприятие</w:t>
-      </w:r>
-      <w:r>
-        <w:rPr>
-          <w:rFonts w:ascii="Times New Roman" w:hAnsi="Times New Roman" w:cs="Times New Roman"/>
-        </w:rPr>
-        <w:br/>
-        <w:t>Пользователь зарегистрировался на мероприятие без подтверждения организатором.</w:t>
-      </w:r>
-      <w:r>
-        <w:rPr>
-          <w:rFonts w:ascii="Times New Roman" w:hAnsi="Times New Roman" w:cs="Times New Roman"/>
-        </w:rPr>
-        <w:br/>
-        <w:t>Отображается название мероприятия, название уведомления, содержание уведомления.</w:t>
-      </w:r>
-      <w:r>
-        <w:rPr>
-          <w:rFonts w:ascii="Times New Roman" w:hAnsi="Times New Roman" w:cs="Times New Roman"/>
-        </w:rPr>
-        <w:br/>
-        <w:t>Кнопка</w:t>
-      </w:r>
-      <w:proofErr w:type="gramStart"/>
-      <w:r>
-        <w:rPr>
-          <w:rFonts w:ascii="Times New Roman" w:hAnsi="Times New Roman" w:cs="Times New Roman"/>
-        </w:rPr>
-        <w:t>: Перейти</w:t>
-      </w:r>
-      <w:proofErr w:type="gramEnd"/>
-      <w:r>
-        <w:rPr>
-          <w:rFonts w:ascii="Times New Roman" w:hAnsi="Times New Roman" w:cs="Times New Roman"/>
-        </w:rPr>
-        <w:t xml:space="preserve"> к участникам.</w:t>
-      </w:r>
-    </w:p>
-    <w:p>
-      <w:pPr>
-        <w:rPr>
-          <w:rFonts w:ascii="Times New Roman" w:hAnsi="Times New Roman" w:cs="Times New Roman"/>
-        </w:rPr>
-      </w:pPr>
-      <w:r>
-        <w:rPr>
-          <w:rFonts w:ascii="Times New Roman" w:hAnsi="Times New Roman" w:cs="Times New Roman"/>
-        </w:rPr>
-        <w:t>Пользователь отменил заявку</w:t>
-      </w:r>
-      <w:r>
-        <w:rPr>
-          <w:rFonts w:ascii="Times New Roman" w:hAnsi="Times New Roman" w:cs="Times New Roman"/>
-        </w:rPr>
-        <w:br/>
-        <w:t>Пользователь отменил неподтвержденную заявку на регистрацию.</w:t>
-      </w:r>
-      <w:r>
-        <w:rPr>
-          <w:rFonts w:ascii="Times New Roman" w:hAnsi="Times New Roman" w:cs="Times New Roman"/>
-        </w:rPr>
-        <w:br/>
-        <w:t>Отображается название мероприятия, название уведомления, содержание уведомления.</w:t>
-      </w:r>
-      <w:r>
-        <w:rPr>
-          <w:rFonts w:ascii="Times New Roman" w:hAnsi="Times New Roman" w:cs="Times New Roman"/>
-        </w:rPr>
-        <w:br/>
-        <w:t>Кнопка</w:t>
-      </w:r>
-      <w:proofErr w:type="gramStart"/>
-      <w:r>
-        <w:rPr>
-          <w:rFonts w:ascii="Times New Roman" w:hAnsi="Times New Roman" w:cs="Times New Roman"/>
-        </w:rPr>
-        <w:t>: Перейти</w:t>
-      </w:r>
-      <w:proofErr w:type="gramEnd"/>
-      <w:r>
-        <w:rPr>
-          <w:rFonts w:ascii="Times New Roman" w:hAnsi="Times New Roman" w:cs="Times New Roman"/>
-        </w:rPr>
-        <w:t xml:space="preserve"> к мероприятию.</w:t>
-      </w:r>
-    </w:p>
-    <w:p>
-      <w:pPr>
-        <w:rPr>
-          <w:rFonts w:ascii="Times New Roman" w:hAnsi="Times New Roman" w:cs="Times New Roman"/>
-        </w:rPr>
-      </w:pPr>
-      <w:r>
-        <w:rPr>
-          <w:rFonts w:ascii="Times New Roman" w:hAnsi="Times New Roman" w:cs="Times New Roman"/>
-        </w:rPr>
-        <w:t>Пользователь отменил регистрацию</w:t>
-      </w:r>
-      <w:r>
-        <w:rPr>
-          <w:rFonts w:ascii="Times New Roman" w:hAnsi="Times New Roman" w:cs="Times New Roman"/>
-        </w:rPr>
-        <w:br/>
-        <w:t>Пользователь отменил уже подтвержденную регистрацию на мероприятие.</w:t>
-      </w:r>
-      <w:r>
-        <w:rPr>
-          <w:rFonts w:ascii="Times New Roman" w:hAnsi="Times New Roman" w:cs="Times New Roman"/>
-        </w:rPr>
-        <w:br/>
-        <w:t>Отображается название мероприятия, название уведомления, содержание уведомления.</w:t>
-      </w:r>
-      <w:r>
-        <w:rPr>
-          <w:rFonts w:ascii="Times New Roman" w:hAnsi="Times New Roman" w:cs="Times New Roman"/>
-        </w:rPr>
-        <w:br/>
-        <w:t>Кнопка</w:t>
-      </w:r>
-      <w:proofErr w:type="gramStart"/>
-      <w:r>
-        <w:rPr>
-          <w:rFonts w:ascii="Times New Roman" w:hAnsi="Times New Roman" w:cs="Times New Roman"/>
-        </w:rPr>
-        <w:t>: Перейти</w:t>
-      </w:r>
-      <w:proofErr w:type="gramEnd"/>
-      <w:r>
-        <w:rPr>
-          <w:rFonts w:ascii="Times New Roman" w:hAnsi="Times New Roman" w:cs="Times New Roman"/>
-        </w:rPr>
-        <w:t xml:space="preserve"> к мероприятию.</w:t>
-      </w:r>
-    </w:p>
-    <w:p>
-      <w:pPr>
-        <w:rPr>
-          <w:rFonts w:ascii="Times New Roman" w:hAnsi="Times New Roman" w:cs="Times New Roman"/>
-        </w:rPr>
-      </w:pPr>
-    </w:p>
-    <w:p>
-      <w:pPr>
-        <w:rPr>
-          <w:rFonts w:ascii="Times New Roman" w:hAnsi="Times New Roman" w:cs="Times New Roman"/>
-        </w:rPr>
-      </w:pPr>
-      <w:r>
-        <w:rPr>
-          <w:rFonts w:ascii="Times New Roman" w:hAnsi="Times New Roman" w:cs="Times New Roman"/>
-        </w:rPr>
-        <w:t>2. Модерация мероприятий и жалобы</w:t>
-      </w:r>
-    </w:p>
-    <w:p>
-      <w:pPr>
-        <w:rPr>
-          <w:rFonts w:ascii="Times New Roman" w:hAnsi="Times New Roman" w:cs="Times New Roman"/>
-        </w:rPr>
-      </w:pPr>
-      <w:r>
-        <w:rPr>
-          <w:rFonts w:ascii="Times New Roman" w:hAnsi="Times New Roman" w:cs="Times New Roman"/>
-        </w:rPr>
-        <w:t>Мероприятие опубликовано</w:t>
-      </w:r>
-      <w:r>
-        <w:rPr>
-          <w:rFonts w:ascii="Times New Roman" w:hAnsi="Times New Roman" w:cs="Times New Roman"/>
-        </w:rPr>
-        <w:br/>
-        <w:t>После создания карточка мероприятия опубликована и доступна пользователям.</w:t>
-      </w:r>
-      <w:r>
-        <w:rPr>
-          <w:rFonts w:ascii="Times New Roman" w:hAnsi="Times New Roman" w:cs="Times New Roman"/>
-        </w:rPr>
-        <w:br/>
-        <w:t>Отображается название мероприятия, название уведомления, содержание уведомления.</w:t>
-      </w:r>
-      <w:r>
-        <w:rPr>
-          <w:rFonts w:ascii="Times New Roman" w:hAnsi="Times New Roman" w:cs="Times New Roman"/>
-        </w:rPr>
-        <w:br/>
-        <w:t>Кнопка</w:t>
-      </w:r>
-      <w:proofErr w:type="gramStart"/>
-      <w:r>
-        <w:rPr>
-          <w:rFonts w:ascii="Times New Roman" w:hAnsi="Times New Roman" w:cs="Times New Roman"/>
-        </w:rPr>
-        <w:t>: Перейти</w:t>
-      </w:r>
-      <w:proofErr w:type="gramEnd"/>
-      <w:r>
-        <w:rPr>
-          <w:rFonts w:ascii="Times New Roman" w:hAnsi="Times New Roman" w:cs="Times New Roman"/>
-        </w:rPr>
-        <w:t xml:space="preserve"> к мероприятию.</w:t>
-      </w:r>
-    </w:p>
-    <w:p>
-      <w:pPr>
-        <w:rPr>
-          <w:rFonts w:ascii="Times New Roman" w:hAnsi="Times New Roman" w:cs="Times New Roman"/>
-        </w:rPr>
-      </w:pPr>
-      <w:r>
-        <w:rPr>
-          <w:rFonts w:ascii="Times New Roman" w:hAnsi="Times New Roman" w:cs="Times New Roman"/>
-        </w:rPr>
-        <w:t>Получена жалоба, карточка заблокирована</w:t>
-      </w:r>
-      <w:r>
-        <w:rPr>
-          <w:rFonts w:ascii="Times New Roman" w:hAnsi="Times New Roman" w:cs="Times New Roman"/>
-        </w:rPr>
-        <w:br/>
-        <w:t>На мероприятие поступила жалоба. Карточка автоматически переведена в состояние «Заблокирована» и скрыта от обычных пользователей до решения администратора или до внесения исправлений организатором.</w:t>
-      </w:r>
-      <w:r>
-        <w:rPr>
-          <w:rFonts w:ascii="Times New Roman" w:hAnsi="Times New Roman" w:cs="Times New Roman"/>
-        </w:rPr>
-        <w:br/>
-        <w:t>Отображается название мероприятия, название уведомления, содержание уведомления.</w:t>
-      </w:r>
-      <w:r>
-        <w:rPr>
-          <w:rFonts w:ascii="Times New Roman" w:hAnsi="Times New Roman" w:cs="Times New Roman"/>
-        </w:rPr>
-        <w:br/>
-        <w:t>Кнопка</w:t>
-      </w:r>
-      <w:proofErr w:type="gramStart"/>
-      <w:r>
-        <w:rPr>
-          <w:rFonts w:ascii="Times New Roman" w:hAnsi="Times New Roman" w:cs="Times New Roman"/>
-        </w:rPr>
-        <w:t>: Редактировать</w:t>
-      </w:r>
-      <w:proofErr w:type="gramEnd"/>
-      <w:r>
-        <w:rPr>
-          <w:rFonts w:ascii="Times New Roman" w:hAnsi="Times New Roman" w:cs="Times New Roman"/>
-        </w:rPr>
-        <w:t xml:space="preserve"> мероприятие.</w:t>
-      </w:r>
-    </w:p>
-    <w:p>
-      <w:pPr>
-        <w:rPr>
-          <w:rFonts w:ascii="Times New Roman" w:hAnsi="Times New Roman" w:cs="Times New Roman"/>
-        </w:rPr>
-      </w:pPr>
-      <w:r>
-        <w:rPr>
-          <w:rFonts w:ascii="Times New Roman" w:hAnsi="Times New Roman" w:cs="Times New Roman"/>
-        </w:rPr>
-        <w:t>Карточка отправлена на рассмотрение администратору</w:t>
-      </w:r>
-      <w:r>
-        <w:rPr>
-          <w:rFonts w:ascii="Times New Roman" w:hAnsi="Times New Roman" w:cs="Times New Roman"/>
-        </w:rPr>
-        <w:br/>
-        <w:t>Организатор внес изменения и/или оставил комментарий по жалобе. Карточка остается скрытой и передана администратору для проверки.</w:t>
-      </w:r>
-      <w:r>
-        <w:rPr>
-          <w:rFonts w:ascii="Times New Roman" w:hAnsi="Times New Roman" w:cs="Times New Roman"/>
-        </w:rPr>
-        <w:br/>
-      </w:r>
-      <w:r>
-        <w:rPr>
-          <w:rFonts w:ascii="Times New Roman" w:hAnsi="Times New Roman" w:cs="Times New Roman"/>
-        </w:rPr>
-        <w:lastRenderedPageBreak/>
-        <w:t>Отображается название мероприятия, название уведомления, содержание уведомления.</w:t>
-      </w:r>
-      <w:r>
-        <w:rPr>
-          <w:rFonts w:ascii="Times New Roman" w:hAnsi="Times New Roman" w:cs="Times New Roman"/>
-        </w:rPr>
-        <w:br/>
-        <w:t>Кнопка</w:t>
-      </w:r>
-      <w:proofErr w:type="gramStart"/>
-      <w:r>
-        <w:rPr>
-          <w:rFonts w:ascii="Times New Roman" w:hAnsi="Times New Roman" w:cs="Times New Roman"/>
-        </w:rPr>
-        <w:t>: Перейти</w:t>
-      </w:r>
-      <w:proofErr w:type="gramEnd"/>
-      <w:r>
-        <w:rPr>
-          <w:rFonts w:ascii="Times New Roman" w:hAnsi="Times New Roman" w:cs="Times New Roman"/>
-        </w:rPr>
-        <w:t xml:space="preserve"> к мероприятию.</w:t>
-      </w:r>
-    </w:p>
-    <w:p>
-      <w:pPr>
-        <w:rPr>
-          <w:rFonts w:ascii="Times New Roman" w:hAnsi="Times New Roman" w:cs="Times New Roman"/>
-        </w:rPr>
-      </w:pPr>
-      <w:r>
-        <w:rPr>
-          <w:rFonts w:ascii="Times New Roman" w:hAnsi="Times New Roman" w:cs="Times New Roman"/>
-        </w:rPr>
-        <w:t>Исправления приняты, карточка опубликована</w:t>
-      </w:r>
-      <w:r>
-        <w:rPr>
-          <w:rFonts w:ascii="Times New Roman" w:hAnsi="Times New Roman" w:cs="Times New Roman"/>
-        </w:rPr>
-        <w:br/>
-        <w:t>Администратор принял исправления организатора. Карточка снова опубликована и доступна пользователям.</w:t>
-      </w:r>
-      <w:r>
-        <w:rPr>
-          <w:rFonts w:ascii="Times New Roman" w:hAnsi="Times New Roman" w:cs="Times New Roman"/>
-        </w:rPr>
-        <w:br/>
-        <w:t>Отображается название мероприятия, название уведомления, содержание уведомления.</w:t>
-      </w:r>
-      <w:r>
-        <w:rPr>
-          <w:rFonts w:ascii="Times New Roman" w:hAnsi="Times New Roman" w:cs="Times New Roman"/>
-        </w:rPr>
-        <w:br/>
-        <w:t>Кнопка</w:t>
-      </w:r>
-      <w:proofErr w:type="gramStart"/>
-      <w:r>
-        <w:rPr>
-          <w:rFonts w:ascii="Times New Roman" w:hAnsi="Times New Roman" w:cs="Times New Roman"/>
-        </w:rPr>
-        <w:t>: Перейти</w:t>
-      </w:r>
-      <w:proofErr w:type="gramEnd"/>
-      <w:r>
-        <w:rPr>
-          <w:rFonts w:ascii="Times New Roman" w:hAnsi="Times New Roman" w:cs="Times New Roman"/>
-        </w:rPr>
-        <w:t xml:space="preserve"> к мероприятию.</w:t>
-      </w:r>
-    </w:p>
-    <w:p>
-      <w:pPr>
-        <w:rPr>
-          <w:rFonts w:ascii="Times New Roman" w:hAnsi="Times New Roman" w:cs="Times New Roman"/>
-        </w:rPr>
-      </w:pPr>
-      <w:r>
-        <w:rPr>
-          <w:rFonts w:ascii="Times New Roman" w:hAnsi="Times New Roman" w:cs="Times New Roman"/>
-        </w:rPr>
-        <w:t>Жалоба отклонена администратором</w:t>
-      </w:r>
-      <w:r>
-        <w:rPr>
-          <w:rFonts w:ascii="Times New Roman" w:hAnsi="Times New Roman" w:cs="Times New Roman"/>
-        </w:rPr>
-        <w:br/>
-        <w:t>Администратор признал жалобу необоснованной. Карточка снова доступна пользователям без необходимости внесения исправлений.</w:t>
-      </w:r>
-      <w:r>
-        <w:rPr>
-          <w:rFonts w:ascii="Times New Roman" w:hAnsi="Times New Roman" w:cs="Times New Roman"/>
-        </w:rPr>
-        <w:br/>
-        <w:t>Отображается название мероприятия, название уведомления, содержание уведомления.</w:t>
-      </w:r>
-      <w:r>
-        <w:rPr>
-          <w:rFonts w:ascii="Times New Roman" w:hAnsi="Times New Roman" w:cs="Times New Roman"/>
-        </w:rPr>
-        <w:br/>
-        <w:t>Кнопка</w:t>
-      </w:r>
-      <w:proofErr w:type="gramStart"/>
-      <w:r>
-        <w:rPr>
-          <w:rFonts w:ascii="Times New Roman" w:hAnsi="Times New Roman" w:cs="Times New Roman"/>
-        </w:rPr>
-        <w:t>: Перейти</w:t>
-      </w:r>
-      <w:proofErr w:type="gramEnd"/>
-      <w:r>
-        <w:rPr>
-          <w:rFonts w:ascii="Times New Roman" w:hAnsi="Times New Roman" w:cs="Times New Roman"/>
-        </w:rPr>
-        <w:t xml:space="preserve"> к мероприятию.</w:t>
-      </w:r>
-    </w:p>
-    <w:p>
-      <w:pPr>
-        <w:rPr>
-          <w:rFonts w:ascii="Times New Roman" w:hAnsi="Times New Roman" w:cs="Times New Roman"/>
-        </w:rPr>
-      </w:pPr>
-      <w:r>
-        <w:rPr>
-          <w:rFonts w:ascii="Times New Roman" w:hAnsi="Times New Roman" w:cs="Times New Roman"/>
-        </w:rPr>
-        <w:t>Карточка оставлена заблокированной</w:t>
-      </w:r>
-      <w:r>
-        <w:rPr>
-          <w:rFonts w:ascii="Times New Roman" w:hAnsi="Times New Roman" w:cs="Times New Roman"/>
-        </w:rPr>
-        <w:br/>
-        <w:t>Администратор проверил внесенные исправления, но не принял их. Карточка остается заблокированной, а организатор может повторно отредактировать мероприятие и снова отправить его на рассмотрение.</w:t>
-      </w:r>
-      <w:r>
-        <w:rPr>
-          <w:rFonts w:ascii="Times New Roman" w:hAnsi="Times New Roman" w:cs="Times New Roman"/>
-        </w:rPr>
-        <w:br/>
-        <w:t>Отображается название мероприятия, название уведомления, содержание уведомления.</w:t>
-      </w:r>
-      <w:r>
-        <w:rPr>
-          <w:rFonts w:ascii="Times New Roman" w:hAnsi="Times New Roman" w:cs="Times New Roman"/>
-        </w:rPr>
-        <w:br/>
-        <w:t>Кнопка</w:t>
-      </w:r>
-      <w:proofErr w:type="gramStart"/>
-      <w:r>
-        <w:rPr>
-          <w:rFonts w:ascii="Times New Roman" w:hAnsi="Times New Roman" w:cs="Times New Roman"/>
-        </w:rPr>
-        <w:t>: Редактировать</w:t>
-      </w:r>
-      <w:proofErr w:type="gramEnd"/>
-      <w:r>
-        <w:rPr>
-          <w:rFonts w:ascii="Times New Roman" w:hAnsi="Times New Roman" w:cs="Times New Roman"/>
-        </w:rPr>
-        <w:t xml:space="preserve"> мероприятие.</w:t>
-      </w:r>
-    </w:p>
-    <w:p>
-      <w:pPr>
-        <w:rPr>
-          <w:rFonts w:ascii="Times New Roman" w:hAnsi="Times New Roman" w:cs="Times New Roman"/>
-        </w:rPr>
-      </w:pPr>
-      <w:r>
-        <w:rPr>
-          <w:rFonts w:ascii="Times New Roman" w:hAnsi="Times New Roman" w:cs="Times New Roman"/>
-        </w:rPr>
-        <w:t>Мероприятие перенесено в архив</w:t>
-      </w:r>
-      <w:r>
-        <w:rPr>
-          <w:rFonts w:ascii="Times New Roman" w:hAnsi="Times New Roman" w:cs="Times New Roman"/>
-        </w:rPr>
-        <w:br/>
-        <w:t>Мероприятие завершилось и было перенесено в архив мероприятий.</w:t>
-      </w:r>
-      <w:r>
-        <w:rPr>
-          <w:rFonts w:ascii="Times New Roman" w:hAnsi="Times New Roman" w:cs="Times New Roman"/>
-        </w:rPr>
-        <w:br/>
-        <w:t>Отображается название мероприятия, название уведомления, содержание уведомления.</w:t>
-      </w:r>
-      <w:r>
-        <w:rPr>
-          <w:rFonts w:ascii="Times New Roman" w:hAnsi="Times New Roman" w:cs="Times New Roman"/>
-        </w:rPr>
-        <w:br/>
-        <w:t>Кнопка</w:t>
-      </w:r>
-      <w:proofErr w:type="gramStart"/>
-      <w:r>
-        <w:rPr>
-          <w:rFonts w:ascii="Times New Roman" w:hAnsi="Times New Roman" w:cs="Times New Roman"/>
-        </w:rPr>
-        <w:t>: Перейти</w:t>
-      </w:r>
-      <w:proofErr w:type="gramEnd"/>
-      <w:r>
-        <w:rPr>
-          <w:rFonts w:ascii="Times New Roman" w:hAnsi="Times New Roman" w:cs="Times New Roman"/>
-        </w:rPr>
-        <w:t xml:space="preserve"> к архиву мероприятий.</w:t>
-      </w:r>
-    </w:p>
-    <w:p>
-      <w:pPr>
-        <w:rPr>
-          <w:rFonts w:ascii="Times New Roman" w:hAnsi="Times New Roman" w:cs="Times New Roman"/>
-        </w:rPr>
-      </w:pPr>
-    </w:p>
-    <w:p>
-      <w:pPr>
-        <w:rPr>
-          <w:rFonts w:ascii="Times New Roman" w:hAnsi="Times New Roman" w:cs="Times New Roman"/>
-        </w:rPr>
-      </w:pPr>
-      <w:r>
-        <w:rPr>
-          <w:rFonts w:ascii="Times New Roman" w:hAnsi="Times New Roman" w:cs="Times New Roman"/>
-        </w:rPr>
-        <w:t>3. Изменения и сроки</w:t>
-      </w:r>
-    </w:p>
-    <w:p>
-      <w:pPr>
-        <w:rPr>
-          <w:rFonts w:ascii="Times New Roman" w:hAnsi="Times New Roman" w:cs="Times New Roman"/>
-        </w:rPr>
-      </w:pPr>
-      <w:r>
-        <w:rPr>
-          <w:rFonts w:ascii="Times New Roman" w:hAnsi="Times New Roman" w:cs="Times New Roman"/>
-        </w:rPr>
-        <w:t>Мероприятие скоро начнется</w:t>
-      </w:r>
-      <w:r>
-        <w:rPr>
-          <w:rFonts w:ascii="Times New Roman" w:hAnsi="Times New Roman" w:cs="Times New Roman"/>
-        </w:rPr>
-        <w:br/>
-        <w:t>До начала мероприятия осталось 24 часа.</w:t>
-      </w:r>
-      <w:r>
-        <w:rPr>
-          <w:rFonts w:ascii="Times New Roman" w:hAnsi="Times New Roman" w:cs="Times New Roman"/>
-        </w:rPr>
-        <w:br/>
-        <w:t>Отображается название мероприятия, название уведомления, содержание уведомления.</w:t>
-      </w:r>
-      <w:r>
-        <w:rPr>
-          <w:rFonts w:ascii="Times New Roman" w:hAnsi="Times New Roman" w:cs="Times New Roman"/>
-        </w:rPr>
-        <w:br/>
-        <w:t>Кнопка</w:t>
-      </w:r>
-      <w:proofErr w:type="gramStart"/>
-      <w:r>
-        <w:rPr>
-          <w:rFonts w:ascii="Times New Roman" w:hAnsi="Times New Roman" w:cs="Times New Roman"/>
-        </w:rPr>
-        <w:t>: Перейти</w:t>
-      </w:r>
-      <w:proofErr w:type="gramEnd"/>
-      <w:r>
-        <w:rPr>
-          <w:rFonts w:ascii="Times New Roman" w:hAnsi="Times New Roman" w:cs="Times New Roman"/>
-        </w:rPr>
-        <w:t xml:space="preserve"> к мероприятию.</w:t>
-      </w:r>
-    </w:p>
-    <w:p>
-      <w:pPr>
-        <w:rPr>
-          <w:rFonts w:ascii="Times New Roman" w:hAnsi="Times New Roman" w:cs="Times New Roman"/>
-        </w:rPr>
-      </w:pPr>
-      <w:r>
-        <w:rPr>
-          <w:rFonts w:ascii="Times New Roman" w:hAnsi="Times New Roman" w:cs="Times New Roman"/>
-        </w:rPr>
-        <w:t>Мероприятие началось</w:t>
-      </w:r>
-      <w:r>
-        <w:rPr>
-          <w:rFonts w:ascii="Times New Roman" w:hAnsi="Times New Roman" w:cs="Times New Roman"/>
-        </w:rPr>
-        <w:br/>
-        <w:t>Наступило время начала мероприятия.</w:t>
-      </w:r>
-      <w:r>
-        <w:rPr>
-          <w:rFonts w:ascii="Times New Roman" w:hAnsi="Times New Roman" w:cs="Times New Roman"/>
-        </w:rPr>
-        <w:br/>
-        <w:t>Отображается название мероприятия, название уведомления, содержание уведомления.</w:t>
-      </w:r>
-      <w:r>
-        <w:rPr>
-          <w:rFonts w:ascii="Times New Roman" w:hAnsi="Times New Roman" w:cs="Times New Roman"/>
-        </w:rPr>
-        <w:br/>
-        <w:t>Кнопка</w:t>
-      </w:r>
-      <w:proofErr w:type="gramStart"/>
-      <w:r>
-        <w:rPr>
-          <w:rFonts w:ascii="Times New Roman" w:hAnsi="Times New Roman" w:cs="Times New Roman"/>
-        </w:rPr>
-        <w:t>: Перейти</w:t>
-      </w:r>
-      <w:proofErr w:type="gramEnd"/>
-      <w:r>
-        <w:rPr>
-          <w:rFonts w:ascii="Times New Roman" w:hAnsi="Times New Roman" w:cs="Times New Roman"/>
-        </w:rPr>
-        <w:t xml:space="preserve"> к мероприятию.</w:t>
-      </w:r>
-    </w:p>
-    <w:p>
-      <w:pPr>
-        <w:rPr>
-          <w:rFonts w:ascii="Times New Roman" w:hAnsi="Times New Roman" w:cs="Times New Roman"/>
-        </w:rPr>
-      </w:pPr>
-      <w:r>
-        <w:rPr>
-          <w:rFonts w:ascii="Times New Roman" w:hAnsi="Times New Roman" w:cs="Times New Roman"/>
-        </w:rPr>
-        <w:t>Мероприятие завершилось</w:t>
-      </w:r>
-      <w:r>
-        <w:rPr>
-          <w:rFonts w:ascii="Times New Roman" w:hAnsi="Times New Roman" w:cs="Times New Roman"/>
-        </w:rPr>
-        <w:br/>
-        <w:t>Мероприятие завершилось и будет перенесено в архив мероприятий согласно правилам системы.</w:t>
-      </w:r>
-      <w:r>
-        <w:rPr>
-          <w:rFonts w:ascii="Times New Roman" w:hAnsi="Times New Roman" w:cs="Times New Roman"/>
-        </w:rPr>
-        <w:br/>
-        <w:t>Отображается название мероприятия, название уведомления, содержание уведомления.</w:t>
-      </w:r>
-      <w:r>
-        <w:rPr>
-          <w:rFonts w:ascii="Times New Roman" w:hAnsi="Times New Roman" w:cs="Times New Roman"/>
-        </w:rPr>
-        <w:br/>
-        <w:t>Кнопка</w:t>
-      </w:r>
-      <w:proofErr w:type="gramStart"/>
-      <w:r>
-        <w:rPr>
-          <w:rFonts w:ascii="Times New Roman" w:hAnsi="Times New Roman" w:cs="Times New Roman"/>
-        </w:rPr>
-        <w:t>: Перейти</w:t>
-      </w:r>
-      <w:proofErr w:type="gramEnd"/>
-      <w:r>
-        <w:rPr>
-          <w:rFonts w:ascii="Times New Roman" w:hAnsi="Times New Roman" w:cs="Times New Roman"/>
-        </w:rPr>
-        <w:t xml:space="preserve"> к архиву мероприятий.</w:t>
-      </w:r>
-    </w:p>
-    <w:p>
-      <w:pPr>
-        <w:rPr>
-          <w:rFonts w:ascii="Times New Roman" w:hAnsi="Times New Roman" w:cs="Times New Roman"/>
-        </w:rPr>
-      </w:pPr>
-    </w:p>
-    <w:p>
-      <w:pPr>
-        <w:rPr>
-          <w:rFonts w:ascii="Times New Roman" w:hAnsi="Times New Roman" w:cs="Times New Roman"/>
-        </w:rPr>
-      </w:pPr>
-      <w:r>
-        <w:rPr>
-          <w:rFonts w:ascii="Times New Roman" w:hAnsi="Times New Roman" w:cs="Times New Roman"/>
-        </w:rPr>
-        <w:t>4. Внешняя регистрация</w:t>
-      </w:r>
-    </w:p>
-    <w:p>
-      <w:pPr>
-        <w:rPr>
-          <w:rFonts w:ascii="Times New Roman" w:hAnsi="Times New Roman" w:cs="Times New Roman"/>
-        </w:rPr>
-      </w:pPr>
-      <w:r>
-        <w:rPr>
-          <w:rFonts w:ascii="Times New Roman" w:hAnsi="Times New Roman" w:cs="Times New Roman"/>
-        </w:rPr>
-        <w:lastRenderedPageBreak/>
-        <w:t>Пользователь подтвердил внешнюю регистрацию</w:t>
-      </w:r>
-      <w:r>
-        <w:rPr>
-          <w:rFonts w:ascii="Times New Roman" w:hAnsi="Times New Roman" w:cs="Times New Roman"/>
-        </w:rPr>
-        <w:br/>
-        <w:t>Пользователь перешел на внешний сайт регистрации и отметил на платформе, что зарегистрировался.</w:t>
-      </w:r>
-      <w:r>
-        <w:rPr>
-          <w:rFonts w:ascii="Times New Roman" w:hAnsi="Times New Roman" w:cs="Times New Roman"/>
-        </w:rPr>
-        <w:br/>
-        <w:t>Отображается название мероприятия, название уведомления, содержание уведомления.</w:t>
-      </w:r>
-      <w:r>
-        <w:rPr>
-          <w:rFonts w:ascii="Times New Roman" w:hAnsi="Times New Roman" w:cs="Times New Roman"/>
-        </w:rPr>
-        <w:br/>
-        <w:t>Кнопка</w:t>
-      </w:r>
-      <w:proofErr w:type="gramStart"/>
-      <w:r>
-        <w:rPr>
-          <w:rFonts w:ascii="Times New Roman" w:hAnsi="Times New Roman" w:cs="Times New Roman"/>
-        </w:rPr>
-        <w:t>: Перейти</w:t>
-      </w:r>
-      <w:proofErr w:type="gramEnd"/>
-      <w:r>
-        <w:rPr>
-          <w:rFonts w:ascii="Times New Roman" w:hAnsi="Times New Roman" w:cs="Times New Roman"/>
-        </w:rPr>
-        <w:t xml:space="preserve"> к участникам.</w:t>
-      </w:r>
-    </w:p>
-    <w:p>
-      <w:pPr>
-        <w:rPr>
-          <w:rFonts w:ascii="Times New Roman" w:hAnsi="Times New Roman" w:cs="Times New Roman"/>
-        </w:rPr>
-      </w:pPr>
-      <w:r>
-        <w:rPr>
-          <w:rFonts w:ascii="Times New Roman" w:hAnsi="Times New Roman" w:cs="Times New Roman"/>
-        </w:rPr>
-        <w:t>Изменена ссылка на внешнюю регистрацию</w:t>
-      </w:r>
-      <w:r>
-        <w:rPr>
-          <w:rFonts w:ascii="Times New Roman" w:hAnsi="Times New Roman" w:cs="Times New Roman"/>
-        </w:rPr>
-        <w:br/>
-        <w:t>Организатор изменил ссылку на внешнюю регистрацию. Пользователи, добавившие мероприятие в избранное или подтвердившие регистрацию, получат уведомление об изменении.</w:t>
-      </w:r>
-      <w:r>
-        <w:rPr>
-          <w:rFonts w:ascii="Times New Roman" w:hAnsi="Times New Roman" w:cs="Times New Roman"/>
-        </w:rPr>
-        <w:br/>
-        <w:t>Отображается название мероприятия, название уведомления, содержание уведомления.</w:t>
-      </w:r>
-      <w:r>
-        <w:rPr>
-          <w:rFonts w:ascii="Times New Roman" w:hAnsi="Times New Roman" w:cs="Times New Roman"/>
-        </w:rPr>
-        <w:br/>
-        <w:t>Кнопка</w:t>
-      </w:r>
-      <w:proofErr w:type="gramStart"/>
-      <w:r>
-        <w:rPr>
-          <w:rFonts w:ascii="Times New Roman" w:hAnsi="Times New Roman" w:cs="Times New Roman"/>
-        </w:rPr>
-        <w:t>: Перейти</w:t>
-      </w:r>
-      <w:proofErr w:type="gramEnd"/>
-      <w:r>
-        <w:rPr>
-          <w:rFonts w:ascii="Times New Roman" w:hAnsi="Times New Roman" w:cs="Times New Roman"/>
-        </w:rPr>
-        <w:t xml:space="preserve"> к мероприятию.</w:t>
-      </w:r>
-    </w:p>
-    <w:p>
-      <w:pPr>
-        <w:rPr>
-          <w:rFonts w:ascii="Times New Roman" w:hAnsi="Times New Roman" w:cs="Times New Roman"/>
-        </w:rPr>
-      </w:pPr>
-    </w:p>
-    <w:p>
-      <w:pPr>
-        <w:rPr>
-          <w:rFonts w:ascii="Times New Roman" w:hAnsi="Times New Roman" w:cs="Times New Roman"/>
-        </w:rPr>
-      </w:pPr>
-      <w:r>
-        <w:rPr>
-          <w:rFonts w:ascii="Times New Roman" w:hAnsi="Times New Roman" w:cs="Times New Roman"/>
-        </w:rPr>
-        <w:t>5. Отзывы и рейтинг</w:t>
-      </w:r>
-    </w:p>
-    <w:p>
-      <w:pPr>
-        <w:rPr>
-          <w:rFonts w:ascii="Times New Roman" w:hAnsi="Times New Roman" w:cs="Times New Roman"/>
-        </w:rPr>
-      </w:pPr>
-      <w:r>
-        <w:rPr>
-          <w:rFonts w:ascii="Times New Roman" w:hAnsi="Times New Roman" w:cs="Times New Roman"/>
-        </w:rPr>
-        <w:t>Новый отзыв о мероприятии</w:t>
-      </w:r>
-      <w:r>
-        <w:rPr>
-          <w:rFonts w:ascii="Times New Roman" w:hAnsi="Times New Roman" w:cs="Times New Roman"/>
-        </w:rPr>
-        <w:br/>
-        <w:t>Пользователь оставил отзыв о прошедшем мероприятии.</w:t>
-      </w:r>
-      <w:r>
-        <w:rPr>
-          <w:rFonts w:ascii="Times New Roman" w:hAnsi="Times New Roman" w:cs="Times New Roman"/>
-        </w:rPr>
-        <w:br/>
-        <w:t>Отображается название мероприятия, название уведомления, содержание уведомления.</w:t>
-      </w:r>
-      <w:r>
-        <w:rPr>
-          <w:rFonts w:ascii="Times New Roman" w:hAnsi="Times New Roman" w:cs="Times New Roman"/>
-        </w:rPr>
-        <w:br/>
-        <w:t>Кнопка</w:t>
-      </w:r>
-      <w:proofErr w:type="gramStart"/>
-      <w:r>
-        <w:rPr>
-          <w:rFonts w:ascii="Times New Roman" w:hAnsi="Times New Roman" w:cs="Times New Roman"/>
-        </w:rPr>
-        <w:t>: Перейти</w:t>
-      </w:r>
-      <w:proofErr w:type="gramEnd"/>
-      <w:r>
-        <w:rPr>
-          <w:rFonts w:ascii="Times New Roman" w:hAnsi="Times New Roman" w:cs="Times New Roman"/>
-        </w:rPr>
-        <w:t xml:space="preserve"> к мероприятию.</w:t>
-      </w:r>
-    </w:p>
-    <w:p>
-      <w:pPr>
-        <w:rPr>
-          <w:rFonts w:ascii="Times New Roman" w:hAnsi="Times New Roman" w:cs="Times New Roman"/>
-        </w:rPr>
-      </w:pPr>
-      <w:r>
-        <w:rPr>
-          <w:rFonts w:ascii="Times New Roman" w:hAnsi="Times New Roman" w:cs="Times New Roman"/>
-        </w:rPr>
-        <w:t>Пользователь удалил отзыв</w:t>
-      </w:r>
-      <w:r>
-        <w:rPr>
-          <w:rFonts w:ascii="Times New Roman" w:hAnsi="Times New Roman" w:cs="Times New Roman"/>
-        </w:rPr>
-        <w:br/>
-        <w:t>Пользователь удалил свой отзыв о прошедшем мероприятии.</w:t>
-      </w:r>
-      <w:r>
-        <w:rPr>
-          <w:rFonts w:ascii="Times New Roman" w:hAnsi="Times New Roman" w:cs="Times New Roman"/>
-        </w:rPr>
-        <w:br/>
-        <w:t>Отображается название мероприятия, название уведомления, содержание уведомления.</w:t>
-      </w:r>
-      <w:r>
-        <w:rPr>
-          <w:rFonts w:ascii="Times New Roman" w:hAnsi="Times New Roman" w:cs="Times New Roman"/>
-        </w:rPr>
-        <w:br/>
-        <w:t>Кнопка</w:t>
-      </w:r>
-      <w:proofErr w:type="gramStart"/>
-      <w:r>
-        <w:rPr>
-          <w:rFonts w:ascii="Times New Roman" w:hAnsi="Times New Roman" w:cs="Times New Roman"/>
-        </w:rPr>
-        <w:t>: Перейти</w:t>
-      </w:r>
-      <w:proofErr w:type="gramEnd"/>
-      <w:r>
-        <w:rPr>
-          <w:rFonts w:ascii="Times New Roman" w:hAnsi="Times New Roman" w:cs="Times New Roman"/>
-        </w:rPr>
-        <w:t xml:space="preserve"> к мероприятию.</w:t>
-      </w:r>
-    </w:p>
-    <w:p>
-      <w:pPr>
-        <w:rPr>
-          <w:rFonts w:ascii="Times New Roman" w:hAnsi="Times New Roman" w:cs="Times New Roman"/>
-        </w:rPr>
-      </w:pPr>
-      <w:r>
-        <w:rPr>
-          <w:rFonts w:ascii="Times New Roman" w:hAnsi="Times New Roman" w:cs="Times New Roman"/>
-        </w:rPr>
-        <w:t>Новая оценка организатора</w:t>
-      </w:r>
-      <w:r>
-        <w:rPr>
-          <w:rFonts w:ascii="Times New Roman" w:hAnsi="Times New Roman" w:cs="Times New Roman"/>
-        </w:rPr>
-        <w:br/>
-        <w:t>Пользователь поставил оценку организатору на странице организатора.</w:t>
-      </w:r>
-      <w:r>
-        <w:rPr>
-          <w:rFonts w:ascii="Times New Roman" w:hAnsi="Times New Roman" w:cs="Times New Roman"/>
-        </w:rPr>
-        <w:br/>
-        <w:t>Отображается название организатора, название уведомления, содержание уведомления.</w:t>
-      </w:r>
-      <w:r>
-        <w:rPr>
-          <w:rFonts w:ascii="Times New Roman" w:hAnsi="Times New Roman" w:cs="Times New Roman"/>
-        </w:rPr>
-        <w:br/>
-        <w:t>Кнопка</w:t>
-      </w:r>
-      <w:proofErr w:type="gramStart"/>
-      <w:r>
-        <w:rPr>
-          <w:rFonts w:ascii="Times New Roman" w:hAnsi="Times New Roman" w:cs="Times New Roman"/>
-        </w:rPr>
-        <w:t>: Перейти</w:t>
-      </w:r>
-      <w:proofErr w:type="gramEnd"/>
-      <w:r>
-        <w:rPr>
-          <w:rFonts w:ascii="Times New Roman" w:hAnsi="Times New Roman" w:cs="Times New Roman"/>
-        </w:rPr>
-        <w:t xml:space="preserve"> к странице организатора.</w:t>
-      </w:r>
-    </w:p>
-    <w:p>
-      <w:pPr>
-        <w:rPr>
-          <w:rFonts w:ascii="Times New Roman" w:hAnsi="Times New Roman" w:cs="Times New Roman"/>
-        </w:rPr>
-      </w:pPr>
-      <w:r>
-        <w:rPr>
-          <w:rFonts w:ascii="Times New Roman" w:hAnsi="Times New Roman" w:cs="Times New Roman"/>
-        </w:rPr>
-        <w:t>Оценка организатора изменена</w:t>
-      </w:r>
-      <w:r>
-        <w:rPr>
-          <w:rFonts w:ascii="Times New Roman" w:hAnsi="Times New Roman" w:cs="Times New Roman"/>
-        </w:rPr>
-        <w:br/>
-        <w:t>Пользователь изменил ранее поставленную оценку организатора.</w:t>
-      </w:r>
-      <w:r>
-        <w:rPr>
-          <w:rFonts w:ascii="Times New Roman" w:hAnsi="Times New Roman" w:cs="Times New Roman"/>
-        </w:rPr>
-        <w:br/>
-        <w:t>Отображается название организатора, название уведомления, содержание уведомления.</w:t>
-      </w:r>
-      <w:r>
-        <w:rPr>
-          <w:rFonts w:ascii="Times New Roman" w:hAnsi="Times New Roman" w:cs="Times New Roman"/>
-        </w:rPr>
-        <w:br/>
-        <w:t>Кнопка</w:t>
-      </w:r>
-      <w:proofErr w:type="gramStart"/>
-      <w:r>
-        <w:rPr>
-          <w:rFonts w:ascii="Times New Roman" w:hAnsi="Times New Roman" w:cs="Times New Roman"/>
-        </w:rPr>
-        <w:t>: Перейти</w:t>
-      </w:r>
-      <w:proofErr w:type="gramEnd"/>
-      <w:r>
-        <w:rPr>
-          <w:rFonts w:ascii="Times New Roman" w:hAnsi="Times New Roman" w:cs="Times New Roman"/>
-        </w:rPr>
-        <w:t xml:space="preserve"> к странице организатора.</w:t>
-      </w:r>
-    </w:p>
-    <w:p>
-      <w:pPr>
-        <w:rPr>
-          <w:rFonts w:ascii="Times New Roman" w:hAnsi="Times New Roman" w:cs="Times New Roman"/>
-        </w:rPr>
-      </w:pPr>
-      <w:r>
-        <w:rPr>
-          <w:rFonts w:ascii="Times New Roman" w:hAnsi="Times New Roman" w:cs="Times New Roman"/>
-        </w:rPr>
-        <w:t>Оценка организатора удалена</w:t>
-      </w:r>
-      <w:r>
-        <w:rPr>
-          <w:rFonts w:ascii="Times New Roman" w:hAnsi="Times New Roman" w:cs="Times New Roman"/>
-        </w:rPr>
-        <w:br/>
-        <w:t>Пользователь удалил ранее поставленную оценку организатора.</w:t>
-      </w:r>
-      <w:r>
-        <w:rPr>
-          <w:rFonts w:ascii="Times New Roman" w:hAnsi="Times New Roman" w:cs="Times New Roman"/>
-        </w:rPr>
-        <w:br/>
-        <w:t>Отображается название организатора, название уведомления, содержание уведомления.</w:t>
-      </w:r>
-      <w:r>
-        <w:rPr>
-          <w:rFonts w:ascii="Times New Roman" w:hAnsi="Times New Roman" w:cs="Times New Roman"/>
-        </w:rPr>
-        <w:br/>
-        <w:t>Кнопка</w:t>
-      </w:r>
-      <w:proofErr w:type="gramStart"/>
-      <w:r>
-        <w:rPr>
-          <w:rFonts w:ascii="Times New Roman" w:hAnsi="Times New Roman" w:cs="Times New Roman"/>
-        </w:rPr>
-        <w:t>: Перейти</w:t>
-      </w:r>
-      <w:proofErr w:type="gramEnd"/>
-      <w:r>
-        <w:rPr>
-          <w:rFonts w:ascii="Times New Roman" w:hAnsi="Times New Roman" w:cs="Times New Roman"/>
-        </w:rPr>
-        <w:t xml:space="preserve"> к странице организатора.</w:t>
-      </w:r>
-    </w:p>
-    <w:p>
-      <w:pPr>
-        <w:rPr>
-          <w:rFonts w:ascii="Times New Roman" w:hAnsi="Times New Roman" w:cs="Times New Roman"/>
-        </w:rPr>
-      </w:pPr>
-    </w:p>
-    <w:p>
-      <w:pPr>
-        <w:rPr>
-          <w:rFonts w:ascii="Times New Roman" w:hAnsi="Times New Roman" w:cs="Times New Roman"/>
-        </w:rPr>
-      </w:pPr>
-      <w:r>
-        <w:rPr>
-          <w:rFonts w:ascii="Times New Roman" w:hAnsi="Times New Roman" w:cs="Times New Roman"/>
-        </w:rPr>
-        <w:t>6. Системные уведомления</w:t>
-      </w:r>
-    </w:p>
-    <w:p>
-      <w:pPr>
-        <w:rPr>
-          <w:rFonts w:ascii="Times New Roman" w:hAnsi="Times New Roman" w:cs="Times New Roman"/>
-        </w:rPr>
-      </w:pPr>
-      <w:r>
-        <w:rPr>
-          <w:rFonts w:ascii="Times New Roman" w:hAnsi="Times New Roman" w:cs="Times New Roman"/>
-        </w:rPr>
-        <w:t>Профиль обновлен</w:t>
-      </w:r>
-      <w:r>
-        <w:rPr>
-          <w:rFonts w:ascii="Times New Roman" w:hAnsi="Times New Roman" w:cs="Times New Roman"/>
-        </w:rPr>
-        <w:br/>
-        <w:t>Изменены данные профиля организатора.</w:t>
-      </w:r>
-      <w:r>
-        <w:rPr>
-          <w:rFonts w:ascii="Times New Roman" w:hAnsi="Times New Roman" w:cs="Times New Roman"/>
-        </w:rPr>
-        <w:br/>
-        <w:t>Отображается название уведомления и содержание уведомления.</w:t>
-      </w:r>
-      <w:r>
-        <w:rPr>
-          <w:rFonts w:ascii="Times New Roman" w:hAnsi="Times New Roman" w:cs="Times New Roman"/>
-        </w:rPr>
-        <w:br/>
-        <w:t>Кнопка</w:t>
-      </w:r>
-      <w:proofErr w:type="gramStart"/>
-      <w:r>
-        <w:rPr>
-          <w:rFonts w:ascii="Times New Roman" w:hAnsi="Times New Roman" w:cs="Times New Roman"/>
-        </w:rPr>
-        <w:t>: Перейти</w:t>
-      </w:r>
-      <w:proofErr w:type="gramEnd"/>
-      <w:r>
-        <w:rPr>
-          <w:rFonts w:ascii="Times New Roman" w:hAnsi="Times New Roman" w:cs="Times New Roman"/>
-        </w:rPr>
         <w:t xml:space="preserve"> к профилю.</w:t>
       </w:r>
     </w:p>
     <w:p>
       <w:pPr>
-        <w:rPr>
-          <w:rFonts w:ascii="Times New Roman" w:hAnsi="Times New Roman" w:cs="Times New Roman"/>
-        </w:rPr>
-      </w:pPr>
-      <w:r>
-        <w:rPr>
-          <w:rFonts w:ascii="Times New Roman" w:hAnsi="Times New Roman" w:cs="Times New Roman"/>
-        </w:rPr>
-        <w:lastRenderedPageBreak/>
-        <w:t>Данные организации обновлены</w:t>
-      </w:r>
-      <w:r>
-        <w:rPr>
-          <w:rFonts w:ascii="Times New Roman" w:hAnsi="Times New Roman" w:cs="Times New Roman"/>
-        </w:rPr>
-        <w:br/>
-        <w:t>Изменено название организации, описание или фото организатора.</w:t>
-      </w:r>
-      <w:r>
-        <w:rPr>
-          <w:rFonts w:ascii="Times New Roman" w:hAnsi="Times New Roman" w:cs="Times New Roman"/>
-        </w:rPr>
-        <w:br/>
-        <w:t>Отображается название уведомления и содержание уведомления.</w:t>
-      </w:r>
-      <w:r>
-        <w:rPr>
-          <w:rFonts w:ascii="Times New Roman" w:hAnsi="Times New Roman" w:cs="Times New Roman"/>
-        </w:rPr>
-        <w:br/>
-        <w:t>Кнопка</w:t>
-      </w:r>
-      <w:proofErr w:type="gramStart"/>
-      <w:r>
-        <w:rPr>
-          <w:rFonts w:ascii="Times New Roman" w:hAnsi="Times New Roman" w:cs="Times New Roman"/>
-        </w:rPr>
-        <w:t>: Перейти</w:t>
-      </w:r>
-      <w:proofErr w:type="gramEnd"/>
-      <w:r>
-        <w:rPr>
-          <w:rFonts w:ascii="Times New Roman" w:hAnsi="Times New Roman" w:cs="Times New Roman"/>
-        </w:rPr>
-        <w:t xml:space="preserve"> к профилю.</w:t>
-      </w:r>
-    </w:p>
-    <w:p>
-      <w:pPr>
-        <w:rPr>
-          <w:rFonts w:ascii="Times New Roman" w:hAnsi="Times New Roman" w:cs="Times New Roman"/>
-        </w:rPr>
-      </w:pPr>
-      <w:r>
-        <w:rPr>
-          <w:rFonts w:ascii="Times New Roman" w:hAnsi="Times New Roman" w:cs="Times New Roman"/>
-        </w:rPr>
-        <w:t>Пароль изменен</w:t>
-      </w:r>
-      <w:r>
-        <w:rPr>
-          <w:rFonts w:ascii="Times New Roman" w:hAnsi="Times New Roman" w:cs="Times New Roman"/>
-        </w:rPr>
-        <w:br/>
-        <w:t>Пароль учетной записи успешно изменен.</w:t>
-      </w:r>
-      <w:r>
-        <w:rPr>
-          <w:rFonts w:ascii="Times New Roman" w:hAnsi="Times New Roman" w:cs="Times New Roman"/>
-        </w:rPr>
-        <w:br/>
-        <w:t>Отображается название уведомления и содержание уведомления.</w:t>
-      </w:r>
-      <w:r>
-        <w:rPr>
-          <w:rFonts w:ascii="Times New Roman" w:hAnsi="Times New Roman" w:cs="Times New Roman"/>
-        </w:rPr>
-        <w:br/>
-        <w:t>Кнопка</w:t>
-      </w:r>
-      <w:proofErr w:type="gramStart"/>
-      <w:r>
-        <w:rPr>
-          <w:rFonts w:ascii="Times New Roman" w:hAnsi="Times New Roman" w:cs="Times New Roman"/>
-        </w:rPr>
-        <w:t>: Перейти</w:t>
-      </w:r>
-      <w:proofErr w:type="gramEnd"/>
-      <w:r>
-        <w:rPr>
-          <w:rFonts w:ascii="Times New Roman" w:hAnsi="Times New Roman" w:cs="Times New Roman"/>
-        </w:rPr>
-        <w:t xml:space="preserve"> к профилю.</w:t>
-      </w:r>
-    </w:p>
-    <w:p>
-      <w:pPr>
+        <w:spacing w:after="0" w:line="360" w:lineRule="auto"/>
         <w:rPr>
           <w:rFonts w:ascii="Times New Roman" w:hAnsi="Times New Roman" w:cs="Times New Roman"/>
         </w:rPr>
@@ -4327,6 +5111,7 @@
     <w:p>
       <w:pPr>
         <w:pStyle w:val="1"/>
+        <w:spacing w:before="0" w:after="0" w:line="360" w:lineRule="auto"/>
       </w:pPr>
       <w:r>
         <w:t>4 основных состояния карточки мероприятия:</w:t>
@@ -4369,6 +5154,7 @@
           </w:tcPr>
           <w:p>
             <w:pPr>
+              <w:spacing w:after="0" w:line="360" w:lineRule="auto"/>
               <w:rPr>
                 <w:rFonts w:ascii="Times New Roman" w:hAnsi="Times New Roman" w:cs="Times New Roman"/>
                 <w:b/>
@@ -4393,6 +5179,7 @@
           </w:tcPr>
           <w:p>
             <w:pPr>
+              <w:spacing w:after="0" w:line="360" w:lineRule="auto"/>
               <w:rPr>
                 <w:rFonts w:ascii="Times New Roman" w:hAnsi="Times New Roman" w:cs="Times New Roman"/>
                 <w:b/>
@@ -4422,6 +5209,7 @@
           </w:tcPr>
           <w:p>
             <w:pPr>
+              <w:spacing w:after="0" w:line="360" w:lineRule="auto"/>
               <w:rPr>
                 <w:rFonts w:ascii="Times New Roman" w:hAnsi="Times New Roman" w:cs="Times New Roman"/>
               </w:rPr>
@@ -4444,6 +5232,7 @@
           </w:tcPr>
           <w:p>
             <w:pPr>
+              <w:spacing w:after="0" w:line="360" w:lineRule="auto"/>
               <w:rPr>
                 <w:rFonts w:ascii="Times New Roman" w:hAnsi="Times New Roman" w:cs="Times New Roman"/>
               </w:rPr>
@@ -4452,7 +5241,14 @@
               <w:rPr>
                 <w:rFonts w:ascii="Times New Roman" w:hAnsi="Times New Roman" w:cs="Times New Roman"/>
               </w:rPr>
-              <w:t>Карточка доступна пользователям в каталоге и на странице мероприятия. Пользователи могут просматривать информацию, добавлять мероприятие в избранное, регистрироваться или переходить к внешней регистрации. Это состояние устанавливается после создания мероприятия, после принятия исправлений администратором или после отклонения необоснованной жалобы. Если карточка была ранее заблокирована, то при возврате в это состояние она снова становится доступной пользователям, а зарегистрированные пользователи и пользователи, добавившие мероприятие в избранное, получают уведомление о восстановлении карточки.</w:t>
+              <w:t xml:space="preserve">Карточка доступна пользователям в каталоге и на странице мероприятия. Пользователи могут просматривать информацию, добавлять мероприятие в избранное, регистрироваться или переходить к внешней регистрации. Это состояние устанавливается </w:t>
+            </w:r>
+            <w:r>
+              <w:rPr>
+                <w:rFonts w:ascii="Times New Roman" w:hAnsi="Times New Roman" w:cs="Times New Roman"/>
+              </w:rPr>
+              <w:lastRenderedPageBreak/>
+              <w:t>после создания мероприятия, после принятия исправлений администратором или после отклонения необоснованной жалобы. Если карточка была ранее заблокирована, то при возврате в это состояние она снова становится доступной пользователям, а зарегистрированные пользователи и пользователи, добавившие мероприятие в избранное, получают уведомление о восстановлении карточки.</w:t>
             </w:r>
           </w:p>
         </w:tc>
@@ -4469,6 +5265,7 @@
           </w:tcPr>
           <w:p>
             <w:pPr>
+              <w:spacing w:after="0" w:line="360" w:lineRule="auto"/>
               <w:rPr>
                 <w:rFonts w:ascii="Times New Roman" w:hAnsi="Times New Roman" w:cs="Times New Roman"/>
               </w:rPr>
@@ -4479,6 +5276,7 @@
                 <w:b/>
                 <w:bCs/>
               </w:rPr>
+              <w:lastRenderedPageBreak/>
               <w:t>Заблокирована</w:t>
             </w:r>
           </w:p>
@@ -4491,6 +5289,7 @@
           </w:tcPr>
           <w:p>
             <w:pPr>
+              <w:spacing w:after="0" w:line="360" w:lineRule="auto"/>
               <w:rPr>
                 <w:rFonts w:ascii="Times New Roman" w:hAnsi="Times New Roman" w:cs="Times New Roman"/>
               </w:rPr>
@@ -4516,6 +5315,7 @@
           </w:tcPr>
           <w:p>
             <w:pPr>
+              <w:spacing w:after="0" w:line="360" w:lineRule="auto"/>
               <w:rPr>
                 <w:rFonts w:ascii="Times New Roman" w:hAnsi="Times New Roman" w:cs="Times New Roman"/>
               </w:rPr>
@@ -4538,6 +5338,7 @@
           </w:tcPr>
           <w:p>
             <w:pPr>
+              <w:spacing w:after="0" w:line="360" w:lineRule="auto"/>
               <w:rPr>
                 <w:rFonts w:ascii="Times New Roman" w:hAnsi="Times New Roman" w:cs="Times New Roman"/>
               </w:rPr>
@@ -4546,14 +5347,7 @@
               <w:rPr>
                 <w:rFonts w:ascii="Times New Roman" w:hAnsi="Times New Roman" w:cs="Times New Roman"/>
               </w:rPr>
-              <w:t xml:space="preserve">Карточка остается скрытой для пользователей после того, как организатор внес изменения и/или оставил комментарий по жалобе. На этом этапе администратор проверяет жалобу, исправления и ответ организатора, после чего принимает решение: опубликовать карточку, оставить ее заблокированной, заблокировать </w:t>
-            </w:r>
-            <w:r>
-              <w:rPr>
-                <w:rFonts w:ascii="Times New Roman" w:hAnsi="Times New Roman" w:cs="Times New Roman"/>
-              </w:rPr>
-              <w:lastRenderedPageBreak/>
-              <w:t>организатора, отклонить жалобу или заблокировать пользователя за ложную жалобу.</w:t>
+              <w:t>Карточка остается скрытой для пользователей после того, как организатор внес изменения и/или оставил комментарий по жалобе. На этом этапе администратор проверяет жалобу, исправления и ответ организатора, после чего принимает решение: опубликовать карточку, оставить ее заблокированной, заблокировать организатора, отклонить жалобу или заблокировать пользователя за ложную жалобу.</w:t>
             </w:r>
           </w:p>
         </w:tc>
@@ -4570,6 +5364,7 @@
           </w:tcPr>
           <w:p>
             <w:pPr>
+              <w:spacing w:after="0" w:line="360" w:lineRule="auto"/>
               <w:rPr>
                 <w:rFonts w:ascii="Times New Roman" w:hAnsi="Times New Roman" w:cs="Times New Roman"/>
               </w:rPr>
@@ -4580,7 +5375,6 @@
                 <w:b/>
                 <w:bCs/>
               </w:rPr>
-              <w:lastRenderedPageBreak/>
               <w:t>Архивная</w:t>
             </w:r>
           </w:p>
@@ -4593,6 +5387,7 @@
           </w:tcPr>
           <w:p>
             <w:pPr>
+              <w:spacing w:after="0" w:line="360" w:lineRule="auto"/>
               <w:rPr>
                 <w:rFonts w:ascii="Times New Roman" w:hAnsi="Times New Roman" w:cs="Times New Roman"/>
               </w:rPr>
@@ -4609,20 +5404,23 @@
     </w:tbl>
     <w:p>
       <w:pPr>
-        <w:rPr>
-          <w:rFonts w:ascii="Times New Roman" w:hAnsi="Times New Roman" w:cs="Times New Roman"/>
-        </w:rPr>
-      </w:pPr>
-    </w:p>
-    <w:p>
-      <w:pPr>
-        <w:rPr>
-          <w:rFonts w:ascii="Times New Roman" w:hAnsi="Times New Roman" w:cs="Times New Roman"/>
-        </w:rPr>
-      </w:pPr>
-    </w:p>
-    <w:p>
-      <w:pPr>
+        <w:spacing w:after="0" w:line="360" w:lineRule="auto"/>
+        <w:rPr>
+          <w:rFonts w:ascii="Times New Roman" w:hAnsi="Times New Roman" w:cs="Times New Roman"/>
+        </w:rPr>
+      </w:pPr>
+    </w:p>
+    <w:p>
+      <w:pPr>
+        <w:spacing w:after="0" w:line="360" w:lineRule="auto"/>
+        <w:rPr>
+          <w:rFonts w:ascii="Times New Roman" w:hAnsi="Times New Roman" w:cs="Times New Roman"/>
+        </w:rPr>
+      </w:pPr>
+    </w:p>
+    <w:p>
+      <w:pPr>
+        <w:spacing w:after="0" w:line="360" w:lineRule="auto"/>
         <w:jc w:val="right"/>
         <w:rPr>
           <w:rFonts w:ascii="Times New Roman" w:hAnsi="Times New Roman" w:cs="Times New Roman"/>
@@ -4631,6 +5429,7 @@
     </w:p>
     <w:p>
       <w:pPr>
+        <w:spacing w:after="0" w:line="360" w:lineRule="auto"/>
         <w:jc w:val="right"/>
         <w:rPr>
           <w:rFonts w:ascii="Times New Roman" w:hAnsi="Times New Roman" w:cs="Times New Roman"/>
@@ -4639,6 +5438,7 @@
     </w:p>
     <w:p>
       <w:pPr>
+        <w:spacing w:after="0" w:line="360" w:lineRule="auto"/>
         <w:jc w:val="right"/>
         <w:rPr>
           <w:rFonts w:ascii="Times New Roman" w:hAnsi="Times New Roman" w:cs="Times New Roman"/>
@@ -4647,6 +5447,7 @@
     </w:p>
     <w:p>
       <w:pPr>
+        <w:spacing w:after="0" w:line="360" w:lineRule="auto"/>
         <w:jc w:val="right"/>
         <w:rPr>
           <w:rFonts w:ascii="Times New Roman" w:hAnsi="Times New Roman" w:cs="Times New Roman"/>
@@ -4656,6 +5457,7 @@
     <w:p>
       <w:pPr>
         <w:pStyle w:val="1"/>
+        <w:spacing w:before="0" w:after="0" w:line="360" w:lineRule="auto"/>
       </w:pPr>
       <w:r>
         <w:t>Логика отзывов и рейтингов:</w:t>
@@ -4825,7 +5627,6 @@
           <w:b/>
           <w:bCs/>
         </w:rPr>
-        <w:lastRenderedPageBreak/>
         <w:t>Рейтинг организатора считается отдельно.</w:t>
       </w:r>
       <w:r>
@@ -4833,57 +5634,12 @@
           <w:rFonts w:cs="Times New Roman"/>
         </w:rPr>
         <w:br/>
-        <w:t xml:space="preserve">Общий рейтинг организатора можно </w:t>
-      </w:r>
-      <w:proofErr w:type="gramStart"/>
+      </w:r>
       <w:r>
         <w:rPr>
           <w:rFonts w:cs="Times New Roman"/>
         </w:rPr>
-        <w:t>считать</w:t>
-      </w:r>
-      <w:proofErr w:type="gramEnd"/>
-      <w:r>
-        <w:rPr>
-          <w:rFonts w:cs="Times New Roman"/>
-        </w:rPr>
-        <w:t xml:space="preserve"> как среднее значение из двух источников: </w:t>
-      </w:r>
-    </w:p>
-    <w:p>
-      <w:pPr>
-        <w:pStyle w:val="ac"/>
-        <w:numPr>
-          <w:ilvl w:val="1"/>
-          <w:numId w:val="83"/>
-        </w:numPr>
-        <w:rPr>
-          <w:rFonts w:cs="Times New Roman"/>
-        </w:rPr>
-      </w:pPr>
-      <w:r>
-        <w:rPr>
-          <w:rFonts w:cs="Times New Roman"/>
-        </w:rPr>
-        <w:t xml:space="preserve">оценки всех его прошедших мероприятий; </w:t>
-      </w:r>
-    </w:p>
-    <w:p>
-      <w:pPr>
-        <w:pStyle w:val="ac"/>
-        <w:numPr>
-          <w:ilvl w:val="1"/>
-          <w:numId w:val="83"/>
-        </w:numPr>
-        <w:rPr>
-          <w:rFonts w:cs="Times New Roman"/>
-        </w:rPr>
-      </w:pPr>
-      <w:r>
-        <w:rPr>
-          <w:rFonts w:cs="Times New Roman"/>
-        </w:rPr>
-        <w:t xml:space="preserve">отдельные оценки организатора, оставленные на странице организатора. </w:t>
+        <w:t>Рейтинг организатора считается как среднее арифметическое всех оценок, относящихся к организатору: оценок его прошедших мероприятий и отдельных оценок, оставленных пользователями на странице организатора.</w:t>
       </w:r>
     </w:p>
     <w:p>
@@ -5004,40 +5760,35 @@
     </w:p>
     <w:p>
       <w:pPr>
-        <w:pStyle w:val="ac"/>
+        <w:pStyle w:val="a7"/>
         <w:numPr>
           <w:ilvl w:val="0"/>
           <w:numId w:val="83"/>
         </w:numPr>
+        <w:spacing w:after="0" w:line="360" w:lineRule="auto"/>
+        <w:rPr>
+          <w:rFonts w:ascii="Times New Roman" w:hAnsi="Times New Roman" w:cs="Times New Roman"/>
+        </w:rPr>
+      </w:pPr>
+      <w:r>
+        <w:rPr>
+          <w:rFonts w:ascii="Times New Roman" w:hAnsi="Times New Roman" w:cs="Times New Roman"/>
+        </w:rPr>
+        <w:lastRenderedPageBreak/>
+        <w:t>Пользователь или организатор может подать жалобу на чужой отзыв, если считает его неприемлемым. После жалобы отзыв временно скрывается и передается администратору на проверку. Организатор не удаляет и не скрывает отзывы самостоятельно, а только инициирует проверку через жалобу.</w:t>
+      </w:r>
+    </w:p>
+    <w:p>
+      <w:pPr>
+        <w:pStyle w:val="ac"/>
         <w:rPr>
           <w:rFonts w:cs="Times New Roman"/>
         </w:rPr>
       </w:pPr>
-      <w:r>
-        <w:rPr>
-          <w:rFonts w:cs="Times New Roman"/>
-          <w:b/>
-          <w:bCs/>
-        </w:rPr>
-        <w:t>Организатор может скрыть комментарий</w:t>
-      </w:r>
-      <w:r>
-        <w:rPr>
-          <w:rFonts w:cs="Times New Roman"/>
-        </w:rPr>
-        <w:t xml:space="preserve">, для этого у организатора отображается дополнительная кнопка. </w:t>
-      </w:r>
-    </w:p>
-    <w:p>
-      <w:pPr>
-        <w:pStyle w:val="ac"/>
-        <w:rPr>
-          <w:rFonts w:cs="Times New Roman"/>
-        </w:rPr>
-      </w:pPr>
-    </w:p>
-    <w:p>
-      <w:pPr>
+    </w:p>
+    <w:p>
+      <w:pPr>
+        <w:spacing w:after="0" w:line="360" w:lineRule="auto"/>
         <w:jc w:val="right"/>
         <w:rPr>
           <w:rFonts w:ascii="Times New Roman" w:hAnsi="Times New Roman" w:cs="Times New Roman"/>
@@ -5046,6 +5797,7 @@
     </w:p>
     <w:p>
       <w:pPr>
+        <w:spacing w:after="0" w:line="360" w:lineRule="auto"/>
         <w:jc w:val="right"/>
         <w:rPr>
           <w:rFonts w:ascii="Times New Roman" w:hAnsi="Times New Roman" w:cs="Times New Roman"/>
@@ -5054,6 +5806,7 @@
     </w:p>
     <w:p>
       <w:pPr>
+        <w:spacing w:after="0" w:line="360" w:lineRule="auto"/>
         <w:jc w:val="right"/>
         <w:rPr>
           <w:rFonts w:ascii="Times New Roman" w:hAnsi="Times New Roman" w:cs="Times New Roman"/>
@@ -5063,6 +5816,7 @@
     <w:p>
       <w:pPr>
         <w:pStyle w:val="1"/>
+        <w:spacing w:before="0" w:after="0" w:line="360" w:lineRule="auto"/>
       </w:pPr>
       <w:r>
         <w:t>Юридическая часть</w:t>
@@ -5096,6 +5850,7 @@
           <w:ilvl w:val="0"/>
           <w:numId w:val="84"/>
         </w:numPr>
+        <w:spacing w:after="0" w:line="360" w:lineRule="auto"/>
         <w:rPr>
           <w:rFonts w:ascii="Times New Roman" w:hAnsi="Times New Roman" w:cs="Times New Roman"/>
         </w:rPr>
@@ -5135,6 +5890,7 @@
           <w:ilvl w:val="0"/>
           <w:numId w:val="84"/>
         </w:numPr>
+        <w:spacing w:after="0" w:line="360" w:lineRule="auto"/>
         <w:rPr>
           <w:rFonts w:ascii="Times New Roman" w:hAnsi="Times New Roman" w:cs="Times New Roman"/>
         </w:rPr>
@@ -5174,37 +5930,23 @@
           <w:ilvl w:val="0"/>
           <w:numId w:val="84"/>
         </w:numPr>
-        <w:rPr>
-          <w:rFonts w:ascii="Times New Roman" w:hAnsi="Times New Roman" w:cs="Times New Roman"/>
-        </w:rPr>
-      </w:pPr>
-      <w:r>
-        <w:rPr>
-          <w:rFonts w:ascii="Times New Roman" w:hAnsi="Times New Roman" w:cs="Times New Roman"/>
-        </w:rPr>
-        <w:t xml:space="preserve">Рекомендации Роскомнадзора по составлению политики обработки персональных данных — нужны для отдельной страницы privacy-policy.html: какие данные </w:t>
-      </w:r>
-      <w:r>
-        <w:rPr>
-          <w:rFonts w:ascii="Times New Roman" w:hAnsi="Times New Roman" w:cs="Times New Roman"/>
-        </w:rPr>
-        <w:lastRenderedPageBreak/>
-        <w:t>собираются, цели обработки, права пользователя, контакты оператора, сроки хранения, передача данных организаторам.</w:t>
-      </w:r>
-      <w:r>
-        <w:rPr>
-          <w:rFonts w:ascii="Times New Roman" w:hAnsi="Times New Roman" w:cs="Times New Roman"/>
-        </w:rPr>
-        <w:t xml:space="preserve"> </w:t>
-      </w:r>
-      <w:proofErr w:type="gramStart"/>
-      <w:r>
-        <w:rPr>
-          <w:rFonts w:ascii="Times New Roman" w:hAnsi="Times New Roman" w:cs="Times New Roman"/>
-        </w:rPr>
-        <w:t>(</w:t>
-      </w:r>
-      <w:proofErr w:type="gramEnd"/>
+        <w:spacing w:after="0" w:line="360" w:lineRule="auto"/>
+        <w:rPr>
+          <w:rFonts w:ascii="Times New Roman" w:hAnsi="Times New Roman" w:cs="Times New Roman"/>
+        </w:rPr>
+      </w:pPr>
+      <w:r>
+        <w:rPr>
+          <w:rFonts w:ascii="Times New Roman" w:hAnsi="Times New Roman" w:cs="Times New Roman"/>
+        </w:rPr>
+        <w:t>Рекомендации Роскомнадзора по составлению политики обработки персональных данных — нужны для отдельной страницы privacy-policy.html: какие данные собираются, цели обработки, права пользователя, контакты оператора, сроки хранения, передача данных организаторам.</w:t>
+      </w:r>
+      <w:r>
+        <w:rPr>
+          <w:rFonts w:ascii="Times New Roman" w:hAnsi="Times New Roman" w:cs="Times New Roman"/>
+        </w:rPr>
+        <w:t xml:space="preserve"> (</w:t>
+      </w:r>
       <w:r>
         <w:t xml:space="preserve"> </w:t>
       </w:r>
@@ -5231,6 +5973,7 @@
           <w:ilvl w:val="0"/>
           <w:numId w:val="84"/>
         </w:numPr>
+        <w:spacing w:after="0" w:line="360" w:lineRule="auto"/>
         <w:rPr>
           <w:rFonts w:ascii="Times New Roman" w:hAnsi="Times New Roman" w:cs="Times New Roman"/>
         </w:rPr>
@@ -5270,14 +6013,16 @@
           <w:ilvl w:val="0"/>
           <w:numId w:val="84"/>
         </w:numPr>
-        <w:rPr>
-          <w:rFonts w:ascii="Times New Roman" w:hAnsi="Times New Roman" w:cs="Times New Roman"/>
-        </w:rPr>
-      </w:pPr>
-      <w:r>
-        <w:rPr>
-          <w:rFonts w:ascii="Times New Roman" w:hAnsi="Times New Roman" w:cs="Times New Roman"/>
-        </w:rPr>
+        <w:spacing w:after="0" w:line="360" w:lineRule="auto"/>
+        <w:rPr>
+          <w:rFonts w:ascii="Times New Roman" w:hAnsi="Times New Roman" w:cs="Times New Roman"/>
+        </w:rPr>
+      </w:pPr>
+      <w:r>
+        <w:rPr>
+          <w:rFonts w:ascii="Times New Roman" w:hAnsi="Times New Roman" w:cs="Times New Roman"/>
+        </w:rPr>
+        <w:lastRenderedPageBreak/>
         <w:t xml:space="preserve">Закон РФ “О защите прав потребителей”, статья 26.1 — нужен из-за внешней регистрации и потенциально платных мероприятий. Даже если платформа не принимает оплату, важно прямо указать, что оплата и условия участия определяются организатором на внешнем сайте, а </w:t>
       </w:r>
       <w:proofErr w:type="spellStart"/>
@@ -5337,6 +6082,7 @@
           <w:ilvl w:val="0"/>
           <w:numId w:val="84"/>
         </w:numPr>
+        <w:spacing w:after="0" w:line="360" w:lineRule="auto"/>
         <w:rPr>
           <w:rFonts w:ascii="Times New Roman" w:hAnsi="Times New Roman" w:cs="Times New Roman"/>
         </w:rPr>
@@ -5376,6 +6122,7 @@
           <w:ilvl w:val="0"/>
           <w:numId w:val="84"/>
         </w:numPr>
+        <w:spacing w:after="0" w:line="360" w:lineRule="auto"/>
         <w:rPr>
           <w:rFonts w:ascii="Times New Roman" w:hAnsi="Times New Roman" w:cs="Times New Roman"/>
         </w:rPr>
@@ -5415,6 +6162,7 @@
           <w:ilvl w:val="0"/>
           <w:numId w:val="84"/>
         </w:numPr>
+        <w:spacing w:after="0" w:line="360" w:lineRule="auto"/>
         <w:rPr>
           <w:rFonts w:ascii="Times New Roman" w:hAnsi="Times New Roman" w:cs="Times New Roman"/>
         </w:rPr>
@@ -5454,6 +6202,7 @@
           <w:ilvl w:val="0"/>
           <w:numId w:val="84"/>
         </w:numPr>
+        <w:spacing w:after="0" w:line="360" w:lineRule="auto"/>
         <w:rPr>
           <w:rFonts w:ascii="Times New Roman" w:hAnsi="Times New Roman" w:cs="Times New Roman"/>
         </w:rPr>
@@ -5502,8 +6251,718 @@
     </w:p>
     <w:p>
       <w:pPr>
-        <w:rPr>
-          <w:rFonts w:ascii="Times New Roman" w:hAnsi="Times New Roman" w:cs="Times New Roman"/>
+        <w:spacing w:after="0" w:line="360" w:lineRule="auto"/>
+        <w:rPr>
+          <w:rFonts w:ascii="Times New Roman" w:hAnsi="Times New Roman" w:cs="Times New Roman"/>
+          <w:lang w:val="en-US"/>
+        </w:rPr>
+      </w:pPr>
+    </w:p>
+    <w:p>
+      <w:pPr>
+        <w:pStyle w:val="1"/>
+        <w:spacing w:before="0" w:after="0" w:line="360" w:lineRule="auto"/>
+      </w:pPr>
+      <w:r>
+        <w:t>1. Алгоритм жалобы и блокировки отзыва</w:t>
+      </w:r>
+    </w:p>
+    <w:p>
+      <w:pPr>
+        <w:numPr>
+          <w:ilvl w:val="0"/>
+          <w:numId w:val="85"/>
+        </w:numPr>
+        <w:spacing w:after="0" w:line="360" w:lineRule="auto"/>
+        <w:rPr>
+          <w:rFonts w:ascii="Times New Roman" w:hAnsi="Times New Roman" w:cs="Times New Roman"/>
+        </w:rPr>
+      </w:pPr>
+      <w:r>
+        <w:rPr>
+          <w:rFonts w:ascii="Times New Roman" w:hAnsi="Times New Roman" w:cs="Times New Roman"/>
+        </w:rPr>
+        <w:t>Отзывы отображаются только на странице прошедшего мероприятия.</w:t>
+      </w:r>
+    </w:p>
+    <w:p>
+      <w:pPr>
+        <w:numPr>
+          <w:ilvl w:val="0"/>
+          <w:numId w:val="85"/>
+        </w:numPr>
+        <w:spacing w:after="0" w:line="360" w:lineRule="auto"/>
+        <w:rPr>
+          <w:rFonts w:ascii="Times New Roman" w:hAnsi="Times New Roman" w:cs="Times New Roman"/>
+        </w:rPr>
+      </w:pPr>
+      <w:r>
+        <w:rPr>
+          <w:rFonts w:ascii="Times New Roman" w:hAnsi="Times New Roman" w:cs="Times New Roman"/>
+        </w:rPr>
+        <w:t>У каждого чужого отзыва есть меню с тремя точками в правом верхнем углу.</w:t>
+      </w:r>
+    </w:p>
+    <w:p>
+      <w:pPr>
+        <w:numPr>
+          <w:ilvl w:val="0"/>
+          <w:numId w:val="85"/>
+        </w:numPr>
+        <w:spacing w:after="0" w:line="360" w:lineRule="auto"/>
+        <w:rPr>
+          <w:rFonts w:ascii="Times New Roman" w:hAnsi="Times New Roman" w:cs="Times New Roman"/>
+        </w:rPr>
+      </w:pPr>
+      <w:r>
+        <w:rPr>
+          <w:rFonts w:ascii="Times New Roman" w:hAnsi="Times New Roman" w:cs="Times New Roman"/>
+        </w:rPr>
+        <w:t xml:space="preserve">Пользователь или организатор нажимает на три точки и выбирает действие </w:t>
+      </w:r>
+      <w:r>
+        <w:rPr>
+          <w:rFonts w:ascii="Times New Roman" w:hAnsi="Times New Roman" w:cs="Times New Roman"/>
+          <w:b/>
+          <w:bCs/>
+        </w:rPr>
+        <w:t>«Пометить как неприемлемый контент»</w:t>
+      </w:r>
+      <w:r>
+        <w:rPr>
+          <w:rFonts w:ascii="Times New Roman" w:hAnsi="Times New Roman" w:cs="Times New Roman"/>
+        </w:rPr>
+        <w:t>.</w:t>
+      </w:r>
+    </w:p>
+    <w:p>
+      <w:pPr>
+        <w:numPr>
+          <w:ilvl w:val="0"/>
+          <w:numId w:val="85"/>
+        </w:numPr>
+        <w:spacing w:after="0" w:line="360" w:lineRule="auto"/>
+        <w:rPr>
+          <w:rFonts w:ascii="Times New Roman" w:hAnsi="Times New Roman" w:cs="Times New Roman"/>
+        </w:rPr>
+      </w:pPr>
+      <w:r>
+        <w:rPr>
+          <w:rFonts w:ascii="Times New Roman" w:hAnsi="Times New Roman" w:cs="Times New Roman"/>
+        </w:rPr>
+        <w:lastRenderedPageBreak/>
+        <w:t>Дополнительное окно и текстовый комментарий к жалобе не открываются. Жалоба создается сразу.</w:t>
+      </w:r>
+    </w:p>
+    <w:p>
+      <w:pPr>
+        <w:numPr>
+          <w:ilvl w:val="0"/>
+          <w:numId w:val="85"/>
+        </w:numPr>
+        <w:spacing w:after="0" w:line="360" w:lineRule="auto"/>
+        <w:rPr>
+          <w:rFonts w:ascii="Times New Roman" w:hAnsi="Times New Roman" w:cs="Times New Roman"/>
+        </w:rPr>
+      </w:pPr>
+      <w:r>
+        <w:rPr>
+          <w:rFonts w:ascii="Times New Roman" w:hAnsi="Times New Roman" w:cs="Times New Roman"/>
+        </w:rPr>
+        <w:t>После отправки жалобы на текущей странице отзыв заменяется блоком:</w:t>
+      </w:r>
+    </w:p>
+    <w:p>
+      <w:pPr>
+        <w:spacing w:after="0" w:line="360" w:lineRule="auto"/>
+        <w:rPr>
+          <w:rFonts w:ascii="Times New Roman" w:hAnsi="Times New Roman" w:cs="Times New Roman"/>
+        </w:rPr>
+      </w:pPr>
+      <w:r>
+        <w:rPr>
+          <w:rFonts w:ascii="Times New Roman" w:hAnsi="Times New Roman" w:cs="Times New Roman"/>
+        </w:rPr>
+        <w:t>Отзыв временно скрыт</w:t>
+      </w:r>
+    </w:p>
+    <w:p>
+      <w:pPr>
+        <w:spacing w:after="0" w:line="360" w:lineRule="auto"/>
+        <w:rPr>
+          <w:rFonts w:ascii="Times New Roman" w:hAnsi="Times New Roman" w:cs="Times New Roman"/>
+        </w:rPr>
+      </w:pPr>
+      <w:r>
+        <w:rPr>
+          <w:rFonts w:ascii="Times New Roman" w:hAnsi="Times New Roman" w:cs="Times New Roman"/>
+        </w:rPr>
+        <w:t>На отзыв отправлена жалоба, он ожидает проверки администратором.</w:t>
+      </w:r>
+    </w:p>
+    <w:p>
+      <w:pPr>
+        <w:spacing w:after="0" w:line="360" w:lineRule="auto"/>
+        <w:rPr>
+          <w:rFonts w:ascii="Times New Roman" w:hAnsi="Times New Roman" w:cs="Times New Roman"/>
+        </w:rPr>
+      </w:pPr>
+      <w:r>
+        <w:rPr>
+          <w:rFonts w:ascii="Times New Roman" w:hAnsi="Times New Roman" w:cs="Times New Roman"/>
+        </w:rPr>
+        <w:t xml:space="preserve">Также отображается кнопка </w:t>
+      </w:r>
+      <w:r>
+        <w:rPr>
+          <w:rFonts w:ascii="Times New Roman" w:hAnsi="Times New Roman" w:cs="Times New Roman"/>
+          <w:b/>
+          <w:bCs/>
+        </w:rPr>
+        <w:t>«Отмена»</w:t>
+      </w:r>
+      <w:r>
+        <w:rPr>
+          <w:rFonts w:ascii="Times New Roman" w:hAnsi="Times New Roman" w:cs="Times New Roman"/>
+        </w:rPr>
+        <w:t>. Эта пометка действует только на текущем экране до перезагрузки страницы</w:t>
+      </w:r>
+      <w:r>
+        <w:rPr>
+          <w:rFonts w:ascii="Times New Roman" w:hAnsi="Times New Roman" w:cs="Times New Roman"/>
+        </w:rPr>
+        <w:t>, далее существование этого отзыва скрывается.</w:t>
+      </w:r>
+    </w:p>
+    <w:p>
+      <w:pPr>
+        <w:numPr>
+          <w:ilvl w:val="0"/>
+          <w:numId w:val="86"/>
+        </w:numPr>
+        <w:spacing w:after="0" w:line="360" w:lineRule="auto"/>
+        <w:rPr>
+          <w:rFonts w:ascii="Times New Roman" w:hAnsi="Times New Roman" w:cs="Times New Roman"/>
+        </w:rPr>
+      </w:pPr>
+      <w:r>
+        <w:rPr>
+          <w:rFonts w:ascii="Times New Roman" w:hAnsi="Times New Roman" w:cs="Times New Roman"/>
+        </w:rPr>
+        <w:t>В системе создается жалоба на отзыв. В жалобе фиксируются:</w:t>
+      </w:r>
+    </w:p>
+    <w:p>
+      <w:pPr>
+        <w:numPr>
+          <w:ilvl w:val="1"/>
+          <w:numId w:val="86"/>
+        </w:numPr>
+        <w:spacing w:after="0" w:line="360" w:lineRule="auto"/>
+        <w:rPr>
+          <w:rFonts w:ascii="Times New Roman" w:hAnsi="Times New Roman" w:cs="Times New Roman"/>
+        </w:rPr>
+      </w:pPr>
+      <w:r>
+        <w:rPr>
+          <w:rFonts w:ascii="Times New Roman" w:hAnsi="Times New Roman" w:cs="Times New Roman"/>
+        </w:rPr>
+        <w:t>отзыв;</w:t>
+      </w:r>
+    </w:p>
+    <w:p>
+      <w:pPr>
+        <w:numPr>
+          <w:ilvl w:val="1"/>
+          <w:numId w:val="86"/>
+        </w:numPr>
+        <w:spacing w:after="0" w:line="360" w:lineRule="auto"/>
+        <w:rPr>
+          <w:rFonts w:ascii="Times New Roman" w:hAnsi="Times New Roman" w:cs="Times New Roman"/>
+        </w:rPr>
+      </w:pPr>
+      <w:r>
+        <w:rPr>
+          <w:rFonts w:ascii="Times New Roman" w:hAnsi="Times New Roman" w:cs="Times New Roman"/>
+        </w:rPr>
+        <w:t>мероприятие;</w:t>
+      </w:r>
+    </w:p>
+    <w:p>
+      <w:pPr>
+        <w:numPr>
+          <w:ilvl w:val="1"/>
+          <w:numId w:val="86"/>
+        </w:numPr>
+        <w:spacing w:after="0" w:line="360" w:lineRule="auto"/>
+        <w:rPr>
+          <w:rFonts w:ascii="Times New Roman" w:hAnsi="Times New Roman" w:cs="Times New Roman"/>
+        </w:rPr>
+      </w:pPr>
+      <w:r>
+        <w:rPr>
+          <w:rFonts w:ascii="Times New Roman" w:hAnsi="Times New Roman" w:cs="Times New Roman"/>
+        </w:rPr>
+        <w:t>автор отзыва;</w:t>
+      </w:r>
+    </w:p>
+    <w:p>
+      <w:pPr>
+        <w:numPr>
+          <w:ilvl w:val="1"/>
+          <w:numId w:val="86"/>
+        </w:numPr>
+        <w:spacing w:after="0" w:line="360" w:lineRule="auto"/>
+        <w:rPr>
+          <w:rFonts w:ascii="Times New Roman" w:hAnsi="Times New Roman" w:cs="Times New Roman"/>
+        </w:rPr>
+      </w:pPr>
+      <w:r>
+        <w:rPr>
+          <w:rFonts w:ascii="Times New Roman" w:hAnsi="Times New Roman" w:cs="Times New Roman"/>
+        </w:rPr>
+        <w:t>пользователь или организатор, подавший жалобу;</w:t>
+      </w:r>
+    </w:p>
+    <w:p>
+      <w:pPr>
+        <w:numPr>
+          <w:ilvl w:val="1"/>
+          <w:numId w:val="86"/>
+        </w:numPr>
+        <w:spacing w:after="0" w:line="360" w:lineRule="auto"/>
+        <w:rPr>
+          <w:rFonts w:ascii="Times New Roman" w:hAnsi="Times New Roman" w:cs="Times New Roman"/>
+        </w:rPr>
+      </w:pPr>
+      <w:r>
+        <w:rPr>
+          <w:rFonts w:ascii="Times New Roman" w:hAnsi="Times New Roman" w:cs="Times New Roman"/>
+        </w:rPr>
+        <w:t>дата жалобы;</w:t>
+      </w:r>
+    </w:p>
+    <w:p>
+      <w:pPr>
+        <w:numPr>
+          <w:ilvl w:val="1"/>
+          <w:numId w:val="86"/>
+        </w:numPr>
+        <w:spacing w:after="0" w:line="360" w:lineRule="auto"/>
+        <w:rPr>
+          <w:rFonts w:ascii="Times New Roman" w:hAnsi="Times New Roman" w:cs="Times New Roman"/>
+        </w:rPr>
+      </w:pPr>
+      <w:r>
+        <w:rPr>
+          <w:rFonts w:ascii="Times New Roman" w:hAnsi="Times New Roman" w:cs="Times New Roman"/>
+        </w:rPr>
+        <w:t>статус жалобы.</w:t>
+      </w:r>
+    </w:p>
+    <w:p>
+      <w:pPr>
+        <w:numPr>
+          <w:ilvl w:val="0"/>
+          <w:numId w:val="86"/>
+        </w:numPr>
+        <w:spacing w:after="0" w:line="360" w:lineRule="auto"/>
+        <w:rPr>
+          <w:rFonts w:ascii="Times New Roman" w:hAnsi="Times New Roman" w:cs="Times New Roman"/>
+        </w:rPr>
+      </w:pPr>
+      <w:r>
+        <w:rPr>
+          <w:rFonts w:ascii="Times New Roman" w:hAnsi="Times New Roman" w:cs="Times New Roman"/>
+        </w:rPr>
+        <w:t>Отзыв временно скрывается от обычных пользователей до решения администратора.</w:t>
+      </w:r>
+    </w:p>
+    <w:p>
+      <w:pPr>
+        <w:numPr>
+          <w:ilvl w:val="0"/>
+          <w:numId w:val="86"/>
+        </w:numPr>
+        <w:spacing w:after="0" w:line="360" w:lineRule="auto"/>
+        <w:rPr>
+          <w:rFonts w:ascii="Times New Roman" w:hAnsi="Times New Roman" w:cs="Times New Roman"/>
+        </w:rPr>
+      </w:pPr>
+      <w:r>
+        <w:rPr>
+          <w:rFonts w:ascii="Times New Roman" w:hAnsi="Times New Roman" w:cs="Times New Roman"/>
+        </w:rPr>
+        <w:t xml:space="preserve">Жалоба попадает в раздел </w:t>
+      </w:r>
+      <w:r>
+        <w:rPr>
+          <w:rFonts w:ascii="Times New Roman" w:hAnsi="Times New Roman" w:cs="Times New Roman"/>
+          <w:b/>
+          <w:bCs/>
+        </w:rPr>
+        <w:t>«Жалобы»</w:t>
+      </w:r>
+      <w:r>
+        <w:rPr>
+          <w:rFonts w:ascii="Times New Roman" w:hAnsi="Times New Roman" w:cs="Times New Roman"/>
+        </w:rPr>
+        <w:t xml:space="preserve"> личного кабинета администратора.</w:t>
+      </w:r>
+    </w:p>
+    <w:p>
+      <w:pPr>
+        <w:numPr>
+          <w:ilvl w:val="0"/>
+          <w:numId w:val="86"/>
+        </w:numPr>
+        <w:spacing w:after="0" w:line="360" w:lineRule="auto"/>
+        <w:rPr>
+          <w:rFonts w:ascii="Times New Roman" w:hAnsi="Times New Roman" w:cs="Times New Roman"/>
+        </w:rPr>
+      </w:pPr>
+      <w:r>
+        <w:rPr>
+          <w:rFonts w:ascii="Times New Roman" w:hAnsi="Times New Roman" w:cs="Times New Roman"/>
+        </w:rPr>
+        <w:t>В кабинете администратора можно выбрать тип жалоб:</w:t>
+      </w:r>
+    </w:p>
+    <w:p>
+      <w:pPr>
+        <w:numPr>
+          <w:ilvl w:val="1"/>
+          <w:numId w:val="86"/>
+        </w:numPr>
+        <w:spacing w:after="0" w:line="360" w:lineRule="auto"/>
+        <w:rPr>
+          <w:rFonts w:ascii="Times New Roman" w:hAnsi="Times New Roman" w:cs="Times New Roman"/>
+        </w:rPr>
+      </w:pPr>
+      <w:r>
+        <w:rPr>
+          <w:rFonts w:ascii="Times New Roman" w:hAnsi="Times New Roman" w:cs="Times New Roman"/>
+          <w:b/>
+          <w:bCs/>
+        </w:rPr>
+        <w:t>Жалобы на карточки мероприятий</w:t>
+      </w:r>
+      <w:r>
+        <w:rPr>
+          <w:rFonts w:ascii="Times New Roman" w:hAnsi="Times New Roman" w:cs="Times New Roman"/>
+        </w:rPr>
+        <w:t>;</w:t>
+      </w:r>
+    </w:p>
+    <w:p>
+      <w:pPr>
+        <w:numPr>
+          <w:ilvl w:val="1"/>
+          <w:numId w:val="86"/>
+        </w:numPr>
+        <w:spacing w:after="0" w:line="360" w:lineRule="auto"/>
+        <w:rPr>
+          <w:rFonts w:ascii="Times New Roman" w:hAnsi="Times New Roman" w:cs="Times New Roman"/>
+        </w:rPr>
+      </w:pPr>
+      <w:r>
+        <w:rPr>
+          <w:rFonts w:ascii="Times New Roman" w:hAnsi="Times New Roman" w:cs="Times New Roman"/>
+          <w:b/>
+          <w:bCs/>
+        </w:rPr>
+        <w:t>Жалобы на отзывы</w:t>
+      </w:r>
+      <w:r>
+        <w:rPr>
+          <w:rFonts w:ascii="Times New Roman" w:hAnsi="Times New Roman" w:cs="Times New Roman"/>
+        </w:rPr>
+        <w:t>.</w:t>
+      </w:r>
+    </w:p>
+    <w:p>
+      <w:pPr>
+        <w:numPr>
+          <w:ilvl w:val="0"/>
+          <w:numId w:val="86"/>
+        </w:numPr>
+        <w:spacing w:after="0" w:line="360" w:lineRule="auto"/>
+        <w:rPr>
+          <w:rFonts w:ascii="Times New Roman" w:hAnsi="Times New Roman" w:cs="Times New Roman"/>
+        </w:rPr>
+      </w:pPr>
+      <w:r>
+        <w:rPr>
+          <w:rFonts w:ascii="Times New Roman" w:hAnsi="Times New Roman" w:cs="Times New Roman"/>
+        </w:rPr>
+        <w:t>При выборе жалоб на отзывы отображается список вида:</w:t>
+      </w:r>
+    </w:p>
+    <w:p>
+      <w:pPr>
+        <w:spacing w:after="0" w:line="360" w:lineRule="auto"/>
+        <w:rPr>
+          <w:rFonts w:ascii="Times New Roman" w:hAnsi="Times New Roman" w:cs="Times New Roman"/>
+        </w:rPr>
+      </w:pPr>
+      <w:r>
+        <w:rPr>
+          <w:rFonts w:ascii="Times New Roman" w:hAnsi="Times New Roman" w:cs="Times New Roman"/>
+        </w:rPr>
+        <w:t>Жалоба на отзыв к мероприятию «K-</w:t>
+      </w:r>
+      <w:proofErr w:type="spellStart"/>
+      <w:r>
+        <w:rPr>
+          <w:rFonts w:ascii="Times New Roman" w:hAnsi="Times New Roman" w:cs="Times New Roman"/>
+        </w:rPr>
+        <w:t>pop</w:t>
+      </w:r>
+      <w:proofErr w:type="spellEnd"/>
+      <w:r>
+        <w:rPr>
+          <w:rFonts w:ascii="Times New Roman" w:hAnsi="Times New Roman" w:cs="Times New Roman"/>
+        </w:rPr>
+        <w:t xml:space="preserve"> Spring </w:t>
+      </w:r>
+      <w:proofErr w:type="spellStart"/>
+      <w:r>
+        <w:rPr>
+          <w:rFonts w:ascii="Times New Roman" w:hAnsi="Times New Roman" w:cs="Times New Roman"/>
+        </w:rPr>
+        <w:t>Meetup</w:t>
+      </w:r>
+      <w:proofErr w:type="spellEnd"/>
+      <w:r>
+        <w:rPr>
+          <w:rFonts w:ascii="Times New Roman" w:hAnsi="Times New Roman" w:cs="Times New Roman"/>
+        </w:rPr>
+        <w:t>»</w:t>
+      </w:r>
+    </w:p>
+    <w:p>
+      <w:pPr>
+        <w:spacing w:after="0" w:line="360" w:lineRule="auto"/>
+        <w:rPr>
+          <w:rFonts w:ascii="Times New Roman" w:hAnsi="Times New Roman" w:cs="Times New Roman"/>
+        </w:rPr>
+      </w:pPr>
+      <w:r>
+        <w:rPr>
+          <w:rFonts w:ascii="Times New Roman" w:hAnsi="Times New Roman" w:cs="Times New Roman"/>
+        </w:rPr>
+        <w:t>Дата: 16.03.2026</w:t>
+      </w:r>
+    </w:p>
+    <w:p>
+      <w:pPr>
+        <w:spacing w:after="0" w:line="360" w:lineRule="auto"/>
+        <w:rPr>
+          <w:rFonts w:ascii="Times New Roman" w:hAnsi="Times New Roman" w:cs="Times New Roman"/>
+        </w:rPr>
+      </w:pPr>
+      <w:r>
+        <w:rPr>
+          <w:rFonts w:ascii="Times New Roman" w:hAnsi="Times New Roman" w:cs="Times New Roman"/>
+        </w:rPr>
+        <w:t>Кнопка</w:t>
+      </w:r>
+      <w:proofErr w:type="gramStart"/>
+      <w:r>
+        <w:rPr>
+          <w:rFonts w:ascii="Times New Roman" w:hAnsi="Times New Roman" w:cs="Times New Roman"/>
+        </w:rPr>
+        <w:t>: Перейти</w:t>
+      </w:r>
+      <w:proofErr w:type="gramEnd"/>
+      <w:r>
+        <w:rPr>
+          <w:rFonts w:ascii="Times New Roman" w:hAnsi="Times New Roman" w:cs="Times New Roman"/>
+        </w:rPr>
+        <w:t xml:space="preserve"> к отзыву</w:t>
+      </w:r>
+    </w:p>
+    <w:p>
+      <w:pPr>
+        <w:numPr>
+          <w:ilvl w:val="0"/>
+          <w:numId w:val="87"/>
+        </w:numPr>
+        <w:spacing w:after="0" w:line="360" w:lineRule="auto"/>
+        <w:rPr>
+          <w:rFonts w:ascii="Times New Roman" w:hAnsi="Times New Roman" w:cs="Times New Roman"/>
+        </w:rPr>
+      </w:pPr>
+      <w:r>
+        <w:rPr>
+          <w:rFonts w:ascii="Times New Roman" w:hAnsi="Times New Roman" w:cs="Times New Roman"/>
+        </w:rPr>
+        <w:t xml:space="preserve">При нажатии </w:t>
+      </w:r>
+      <w:r>
+        <w:rPr>
+          <w:rFonts w:ascii="Times New Roman" w:hAnsi="Times New Roman" w:cs="Times New Roman"/>
+          <w:b/>
+          <w:bCs/>
+        </w:rPr>
+        <w:t>«Перейти к отзыву»</w:t>
+      </w:r>
+      <w:r>
+        <w:rPr>
+          <w:rFonts w:ascii="Times New Roman" w:hAnsi="Times New Roman" w:cs="Times New Roman"/>
+        </w:rPr>
+        <w:t xml:space="preserve"> администратор открывает страницу прошедшего мероприятия в режиме проверки. Спорный отзыв выделяется красной рамкой и фоном.</w:t>
+      </w:r>
+    </w:p>
+    <w:p>
+      <w:pPr>
+        <w:numPr>
+          <w:ilvl w:val="0"/>
+          <w:numId w:val="87"/>
+        </w:numPr>
+        <w:spacing w:after="0" w:line="360" w:lineRule="auto"/>
+        <w:rPr>
+          <w:rFonts w:ascii="Times New Roman" w:hAnsi="Times New Roman" w:cs="Times New Roman"/>
+        </w:rPr>
+      </w:pPr>
+      <w:r>
+        <w:rPr>
+          <w:rFonts w:ascii="Times New Roman" w:hAnsi="Times New Roman" w:cs="Times New Roman"/>
+        </w:rPr>
+        <w:t>Под выделенным отзывом администратору доступны два действия:</w:t>
+      </w:r>
+    </w:p>
+    <w:p>
+      <w:pPr>
+        <w:numPr>
+          <w:ilvl w:val="0"/>
+          <w:numId w:val="88"/>
+        </w:numPr>
+        <w:spacing w:after="0" w:line="360" w:lineRule="auto"/>
+        <w:rPr>
+          <w:rFonts w:ascii="Times New Roman" w:hAnsi="Times New Roman" w:cs="Times New Roman"/>
+        </w:rPr>
+      </w:pPr>
+      <w:r>
+        <w:rPr>
+          <w:rFonts w:ascii="Times New Roman" w:hAnsi="Times New Roman" w:cs="Times New Roman"/>
+          <w:b/>
+          <w:bCs/>
+        </w:rPr>
+        <w:t>Заблокировать пользователя и удалить отзыв</w:t>
+      </w:r>
+      <w:r>
+        <w:rPr>
+          <w:rFonts w:ascii="Times New Roman" w:hAnsi="Times New Roman" w:cs="Times New Roman"/>
+        </w:rPr>
+        <w:t>;</w:t>
+      </w:r>
+    </w:p>
+    <w:p>
+      <w:pPr>
+        <w:numPr>
+          <w:ilvl w:val="0"/>
+          <w:numId w:val="88"/>
+        </w:numPr>
+        <w:spacing w:after="0" w:line="360" w:lineRule="auto"/>
+        <w:rPr>
+          <w:rFonts w:ascii="Times New Roman" w:hAnsi="Times New Roman" w:cs="Times New Roman"/>
+        </w:rPr>
+      </w:pPr>
+      <w:r>
+        <w:rPr>
+          <w:rFonts w:ascii="Times New Roman" w:hAnsi="Times New Roman" w:cs="Times New Roman"/>
+          <w:b/>
+          <w:bCs/>
+        </w:rPr>
+        <w:t>Оставить отзыв</w:t>
+      </w:r>
+      <w:r>
+        <w:rPr>
+          <w:rFonts w:ascii="Times New Roman" w:hAnsi="Times New Roman" w:cs="Times New Roman"/>
+        </w:rPr>
+        <w:t>.</w:t>
+      </w:r>
+    </w:p>
+    <w:p>
+      <w:pPr>
+        <w:numPr>
+          <w:ilvl w:val="0"/>
+          <w:numId w:val="89"/>
+        </w:numPr>
+        <w:spacing w:after="0" w:line="360" w:lineRule="auto"/>
+        <w:rPr>
+          <w:rFonts w:ascii="Times New Roman" w:hAnsi="Times New Roman" w:cs="Times New Roman"/>
+        </w:rPr>
+      </w:pPr>
+      <w:r>
+        <w:rPr>
+          <w:rFonts w:ascii="Times New Roman" w:hAnsi="Times New Roman" w:cs="Times New Roman"/>
+        </w:rPr>
+        <w:t xml:space="preserve">Если администратор выбирает </w:t>
+      </w:r>
+      <w:r>
+        <w:rPr>
+          <w:rFonts w:ascii="Times New Roman" w:hAnsi="Times New Roman" w:cs="Times New Roman"/>
+          <w:b/>
+          <w:bCs/>
+        </w:rPr>
+        <w:t>«Оставить отзыв»</w:t>
+      </w:r>
+      <w:r>
+        <w:rPr>
+          <w:rFonts w:ascii="Times New Roman" w:hAnsi="Times New Roman" w:cs="Times New Roman"/>
+        </w:rPr>
+        <w:t>, жалоба закрывается, отзыв снова отображается пользователям и снова участвует в расчете рейтинга мероприятия и организатора.</w:t>
+      </w:r>
+    </w:p>
+    <w:p>
+      <w:pPr>
+        <w:numPr>
+          <w:ilvl w:val="0"/>
+          <w:numId w:val="89"/>
+        </w:numPr>
+        <w:spacing w:after="0" w:line="360" w:lineRule="auto"/>
+        <w:rPr>
+          <w:rFonts w:ascii="Times New Roman" w:hAnsi="Times New Roman" w:cs="Times New Roman"/>
+        </w:rPr>
+      </w:pPr>
+      <w:r>
+        <w:rPr>
+          <w:rFonts w:ascii="Times New Roman" w:hAnsi="Times New Roman" w:cs="Times New Roman"/>
+        </w:rPr>
+        <w:lastRenderedPageBreak/>
+        <w:t xml:space="preserve">Если администратор выбирает </w:t>
+      </w:r>
+      <w:r>
+        <w:rPr>
+          <w:rFonts w:ascii="Times New Roman" w:hAnsi="Times New Roman" w:cs="Times New Roman"/>
+          <w:b/>
+          <w:bCs/>
+        </w:rPr>
+        <w:t>«Заблокировать пользователя и удалить отзыв»</w:t>
+      </w:r>
+      <w:r>
+        <w:rPr>
+          <w:rFonts w:ascii="Times New Roman" w:hAnsi="Times New Roman" w:cs="Times New Roman"/>
+        </w:rPr>
+        <w:t>, отзыв удаляется, автор отзыва блокируется, жалоба закрывается, а оценка из удаленного отзыва исключается из рейтинга мероприятия и организатора.</w:t>
+      </w:r>
+    </w:p>
+    <w:p>
+      <w:pPr>
+        <w:spacing w:after="0" w:line="360" w:lineRule="auto"/>
+        <w:rPr>
+          <w:rFonts w:ascii="Times New Roman" w:hAnsi="Times New Roman" w:cs="Times New Roman"/>
+        </w:rPr>
+      </w:pPr>
+    </w:p>
+    <w:p>
+      <w:pPr>
+        <w:spacing w:after="0" w:line="360" w:lineRule="auto"/>
+        <w:rPr>
+          <w:rFonts w:ascii="Times New Roman" w:hAnsi="Times New Roman" w:cs="Times New Roman"/>
+          <w:lang w:val="en-US"/>
         </w:rPr>
       </w:pPr>
     </w:p>
@@ -6604,6 +8063,155 @@
     </w:lvl>
   </w:abstractNum>
   <w:abstractNum w:abstractNumId="8" w15:restartNumberingAfterBreak="0">
+    <w:nsid w:val="0C780703"/>
+    <w:multiLevelType w:val="multilevel"/>
+    <w:tmpl w:val="6A12994A"/>
+    <w:lvl w:ilvl="0">
+      <w:start w:val="1"/>
+      <w:numFmt w:val="bullet"/>
+      <w:lvlText w:val=""/>
+      <w:lvlJc w:val="left"/>
+      <w:pPr>
+        <w:tabs>
+          <w:tab w:val="num" w:pos="720"/>
+        </w:tabs>
+        <w:ind w:left="720" w:hanging="360"/>
+      </w:pPr>
+      <w:rPr>
+        <w:rFonts w:ascii="Symbol" w:hAnsi="Symbol" w:hint="default"/>
+        <w:sz w:val="20"/>
+      </w:rPr>
+    </w:lvl>
+    <w:lvl w:ilvl="1" w:tentative="1">
+      <w:start w:val="1"/>
+      <w:numFmt w:val="bullet"/>
+      <w:lvlText w:val="o"/>
+      <w:lvlJc w:val="left"/>
+      <w:pPr>
+        <w:tabs>
+          <w:tab w:val="num" w:pos="1440"/>
+        </w:tabs>
+        <w:ind w:left="1440" w:hanging="360"/>
+      </w:pPr>
+      <w:rPr>
+        <w:rFonts w:ascii="Courier New" w:hAnsi="Courier New" w:hint="default"/>
+        <w:sz w:val="20"/>
+      </w:rPr>
+    </w:lvl>
+    <w:lvl w:ilvl="2" w:tentative="1">
+      <w:start w:val="1"/>
+      <w:numFmt w:val="bullet"/>
+      <w:lvlText w:val=""/>
+      <w:lvlJc w:val="left"/>
+      <w:pPr>
+        <w:tabs>
+          <w:tab w:val="num" w:pos="2160"/>
+        </w:tabs>
+        <w:ind w:left="2160" w:hanging="360"/>
+      </w:pPr>
+      <w:rPr>
+        <w:rFonts w:ascii="Wingdings" w:hAnsi="Wingdings" w:hint="default"/>
+        <w:sz w:val="20"/>
+      </w:rPr>
+    </w:lvl>
+    <w:lvl w:ilvl="3" w:tentative="1">
+      <w:start w:val="1"/>
+      <w:numFmt w:val="bullet"/>
+      <w:lvlText w:val=""/>
+      <w:lvlJc w:val="left"/>
+      <w:pPr>
+        <w:tabs>
+          <w:tab w:val="num" w:pos="2880"/>
+        </w:tabs>
+        <w:ind w:left="2880" w:hanging="360"/>
+      </w:pPr>
+      <w:rPr>
+        <w:rFonts w:ascii="Wingdings" w:hAnsi="Wingdings" w:hint="default"/>
+        <w:sz w:val="20"/>
+      </w:rPr>
+    </w:lvl>
+    <w:lvl w:ilvl="4" w:tentative="1">
+      <w:start w:val="1"/>
+      <w:numFmt w:val="bullet"/>
+      <w:lvlText w:val=""/>
+      <w:lvlJc w:val="left"/>
+      <w:pPr>
+        <w:tabs>
+          <w:tab w:val="num" w:pos="3600"/>
+        </w:tabs>
+        <w:ind w:left="3600" w:hanging="360"/>
+      </w:pPr>
+      <w:rPr>
+        <w:rFonts w:ascii="Wingdings" w:hAnsi="Wingdings" w:hint="default"/>
+        <w:sz w:val="20"/>
+      </w:rPr>
+    </w:lvl>
+    <w:lvl w:ilvl="5" w:tentative="1">
+      <w:start w:val="1"/>
+      <w:numFmt w:val="bullet"/>
+      <w:lvlText w:val=""/>
+      <w:lvlJc w:val="left"/>
+      <w:pPr>
+        <w:tabs>
+          <w:tab w:val="num" w:pos="4320"/>
+        </w:tabs>
+        <w:ind w:left="4320" w:hanging="360"/>
+      </w:pPr>
+      <w:rPr>
+        <w:rFonts w:ascii="Wingdings" w:hAnsi="Wingdings" w:hint="default"/>
+        <w:sz w:val="20"/>
+      </w:rPr>
+    </w:lvl>
+    <w:lvl w:ilvl="6" w:tentative="1">
+      <w:start w:val="1"/>
+      <w:numFmt w:val="bullet"/>
+      <w:lvlText w:val=""/>
+      <w:lvlJc w:val="left"/>
+      <w:pPr>
+        <w:tabs>
+          <w:tab w:val="num" w:pos="5040"/>
+        </w:tabs>
+        <w:ind w:left="5040" w:hanging="360"/>
+      </w:pPr>
+      <w:rPr>
+        <w:rFonts w:ascii="Wingdings" w:hAnsi="Wingdings" w:hint="default"/>
+        <w:sz w:val="20"/>
+      </w:rPr>
+    </w:lvl>
+    <w:lvl w:ilvl="7" w:tentative="1">
+      <w:start w:val="1"/>
+      <w:numFmt w:val="bullet"/>
+      <w:lvlText w:val=""/>
+      <w:lvlJc w:val="left"/>
+      <w:pPr>
+        <w:tabs>
+          <w:tab w:val="num" w:pos="5760"/>
+        </w:tabs>
+        <w:ind w:left="5760" w:hanging="360"/>
+      </w:pPr>
+      <w:rPr>
+        <w:rFonts w:ascii="Wingdings" w:hAnsi="Wingdings" w:hint="default"/>
+        <w:sz w:val="20"/>
+      </w:rPr>
+    </w:lvl>
+    <w:lvl w:ilvl="8" w:tentative="1">
+      <w:start w:val="1"/>
+      <w:numFmt w:val="bullet"/>
+      <w:lvlText w:val=""/>
+      <w:lvlJc w:val="left"/>
+      <w:pPr>
+        <w:tabs>
+          <w:tab w:val="num" w:pos="6480"/>
+        </w:tabs>
+        <w:ind w:left="6480" w:hanging="360"/>
+      </w:pPr>
+      <w:rPr>
+        <w:rFonts w:ascii="Wingdings" w:hAnsi="Wingdings" w:hint="default"/>
+        <w:sz w:val="20"/>
+      </w:rPr>
+    </w:lvl>
+  </w:abstractNum>
+  <w:abstractNum w:abstractNumId="9" w15:restartNumberingAfterBreak="0">
     <w:nsid w:val="0E785196"/>
     <w:multiLevelType w:val="multilevel"/>
     <w:tmpl w:val="3EC0DE20"/>
@@ -6752,7 +8360,7 @@
       </w:rPr>
     </w:lvl>
   </w:abstractNum>
-  <w:abstractNum w:abstractNumId="9" w15:restartNumberingAfterBreak="0">
+  <w:abstractNum w:abstractNumId="10" w15:restartNumberingAfterBreak="0">
     <w:nsid w:val="0ED064EA"/>
     <w:multiLevelType w:val="multilevel"/>
     <w:tmpl w:val="77825A90"/>
@@ -6901,7 +8509,7 @@
       </w:rPr>
     </w:lvl>
   </w:abstractNum>
-  <w:abstractNum w:abstractNumId="10" w15:restartNumberingAfterBreak="0">
+  <w:abstractNum w:abstractNumId="11" w15:restartNumberingAfterBreak="0">
     <w:nsid w:val="0F113370"/>
     <w:multiLevelType w:val="multilevel"/>
     <w:tmpl w:val="2ECE06BE"/>
@@ -7014,7 +8622,7 @@
       </w:pPr>
     </w:lvl>
   </w:abstractNum>
-  <w:abstractNum w:abstractNumId="11" w15:restartNumberingAfterBreak="0">
+  <w:abstractNum w:abstractNumId="12" w15:restartNumberingAfterBreak="0">
     <w:nsid w:val="11CC6CBA"/>
     <w:multiLevelType w:val="multilevel"/>
     <w:tmpl w:val="FAFC368E"/>
@@ -7163,7 +8771,7 @@
       </w:rPr>
     </w:lvl>
   </w:abstractNum>
-  <w:abstractNum w:abstractNumId="12" w15:restartNumberingAfterBreak="0">
+  <w:abstractNum w:abstractNumId="13" w15:restartNumberingAfterBreak="0">
     <w:nsid w:val="160852BE"/>
     <w:multiLevelType w:val="multilevel"/>
     <w:tmpl w:val="01045D40"/>
@@ -7276,7 +8884,7 @@
       </w:pPr>
     </w:lvl>
   </w:abstractNum>
-  <w:abstractNum w:abstractNumId="13" w15:restartNumberingAfterBreak="0">
+  <w:abstractNum w:abstractNumId="14" w15:restartNumberingAfterBreak="0">
     <w:nsid w:val="18F3487D"/>
     <w:multiLevelType w:val="multilevel"/>
     <w:tmpl w:val="511889BA"/>
@@ -7425,7 +9033,7 @@
       </w:rPr>
     </w:lvl>
   </w:abstractNum>
-  <w:abstractNum w:abstractNumId="14" w15:restartNumberingAfterBreak="0">
+  <w:abstractNum w:abstractNumId="15" w15:restartNumberingAfterBreak="0">
     <w:nsid w:val="1C644D4A"/>
     <w:multiLevelType w:val="multilevel"/>
     <w:tmpl w:val="BE9CFF12"/>
@@ -7538,7 +9146,7 @@
       </w:pPr>
     </w:lvl>
   </w:abstractNum>
-  <w:abstractNum w:abstractNumId="15" w15:restartNumberingAfterBreak="0">
+  <w:abstractNum w:abstractNumId="16" w15:restartNumberingAfterBreak="0">
     <w:nsid w:val="1CBF091A"/>
     <w:multiLevelType w:val="multilevel"/>
     <w:tmpl w:val="C97C2E18"/>
@@ -7687,7 +9295,7 @@
       </w:rPr>
     </w:lvl>
   </w:abstractNum>
-  <w:abstractNum w:abstractNumId="16" w15:restartNumberingAfterBreak="0">
+  <w:abstractNum w:abstractNumId="17" w15:restartNumberingAfterBreak="0">
     <w:nsid w:val="1E280BE2"/>
     <w:multiLevelType w:val="multilevel"/>
     <w:tmpl w:val="26FC08BE"/>
@@ -7800,7 +9408,7 @@
       </w:pPr>
     </w:lvl>
   </w:abstractNum>
-  <w:abstractNum w:abstractNumId="17" w15:restartNumberingAfterBreak="0">
+  <w:abstractNum w:abstractNumId="18" w15:restartNumberingAfterBreak="0">
     <w:nsid w:val="1F4E3D76"/>
     <w:multiLevelType w:val="multilevel"/>
     <w:tmpl w:val="0DEA2F6C"/>
@@ -7949,7 +9557,7 @@
       </w:rPr>
     </w:lvl>
   </w:abstractNum>
-  <w:abstractNum w:abstractNumId="18" w15:restartNumberingAfterBreak="0">
+  <w:abstractNum w:abstractNumId="19" w15:restartNumberingAfterBreak="0">
     <w:nsid w:val="20807C8C"/>
     <w:multiLevelType w:val="multilevel"/>
     <w:tmpl w:val="D18460D0"/>
@@ -8098,7 +9706,7 @@
       </w:rPr>
     </w:lvl>
   </w:abstractNum>
-  <w:abstractNum w:abstractNumId="19" w15:restartNumberingAfterBreak="0">
+  <w:abstractNum w:abstractNumId="20" w15:restartNumberingAfterBreak="0">
     <w:nsid w:val="20FC1023"/>
     <w:multiLevelType w:val="multilevel"/>
     <w:tmpl w:val="98E4126A"/>
@@ -8247,7 +9855,7 @@
       </w:rPr>
     </w:lvl>
   </w:abstractNum>
-  <w:abstractNum w:abstractNumId="20" w15:restartNumberingAfterBreak="0">
+  <w:abstractNum w:abstractNumId="21" w15:restartNumberingAfterBreak="0">
     <w:nsid w:val="22600597"/>
     <w:multiLevelType w:val="multilevel"/>
     <w:tmpl w:val="20A005E0"/>
@@ -8396,7 +10004,7 @@
       </w:rPr>
     </w:lvl>
   </w:abstractNum>
-  <w:abstractNum w:abstractNumId="21" w15:restartNumberingAfterBreak="0">
+  <w:abstractNum w:abstractNumId="22" w15:restartNumberingAfterBreak="0">
     <w:nsid w:val="23715706"/>
     <w:multiLevelType w:val="multilevel"/>
     <w:tmpl w:val="7F683A26"/>
@@ -8545,7 +10153,7 @@
       </w:rPr>
     </w:lvl>
   </w:abstractNum>
-  <w:abstractNum w:abstractNumId="22" w15:restartNumberingAfterBreak="0">
+  <w:abstractNum w:abstractNumId="23" w15:restartNumberingAfterBreak="0">
     <w:nsid w:val="24F33B1A"/>
     <w:multiLevelType w:val="multilevel"/>
     <w:tmpl w:val="4606A454"/>
@@ -8694,7 +10302,7 @@
       </w:rPr>
     </w:lvl>
   </w:abstractNum>
-  <w:abstractNum w:abstractNumId="23" w15:restartNumberingAfterBreak="0">
+  <w:abstractNum w:abstractNumId="24" w15:restartNumberingAfterBreak="0">
     <w:nsid w:val="275072FE"/>
     <w:multiLevelType w:val="multilevel"/>
     <w:tmpl w:val="884A137A"/>
@@ -8843,7 +10451,7 @@
       </w:rPr>
     </w:lvl>
   </w:abstractNum>
-  <w:abstractNum w:abstractNumId="24" w15:restartNumberingAfterBreak="0">
+  <w:abstractNum w:abstractNumId="25" w15:restartNumberingAfterBreak="0">
     <w:nsid w:val="277318B4"/>
     <w:multiLevelType w:val="multilevel"/>
     <w:tmpl w:val="AB5C597C"/>
@@ -8992,7 +10600,7 @@
       </w:rPr>
     </w:lvl>
   </w:abstractNum>
-  <w:abstractNum w:abstractNumId="25" w15:restartNumberingAfterBreak="0">
+  <w:abstractNum w:abstractNumId="26" w15:restartNumberingAfterBreak="0">
     <w:nsid w:val="277E4235"/>
     <w:multiLevelType w:val="multilevel"/>
     <w:tmpl w:val="5D00203E"/>
@@ -9105,7 +10713,7 @@
       </w:pPr>
     </w:lvl>
   </w:abstractNum>
-  <w:abstractNum w:abstractNumId="26" w15:restartNumberingAfterBreak="0">
+  <w:abstractNum w:abstractNumId="27" w15:restartNumberingAfterBreak="0">
     <w:nsid w:val="287374EE"/>
     <w:multiLevelType w:val="multilevel"/>
     <w:tmpl w:val="3A123346"/>
@@ -9254,7 +10862,7 @@
       </w:rPr>
     </w:lvl>
   </w:abstractNum>
-  <w:abstractNum w:abstractNumId="27" w15:restartNumberingAfterBreak="0">
+  <w:abstractNum w:abstractNumId="28" w15:restartNumberingAfterBreak="0">
     <w:nsid w:val="297366AC"/>
     <w:multiLevelType w:val="multilevel"/>
     <w:tmpl w:val="1F1E07C2"/>
@@ -9403,7 +11011,120 @@
       </w:rPr>
     </w:lvl>
   </w:abstractNum>
-  <w:abstractNum w:abstractNumId="28" w15:restartNumberingAfterBreak="0">
+  <w:abstractNum w:abstractNumId="29" w15:restartNumberingAfterBreak="0">
+    <w:nsid w:val="29F67CE6"/>
+    <w:multiLevelType w:val="multilevel"/>
+    <w:tmpl w:val="CF741A02"/>
+    <w:lvl w:ilvl="0">
+      <w:start w:val="11"/>
+      <w:numFmt w:val="decimal"/>
+      <w:lvlText w:val="%1."/>
+      <w:lvlJc w:val="left"/>
+      <w:pPr>
+        <w:tabs>
+          <w:tab w:val="num" w:pos="720"/>
+        </w:tabs>
+        <w:ind w:left="720" w:hanging="360"/>
+      </w:pPr>
+    </w:lvl>
+    <w:lvl w:ilvl="1" w:tentative="1">
+      <w:start w:val="1"/>
+      <w:numFmt w:val="decimal"/>
+      <w:lvlText w:val="%2."/>
+      <w:lvlJc w:val="left"/>
+      <w:pPr>
+        <w:tabs>
+          <w:tab w:val="num" w:pos="1440"/>
+        </w:tabs>
+        <w:ind w:left="1440" w:hanging="360"/>
+      </w:pPr>
+    </w:lvl>
+    <w:lvl w:ilvl="2" w:tentative="1">
+      <w:start w:val="1"/>
+      <w:numFmt w:val="decimal"/>
+      <w:lvlText w:val="%3."/>
+      <w:lvlJc w:val="left"/>
+      <w:pPr>
+        <w:tabs>
+          <w:tab w:val="num" w:pos="2160"/>
+        </w:tabs>
+        <w:ind w:left="2160" w:hanging="360"/>
+      </w:pPr>
+    </w:lvl>
+    <w:lvl w:ilvl="3" w:tentative="1">
+      <w:start w:val="1"/>
+      <w:numFmt w:val="decimal"/>
+      <w:lvlText w:val="%4."/>
+      <w:lvlJc w:val="left"/>
+      <w:pPr>
+        <w:tabs>
+          <w:tab w:val="num" w:pos="2880"/>
+        </w:tabs>
+        <w:ind w:left="2880" w:hanging="360"/>
+      </w:pPr>
+    </w:lvl>
+    <w:lvl w:ilvl="4" w:tentative="1">
+      <w:start w:val="1"/>
+      <w:numFmt w:val="decimal"/>
+      <w:lvlText w:val="%5."/>
+      <w:lvlJc w:val="left"/>
+      <w:pPr>
+        <w:tabs>
+          <w:tab w:val="num" w:pos="3600"/>
+        </w:tabs>
+        <w:ind w:left="3600" w:hanging="360"/>
+      </w:pPr>
+    </w:lvl>
+    <w:lvl w:ilvl="5" w:tentative="1">
+      <w:start w:val="1"/>
+      <w:numFmt w:val="decimal"/>
+      <w:lvlText w:val="%6."/>
+      <w:lvlJc w:val="left"/>
+      <w:pPr>
+        <w:tabs>
+          <w:tab w:val="num" w:pos="4320"/>
+        </w:tabs>
+        <w:ind w:left="4320" w:hanging="360"/>
+      </w:pPr>
+    </w:lvl>
+    <w:lvl w:ilvl="6" w:tentative="1">
+      <w:start w:val="1"/>
+      <w:numFmt w:val="decimal"/>
+      <w:lvlText w:val="%7."/>
+      <w:lvlJc w:val="left"/>
+      <w:pPr>
+        <w:tabs>
+          <w:tab w:val="num" w:pos="5040"/>
+        </w:tabs>
+        <w:ind w:left="5040" w:hanging="360"/>
+      </w:pPr>
+    </w:lvl>
+    <w:lvl w:ilvl="7" w:tentative="1">
+      <w:start w:val="1"/>
+      <w:numFmt w:val="decimal"/>
+      <w:lvlText w:val="%8."/>
+      <w:lvlJc w:val="left"/>
+      <w:pPr>
+        <w:tabs>
+          <w:tab w:val="num" w:pos="5760"/>
+        </w:tabs>
+        <w:ind w:left="5760" w:hanging="360"/>
+      </w:pPr>
+    </w:lvl>
+    <w:lvl w:ilvl="8" w:tentative="1">
+      <w:start w:val="1"/>
+      <w:numFmt w:val="decimal"/>
+      <w:lvlText w:val="%9."/>
+      <w:lvlJc w:val="left"/>
+      <w:pPr>
+        <w:tabs>
+          <w:tab w:val="num" w:pos="6480"/>
+        </w:tabs>
+        <w:ind w:left="6480" w:hanging="360"/>
+      </w:pPr>
+    </w:lvl>
+  </w:abstractNum>
+  <w:abstractNum w:abstractNumId="30" w15:restartNumberingAfterBreak="0">
     <w:nsid w:val="2D2D508D"/>
     <w:multiLevelType w:val="multilevel"/>
     <w:tmpl w:val="F5183EE8"/>
@@ -9552,7 +11273,7 @@
       </w:rPr>
     </w:lvl>
   </w:abstractNum>
-  <w:abstractNum w:abstractNumId="29" w15:restartNumberingAfterBreak="0">
+  <w:abstractNum w:abstractNumId="31" w15:restartNumberingAfterBreak="0">
     <w:nsid w:val="2DB36D85"/>
     <w:multiLevelType w:val="multilevel"/>
     <w:tmpl w:val="C2802C5E"/>
@@ -9701,7 +11422,7 @@
       </w:rPr>
     </w:lvl>
   </w:abstractNum>
-  <w:abstractNum w:abstractNumId="30" w15:restartNumberingAfterBreak="0">
+  <w:abstractNum w:abstractNumId="32" w15:restartNumberingAfterBreak="0">
     <w:nsid w:val="2E6C2D96"/>
     <w:multiLevelType w:val="multilevel"/>
     <w:tmpl w:val="FC58685C"/>
@@ -9850,7 +11571,7 @@
       </w:rPr>
     </w:lvl>
   </w:abstractNum>
-  <w:abstractNum w:abstractNumId="31" w15:restartNumberingAfterBreak="0">
+  <w:abstractNum w:abstractNumId="33" w15:restartNumberingAfterBreak="0">
     <w:nsid w:val="2F02250B"/>
     <w:multiLevelType w:val="multilevel"/>
     <w:tmpl w:val="C626538A"/>
@@ -9999,7 +11720,7 @@
       </w:rPr>
     </w:lvl>
   </w:abstractNum>
-  <w:abstractNum w:abstractNumId="32" w15:restartNumberingAfterBreak="0">
+  <w:abstractNum w:abstractNumId="34" w15:restartNumberingAfterBreak="0">
     <w:nsid w:val="307666AF"/>
     <w:multiLevelType w:val="hybridMultilevel"/>
     <w:tmpl w:val="40020B52"/>
@@ -10112,7 +11833,7 @@
       </w:rPr>
     </w:lvl>
   </w:abstractNum>
-  <w:abstractNum w:abstractNumId="33" w15:restartNumberingAfterBreak="0">
+  <w:abstractNum w:abstractNumId="35" w15:restartNumberingAfterBreak="0">
     <w:nsid w:val="30904346"/>
     <w:multiLevelType w:val="multilevel"/>
     <w:tmpl w:val="3B78ED8A"/>
@@ -10261,7 +11982,7 @@
       </w:rPr>
     </w:lvl>
   </w:abstractNum>
-  <w:abstractNum w:abstractNumId="34" w15:restartNumberingAfterBreak="0">
+  <w:abstractNum w:abstractNumId="36" w15:restartNumberingAfterBreak="0">
     <w:nsid w:val="32312DE3"/>
     <w:multiLevelType w:val="hybridMultilevel"/>
     <w:tmpl w:val="17823708"/>
@@ -10374,7 +12095,7 @@
       </w:rPr>
     </w:lvl>
   </w:abstractNum>
-  <w:abstractNum w:abstractNumId="35" w15:restartNumberingAfterBreak="0">
+  <w:abstractNum w:abstractNumId="37" w15:restartNumberingAfterBreak="0">
     <w:nsid w:val="33383AA0"/>
     <w:multiLevelType w:val="multilevel"/>
     <w:tmpl w:val="A2F89DFE"/>
@@ -10487,7 +12208,7 @@
       </w:pPr>
     </w:lvl>
   </w:abstractNum>
-  <w:abstractNum w:abstractNumId="36" w15:restartNumberingAfterBreak="0">
+  <w:abstractNum w:abstractNumId="38" w15:restartNumberingAfterBreak="0">
     <w:nsid w:val="33C12E4E"/>
     <w:multiLevelType w:val="multilevel"/>
     <w:tmpl w:val="4988454A"/>
@@ -10636,7 +12357,7 @@
       </w:rPr>
     </w:lvl>
   </w:abstractNum>
-  <w:abstractNum w:abstractNumId="37" w15:restartNumberingAfterBreak="0">
+  <w:abstractNum w:abstractNumId="39" w15:restartNumberingAfterBreak="0">
     <w:nsid w:val="346F38D3"/>
     <w:multiLevelType w:val="multilevel"/>
     <w:tmpl w:val="59AC9DB2"/>
@@ -10785,7 +12506,7 @@
       </w:rPr>
     </w:lvl>
   </w:abstractNum>
-  <w:abstractNum w:abstractNumId="38" w15:restartNumberingAfterBreak="0">
+  <w:abstractNum w:abstractNumId="40" w15:restartNumberingAfterBreak="0">
     <w:nsid w:val="355E1579"/>
     <w:multiLevelType w:val="hybridMultilevel"/>
     <w:tmpl w:val="2DF80868"/>
@@ -10874,7 +12595,7 @@
       </w:pPr>
     </w:lvl>
   </w:abstractNum>
-  <w:abstractNum w:abstractNumId="39" w15:restartNumberingAfterBreak="0">
+  <w:abstractNum w:abstractNumId="41" w15:restartNumberingAfterBreak="0">
     <w:nsid w:val="36581A5D"/>
     <w:multiLevelType w:val="multilevel"/>
     <w:tmpl w:val="3620BAF6"/>
@@ -11023,7 +12744,7 @@
       </w:rPr>
     </w:lvl>
   </w:abstractNum>
-  <w:abstractNum w:abstractNumId="40" w15:restartNumberingAfterBreak="0">
+  <w:abstractNum w:abstractNumId="42" w15:restartNumberingAfterBreak="0">
     <w:nsid w:val="37626069"/>
     <w:multiLevelType w:val="multilevel"/>
     <w:tmpl w:val="B240EBD4"/>
@@ -11172,7 +12893,7 @@
       </w:rPr>
     </w:lvl>
   </w:abstractNum>
-  <w:abstractNum w:abstractNumId="41" w15:restartNumberingAfterBreak="0">
+  <w:abstractNum w:abstractNumId="43" w15:restartNumberingAfterBreak="0">
     <w:nsid w:val="398F6E98"/>
     <w:multiLevelType w:val="multilevel"/>
     <w:tmpl w:val="2152B220"/>
@@ -11285,7 +13006,7 @@
       </w:pPr>
     </w:lvl>
   </w:abstractNum>
-  <w:abstractNum w:abstractNumId="42" w15:restartNumberingAfterBreak="0">
+  <w:abstractNum w:abstractNumId="44" w15:restartNumberingAfterBreak="0">
     <w:nsid w:val="3B0B59CF"/>
     <w:multiLevelType w:val="multilevel"/>
     <w:tmpl w:val="3D58DC6A"/>
@@ -11434,7 +13155,7 @@
       </w:rPr>
     </w:lvl>
   </w:abstractNum>
-  <w:abstractNum w:abstractNumId="43" w15:restartNumberingAfterBreak="0">
+  <w:abstractNum w:abstractNumId="45" w15:restartNumberingAfterBreak="0">
     <w:nsid w:val="3CD4493C"/>
     <w:multiLevelType w:val="multilevel"/>
     <w:tmpl w:val="AE2C3FF8"/>
@@ -11583,7 +13304,7 @@
       </w:rPr>
     </w:lvl>
   </w:abstractNum>
-  <w:abstractNum w:abstractNumId="44" w15:restartNumberingAfterBreak="0">
+  <w:abstractNum w:abstractNumId="46" w15:restartNumberingAfterBreak="0">
     <w:nsid w:val="3E9D58D7"/>
     <w:multiLevelType w:val="multilevel"/>
     <w:tmpl w:val="F94EEA62"/>
@@ -11696,7 +13417,7 @@
       </w:pPr>
     </w:lvl>
   </w:abstractNum>
-  <w:abstractNum w:abstractNumId="45" w15:restartNumberingAfterBreak="0">
+  <w:abstractNum w:abstractNumId="47" w15:restartNumberingAfterBreak="0">
     <w:nsid w:val="402350EB"/>
     <w:multiLevelType w:val="multilevel"/>
     <w:tmpl w:val="40E04A34"/>
@@ -11809,7 +13530,7 @@
       </w:pPr>
     </w:lvl>
   </w:abstractNum>
-  <w:abstractNum w:abstractNumId="46" w15:restartNumberingAfterBreak="0">
+  <w:abstractNum w:abstractNumId="48" w15:restartNumberingAfterBreak="0">
     <w:nsid w:val="40455463"/>
     <w:multiLevelType w:val="multilevel"/>
     <w:tmpl w:val="329AB336"/>
@@ -11958,7 +13679,7 @@
       </w:rPr>
     </w:lvl>
   </w:abstractNum>
-  <w:abstractNum w:abstractNumId="47" w15:restartNumberingAfterBreak="0">
+  <w:abstractNum w:abstractNumId="49" w15:restartNumberingAfterBreak="0">
     <w:nsid w:val="409D1619"/>
     <w:multiLevelType w:val="multilevel"/>
     <w:tmpl w:val="E07EECE2"/>
@@ -12107,7 +13828,7 @@
       </w:rPr>
     </w:lvl>
   </w:abstractNum>
-  <w:abstractNum w:abstractNumId="48" w15:restartNumberingAfterBreak="0">
+  <w:abstractNum w:abstractNumId="50" w15:restartNumberingAfterBreak="0">
     <w:nsid w:val="443D27EA"/>
     <w:multiLevelType w:val="multilevel"/>
     <w:tmpl w:val="077C9740"/>
@@ -12256,7 +13977,7 @@
       </w:rPr>
     </w:lvl>
   </w:abstractNum>
-  <w:abstractNum w:abstractNumId="49" w15:restartNumberingAfterBreak="0">
+  <w:abstractNum w:abstractNumId="51" w15:restartNumberingAfterBreak="0">
     <w:nsid w:val="4707151F"/>
     <w:multiLevelType w:val="multilevel"/>
     <w:tmpl w:val="042E9D6E"/>
@@ -12405,7 +14126,7 @@
       </w:rPr>
     </w:lvl>
   </w:abstractNum>
-  <w:abstractNum w:abstractNumId="50" w15:restartNumberingAfterBreak="0">
+  <w:abstractNum w:abstractNumId="52" w15:restartNumberingAfterBreak="0">
     <w:nsid w:val="47D20663"/>
     <w:multiLevelType w:val="multilevel"/>
     <w:tmpl w:val="7E96BA3A"/>
@@ -12554,7 +14275,7 @@
       </w:rPr>
     </w:lvl>
   </w:abstractNum>
-  <w:abstractNum w:abstractNumId="51" w15:restartNumberingAfterBreak="0">
+  <w:abstractNum w:abstractNumId="53" w15:restartNumberingAfterBreak="0">
     <w:nsid w:val="480076DA"/>
     <w:multiLevelType w:val="multilevel"/>
     <w:tmpl w:val="CEE6DD0E"/>
@@ -12703,7 +14424,7 @@
       </w:rPr>
     </w:lvl>
   </w:abstractNum>
-  <w:abstractNum w:abstractNumId="52" w15:restartNumberingAfterBreak="0">
+  <w:abstractNum w:abstractNumId="54" w15:restartNumberingAfterBreak="0">
     <w:nsid w:val="4B013394"/>
     <w:multiLevelType w:val="multilevel"/>
     <w:tmpl w:val="DFD69DD6"/>
@@ -12816,7 +14537,7 @@
       </w:pPr>
     </w:lvl>
   </w:abstractNum>
-  <w:abstractNum w:abstractNumId="53" w15:restartNumberingAfterBreak="0">
+  <w:abstractNum w:abstractNumId="55" w15:restartNumberingAfterBreak="0">
     <w:nsid w:val="4BAB1ED2"/>
     <w:multiLevelType w:val="multilevel"/>
     <w:tmpl w:val="2ED86524"/>
@@ -12929,7 +14650,120 @@
       </w:pPr>
     </w:lvl>
   </w:abstractNum>
-  <w:abstractNum w:abstractNumId="54" w15:restartNumberingAfterBreak="0">
+  <w:abstractNum w:abstractNumId="56" w15:restartNumberingAfterBreak="0">
+    <w:nsid w:val="4C745458"/>
+    <w:multiLevelType w:val="multilevel"/>
+    <w:tmpl w:val="E558F7DA"/>
+    <w:lvl w:ilvl="0">
+      <w:start w:val="1"/>
+      <w:numFmt w:val="decimal"/>
+      <w:lvlText w:val="%1."/>
+      <w:lvlJc w:val="left"/>
+      <w:pPr>
+        <w:tabs>
+          <w:tab w:val="num" w:pos="720"/>
+        </w:tabs>
+        <w:ind w:left="720" w:hanging="360"/>
+      </w:pPr>
+    </w:lvl>
+    <w:lvl w:ilvl="1" w:tentative="1">
+      <w:start w:val="1"/>
+      <w:numFmt w:val="decimal"/>
+      <w:lvlText w:val="%2."/>
+      <w:lvlJc w:val="left"/>
+      <w:pPr>
+        <w:tabs>
+          <w:tab w:val="num" w:pos="1440"/>
+        </w:tabs>
+        <w:ind w:left="1440" w:hanging="360"/>
+      </w:pPr>
+    </w:lvl>
+    <w:lvl w:ilvl="2" w:tentative="1">
+      <w:start w:val="1"/>
+      <w:numFmt w:val="decimal"/>
+      <w:lvlText w:val="%3."/>
+      <w:lvlJc w:val="left"/>
+      <w:pPr>
+        <w:tabs>
+          <w:tab w:val="num" w:pos="2160"/>
+        </w:tabs>
+        <w:ind w:left="2160" w:hanging="360"/>
+      </w:pPr>
+    </w:lvl>
+    <w:lvl w:ilvl="3" w:tentative="1">
+      <w:start w:val="1"/>
+      <w:numFmt w:val="decimal"/>
+      <w:lvlText w:val="%4."/>
+      <w:lvlJc w:val="left"/>
+      <w:pPr>
+        <w:tabs>
+          <w:tab w:val="num" w:pos="2880"/>
+        </w:tabs>
+        <w:ind w:left="2880" w:hanging="360"/>
+      </w:pPr>
+    </w:lvl>
+    <w:lvl w:ilvl="4" w:tentative="1">
+      <w:start w:val="1"/>
+      <w:numFmt w:val="decimal"/>
+      <w:lvlText w:val="%5."/>
+      <w:lvlJc w:val="left"/>
+      <w:pPr>
+        <w:tabs>
+          <w:tab w:val="num" w:pos="3600"/>
+        </w:tabs>
+        <w:ind w:left="3600" w:hanging="360"/>
+      </w:pPr>
+    </w:lvl>
+    <w:lvl w:ilvl="5" w:tentative="1">
+      <w:start w:val="1"/>
+      <w:numFmt w:val="decimal"/>
+      <w:lvlText w:val="%6."/>
+      <w:lvlJc w:val="left"/>
+      <w:pPr>
+        <w:tabs>
+          <w:tab w:val="num" w:pos="4320"/>
+        </w:tabs>
+        <w:ind w:left="4320" w:hanging="360"/>
+      </w:pPr>
+    </w:lvl>
+    <w:lvl w:ilvl="6" w:tentative="1">
+      <w:start w:val="1"/>
+      <w:numFmt w:val="decimal"/>
+      <w:lvlText w:val="%7."/>
+      <w:lvlJc w:val="left"/>
+      <w:pPr>
+        <w:tabs>
+          <w:tab w:val="num" w:pos="5040"/>
+        </w:tabs>
+        <w:ind w:left="5040" w:hanging="360"/>
+      </w:pPr>
+    </w:lvl>
+    <w:lvl w:ilvl="7" w:tentative="1">
+      <w:start w:val="1"/>
+      <w:numFmt w:val="decimal"/>
+      <w:lvlText w:val="%8."/>
+      <w:lvlJc w:val="left"/>
+      <w:pPr>
+        <w:tabs>
+          <w:tab w:val="num" w:pos="5760"/>
+        </w:tabs>
+        <w:ind w:left="5760" w:hanging="360"/>
+      </w:pPr>
+    </w:lvl>
+    <w:lvl w:ilvl="8" w:tentative="1">
+      <w:start w:val="1"/>
+      <w:numFmt w:val="decimal"/>
+      <w:lvlText w:val="%9."/>
+      <w:lvlJc w:val="left"/>
+      <w:pPr>
+        <w:tabs>
+          <w:tab w:val="num" w:pos="6480"/>
+        </w:tabs>
+        <w:ind w:left="6480" w:hanging="360"/>
+      </w:pPr>
+    </w:lvl>
+  </w:abstractNum>
+  <w:abstractNum w:abstractNumId="57" w15:restartNumberingAfterBreak="0">
     <w:nsid w:val="50510982"/>
     <w:multiLevelType w:val="multilevel"/>
     <w:tmpl w:val="CCDA49A0"/>
@@ -13078,7 +14912,120 @@
       </w:rPr>
     </w:lvl>
   </w:abstractNum>
-  <w:abstractNum w:abstractNumId="55" w15:restartNumberingAfterBreak="0">
+  <w:abstractNum w:abstractNumId="58" w15:restartNumberingAfterBreak="0">
+    <w:nsid w:val="508E0AF7"/>
+    <w:multiLevelType w:val="multilevel"/>
+    <w:tmpl w:val="C89A3FFC"/>
+    <w:lvl w:ilvl="0">
+      <w:start w:val="13"/>
+      <w:numFmt w:val="decimal"/>
+      <w:lvlText w:val="%1."/>
+      <w:lvlJc w:val="left"/>
+      <w:pPr>
+        <w:tabs>
+          <w:tab w:val="num" w:pos="720"/>
+        </w:tabs>
+        <w:ind w:left="720" w:hanging="360"/>
+      </w:pPr>
+    </w:lvl>
+    <w:lvl w:ilvl="1" w:tentative="1">
+      <w:start w:val="1"/>
+      <w:numFmt w:val="decimal"/>
+      <w:lvlText w:val="%2."/>
+      <w:lvlJc w:val="left"/>
+      <w:pPr>
+        <w:tabs>
+          <w:tab w:val="num" w:pos="1440"/>
+        </w:tabs>
+        <w:ind w:left="1440" w:hanging="360"/>
+      </w:pPr>
+    </w:lvl>
+    <w:lvl w:ilvl="2" w:tentative="1">
+      <w:start w:val="1"/>
+      <w:numFmt w:val="decimal"/>
+      <w:lvlText w:val="%3."/>
+      <w:lvlJc w:val="left"/>
+      <w:pPr>
+        <w:tabs>
+          <w:tab w:val="num" w:pos="2160"/>
+        </w:tabs>
+        <w:ind w:left="2160" w:hanging="360"/>
+      </w:pPr>
+    </w:lvl>
+    <w:lvl w:ilvl="3" w:tentative="1">
+      <w:start w:val="1"/>
+      <w:numFmt w:val="decimal"/>
+      <w:lvlText w:val="%4."/>
+      <w:lvlJc w:val="left"/>
+      <w:pPr>
+        <w:tabs>
+          <w:tab w:val="num" w:pos="2880"/>
+        </w:tabs>
+        <w:ind w:left="2880" w:hanging="360"/>
+      </w:pPr>
+    </w:lvl>
+    <w:lvl w:ilvl="4" w:tentative="1">
+      <w:start w:val="1"/>
+      <w:numFmt w:val="decimal"/>
+      <w:lvlText w:val="%5."/>
+      <w:lvlJc w:val="left"/>
+      <w:pPr>
+        <w:tabs>
+          <w:tab w:val="num" w:pos="3600"/>
+        </w:tabs>
+        <w:ind w:left="3600" w:hanging="360"/>
+      </w:pPr>
+    </w:lvl>
+    <w:lvl w:ilvl="5" w:tentative="1">
+      <w:start w:val="1"/>
+      <w:numFmt w:val="decimal"/>
+      <w:lvlText w:val="%6."/>
+      <w:lvlJc w:val="left"/>
+      <w:pPr>
+        <w:tabs>
+          <w:tab w:val="num" w:pos="4320"/>
+        </w:tabs>
+        <w:ind w:left="4320" w:hanging="360"/>
+      </w:pPr>
+    </w:lvl>
+    <w:lvl w:ilvl="6" w:tentative="1">
+      <w:start w:val="1"/>
+      <w:numFmt w:val="decimal"/>
+      <w:lvlText w:val="%7."/>
+      <w:lvlJc w:val="left"/>
+      <w:pPr>
+        <w:tabs>
+          <w:tab w:val="num" w:pos="5040"/>
+        </w:tabs>
+        <w:ind w:left="5040" w:hanging="360"/>
+      </w:pPr>
+    </w:lvl>
+    <w:lvl w:ilvl="7" w:tentative="1">
+      <w:start w:val="1"/>
+      <w:numFmt w:val="decimal"/>
+      <w:lvlText w:val="%8."/>
+      <w:lvlJc w:val="left"/>
+      <w:pPr>
+        <w:tabs>
+          <w:tab w:val="num" w:pos="5760"/>
+        </w:tabs>
+        <w:ind w:left="5760" w:hanging="360"/>
+      </w:pPr>
+    </w:lvl>
+    <w:lvl w:ilvl="8" w:tentative="1">
+      <w:start w:val="1"/>
+      <w:numFmt w:val="decimal"/>
+      <w:lvlText w:val="%9."/>
+      <w:lvlJc w:val="left"/>
+      <w:pPr>
+        <w:tabs>
+          <w:tab w:val="num" w:pos="6480"/>
+        </w:tabs>
+        <w:ind w:left="6480" w:hanging="360"/>
+      </w:pPr>
+    </w:lvl>
+  </w:abstractNum>
+  <w:abstractNum w:abstractNumId="59" w15:restartNumberingAfterBreak="0">
     <w:nsid w:val="53372755"/>
     <w:multiLevelType w:val="multilevel"/>
     <w:tmpl w:val="3F3EAD1E"/>
@@ -13227,7 +15174,7 @@
       </w:rPr>
     </w:lvl>
   </w:abstractNum>
-  <w:abstractNum w:abstractNumId="56" w15:restartNumberingAfterBreak="0">
+  <w:abstractNum w:abstractNumId="60" w15:restartNumberingAfterBreak="0">
     <w:nsid w:val="5458742C"/>
     <w:multiLevelType w:val="multilevel"/>
     <w:tmpl w:val="3F002F0C"/>
@@ -13376,7 +15323,7 @@
       </w:rPr>
     </w:lvl>
   </w:abstractNum>
-  <w:abstractNum w:abstractNumId="57" w15:restartNumberingAfterBreak="0">
+  <w:abstractNum w:abstractNumId="61" w15:restartNumberingAfterBreak="0">
     <w:nsid w:val="57CF6195"/>
     <w:multiLevelType w:val="multilevel"/>
     <w:tmpl w:val="9464355C"/>
@@ -13525,7 +15472,7 @@
       </w:rPr>
     </w:lvl>
   </w:abstractNum>
-  <w:abstractNum w:abstractNumId="58" w15:restartNumberingAfterBreak="0">
+  <w:abstractNum w:abstractNumId="62" w15:restartNumberingAfterBreak="0">
     <w:nsid w:val="585A3D24"/>
     <w:multiLevelType w:val="hybridMultilevel"/>
     <w:tmpl w:val="B4300490"/>
@@ -13638,7 +15585,7 @@
       </w:rPr>
     </w:lvl>
   </w:abstractNum>
-  <w:abstractNum w:abstractNumId="59" w15:restartNumberingAfterBreak="0">
+  <w:abstractNum w:abstractNumId="63" w15:restartNumberingAfterBreak="0">
     <w:nsid w:val="5D362117"/>
     <w:multiLevelType w:val="multilevel"/>
     <w:tmpl w:val="3BDE1F62"/>
@@ -13787,7 +15734,7 @@
       </w:rPr>
     </w:lvl>
   </w:abstractNum>
-  <w:abstractNum w:abstractNumId="60" w15:restartNumberingAfterBreak="0">
+  <w:abstractNum w:abstractNumId="64" w15:restartNumberingAfterBreak="0">
     <w:nsid w:val="5F062ECC"/>
     <w:multiLevelType w:val="multilevel"/>
     <w:tmpl w:val="283864C6"/>
@@ -13936,7 +15883,7 @@
       </w:rPr>
     </w:lvl>
   </w:abstractNum>
-  <w:abstractNum w:abstractNumId="61" w15:restartNumberingAfterBreak="0">
+  <w:abstractNum w:abstractNumId="65" w15:restartNumberingAfterBreak="0">
     <w:nsid w:val="631905B0"/>
     <w:multiLevelType w:val="multilevel"/>
     <w:tmpl w:val="E1FAC2B0"/>
@@ -14085,7 +16032,7 @@
       </w:rPr>
     </w:lvl>
   </w:abstractNum>
-  <w:abstractNum w:abstractNumId="62" w15:restartNumberingAfterBreak="0">
+  <w:abstractNum w:abstractNumId="66" w15:restartNumberingAfterBreak="0">
     <w:nsid w:val="63784FDB"/>
     <w:multiLevelType w:val="multilevel"/>
     <w:tmpl w:val="A0EACA6A"/>
@@ -14234,7 +16181,7 @@
       </w:rPr>
     </w:lvl>
   </w:abstractNum>
-  <w:abstractNum w:abstractNumId="63" w15:restartNumberingAfterBreak="0">
+  <w:abstractNum w:abstractNumId="67" w15:restartNumberingAfterBreak="0">
     <w:nsid w:val="64322E79"/>
     <w:multiLevelType w:val="multilevel"/>
     <w:tmpl w:val="3AEC03D0"/>
@@ -14347,7 +16294,7 @@
       </w:pPr>
     </w:lvl>
   </w:abstractNum>
-  <w:abstractNum w:abstractNumId="64" w15:restartNumberingAfterBreak="0">
+  <w:abstractNum w:abstractNumId="68" w15:restartNumberingAfterBreak="0">
     <w:nsid w:val="64387A3B"/>
     <w:multiLevelType w:val="multilevel"/>
     <w:tmpl w:val="036CAD42"/>
@@ -14496,7 +16443,7 @@
       </w:rPr>
     </w:lvl>
   </w:abstractNum>
-  <w:abstractNum w:abstractNumId="65" w15:restartNumberingAfterBreak="0">
+  <w:abstractNum w:abstractNumId="69" w15:restartNumberingAfterBreak="0">
     <w:nsid w:val="64C94D7F"/>
     <w:multiLevelType w:val="multilevel"/>
     <w:tmpl w:val="6FE07AA0"/>
@@ -14645,7 +16592,7 @@
       </w:rPr>
     </w:lvl>
   </w:abstractNum>
-  <w:abstractNum w:abstractNumId="66" w15:restartNumberingAfterBreak="0">
+  <w:abstractNum w:abstractNumId="70" w15:restartNumberingAfterBreak="0">
     <w:nsid w:val="66F92B75"/>
     <w:multiLevelType w:val="multilevel"/>
     <w:tmpl w:val="BF886D4E"/>
@@ -14794,7 +16741,7 @@
       </w:rPr>
     </w:lvl>
   </w:abstractNum>
-  <w:abstractNum w:abstractNumId="67" w15:restartNumberingAfterBreak="0">
+  <w:abstractNum w:abstractNumId="71" w15:restartNumberingAfterBreak="0">
     <w:nsid w:val="675C0298"/>
     <w:multiLevelType w:val="multilevel"/>
     <w:tmpl w:val="53147C36"/>
@@ -14943,7 +16890,124 @@
       </w:rPr>
     </w:lvl>
   </w:abstractNum>
-  <w:abstractNum w:abstractNumId="68" w15:restartNumberingAfterBreak="0">
+  <w:abstractNum w:abstractNumId="72" w15:restartNumberingAfterBreak="0">
+    <w:nsid w:val="68177EC9"/>
+    <w:multiLevelType w:val="multilevel"/>
+    <w:tmpl w:val="8344331A"/>
+    <w:lvl w:ilvl="0">
+      <w:start w:val="6"/>
+      <w:numFmt w:val="decimal"/>
+      <w:lvlText w:val="%1."/>
+      <w:lvlJc w:val="left"/>
+      <w:pPr>
+        <w:tabs>
+          <w:tab w:val="num" w:pos="720"/>
+        </w:tabs>
+        <w:ind w:left="720" w:hanging="360"/>
+      </w:pPr>
+    </w:lvl>
+    <w:lvl w:ilvl="1">
+      <w:start w:val="1"/>
+      <w:numFmt w:val="bullet"/>
+      <w:lvlText w:val="o"/>
+      <w:lvlJc w:val="left"/>
+      <w:pPr>
+        <w:tabs>
+          <w:tab w:val="num" w:pos="1440"/>
+        </w:tabs>
+        <w:ind w:left="1440" w:hanging="360"/>
+      </w:pPr>
+      <w:rPr>
+        <w:rFonts w:ascii="Courier New" w:hAnsi="Courier New" w:hint="default"/>
+        <w:sz w:val="20"/>
+      </w:rPr>
+    </w:lvl>
+    <w:lvl w:ilvl="2" w:tentative="1">
+      <w:start w:val="1"/>
+      <w:numFmt w:val="decimal"/>
+      <w:lvlText w:val="%3."/>
+      <w:lvlJc w:val="left"/>
+      <w:pPr>
+        <w:tabs>
+          <w:tab w:val="num" w:pos="2160"/>
+        </w:tabs>
+        <w:ind w:left="2160" w:hanging="360"/>
+      </w:pPr>
+    </w:lvl>
+    <w:lvl w:ilvl="3" w:tentative="1">
+      <w:start w:val="1"/>
+      <w:numFmt w:val="decimal"/>
+      <w:lvlText w:val="%4."/>
+      <w:lvlJc w:val="left"/>
+      <w:pPr>
+        <w:tabs>
+          <w:tab w:val="num" w:pos="2880"/>
+        </w:tabs>
+        <w:ind w:left="2880" w:hanging="360"/>
+      </w:pPr>
+    </w:lvl>
+    <w:lvl w:ilvl="4" w:tentative="1">
+      <w:start w:val="1"/>
+      <w:numFmt w:val="decimal"/>
+      <w:lvlText w:val="%5."/>
+      <w:lvlJc w:val="left"/>
+      <w:pPr>
+        <w:tabs>
+          <w:tab w:val="num" w:pos="3600"/>
+        </w:tabs>
+        <w:ind w:left="3600" w:hanging="360"/>
+      </w:pPr>
+    </w:lvl>
+    <w:lvl w:ilvl="5" w:tentative="1">
+      <w:start w:val="1"/>
+      <w:numFmt w:val="decimal"/>
+      <w:lvlText w:val="%6."/>
+      <w:lvlJc w:val="left"/>
+      <w:pPr>
+        <w:tabs>
+          <w:tab w:val="num" w:pos="4320"/>
+        </w:tabs>
+        <w:ind w:left="4320" w:hanging="360"/>
+      </w:pPr>
+    </w:lvl>
+    <w:lvl w:ilvl="6" w:tentative="1">
+      <w:start w:val="1"/>
+      <w:numFmt w:val="decimal"/>
+      <w:lvlText w:val="%7."/>
+      <w:lvlJc w:val="left"/>
+      <w:pPr>
+        <w:tabs>
+          <w:tab w:val="num" w:pos="5040"/>
+        </w:tabs>
+        <w:ind w:left="5040" w:hanging="360"/>
+      </w:pPr>
+    </w:lvl>
+    <w:lvl w:ilvl="7" w:tentative="1">
+      <w:start w:val="1"/>
+      <w:numFmt w:val="decimal"/>
+      <w:lvlText w:val="%8."/>
+      <w:lvlJc w:val="left"/>
+      <w:pPr>
+        <w:tabs>
+          <w:tab w:val="num" w:pos="5760"/>
+        </w:tabs>
+        <w:ind w:left="5760" w:hanging="360"/>
+      </w:pPr>
+    </w:lvl>
+    <w:lvl w:ilvl="8" w:tentative="1">
+      <w:start w:val="1"/>
+      <w:numFmt w:val="decimal"/>
+      <w:lvlText w:val="%9."/>
+      <w:lvlJc w:val="left"/>
+      <w:pPr>
+        <w:tabs>
+          <w:tab w:val="num" w:pos="6480"/>
+        </w:tabs>
+        <w:ind w:left="6480" w:hanging="360"/>
+      </w:pPr>
+    </w:lvl>
+  </w:abstractNum>
+  <w:abstractNum w:abstractNumId="73" w15:restartNumberingAfterBreak="0">
     <w:nsid w:val="6CDD3993"/>
     <w:multiLevelType w:val="multilevel"/>
     <w:tmpl w:val="170A3F68"/>
@@ -15092,7 +17156,7 @@
       </w:rPr>
     </w:lvl>
   </w:abstractNum>
-  <w:abstractNum w:abstractNumId="69" w15:restartNumberingAfterBreak="0">
+  <w:abstractNum w:abstractNumId="74" w15:restartNumberingAfterBreak="0">
     <w:nsid w:val="6DAD4A48"/>
     <w:multiLevelType w:val="multilevel"/>
     <w:tmpl w:val="F7C028E4"/>
@@ -15241,7 +17305,7 @@
       </w:rPr>
     </w:lvl>
   </w:abstractNum>
-  <w:abstractNum w:abstractNumId="70" w15:restartNumberingAfterBreak="0">
+  <w:abstractNum w:abstractNumId="75" w15:restartNumberingAfterBreak="0">
     <w:nsid w:val="6E923510"/>
     <w:multiLevelType w:val="multilevel"/>
     <w:tmpl w:val="EB48C65A"/>
@@ -15390,7 +17454,7 @@
       </w:rPr>
     </w:lvl>
   </w:abstractNum>
-  <w:abstractNum w:abstractNumId="71" w15:restartNumberingAfterBreak="0">
+  <w:abstractNum w:abstractNumId="76" w15:restartNumberingAfterBreak="0">
     <w:nsid w:val="6F9C050B"/>
     <w:multiLevelType w:val="multilevel"/>
     <w:tmpl w:val="6D9EB770"/>
@@ -15539,7 +17603,7 @@
       </w:rPr>
     </w:lvl>
   </w:abstractNum>
-  <w:abstractNum w:abstractNumId="72" w15:restartNumberingAfterBreak="0">
+  <w:abstractNum w:abstractNumId="77" w15:restartNumberingAfterBreak="0">
     <w:nsid w:val="6FE90F08"/>
     <w:multiLevelType w:val="multilevel"/>
     <w:tmpl w:val="C220F474"/>
@@ -15688,7 +17752,7 @@
       </w:rPr>
     </w:lvl>
   </w:abstractNum>
-  <w:abstractNum w:abstractNumId="73" w15:restartNumberingAfterBreak="0">
+  <w:abstractNum w:abstractNumId="78" w15:restartNumberingAfterBreak="0">
     <w:nsid w:val="70F524FC"/>
     <w:multiLevelType w:val="multilevel"/>
     <w:tmpl w:val="09E01152"/>
@@ -15837,7 +17901,7 @@
       </w:rPr>
     </w:lvl>
   </w:abstractNum>
-  <w:abstractNum w:abstractNumId="74" w15:restartNumberingAfterBreak="0">
+  <w:abstractNum w:abstractNumId="79" w15:restartNumberingAfterBreak="0">
     <w:nsid w:val="75E650AA"/>
     <w:multiLevelType w:val="multilevel"/>
     <w:tmpl w:val="C2F0E894"/>
@@ -15954,7 +18018,7 @@
       </w:pPr>
     </w:lvl>
   </w:abstractNum>
-  <w:abstractNum w:abstractNumId="75" w15:restartNumberingAfterBreak="0">
+  <w:abstractNum w:abstractNumId="80" w15:restartNumberingAfterBreak="0">
     <w:nsid w:val="76211C52"/>
     <w:multiLevelType w:val="multilevel"/>
     <w:tmpl w:val="6F522614"/>
@@ -16103,7 +18167,7 @@
       </w:rPr>
     </w:lvl>
   </w:abstractNum>
-  <w:abstractNum w:abstractNumId="76" w15:restartNumberingAfterBreak="0">
+  <w:abstractNum w:abstractNumId="81" w15:restartNumberingAfterBreak="0">
     <w:nsid w:val="770C48D7"/>
     <w:multiLevelType w:val="multilevel"/>
     <w:tmpl w:val="35045294"/>
@@ -16216,7 +18280,7 @@
       </w:pPr>
     </w:lvl>
   </w:abstractNum>
-  <w:abstractNum w:abstractNumId="77" w15:restartNumberingAfterBreak="0">
+  <w:abstractNum w:abstractNumId="82" w15:restartNumberingAfterBreak="0">
     <w:nsid w:val="777B7B0F"/>
     <w:multiLevelType w:val="multilevel"/>
     <w:tmpl w:val="6E2E7244"/>
@@ -16365,7 +18429,7 @@
       </w:rPr>
     </w:lvl>
   </w:abstractNum>
-  <w:abstractNum w:abstractNumId="78" w15:restartNumberingAfterBreak="0">
+  <w:abstractNum w:abstractNumId="83" w15:restartNumberingAfterBreak="0">
     <w:nsid w:val="78192370"/>
     <w:multiLevelType w:val="multilevel"/>
     <w:tmpl w:val="4AF06EA0"/>
@@ -16514,7 +18578,7 @@
       </w:rPr>
     </w:lvl>
   </w:abstractNum>
-  <w:abstractNum w:abstractNumId="79" w15:restartNumberingAfterBreak="0">
+  <w:abstractNum w:abstractNumId="84" w15:restartNumberingAfterBreak="0">
     <w:nsid w:val="788D1DC3"/>
     <w:multiLevelType w:val="multilevel"/>
     <w:tmpl w:val="E006DDEA"/>
@@ -16663,7 +18727,7 @@
       </w:rPr>
     </w:lvl>
   </w:abstractNum>
-  <w:abstractNum w:abstractNumId="80" w15:restartNumberingAfterBreak="0">
+  <w:abstractNum w:abstractNumId="85" w15:restartNumberingAfterBreak="0">
     <w:nsid w:val="79A80021"/>
     <w:multiLevelType w:val="multilevel"/>
     <w:tmpl w:val="447A7970"/>
@@ -16812,7 +18876,7 @@
       </w:rPr>
     </w:lvl>
   </w:abstractNum>
-  <w:abstractNum w:abstractNumId="81" w15:restartNumberingAfterBreak="0">
+  <w:abstractNum w:abstractNumId="86" w15:restartNumberingAfterBreak="0">
     <w:nsid w:val="7AD22F2C"/>
     <w:multiLevelType w:val="multilevel"/>
     <w:tmpl w:val="EE46A58A"/>
@@ -16961,7 +19025,7 @@
       </w:rPr>
     </w:lvl>
   </w:abstractNum>
-  <w:abstractNum w:abstractNumId="82" w15:restartNumberingAfterBreak="0">
+  <w:abstractNum w:abstractNumId="87" w15:restartNumberingAfterBreak="0">
     <w:nsid w:val="7CAF2717"/>
     <w:multiLevelType w:val="multilevel"/>
     <w:tmpl w:val="AA1EAE38"/>
@@ -17074,7 +19138,7 @@
       </w:pPr>
     </w:lvl>
   </w:abstractNum>
-  <w:abstractNum w:abstractNumId="83" w15:restartNumberingAfterBreak="0">
+  <w:abstractNum w:abstractNumId="88" w15:restartNumberingAfterBreak="0">
     <w:nsid w:val="7FD434C0"/>
     <w:multiLevelType w:val="multilevel"/>
     <w:tmpl w:val="DE8A11DC"/>
@@ -17224,202 +19288,202 @@
     </w:lvl>
   </w:abstractNum>
   <w:num w:numId="1" w16cid:durableId="1061758892">
+    <w:abstractNumId w:val="36"/>
+  </w:num>
+  <w:num w:numId="2" w16cid:durableId="679625116">
     <w:abstractNumId w:val="34"/>
   </w:num>
-  <w:num w:numId="2" w16cid:durableId="679625116">
-    <w:abstractNumId w:val="32"/>
-  </w:num>
   <w:num w:numId="3" w16cid:durableId="1142041217">
-    <w:abstractNumId w:val="58"/>
+    <w:abstractNumId w:val="62"/>
   </w:num>
   <w:num w:numId="4" w16cid:durableId="542835181">
-    <w:abstractNumId w:val="64"/>
+    <w:abstractNumId w:val="68"/>
   </w:num>
   <w:num w:numId="5" w16cid:durableId="402333560">
-    <w:abstractNumId w:val="13"/>
+    <w:abstractNumId w:val="14"/>
   </w:num>
   <w:num w:numId="6" w16cid:durableId="1011878536">
-    <w:abstractNumId w:val="61"/>
+    <w:abstractNumId w:val="65"/>
   </w:num>
   <w:num w:numId="7" w16cid:durableId="2047945634">
-    <w:abstractNumId w:val="48"/>
+    <w:abstractNumId w:val="50"/>
   </w:num>
   <w:num w:numId="8" w16cid:durableId="377171034">
-    <w:abstractNumId w:val="11"/>
+    <w:abstractNumId w:val="12"/>
   </w:num>
   <w:num w:numId="9" w16cid:durableId="948439554">
-    <w:abstractNumId w:val="26"/>
+    <w:abstractNumId w:val="27"/>
   </w:num>
   <w:num w:numId="10" w16cid:durableId="1910846086">
-    <w:abstractNumId w:val="9"/>
+    <w:abstractNumId w:val="10"/>
   </w:num>
   <w:num w:numId="11" w16cid:durableId="250628829">
     <w:abstractNumId w:val="7"/>
   </w:num>
   <w:num w:numId="12" w16cid:durableId="951522975">
+    <w:abstractNumId w:val="44"/>
+  </w:num>
+  <w:num w:numId="13" w16cid:durableId="1433286612">
+    <w:abstractNumId w:val="88"/>
+  </w:num>
+  <w:num w:numId="14" w16cid:durableId="1225525005">
+    <w:abstractNumId w:val="24"/>
+  </w:num>
+  <w:num w:numId="15" w16cid:durableId="1478182807">
     <w:abstractNumId w:val="42"/>
   </w:num>
-  <w:num w:numId="13" w16cid:durableId="1433286612">
-    <w:abstractNumId w:val="83"/>
-  </w:num>
-  <w:num w:numId="14" w16cid:durableId="1225525005">
-    <w:abstractNumId w:val="23"/>
-  </w:num>
-  <w:num w:numId="15" w16cid:durableId="1478182807">
-    <w:abstractNumId w:val="40"/>
-  </w:num>
   <w:num w:numId="16" w16cid:durableId="803427169">
-    <w:abstractNumId w:val="37"/>
+    <w:abstractNumId w:val="39"/>
   </w:num>
   <w:num w:numId="17" w16cid:durableId="1432973211">
-    <w:abstractNumId w:val="72"/>
+    <w:abstractNumId w:val="77"/>
   </w:num>
   <w:num w:numId="18" w16cid:durableId="1817063648">
-    <w:abstractNumId w:val="66"/>
+    <w:abstractNumId w:val="70"/>
   </w:num>
   <w:num w:numId="19" w16cid:durableId="2024286750">
-    <w:abstractNumId w:val="49"/>
+    <w:abstractNumId w:val="51"/>
   </w:num>
   <w:num w:numId="20" w16cid:durableId="484663796">
     <w:abstractNumId w:val="3"/>
   </w:num>
   <w:num w:numId="21" w16cid:durableId="1363822877">
-    <w:abstractNumId w:val="15"/>
+    <w:abstractNumId w:val="16"/>
   </w:num>
   <w:num w:numId="22" w16cid:durableId="221865445">
-    <w:abstractNumId w:val="27"/>
+    <w:abstractNumId w:val="28"/>
   </w:num>
   <w:num w:numId="23" w16cid:durableId="1384058657">
-    <w:abstractNumId w:val="46"/>
+    <w:abstractNumId w:val="48"/>
   </w:num>
   <w:num w:numId="24" w16cid:durableId="1601251803">
-    <w:abstractNumId w:val="19"/>
+    <w:abstractNumId w:val="20"/>
   </w:num>
   <w:num w:numId="25" w16cid:durableId="1277297836">
-    <w:abstractNumId w:val="67"/>
+    <w:abstractNumId w:val="71"/>
   </w:num>
   <w:num w:numId="26" w16cid:durableId="1722485579">
-    <w:abstractNumId w:val="65"/>
+    <w:abstractNumId w:val="69"/>
   </w:num>
   <w:num w:numId="27" w16cid:durableId="2065370700">
-    <w:abstractNumId w:val="73"/>
+    <w:abstractNumId w:val="78"/>
   </w:num>
   <w:num w:numId="28" w16cid:durableId="1657489812">
-    <w:abstractNumId w:val="20"/>
+    <w:abstractNumId w:val="21"/>
   </w:num>
   <w:num w:numId="29" w16cid:durableId="1629781573">
-    <w:abstractNumId w:val="71"/>
+    <w:abstractNumId w:val="76"/>
   </w:num>
   <w:num w:numId="30" w16cid:durableId="906840753">
     <w:abstractNumId w:val="0"/>
   </w:num>
   <w:num w:numId="31" w16cid:durableId="1133331531">
-    <w:abstractNumId w:val="17"/>
+    <w:abstractNumId w:val="18"/>
   </w:num>
   <w:num w:numId="32" w16cid:durableId="363597287">
-    <w:abstractNumId w:val="8"/>
+    <w:abstractNumId w:val="9"/>
   </w:num>
   <w:num w:numId="33" w16cid:durableId="101342785">
-    <w:abstractNumId w:val="10"/>
+    <w:abstractNumId w:val="11"/>
   </w:num>
   <w:num w:numId="34" w16cid:durableId="305011629">
-    <w:abstractNumId w:val="41"/>
+    <w:abstractNumId w:val="43"/>
   </w:num>
   <w:num w:numId="35" w16cid:durableId="892620005">
-    <w:abstractNumId w:val="76"/>
+    <w:abstractNumId w:val="81"/>
   </w:num>
   <w:num w:numId="36" w16cid:durableId="478691402">
-    <w:abstractNumId w:val="44"/>
+    <w:abstractNumId w:val="46"/>
   </w:num>
   <w:num w:numId="37" w16cid:durableId="1472211925">
     <w:abstractNumId w:val="5"/>
   </w:num>
   <w:num w:numId="38" w16cid:durableId="1412657025">
-    <w:abstractNumId w:val="52"/>
+    <w:abstractNumId w:val="54"/>
   </w:num>
   <w:num w:numId="39" w16cid:durableId="209466399">
     <w:abstractNumId w:val="1"/>
   </w:num>
   <w:num w:numId="40" w16cid:durableId="213664130">
-    <w:abstractNumId w:val="45"/>
+    <w:abstractNumId w:val="47"/>
   </w:num>
   <w:num w:numId="41" w16cid:durableId="725758819">
-    <w:abstractNumId w:val="60"/>
+    <w:abstractNumId w:val="64"/>
   </w:num>
   <w:num w:numId="42" w16cid:durableId="1659730971">
     <w:abstractNumId w:val="6"/>
   </w:num>
   <w:num w:numId="43" w16cid:durableId="939603552">
-    <w:abstractNumId w:val="56"/>
+    <w:abstractNumId w:val="60"/>
   </w:num>
   <w:num w:numId="44" w16cid:durableId="2051374217">
-    <w:abstractNumId w:val="51"/>
+    <w:abstractNumId w:val="53"/>
   </w:num>
   <w:num w:numId="45" w16cid:durableId="843862331">
+    <w:abstractNumId w:val="63"/>
+  </w:num>
+  <w:num w:numId="46" w16cid:durableId="405148580">
+    <w:abstractNumId w:val="85"/>
+  </w:num>
+  <w:num w:numId="47" w16cid:durableId="1703288654">
+    <w:abstractNumId w:val="30"/>
+  </w:num>
+  <w:num w:numId="48" w16cid:durableId="1381787196">
+    <w:abstractNumId w:val="37"/>
+  </w:num>
+  <w:num w:numId="49" w16cid:durableId="116144828">
+    <w:abstractNumId w:val="57"/>
+  </w:num>
+  <w:num w:numId="50" w16cid:durableId="221334369">
+    <w:abstractNumId w:val="80"/>
+  </w:num>
+  <w:num w:numId="51" w16cid:durableId="48380661">
+    <w:abstractNumId w:val="87"/>
+  </w:num>
+  <w:num w:numId="52" w16cid:durableId="163864664">
+    <w:abstractNumId w:val="86"/>
+  </w:num>
+  <w:num w:numId="53" w16cid:durableId="969944140">
+    <w:abstractNumId w:val="45"/>
+  </w:num>
+  <w:num w:numId="54" w16cid:durableId="1599210940">
+    <w:abstractNumId w:val="23"/>
+  </w:num>
+  <w:num w:numId="55" w16cid:durableId="612516115">
+    <w:abstractNumId w:val="22"/>
+  </w:num>
+  <w:num w:numId="56" w16cid:durableId="702050760">
+    <w:abstractNumId w:val="33"/>
+  </w:num>
+  <w:num w:numId="57" w16cid:durableId="1628583379">
+    <w:abstractNumId w:val="66"/>
+  </w:num>
+  <w:num w:numId="58" w16cid:durableId="1356275294">
+    <w:abstractNumId w:val="31"/>
+  </w:num>
+  <w:num w:numId="59" w16cid:durableId="85852342">
+    <w:abstractNumId w:val="32"/>
+  </w:num>
+  <w:num w:numId="60" w16cid:durableId="1961447013">
+    <w:abstractNumId w:val="84"/>
+  </w:num>
+  <w:num w:numId="61" w16cid:durableId="1622688867">
+    <w:abstractNumId w:val="52"/>
+  </w:num>
+  <w:num w:numId="62" w16cid:durableId="24446738">
     <w:abstractNumId w:val="59"/>
   </w:num>
-  <w:num w:numId="46" w16cid:durableId="405148580">
-    <w:abstractNumId w:val="80"/>
-  </w:num>
-  <w:num w:numId="47" w16cid:durableId="1703288654">
-    <w:abstractNumId w:val="28"/>
-  </w:num>
-  <w:num w:numId="48" w16cid:durableId="1381787196">
-    <w:abstractNumId w:val="35"/>
-  </w:num>
-  <w:num w:numId="49" w16cid:durableId="116144828">
-    <w:abstractNumId w:val="54"/>
-  </w:num>
-  <w:num w:numId="50" w16cid:durableId="221334369">
-    <w:abstractNumId w:val="75"/>
-  </w:num>
-  <w:num w:numId="51" w16cid:durableId="48380661">
-    <w:abstractNumId w:val="82"/>
-  </w:num>
-  <w:num w:numId="52" w16cid:durableId="163864664">
-    <w:abstractNumId w:val="81"/>
-  </w:num>
-  <w:num w:numId="53" w16cid:durableId="969944140">
-    <w:abstractNumId w:val="43"/>
-  </w:num>
-  <w:num w:numId="54" w16cid:durableId="1599210940">
-    <w:abstractNumId w:val="22"/>
-  </w:num>
-  <w:num w:numId="55" w16cid:durableId="612516115">
-    <w:abstractNumId w:val="21"/>
-  </w:num>
-  <w:num w:numId="56" w16cid:durableId="702050760">
-    <w:abstractNumId w:val="31"/>
-  </w:num>
-  <w:num w:numId="57" w16cid:durableId="1628583379">
-    <w:abstractNumId w:val="62"/>
-  </w:num>
-  <w:num w:numId="58" w16cid:durableId="1356275294">
-    <w:abstractNumId w:val="29"/>
-  </w:num>
-  <w:num w:numId="59" w16cid:durableId="85852342">
-    <w:abstractNumId w:val="30"/>
-  </w:num>
-  <w:num w:numId="60" w16cid:durableId="1961447013">
-    <w:abstractNumId w:val="79"/>
-  </w:num>
-  <w:num w:numId="61" w16cid:durableId="1622688867">
-    <w:abstractNumId w:val="50"/>
-  </w:num>
-  <w:num w:numId="62" w16cid:durableId="24446738">
-    <w:abstractNumId w:val="55"/>
-  </w:num>
   <w:num w:numId="63" w16cid:durableId="2084328991">
-    <w:abstractNumId w:val="69"/>
+    <w:abstractNumId w:val="74"/>
   </w:num>
   <w:num w:numId="64" w16cid:durableId="1411200522">
-    <w:abstractNumId w:val="18"/>
+    <w:abstractNumId w:val="19"/>
   </w:num>
   <w:num w:numId="65" w16cid:durableId="1200321097">
-    <w:abstractNumId w:val="57"/>
+    <w:abstractNumId w:val="61"/>
   </w:num>
   <w:num w:numId="66" w16cid:durableId="1419594616">
-    <w:abstractNumId w:val="36"/>
+    <w:abstractNumId w:val="38"/>
   </w:num>
   <w:num w:numId="67" w16cid:durableId="1326400245">
     <w:abstractNumId w:val="4"/>
@@ -17428,52 +19492,67 @@
     <w:abstractNumId w:val="2"/>
   </w:num>
   <w:num w:numId="69" w16cid:durableId="43987693">
-    <w:abstractNumId w:val="39"/>
+    <w:abstractNumId w:val="41"/>
   </w:num>
   <w:num w:numId="70" w16cid:durableId="2124228246">
-    <w:abstractNumId w:val="68"/>
+    <w:abstractNumId w:val="73"/>
   </w:num>
   <w:num w:numId="71" w16cid:durableId="459689979">
-    <w:abstractNumId w:val="77"/>
+    <w:abstractNumId w:val="82"/>
   </w:num>
   <w:num w:numId="72" w16cid:durableId="869800473">
-    <w:abstractNumId w:val="24"/>
+    <w:abstractNumId w:val="25"/>
   </w:num>
   <w:num w:numId="73" w16cid:durableId="1976787900">
-    <w:abstractNumId w:val="70"/>
+    <w:abstractNumId w:val="75"/>
   </w:num>
   <w:num w:numId="74" w16cid:durableId="744768631">
-    <w:abstractNumId w:val="78"/>
+    <w:abstractNumId w:val="83"/>
   </w:num>
   <w:num w:numId="75" w16cid:durableId="346564839">
-    <w:abstractNumId w:val="47"/>
+    <w:abstractNumId w:val="49"/>
   </w:num>
   <w:num w:numId="76" w16cid:durableId="1142163151">
-    <w:abstractNumId w:val="33"/>
+    <w:abstractNumId w:val="35"/>
   </w:num>
   <w:num w:numId="77" w16cid:durableId="1659377584">
-    <w:abstractNumId w:val="12"/>
+    <w:abstractNumId w:val="13"/>
   </w:num>
   <w:num w:numId="78" w16cid:durableId="1659965709">
-    <w:abstractNumId w:val="63"/>
+    <w:abstractNumId w:val="67"/>
   </w:num>
   <w:num w:numId="79" w16cid:durableId="1041393828">
-    <w:abstractNumId w:val="53"/>
+    <w:abstractNumId w:val="55"/>
   </w:num>
   <w:num w:numId="80" w16cid:durableId="1690713085">
-    <w:abstractNumId w:val="16"/>
+    <w:abstractNumId w:val="17"/>
   </w:num>
   <w:num w:numId="81" w16cid:durableId="299650343">
-    <w:abstractNumId w:val="14"/>
+    <w:abstractNumId w:val="15"/>
   </w:num>
   <w:num w:numId="82" w16cid:durableId="917519864">
-    <w:abstractNumId w:val="25"/>
+    <w:abstractNumId w:val="26"/>
   </w:num>
   <w:num w:numId="83" w16cid:durableId="364332123">
-    <w:abstractNumId w:val="74"/>
+    <w:abstractNumId w:val="79"/>
   </w:num>
   <w:num w:numId="84" w16cid:durableId="413165742">
-    <w:abstractNumId w:val="38"/>
+    <w:abstractNumId w:val="40"/>
+  </w:num>
+  <w:num w:numId="85" w16cid:durableId="387263746">
+    <w:abstractNumId w:val="56"/>
+  </w:num>
+  <w:num w:numId="86" w16cid:durableId="1642881251">
+    <w:abstractNumId w:val="72"/>
+  </w:num>
+  <w:num w:numId="87" w16cid:durableId="588579616">
+    <w:abstractNumId w:val="29"/>
+  </w:num>
+  <w:num w:numId="88" w16cid:durableId="148178048">
+    <w:abstractNumId w:val="8"/>
+  </w:num>
+  <w:num w:numId="89" w16cid:durableId="31152910">
+    <w:abstractNumId w:val="58"/>
   </w:num>
   <w:numIdMacAtCleanup w:val="82"/>
 </w:numbering>

--- a/Наработки.docx
+++ b/Наработки.docx
@@ -117,35 +117,49 @@
         <w:rPr>
           <w:rFonts w:ascii="Times New Roman" w:hAnsi="Times New Roman" w:cs="Times New Roman"/>
         </w:rPr>
-        <w:t>8.7. Страница карточки мероприятия для администратора - event-admin.html</w:t>
-      </w:r>
-    </w:p>
-    <w:p>
-      <w:pPr>
-        <w:spacing w:after="0" w:line="360" w:lineRule="auto"/>
-        <w:rPr>
-          <w:rFonts w:ascii="Times New Roman" w:hAnsi="Times New Roman" w:cs="Times New Roman"/>
-        </w:rPr>
-      </w:pPr>
-      <w:r>
-        <w:rPr>
-          <w:rFonts w:ascii="Times New Roman" w:hAnsi="Times New Roman" w:cs="Times New Roman"/>
-        </w:rPr>
-        <w:t>8.8. Страница прошедшего мероприятия - event-past.html</w:t>
-      </w:r>
-    </w:p>
-    <w:p>
-      <w:pPr>
-        <w:spacing w:after="0" w:line="360" w:lineRule="auto"/>
-        <w:rPr>
-          <w:rFonts w:ascii="Times New Roman" w:hAnsi="Times New Roman" w:cs="Times New Roman"/>
-        </w:rPr>
-      </w:pPr>
-      <w:r>
-        <w:rPr>
-          <w:rFonts w:ascii="Times New Roman" w:hAnsi="Times New Roman" w:cs="Times New Roman"/>
-        </w:rPr>
-        <w:t>8.9. Страница прошедшего мероприятия для администратора - event-past-admin.html</w:t>
+        <w:t>8.7. Страница карточки мероприятия без регистрации - event-without-registration.html</w:t>
+      </w:r>
+    </w:p>
+    <w:p>
+      <w:pPr>
+        <w:spacing w:after="0" w:line="360" w:lineRule="auto"/>
+        <w:rPr>
+          <w:rFonts w:ascii="Times New Roman" w:hAnsi="Times New Roman" w:cs="Times New Roman"/>
+        </w:rPr>
+      </w:pPr>
+      <w:r>
+        <w:rPr>
+          <w:rFonts w:ascii="Times New Roman" w:hAnsi="Times New Roman" w:cs="Times New Roman"/>
+        </w:rPr>
+        <w:t>8.8. Страница карточки мероприятия для администратора - event-admin.html</w:t>
+      </w:r>
+    </w:p>
+    <w:p>
+      <w:pPr>
+        <w:spacing w:after="0" w:line="360" w:lineRule="auto"/>
+        <w:rPr>
+          <w:rFonts w:ascii="Times New Roman" w:hAnsi="Times New Roman" w:cs="Times New Roman"/>
+        </w:rPr>
+      </w:pPr>
+      <w:r>
+        <w:rPr>
+          <w:rFonts w:ascii="Times New Roman" w:hAnsi="Times New Roman" w:cs="Times New Roman"/>
+        </w:rPr>
+        <w:t>8.9. Страница прошедшего мероприятия - event-past.html</w:t>
+      </w:r>
+    </w:p>
+    <w:p>
+      <w:pPr>
+        <w:spacing w:after="0" w:line="360" w:lineRule="auto"/>
+        <w:rPr>
+          <w:rFonts w:ascii="Times New Roman" w:hAnsi="Times New Roman" w:cs="Times New Roman"/>
+        </w:rPr>
+      </w:pPr>
+      <w:r>
+        <w:rPr>
+          <w:rFonts w:ascii="Times New Roman" w:hAnsi="Times New Roman" w:cs="Times New Roman"/>
+        </w:rPr>
+        <w:t>8.10. Страница прошедшего мероприятия для администратора - event-past-admin.html</w:t>
       </w:r>
     </w:p>
     <w:p>
@@ -173,35 +187,49 @@
         <w:rPr>
           <w:rFonts w:ascii="Times New Roman" w:hAnsi="Times New Roman" w:cs="Times New Roman"/>
         </w:rPr>
-        <w:t>8.10. Страница внутренней регистрации на мероприятие - event-registration.html</w:t>
-      </w:r>
-    </w:p>
-    <w:p>
-      <w:pPr>
-        <w:spacing w:after="0" w:line="360" w:lineRule="auto"/>
-        <w:rPr>
-          <w:rFonts w:ascii="Times New Roman" w:hAnsi="Times New Roman" w:cs="Times New Roman"/>
-        </w:rPr>
-      </w:pPr>
-      <w:r>
-        <w:rPr>
-          <w:rFonts w:ascii="Times New Roman" w:hAnsi="Times New Roman" w:cs="Times New Roman"/>
-        </w:rPr>
-        <w:t>8.11. Страница организатора мероприятий - organizer-page.html</w:t>
-      </w:r>
-    </w:p>
-    <w:p>
-      <w:pPr>
-        <w:spacing w:after="0" w:line="360" w:lineRule="auto"/>
-        <w:rPr>
-          <w:rFonts w:ascii="Times New Roman" w:hAnsi="Times New Roman" w:cs="Times New Roman"/>
-        </w:rPr>
-      </w:pPr>
-      <w:r>
-        <w:rPr>
-          <w:rFonts w:ascii="Times New Roman" w:hAnsi="Times New Roman" w:cs="Times New Roman"/>
-        </w:rPr>
-        <w:t>8.12. Личный кабинет пользователя</w:t>
+        <w:t>8.11. Страница внутренней регистрации на мероприятие - event-registration.html</w:t>
+      </w:r>
+    </w:p>
+    <w:p>
+      <w:pPr>
+        <w:spacing w:after="0" w:line="360" w:lineRule="auto"/>
+        <w:rPr>
+          <w:rFonts w:ascii="Times New Roman" w:hAnsi="Times New Roman" w:cs="Times New Roman"/>
+          <w:lang w:val="en-US"/>
+        </w:rPr>
+      </w:pPr>
+      <w:r>
+        <w:rPr>
+          <w:rFonts w:ascii="Times New Roman" w:hAnsi="Times New Roman" w:cs="Times New Roman"/>
+        </w:rPr>
+        <w:t>8.12. Страница организатора мероприятий - organizer-page.html</w:t>
+      </w:r>
+    </w:p>
+    <w:p>
+      <w:pPr>
+        <w:spacing w:after="0" w:line="360" w:lineRule="auto"/>
+        <w:rPr>
+          <w:rFonts w:ascii="Times New Roman" w:hAnsi="Times New Roman" w:cs="Times New Roman"/>
+        </w:rPr>
+      </w:pPr>
+      <w:r>
+        <w:rPr>
+          <w:rFonts w:ascii="Times New Roman" w:hAnsi="Times New Roman" w:cs="Times New Roman"/>
+        </w:rPr>
+        <w:t>8.1</w:t>
+      </w:r>
+      <w:r>
+        <w:rPr>
+          <w:rFonts w:ascii="Times New Roman" w:hAnsi="Times New Roman" w:cs="Times New Roman"/>
+          <w:lang w:val="en-US"/>
+        </w:rPr>
+        <w:t>3</w:t>
+      </w:r>
+      <w:r>
+        <w:rPr>
+          <w:rFonts w:ascii="Times New Roman" w:hAnsi="Times New Roman" w:cs="Times New Roman"/>
+        </w:rPr>
+        <w:t>. Личный кабинет пользователя</w:t>
       </w:r>
     </w:p>
     <w:p>
@@ -285,7 +313,20 @@
         <w:rPr>
           <w:rFonts w:ascii="Times New Roman" w:hAnsi="Times New Roman" w:cs="Times New Roman"/>
         </w:rPr>
-        <w:t>8.13. Личный кабинет организатора</w:t>
+        <w:t>8.1</w:t>
+      </w:r>
+      <w:r>
+        <w:rPr>
+          <w:rFonts w:ascii="Times New Roman" w:hAnsi="Times New Roman" w:cs="Times New Roman"/>
+          <w:lang w:val="en-US"/>
+        </w:rPr>
+        <w:t>4</w:t>
+      </w:r>
+      <w:r>
+        <w:rPr>
+          <w:rFonts w:ascii="Times New Roman" w:hAnsi="Times New Roman" w:cs="Times New Roman"/>
+        </w:rPr>
+        <w:t>. Личный кабинет организатора</w:t>
       </w:r>
     </w:p>
     <w:p>
@@ -307,6 +348,7 @@
         <w:spacing w:after="0" w:line="360" w:lineRule="auto"/>
         <w:rPr>
           <w:rFonts w:ascii="Times New Roman" w:hAnsi="Times New Roman" w:cs="Times New Roman"/>
+          <w:lang w:val="en-US"/>
         </w:rPr>
       </w:pPr>
       <w:r>
@@ -327,6 +369,20 @@
         <w:rPr>
           <w:rFonts w:ascii="Times New Roman" w:hAnsi="Times New Roman" w:cs="Times New Roman"/>
         </w:rPr>
+        <w:t>На странице мероприятий организатора мероприятия без регистрации отображаются в общем списке мероприятий, но для них не выводится кнопка «Участники», так как список зарегистрированных участников не формируется.</w:t>
+      </w:r>
+    </w:p>
+    <w:p>
+      <w:pPr>
+        <w:spacing w:after="0" w:line="360" w:lineRule="auto"/>
+        <w:rPr>
+          <w:rFonts w:ascii="Times New Roman" w:hAnsi="Times New Roman" w:cs="Times New Roman"/>
+        </w:rPr>
+      </w:pPr>
+      <w:r>
+        <w:rPr>
+          <w:rFonts w:ascii="Times New Roman" w:hAnsi="Times New Roman" w:cs="Times New Roman"/>
+        </w:rPr>
         <w:t>Страница уведомлений - organizer-notification.html</w:t>
       </w:r>
     </w:p>
@@ -377,12 +433,14 @@
         <w:spacing w:after="0" w:line="360" w:lineRule="auto"/>
         <w:rPr>
           <w:rFonts w:ascii="Times New Roman" w:hAnsi="Times New Roman" w:cs="Times New Roman"/>
-        </w:rPr>
-      </w:pPr>
-      <w:r>
-        <w:rPr>
-          <w:rFonts w:ascii="Times New Roman" w:hAnsi="Times New Roman" w:cs="Times New Roman"/>
-        </w:rPr>
+          <w:lang w:val="en-US"/>
+        </w:rPr>
+      </w:pPr>
+      <w:r>
+        <w:rPr>
+          <w:rFonts w:ascii="Times New Roman" w:hAnsi="Times New Roman" w:cs="Times New Roman"/>
+        </w:rPr>
+        <w:lastRenderedPageBreak/>
         <w:t>Страница архива мероприятий - organizer-events-archive.html</w:t>
       </w:r>
     </w:p>
@@ -397,7 +455,34 @@
         <w:rPr>
           <w:rFonts w:ascii="Times New Roman" w:hAnsi="Times New Roman" w:cs="Times New Roman"/>
         </w:rPr>
-        <w:t>8.14. Личный кабинет администратора</w:t>
+        <w:t>В архиве мероприятий организатора для мероприятий без регистрации не отображается количество участников, так как регистрация на такие мероприятия не велась.</w:t>
+      </w:r>
+    </w:p>
+    <w:p>
+      <w:pPr>
+        <w:spacing w:after="0" w:line="360" w:lineRule="auto"/>
+        <w:rPr>
+          <w:rFonts w:ascii="Times New Roman" w:hAnsi="Times New Roman" w:cs="Times New Roman"/>
+        </w:rPr>
+      </w:pPr>
+      <w:r>
+        <w:rPr>
+          <w:rFonts w:ascii="Times New Roman" w:hAnsi="Times New Roman" w:cs="Times New Roman"/>
+        </w:rPr>
+        <w:t>8.1</w:t>
+      </w:r>
+      <w:r>
+        <w:rPr>
+          <w:rFonts w:ascii="Times New Roman" w:hAnsi="Times New Roman" w:cs="Times New Roman"/>
+          <w:lang w:val="en-US"/>
+        </w:rPr>
+        <w:t>5</w:t>
+      </w:r>
+      <w:r>
+        <w:rPr>
+          <w:rFonts w:ascii="Times New Roman" w:hAnsi="Times New Roman" w:cs="Times New Roman"/>
+        </w:rPr>
+        <w:t>. Личный кабинет администратора</w:t>
       </w:r>
     </w:p>
     <w:p>
@@ -439,7 +524,6 @@
         <w:rPr>
           <w:rFonts w:ascii="Times New Roman" w:hAnsi="Times New Roman" w:cs="Times New Roman"/>
         </w:rPr>
-        <w:lastRenderedPageBreak/>
         <w:t>Страница просмотра пользователей - admin-users.html</w:t>
       </w:r>
     </w:p>
@@ -462,13 +546,34 @@
         <w:spacing w:after="0" w:line="360" w:lineRule="auto"/>
         <w:rPr>
           <w:rFonts w:ascii="Times New Roman" w:hAnsi="Times New Roman" w:cs="Times New Roman"/>
-        </w:rPr>
-      </w:pPr>
-      <w:r>
-        <w:rPr>
-          <w:rFonts w:ascii="Times New Roman" w:hAnsi="Times New Roman" w:cs="Times New Roman"/>
-        </w:rPr>
-        <w:t>8.15. Страница правовых документов - legal-documents.html</w:t>
+          <w:lang w:val="en-US"/>
+        </w:rPr>
+      </w:pPr>
+      <w:r>
+        <w:rPr>
+          <w:rFonts w:ascii="Times New Roman" w:hAnsi="Times New Roman" w:cs="Times New Roman"/>
+        </w:rPr>
+        <w:t>8.1</w:t>
+      </w:r>
+      <w:r>
+        <w:rPr>
+          <w:rFonts w:ascii="Times New Roman" w:hAnsi="Times New Roman" w:cs="Times New Roman"/>
+          <w:lang w:val="en-US"/>
+        </w:rPr>
+        <w:t>6</w:t>
+      </w:r>
+      <w:r>
+        <w:rPr>
+          <w:rFonts w:ascii="Times New Roman" w:hAnsi="Times New Roman" w:cs="Times New Roman"/>
+        </w:rPr>
+        <w:t>. Страница правовых документов - legal-documents.html</w:t>
+      </w:r>
+      <w:r>
+        <w:rPr>
+          <w:rFonts w:ascii="Times New Roman" w:hAnsi="Times New Roman" w:cs="Times New Roman"/>
+          <w:lang w:val="en-US"/>
+        </w:rPr>
+        <w:br/>
       </w:r>
     </w:p>
     <w:p>
@@ -669,6 +774,7 @@
         <w:rPr>
           <w:rFonts w:cs="Times New Roman"/>
         </w:rPr>
+        <w:lastRenderedPageBreak/>
         <w:t xml:space="preserve">заблокировать пользователя, если жалоба является ложной, злоупотребляющей или нарушающей правила системы, </w:t>
       </w:r>
     </w:p>
@@ -691,7 +797,6 @@
         <w:pStyle w:val="ac"/>
         <w:rPr>
           <w:rFonts w:cs="Times New Roman"/>
-          <w:lang w:val="en-US"/>
         </w:rPr>
       </w:pPr>
       <w:r>
@@ -706,7 +811,6 @@
         <w:pStyle w:val="ac"/>
         <w:rPr>
           <w:rFonts w:cs="Times New Roman"/>
-          <w:lang w:val="en-US"/>
         </w:rPr>
       </w:pPr>
     </w:p>
@@ -724,8 +828,92 @@
         <w:spacing w:before="0" w:after="0" w:line="360" w:lineRule="auto"/>
       </w:pPr>
       <w:r>
-        <w:t>Логика внутренней регистрации</w:t>
-      </w:r>
+        <w:t>Логика регистрации</w:t>
+      </w:r>
+      <w:r>
+        <w:t xml:space="preserve"> </w:t>
+      </w:r>
+      <w:r>
+        <w:t>на мероприятия</w:t>
+      </w:r>
+    </w:p>
+    <w:p>
+      <w:pPr>
+        <w:pStyle w:val="ac"/>
+        <w:rPr>
+          <w:rFonts w:cs="Times New Roman"/>
+        </w:rPr>
+      </w:pPr>
+      <w:r>
+        <w:rPr>
+          <w:rFonts w:cs="Times New Roman"/>
+        </w:rPr>
+        <w:t>В системе предусмотрены три варианта участия в мероприятии:</w:t>
+      </w:r>
+    </w:p>
+    <w:p>
+      <w:pPr>
+        <w:pStyle w:val="ac"/>
+        <w:rPr>
+          <w:rFonts w:cs="Times New Roman"/>
+        </w:rPr>
+      </w:pPr>
+      <w:r>
+        <w:rPr>
+          <w:rFonts w:cs="Times New Roman"/>
+        </w:rPr>
+        <w:t>1. внутренняя регистрация без подтверждения организатором;</w:t>
+      </w:r>
+    </w:p>
+    <w:p>
+      <w:pPr>
+        <w:pStyle w:val="ac"/>
+        <w:rPr>
+          <w:rFonts w:cs="Times New Roman"/>
+        </w:rPr>
+      </w:pPr>
+      <w:r>
+        <w:rPr>
+          <w:rFonts w:cs="Times New Roman"/>
+        </w:rPr>
+        <w:t>2. внутренняя регистрация с подтверждением организатором;</w:t>
+      </w:r>
+    </w:p>
+    <w:p>
+      <w:pPr>
+        <w:pStyle w:val="ac"/>
+        <w:rPr>
+          <w:rFonts w:cs="Times New Roman"/>
+        </w:rPr>
+      </w:pPr>
+      <w:r>
+        <w:rPr>
+          <w:rFonts w:cs="Times New Roman"/>
+        </w:rPr>
+        <w:t>3. внешняя регистрация на стороннем ресурсе;</w:t>
+      </w:r>
+    </w:p>
+    <w:p>
+      <w:pPr>
+        <w:pStyle w:val="ac"/>
+        <w:rPr>
+          <w:rFonts w:cs="Times New Roman"/>
+        </w:rPr>
+      </w:pPr>
+      <w:r>
+        <w:rPr>
+          <w:rFonts w:cs="Times New Roman"/>
+        </w:rPr>
+        <w:t>4. мероприятие без регистрации.</w:t>
+      </w:r>
+    </w:p>
+    <w:p>
+      <w:pPr>
+        <w:pStyle w:val="ac"/>
+        <w:rPr>
+          <w:rFonts w:cs="Times New Roman"/>
+        </w:rPr>
+      </w:pPr>
     </w:p>
     <w:p>
       <w:pPr>
@@ -966,6 +1154,7 @@
         <w:rPr>
           <w:rFonts w:cs="Times New Roman"/>
         </w:rPr>
+        <w:lastRenderedPageBreak/>
         <w:t>Для организатора в таблице можно отображать участника без дополнительных кнопок подтверждения, так как регистрация уже завершена.</w:t>
       </w:r>
     </w:p>
@@ -1138,7 +1327,6 @@
         <w:rPr>
           <w:rFonts w:cs="Times New Roman"/>
         </w:rPr>
-        <w:lastRenderedPageBreak/>
         <w:t>Заявка отправлена. После подтверждения организатором вы будете зарегистрированы на мероприятие.</w:t>
       </w:r>
     </w:p>
@@ -1390,23 +1578,379 @@
     </w:p>
     <w:p>
       <w:pPr>
-        <w:spacing w:after="0" w:line="360" w:lineRule="auto"/>
-        <w:rPr>
-          <w:rFonts w:ascii="Times New Roman" w:hAnsi="Times New Roman" w:cs="Times New Roman"/>
+        <w:pStyle w:val="ac"/>
+        <w:rPr>
+          <w:rFonts w:cs="Times New Roman"/>
+        </w:rPr>
+      </w:pPr>
+    </w:p>
+    <w:p>
+      <w:pPr>
+        <w:pStyle w:val="ac"/>
+        <w:rPr>
+          <w:rFonts w:cs="Times New Roman"/>
           <w:b/>
           <w:bCs/>
         </w:rPr>
       </w:pPr>
-    </w:p>
-    <w:p>
-      <w:pPr>
-        <w:spacing w:after="0" w:line="360" w:lineRule="auto"/>
-        <w:rPr>
-          <w:rFonts w:ascii="Times New Roman" w:hAnsi="Times New Roman" w:cs="Times New Roman"/>
+      <w:r>
+        <w:rPr>
+          <w:rFonts w:cs="Times New Roman"/>
           <w:b/>
           <w:bCs/>
         </w:rPr>
-      </w:pPr>
+        <w:lastRenderedPageBreak/>
+        <w:t>3. Внешняя регистрация</w:t>
+      </w:r>
+    </w:p>
+    <w:p>
+      <w:pPr>
+        <w:pStyle w:val="ac"/>
+        <w:rPr>
+          <w:rFonts w:cs="Times New Roman"/>
+        </w:rPr>
+      </w:pPr>
+      <w:r>
+        <w:rPr>
+          <w:rFonts w:cs="Times New Roman"/>
+        </w:rPr>
+        <w:t>В этом режиме регистрация пользователя выполняется на стороннем ресурсе организатора.</w:t>
+      </w:r>
+    </w:p>
+    <w:p>
+      <w:pPr>
+        <w:pStyle w:val="ac"/>
+        <w:rPr>
+          <w:rFonts w:cs="Times New Roman"/>
+        </w:rPr>
+      </w:pPr>
+    </w:p>
+    <w:p>
+      <w:pPr>
+        <w:pStyle w:val="ac"/>
+        <w:rPr>
+          <w:rFonts w:cs="Times New Roman"/>
+        </w:rPr>
+      </w:pPr>
+      <w:r>
+        <w:rPr>
+          <w:rFonts w:cs="Times New Roman"/>
+        </w:rPr>
+        <w:t>Последовательность:</w:t>
+      </w:r>
+    </w:p>
+    <w:p>
+      <w:pPr>
+        <w:pStyle w:val="ac"/>
+        <w:rPr>
+          <w:rFonts w:cs="Times New Roman"/>
+        </w:rPr>
+      </w:pPr>
+      <w:r>
+        <w:rPr>
+          <w:rFonts w:cs="Times New Roman"/>
+        </w:rPr>
+        <w:t>1. На карточке мероприятия пользователь нажимает кнопку «Перейти к регистрации».</w:t>
+      </w:r>
+    </w:p>
+    <w:p>
+      <w:pPr>
+        <w:pStyle w:val="ac"/>
+        <w:rPr>
+          <w:rFonts w:cs="Times New Roman"/>
+        </w:rPr>
+      </w:pPr>
+      <w:r>
+        <w:rPr>
+          <w:rFonts w:cs="Times New Roman"/>
+        </w:rPr>
+        <w:t>2. Пользователь переходит на внешний сайт организатора.</w:t>
+      </w:r>
+    </w:p>
+    <w:p>
+      <w:pPr>
+        <w:pStyle w:val="ac"/>
+        <w:rPr>
+          <w:rFonts w:cs="Times New Roman"/>
+        </w:rPr>
+      </w:pPr>
+      <w:r>
+        <w:rPr>
+          <w:rFonts w:cs="Times New Roman"/>
+        </w:rPr>
+        <w:t>3. После выполнения регистрации на внешнем ресурсе пользователь может отметить на платформе, что регистрация была выполнена.</w:t>
+      </w:r>
+    </w:p>
+    <w:p>
+      <w:pPr>
+        <w:pStyle w:val="ac"/>
+        <w:rPr>
+          <w:rFonts w:cs="Times New Roman"/>
+        </w:rPr>
+      </w:pPr>
+      <w:r>
+        <w:rPr>
+          <w:rFonts w:cs="Times New Roman"/>
+        </w:rPr>
+        <w:t>4. В системе фиксируется факт подтверждения внешней регистрации.</w:t>
+      </w:r>
+    </w:p>
+    <w:p>
+      <w:pPr>
+        <w:pStyle w:val="ac"/>
+        <w:rPr>
+          <w:rFonts w:cs="Times New Roman"/>
+        </w:rPr>
+      </w:pPr>
+      <w:r>
+        <w:rPr>
+          <w:rFonts w:cs="Times New Roman"/>
+        </w:rPr>
+        <w:t>5. В личном кабинете пользователя мероприятие отображается в разделе зарегистрированных мероприятий.</w:t>
+      </w:r>
+    </w:p>
+    <w:p>
+      <w:pPr>
+        <w:pStyle w:val="ac"/>
+        <w:rPr>
+          <w:rFonts w:cs="Times New Roman"/>
+        </w:rPr>
+      </w:pPr>
+      <w:r>
+        <w:rPr>
+          <w:rFonts w:cs="Times New Roman"/>
+        </w:rPr>
+        <w:t>6. В кабинете организатора такая запись отображается в списке участников как подтвержденная внешняя регистрация.</w:t>
+      </w:r>
+    </w:p>
+    <w:p>
+      <w:pPr>
+        <w:pStyle w:val="ac"/>
+        <w:rPr>
+          <w:rFonts w:cs="Times New Roman"/>
+        </w:rPr>
+      </w:pPr>
+    </w:p>
+    <w:p>
+      <w:pPr>
+        <w:pStyle w:val="ac"/>
+        <w:rPr>
+          <w:rFonts w:cs="Times New Roman"/>
+        </w:rPr>
+      </w:pPr>
+      <w:r>
+        <w:rPr>
+          <w:rFonts w:cs="Times New Roman"/>
+        </w:rPr>
+        <w:t xml:space="preserve">При внешней регистрации </w:t>
+      </w:r>
+      <w:proofErr w:type="spellStart"/>
+      <w:r>
+        <w:rPr>
+          <w:rFonts w:cs="Times New Roman"/>
+        </w:rPr>
+        <w:t>PopCulture</w:t>
+      </w:r>
+      <w:proofErr w:type="spellEnd"/>
+      <w:r>
+        <w:rPr>
+          <w:rFonts w:cs="Times New Roman"/>
+        </w:rPr>
+        <w:t xml:space="preserve"> </w:t>
+      </w:r>
+      <w:proofErr w:type="spellStart"/>
+      <w:r>
+        <w:rPr>
+          <w:rFonts w:cs="Times New Roman"/>
+        </w:rPr>
+        <w:t>Events</w:t>
+      </w:r>
+      <w:proofErr w:type="spellEnd"/>
+      <w:r>
+        <w:rPr>
+          <w:rFonts w:cs="Times New Roman"/>
+        </w:rPr>
+        <w:t xml:space="preserve"> не хранит данные формы стороннего сайта и не выполняет прием оплаты. Условия регистрации, оплаты и участия определяются организатором на внешнем ресурсе.</w:t>
+      </w:r>
+    </w:p>
+    <w:p>
+      <w:pPr>
+        <w:pStyle w:val="ac"/>
+        <w:rPr>
+          <w:rFonts w:cs="Times New Roman"/>
+        </w:rPr>
+      </w:pPr>
+    </w:p>
+    <w:p>
+      <w:pPr>
+        <w:pStyle w:val="ac"/>
+        <w:rPr>
+          <w:rFonts w:cs="Times New Roman"/>
+          <w:b/>
+          <w:bCs/>
+        </w:rPr>
+      </w:pPr>
+      <w:r>
+        <w:rPr>
+          <w:rFonts w:cs="Times New Roman"/>
+          <w:b/>
+          <w:bCs/>
+        </w:rPr>
+        <w:t>4. Мероприятие без регистрации</w:t>
+      </w:r>
+    </w:p>
+    <w:p>
+      <w:pPr>
+        <w:pStyle w:val="ac"/>
+        <w:rPr>
+          <w:rFonts w:cs="Times New Roman"/>
+        </w:rPr>
+      </w:pPr>
+      <w:r>
+        <w:rPr>
+          <w:rFonts w:cs="Times New Roman"/>
+        </w:rPr>
+        <w:t>В этом режиме пользователь может просматривать карточку мероприятия и добавлять мероприятие в избранное, но не подает заявку и не регистрируется через платформу.</w:t>
+      </w:r>
+    </w:p>
+    <w:p>
+      <w:pPr>
+        <w:pStyle w:val="ac"/>
+        <w:rPr>
+          <w:rFonts w:cs="Times New Roman"/>
+        </w:rPr>
+      </w:pPr>
+    </w:p>
+    <w:p>
+      <w:pPr>
+        <w:pStyle w:val="ac"/>
+        <w:rPr>
+          <w:rFonts w:cs="Times New Roman"/>
+        </w:rPr>
+      </w:pPr>
+      <w:r>
+        <w:rPr>
+          <w:rFonts w:cs="Times New Roman"/>
+        </w:rPr>
+        <w:t>Последовательность:</w:t>
+      </w:r>
+    </w:p>
+    <w:p>
+      <w:pPr>
+        <w:pStyle w:val="ac"/>
+        <w:rPr>
+          <w:rFonts w:cs="Times New Roman"/>
+        </w:rPr>
+      </w:pPr>
+      <w:r>
+        <w:rPr>
+          <w:rFonts w:cs="Times New Roman"/>
+        </w:rPr>
+        <w:t>1. Организатор при создании мероприятия выбирает вариант «Без регистрации».</w:t>
+      </w:r>
+    </w:p>
+    <w:p>
+      <w:pPr>
+        <w:pStyle w:val="ac"/>
+        <w:rPr>
+          <w:rFonts w:cs="Times New Roman"/>
+        </w:rPr>
+      </w:pPr>
+      <w:r>
+        <w:rPr>
+          <w:rFonts w:cs="Times New Roman"/>
+        </w:rPr>
+        <w:t>2. На карточке мероприятия не отображается кнопка «Зарегистрироваться» или «Перейти к регистрации».</w:t>
+      </w:r>
+    </w:p>
+    <w:p>
+      <w:pPr>
+        <w:pStyle w:val="ac"/>
+        <w:rPr>
+          <w:rFonts w:cs="Times New Roman"/>
+        </w:rPr>
+      </w:pPr>
+      <w:r>
+        <w:rPr>
+          <w:rFonts w:cs="Times New Roman"/>
+        </w:rPr>
+        <w:t>3. Пользователь может просматривать сведения о мероприятии и добавлять его в избранное.</w:t>
+      </w:r>
+    </w:p>
+    <w:p>
+      <w:pPr>
+        <w:pStyle w:val="ac"/>
+        <w:rPr>
+          <w:rFonts w:cs="Times New Roman"/>
+        </w:rPr>
+      </w:pPr>
+      <w:r>
+        <w:rPr>
+          <w:rFonts w:cs="Times New Roman"/>
+        </w:rPr>
+        <w:t>4. В системе не создается запись о регистрации пользователя.</w:t>
+      </w:r>
+    </w:p>
+    <w:p>
+      <w:pPr>
+        <w:pStyle w:val="ac"/>
+        <w:rPr>
+          <w:rFonts w:cs="Times New Roman"/>
+        </w:rPr>
+      </w:pPr>
+      <w:r>
+        <w:rPr>
+          <w:rFonts w:cs="Times New Roman"/>
+        </w:rPr>
+        <w:t>5. Мероприятие не отображается в разделе «Мои регистрации» пользователя.</w:t>
+      </w:r>
+    </w:p>
+    <w:p>
+      <w:pPr>
+        <w:pStyle w:val="ac"/>
+        <w:rPr>
+          <w:rFonts w:cs="Times New Roman"/>
+        </w:rPr>
+      </w:pPr>
+      <w:r>
+        <w:rPr>
+          <w:rFonts w:cs="Times New Roman"/>
+        </w:rPr>
+        <w:t>6. В кабинете организатора для такого мероприятия не отображается кнопка «Участники».</w:t>
+      </w:r>
+    </w:p>
+    <w:p>
+      <w:pPr>
+        <w:pStyle w:val="ac"/>
+        <w:rPr>
+          <w:rFonts w:cs="Times New Roman"/>
+        </w:rPr>
+      </w:pPr>
+      <w:r>
+        <w:rPr>
+          <w:rFonts w:cs="Times New Roman"/>
+        </w:rPr>
+        <w:lastRenderedPageBreak/>
+        <w:t>7. В архиве мероприятий организатора для такого мероприятия не указывается количество участников.</w:t>
+      </w:r>
+    </w:p>
+    <w:p>
+      <w:pPr>
+        <w:spacing w:after="0" w:line="360" w:lineRule="auto"/>
+        <w:rPr>
+          <w:rFonts w:ascii="Times New Roman" w:hAnsi="Times New Roman" w:cs="Times New Roman"/>
+          <w:b/>
+          <w:bCs/>
+        </w:rPr>
+      </w:pPr>
+      <w:r>
+        <w:rPr>
+          <w:rFonts w:ascii="Times New Roman" w:hAnsi="Times New Roman" w:cs="Times New Roman"/>
+          <w:b/>
+          <w:bCs/>
+        </w:rPr>
+        <w:tab/>
+      </w:r>
     </w:p>
     <w:p>
       <w:pPr>
@@ -1540,7 +2084,6 @@
         <w:rPr>
           <w:rFonts w:ascii="Times New Roman" w:hAnsi="Times New Roman" w:cs="Times New Roman"/>
         </w:rPr>
-        <w:lastRenderedPageBreak/>
         <w:t>Заявка отклонена</w:t>
       </w:r>
       <w:r>
@@ -1759,6 +2302,7 @@
         <w:rPr>
           <w:rFonts w:ascii="Times New Roman" w:hAnsi="Times New Roman" w:cs="Times New Roman"/>
         </w:rPr>
+        <w:lastRenderedPageBreak/>
         <w:t>Эти уведомления получают пользователи, которые зарегистрировались на мероприятие или добавили его в избранное.</w:t>
       </w:r>
     </w:p>
@@ -1927,14 +2471,7 @@
           <w:rFonts w:ascii="Times New Roman" w:hAnsi="Times New Roman" w:cs="Times New Roman"/>
         </w:rPr>
         <w:br/>
-        <w:t xml:space="preserve">Организатор изменил возрастные ограничения, условия входа, правила участия или иные </w:t>
-      </w:r>
-      <w:r>
-        <w:rPr>
-          <w:rFonts w:ascii="Times New Roman" w:hAnsi="Times New Roman" w:cs="Times New Roman"/>
-        </w:rPr>
-        <w:lastRenderedPageBreak/>
-        <w:t>требования к участникам.</w:t>
+        <w:t>Организатор изменил возрастные ограничения, условия входа, правила участия или иные требования к участникам.</w:t>
       </w:r>
       <w:r>
         <w:rPr>
@@ -2110,7 +2647,135 @@
           <w:rFonts w:ascii="Times New Roman" w:hAnsi="Times New Roman" w:cs="Times New Roman"/>
         </w:rPr>
         <w:br/>
-        <w:t>Отправляется зарегистрированным пользователям за 24 часа до начала мероприятия.</w:t>
+      </w:r>
+      <w:r>
+        <w:rPr>
+          <w:rFonts w:ascii="Times New Roman" w:hAnsi="Times New Roman" w:cs="Times New Roman"/>
+        </w:rPr>
+        <w:t>Отправляется зарегистрированным пользователям за 24 часа до начала мероприятия. Для мероприятий без регистрации уведомление отправляется пользователям, добавившим мероприятие в избранное.</w:t>
+      </w:r>
+    </w:p>
+    <w:p>
+      <w:pPr>
+        <w:spacing w:after="0" w:line="360" w:lineRule="auto"/>
+        <w:rPr>
+          <w:rFonts w:ascii="Times New Roman" w:hAnsi="Times New Roman" w:cs="Times New Roman"/>
+        </w:rPr>
+      </w:pPr>
+      <w:r>
+        <w:rPr>
+          <w:rFonts w:ascii="Times New Roman" w:hAnsi="Times New Roman" w:cs="Times New Roman"/>
+        </w:rPr>
+        <w:lastRenderedPageBreak/>
+        <w:t>Отображается название мероприятия, название уведомления, содержание уведомления.</w:t>
+      </w:r>
+      <w:r>
+        <w:rPr>
+          <w:rFonts w:ascii="Times New Roman" w:hAnsi="Times New Roman" w:cs="Times New Roman"/>
+        </w:rPr>
+        <w:br/>
+        <w:t>Кнопка</w:t>
+      </w:r>
+      <w:proofErr w:type="gramStart"/>
+      <w:r>
+        <w:rPr>
+          <w:rFonts w:ascii="Times New Roman" w:hAnsi="Times New Roman" w:cs="Times New Roman"/>
+        </w:rPr>
+        <w:t>: Перейти</w:t>
+      </w:r>
+      <w:proofErr w:type="gramEnd"/>
+      <w:r>
+        <w:rPr>
+          <w:rFonts w:ascii="Times New Roman" w:hAnsi="Times New Roman" w:cs="Times New Roman"/>
+        </w:rPr>
+        <w:t xml:space="preserve"> к мероприятию.</w:t>
+      </w:r>
+    </w:p>
+    <w:p>
+      <w:pPr>
+        <w:spacing w:after="0" w:line="360" w:lineRule="auto"/>
+        <w:rPr>
+          <w:rFonts w:ascii="Times New Roman" w:hAnsi="Times New Roman" w:cs="Times New Roman"/>
+        </w:rPr>
+      </w:pPr>
+      <w:r>
+        <w:rPr>
+          <w:rFonts w:ascii="Times New Roman" w:hAnsi="Times New Roman" w:cs="Times New Roman"/>
+        </w:rPr>
+        <w:t>Мероприятие началось</w:t>
+      </w:r>
+      <w:r>
+        <w:rPr>
+          <w:rFonts w:ascii="Times New Roman" w:hAnsi="Times New Roman" w:cs="Times New Roman"/>
+        </w:rPr>
+        <w:br/>
+      </w:r>
+      <w:r>
+        <w:rPr>
+          <w:rFonts w:ascii="Times New Roman" w:hAnsi="Times New Roman" w:cs="Times New Roman"/>
+        </w:rPr>
+        <w:t>Отправляется зарегистрированным пользователям после наступления времени начала мероприятия. Для мероприятий без регистрации уведомление отправляется пользователям, добавившим мероприятие в избранное.</w:t>
+      </w:r>
+    </w:p>
+    <w:p>
+      <w:pPr>
+        <w:spacing w:after="0" w:line="360" w:lineRule="auto"/>
+        <w:rPr>
+          <w:rFonts w:ascii="Times New Roman" w:hAnsi="Times New Roman" w:cs="Times New Roman"/>
+        </w:rPr>
+      </w:pPr>
+      <w:r>
+        <w:rPr>
+          <w:rFonts w:ascii="Times New Roman" w:hAnsi="Times New Roman" w:cs="Times New Roman"/>
+        </w:rPr>
+        <w:t>Отображается название мероприятия, название уведомления, содержание уведомления.</w:t>
+      </w:r>
+      <w:r>
+        <w:rPr>
+          <w:rFonts w:ascii="Times New Roman" w:hAnsi="Times New Roman" w:cs="Times New Roman"/>
+        </w:rPr>
+        <w:br/>
+        <w:t>Кнопка</w:t>
+      </w:r>
+      <w:proofErr w:type="gramStart"/>
+      <w:r>
+        <w:rPr>
+          <w:rFonts w:ascii="Times New Roman" w:hAnsi="Times New Roman" w:cs="Times New Roman"/>
+        </w:rPr>
+        <w:t>: Перейти</w:t>
+      </w:r>
+      <w:proofErr w:type="gramEnd"/>
+      <w:r>
+        <w:rPr>
+          <w:rFonts w:ascii="Times New Roman" w:hAnsi="Times New Roman" w:cs="Times New Roman"/>
+        </w:rPr>
+        <w:t xml:space="preserve"> к мероприятию.</w:t>
+      </w:r>
+    </w:p>
+    <w:p>
+      <w:pPr>
+        <w:spacing w:after="0" w:line="360" w:lineRule="auto"/>
+        <w:rPr>
+          <w:rFonts w:ascii="Times New Roman" w:hAnsi="Times New Roman" w:cs="Times New Roman"/>
+        </w:rPr>
+      </w:pPr>
+      <w:r>
+        <w:rPr>
+          <w:rFonts w:ascii="Times New Roman" w:hAnsi="Times New Roman" w:cs="Times New Roman"/>
+        </w:rPr>
+        <w:t>Оставьте отзыв о прошедшем мероприятии</w:t>
+      </w:r>
+      <w:r>
+        <w:rPr>
+          <w:rFonts w:ascii="Times New Roman" w:hAnsi="Times New Roman" w:cs="Times New Roman"/>
+        </w:rPr>
+        <w:br/>
+      </w:r>
+      <w:r>
+        <w:rPr>
+          <w:rFonts w:ascii="Times New Roman" w:hAnsi="Times New Roman" w:cs="Times New Roman"/>
+        </w:rPr>
+        <w:t>Отправляется зарегистрированным пользователям после завершения мероприятия, когда карточка перешла в архивное состояние. Для мероприятий без регистрации возможность оставить отзыв может быть доступна авторизованным пользователям, если они добавили мероприятие в избранное или перешли на страницу прошедшего мероприятия.</w:t>
       </w:r>
       <w:r>
         <w:rPr>
@@ -2148,18 +2813,54 @@
           <w:rFonts w:ascii="Times New Roman" w:hAnsi="Times New Roman" w:cs="Times New Roman"/>
         </w:rPr>
       </w:pPr>
-      <w:r>
-        <w:rPr>
-          <w:rFonts w:ascii="Times New Roman" w:hAnsi="Times New Roman" w:cs="Times New Roman"/>
-        </w:rPr>
-        <w:t>Мероприятие началось</w:t>
+    </w:p>
+    <w:p>
+      <w:pPr>
+        <w:spacing w:after="0" w:line="360" w:lineRule="auto"/>
+        <w:rPr>
+          <w:rFonts w:ascii="Times New Roman" w:hAnsi="Times New Roman" w:cs="Times New Roman"/>
+        </w:rPr>
+      </w:pPr>
+      <w:r>
+        <w:rPr>
+          <w:rFonts w:ascii="Times New Roman" w:hAnsi="Times New Roman" w:cs="Times New Roman"/>
+        </w:rPr>
+        <w:t>4. Блокировка и восстановление карточки</w:t>
+      </w:r>
+    </w:p>
+    <w:p>
+      <w:pPr>
+        <w:spacing w:after="0" w:line="360" w:lineRule="auto"/>
+        <w:rPr>
+          <w:rFonts w:ascii="Times New Roman" w:hAnsi="Times New Roman" w:cs="Times New Roman"/>
+        </w:rPr>
+      </w:pPr>
+      <w:r>
+        <w:rPr>
+          <w:rFonts w:ascii="Times New Roman" w:hAnsi="Times New Roman" w:cs="Times New Roman"/>
+        </w:rPr>
+        <w:t>Эти уведомления получают пользователи, которые зарегистрировались на мероприятие или добавили его в избранное.</w:t>
+      </w:r>
+    </w:p>
+    <w:p>
+      <w:pPr>
+        <w:spacing w:after="0" w:line="360" w:lineRule="auto"/>
+        <w:rPr>
+          <w:rFonts w:ascii="Times New Roman" w:hAnsi="Times New Roman" w:cs="Times New Roman"/>
+        </w:rPr>
+      </w:pPr>
+      <w:r>
+        <w:rPr>
+          <w:rFonts w:ascii="Times New Roman" w:hAnsi="Times New Roman" w:cs="Times New Roman"/>
+        </w:rPr>
+        <w:t>Мероприятие временно заблокировано</w:t>
       </w:r>
       <w:r>
         <w:rPr>
           <w:rFonts w:ascii="Times New Roman" w:hAnsi="Times New Roman" w:cs="Times New Roman"/>
         </w:rPr>
         <w:br/>
-        <w:t>Отправляется зарегистрированным пользователям после наступления времени начала мероприятия.</w:t>
+        <w:t>Карточка мероприятия скрыта из-за поступившей жалобы или проверки администратором.</w:t>
       </w:r>
       <w:r>
         <w:rPr>
@@ -2173,42 +2874,28 @@
           <w:rFonts w:ascii="Times New Roman" w:hAnsi="Times New Roman" w:cs="Times New Roman"/>
         </w:rPr>
         <w:br/>
-        <w:t>Кнопка</w:t>
-      </w:r>
-      <w:proofErr w:type="gramStart"/>
-      <w:r>
-        <w:rPr>
-          <w:rFonts w:ascii="Times New Roman" w:hAnsi="Times New Roman" w:cs="Times New Roman"/>
-        </w:rPr>
-        <w:t>: Перейти</w:t>
-      </w:r>
-      <w:proofErr w:type="gramEnd"/>
-      <w:r>
-        <w:rPr>
-          <w:rFonts w:ascii="Times New Roman" w:hAnsi="Times New Roman" w:cs="Times New Roman"/>
-        </w:rPr>
-        <w:t xml:space="preserve"> к мероприятию.</w:t>
-      </w:r>
-    </w:p>
-    <w:p>
-      <w:pPr>
-        <w:spacing w:after="0" w:line="360" w:lineRule="auto"/>
-        <w:rPr>
-          <w:rFonts w:ascii="Times New Roman" w:hAnsi="Times New Roman" w:cs="Times New Roman"/>
-        </w:rPr>
-      </w:pPr>
-      <w:r>
-        <w:rPr>
-          <w:rFonts w:ascii="Times New Roman" w:hAnsi="Times New Roman" w:cs="Times New Roman"/>
-        </w:rPr>
-        <w:t>Оставьте отзыв о прошедшем мероприятии</w:t>
+        <w:t>Кнопка не отображается, если карточка недоступна обычным пользователям.</w:t>
+      </w:r>
+    </w:p>
+    <w:p>
+      <w:pPr>
+        <w:spacing w:after="0" w:line="360" w:lineRule="auto"/>
+        <w:rPr>
+          <w:rFonts w:ascii="Times New Roman" w:hAnsi="Times New Roman" w:cs="Times New Roman"/>
+        </w:rPr>
+      </w:pPr>
+      <w:r>
+        <w:rPr>
+          <w:rFonts w:ascii="Times New Roman" w:hAnsi="Times New Roman" w:cs="Times New Roman"/>
+        </w:rPr>
+        <w:t>Мероприятие восстановлено</w:t>
       </w:r>
       <w:r>
         <w:rPr>
           <w:rFonts w:ascii="Times New Roman" w:hAnsi="Times New Roman" w:cs="Times New Roman"/>
         </w:rPr>
         <w:br/>
-        <w:t>Отправляется зарегистрированным пользователям после завершения мероприятия, когда карточка перешла в архивное состояние. Пользователь может оставить оценку и отзыв о мероприятии.</w:t>
+        <w:t>Администратор вернул карточку в действие после проверки, принятия исправлений или отклонения необоснованной жалобы.</w:t>
       </w:r>
       <w:r>
         <w:rPr>
@@ -2246,66 +2933,24 @@
           <w:rFonts w:ascii="Times New Roman" w:hAnsi="Times New Roman" w:cs="Times New Roman"/>
         </w:rPr>
       </w:pPr>
-    </w:p>
-    <w:p>
-      <w:pPr>
-        <w:spacing w:after="0" w:line="360" w:lineRule="auto"/>
-        <w:rPr>
-          <w:rFonts w:ascii="Times New Roman" w:hAnsi="Times New Roman" w:cs="Times New Roman"/>
-        </w:rPr>
-      </w:pPr>
-      <w:r>
-        <w:rPr>
-          <w:rFonts w:ascii="Times New Roman" w:hAnsi="Times New Roman" w:cs="Times New Roman"/>
-        </w:rPr>
-        <w:t>4. Блокировка и восстановление карточки</w:t>
-      </w:r>
-    </w:p>
-    <w:p>
-      <w:pPr>
-        <w:spacing w:after="0" w:line="360" w:lineRule="auto"/>
-        <w:rPr>
-          <w:rFonts w:ascii="Times New Roman" w:hAnsi="Times New Roman" w:cs="Times New Roman"/>
-        </w:rPr>
-      </w:pPr>
-      <w:r>
-        <w:rPr>
-          <w:rFonts w:ascii="Times New Roman" w:hAnsi="Times New Roman" w:cs="Times New Roman"/>
-        </w:rPr>
-        <w:t>Эти уведомления получают пользователи, которые зарегистрировались на мероприятие или добавили его в избранное.</w:t>
-      </w:r>
-    </w:p>
-    <w:p>
-      <w:pPr>
-        <w:spacing w:after="0" w:line="360" w:lineRule="auto"/>
-        <w:rPr>
-          <w:rFonts w:ascii="Times New Roman" w:hAnsi="Times New Roman" w:cs="Times New Roman"/>
-        </w:rPr>
-      </w:pPr>
-      <w:r>
-        <w:rPr>
-          <w:rFonts w:ascii="Times New Roman" w:hAnsi="Times New Roman" w:cs="Times New Roman"/>
-        </w:rPr>
-        <w:t>Мероприятие временно заблокировано</w:t>
+      <w:r>
+        <w:rPr>
+          <w:rFonts w:ascii="Times New Roman" w:hAnsi="Times New Roman" w:cs="Times New Roman"/>
+        </w:rPr>
+        <w:t>Мероприятие остается заблокированным</w:t>
       </w:r>
       <w:r>
         <w:rPr>
           <w:rFonts w:ascii="Times New Roman" w:hAnsi="Times New Roman" w:cs="Times New Roman"/>
         </w:rPr>
         <w:br/>
-        <w:t>Карточка мероприятия скрыта из-за поступившей жалобы или проверки администратором.</w:t>
+        <w:t>Администратор проверил исправления, но не принял их. Карточка остается недоступной пользователям.</w:t>
       </w:r>
       <w:r>
         <w:rPr>
           <w:rFonts w:ascii="Times New Roman" w:hAnsi="Times New Roman" w:cs="Times New Roman"/>
         </w:rPr>
         <w:br/>
-      </w:r>
-      <w:r>
-        <w:rPr>
-          <w:rFonts w:ascii="Times New Roman" w:hAnsi="Times New Roman" w:cs="Times New Roman"/>
-        </w:rPr>
-        <w:lastRenderedPageBreak/>
         <w:t>Отображается название мероприятия, название уведомления, содержание уведомления.</w:t>
       </w:r>
       <w:r>
@@ -2323,18 +2968,55 @@
           <w:rFonts w:ascii="Times New Roman" w:hAnsi="Times New Roman" w:cs="Times New Roman"/>
         </w:rPr>
       </w:pPr>
-      <w:r>
-        <w:rPr>
-          <w:rFonts w:ascii="Times New Roman" w:hAnsi="Times New Roman" w:cs="Times New Roman"/>
-        </w:rPr>
-        <w:t>Мероприятие восстановлено</w:t>
+    </w:p>
+    <w:p>
+      <w:pPr>
+        <w:spacing w:after="0" w:line="360" w:lineRule="auto"/>
+        <w:rPr>
+          <w:rFonts w:ascii="Times New Roman" w:hAnsi="Times New Roman" w:cs="Times New Roman"/>
+        </w:rPr>
+      </w:pPr>
+      <w:r>
+        <w:rPr>
+          <w:rFonts w:ascii="Times New Roman" w:hAnsi="Times New Roman" w:cs="Times New Roman"/>
+        </w:rPr>
+        <w:t>5. Жалобы пользователя</w:t>
+      </w:r>
+    </w:p>
+    <w:p>
+      <w:pPr>
+        <w:spacing w:after="0" w:line="360" w:lineRule="auto"/>
+        <w:rPr>
+          <w:rFonts w:ascii="Times New Roman" w:hAnsi="Times New Roman" w:cs="Times New Roman"/>
+        </w:rPr>
+      </w:pPr>
+      <w:r>
+        <w:rPr>
+          <w:rFonts w:ascii="Times New Roman" w:hAnsi="Times New Roman" w:cs="Times New Roman"/>
+        </w:rPr>
+        <w:lastRenderedPageBreak/>
+        <w:t>Эти уведомления получает пользователь, который подал жалобу.</w:t>
+      </w:r>
+    </w:p>
+    <w:p>
+      <w:pPr>
+        <w:spacing w:after="0" w:line="360" w:lineRule="auto"/>
+        <w:rPr>
+          <w:rFonts w:ascii="Times New Roman" w:hAnsi="Times New Roman" w:cs="Times New Roman"/>
+        </w:rPr>
+      </w:pPr>
+      <w:r>
+        <w:rPr>
+          <w:rFonts w:ascii="Times New Roman" w:hAnsi="Times New Roman" w:cs="Times New Roman"/>
+        </w:rPr>
+        <w:t>Жалоба отправлена</w:t>
       </w:r>
       <w:r>
         <w:rPr>
           <w:rFonts w:ascii="Times New Roman" w:hAnsi="Times New Roman" w:cs="Times New Roman"/>
         </w:rPr>
         <w:br/>
-        <w:t>Администратор вернул карточку в действие после проверки, принятия исправлений или отклонения необоснованной жалобы.</w:t>
+        <w:t>Система приняла жалобу пользователя на мероприятие.</w:t>
       </w:r>
       <w:r>
         <w:rPr>
@@ -2348,42 +3030,28 @@
           <w:rFonts w:ascii="Times New Roman" w:hAnsi="Times New Roman" w:cs="Times New Roman"/>
         </w:rPr>
         <w:br/>
-        <w:t>Кнопка</w:t>
-      </w:r>
-      <w:proofErr w:type="gramStart"/>
-      <w:r>
-        <w:rPr>
-          <w:rFonts w:ascii="Times New Roman" w:hAnsi="Times New Roman" w:cs="Times New Roman"/>
-        </w:rPr>
-        <w:t>: Перейти</w:t>
-      </w:r>
-      <w:proofErr w:type="gramEnd"/>
-      <w:r>
-        <w:rPr>
-          <w:rFonts w:ascii="Times New Roman" w:hAnsi="Times New Roman" w:cs="Times New Roman"/>
-        </w:rPr>
-        <w:t xml:space="preserve"> к мероприятию.</w:t>
-      </w:r>
-    </w:p>
-    <w:p>
-      <w:pPr>
-        <w:spacing w:after="0" w:line="360" w:lineRule="auto"/>
-        <w:rPr>
-          <w:rFonts w:ascii="Times New Roman" w:hAnsi="Times New Roman" w:cs="Times New Roman"/>
-        </w:rPr>
-      </w:pPr>
-      <w:r>
-        <w:rPr>
-          <w:rFonts w:ascii="Times New Roman" w:hAnsi="Times New Roman" w:cs="Times New Roman"/>
-        </w:rPr>
-        <w:t>Мероприятие остается заблокированным</w:t>
+        <w:t>Кнопка не отображается, если карточка была скрыта после жалобы.</w:t>
+      </w:r>
+    </w:p>
+    <w:p>
+      <w:pPr>
+        <w:spacing w:after="0" w:line="360" w:lineRule="auto"/>
+        <w:rPr>
+          <w:rFonts w:ascii="Times New Roman" w:hAnsi="Times New Roman" w:cs="Times New Roman"/>
+        </w:rPr>
+      </w:pPr>
+      <w:r>
+        <w:rPr>
+          <w:rFonts w:ascii="Times New Roman" w:hAnsi="Times New Roman" w:cs="Times New Roman"/>
+        </w:rPr>
+        <w:t>Жалоба отклонена</w:t>
       </w:r>
       <w:r>
         <w:rPr>
           <w:rFonts w:ascii="Times New Roman" w:hAnsi="Times New Roman" w:cs="Times New Roman"/>
         </w:rPr>
         <w:br/>
-        <w:t>Администратор проверил исправления, но не принял их. Карточка остается недоступной пользователям.</w:t>
+        <w:t>Администратор не подтвердил нарушение, и карточка мероприятия была восстановлена.</w:t>
       </w:r>
       <w:r>
         <w:rPr>
@@ -2397,64 +3065,883 @@
           <w:rFonts w:ascii="Times New Roman" w:hAnsi="Times New Roman" w:cs="Times New Roman"/>
         </w:rPr>
         <w:br/>
-        <w:t>Кнопка не отображается, если карточка недоступна обычным пользователям.</w:t>
-      </w:r>
-    </w:p>
-    <w:p>
-      <w:pPr>
-        <w:spacing w:after="0" w:line="360" w:lineRule="auto"/>
-        <w:rPr>
-          <w:rFonts w:ascii="Times New Roman" w:hAnsi="Times New Roman" w:cs="Times New Roman"/>
-        </w:rPr>
-      </w:pPr>
-    </w:p>
-    <w:p>
-      <w:pPr>
-        <w:spacing w:after="0" w:line="360" w:lineRule="auto"/>
-        <w:rPr>
-          <w:rFonts w:ascii="Times New Roman" w:hAnsi="Times New Roman" w:cs="Times New Roman"/>
-        </w:rPr>
-      </w:pPr>
-      <w:r>
-        <w:rPr>
-          <w:rFonts w:ascii="Times New Roman" w:hAnsi="Times New Roman" w:cs="Times New Roman"/>
-        </w:rPr>
-        <w:t>5. Жалобы пользователя</w:t>
-      </w:r>
-    </w:p>
-    <w:p>
-      <w:pPr>
-        <w:spacing w:after="0" w:line="360" w:lineRule="auto"/>
-        <w:rPr>
-          <w:rFonts w:ascii="Times New Roman" w:hAnsi="Times New Roman" w:cs="Times New Roman"/>
-        </w:rPr>
-      </w:pPr>
-      <w:r>
-        <w:rPr>
-          <w:rFonts w:ascii="Times New Roman" w:hAnsi="Times New Roman" w:cs="Times New Roman"/>
-        </w:rPr>
-        <w:t>Эти уведомления получает пользователь, который подал жалобу.</w:t>
-      </w:r>
-    </w:p>
-    <w:p>
-      <w:pPr>
-        <w:spacing w:after="0" w:line="360" w:lineRule="auto"/>
-        <w:rPr>
-          <w:rFonts w:ascii="Times New Roman" w:hAnsi="Times New Roman" w:cs="Times New Roman"/>
-        </w:rPr>
-      </w:pPr>
-      <w:r>
-        <w:rPr>
-          <w:rFonts w:ascii="Times New Roman" w:hAnsi="Times New Roman" w:cs="Times New Roman"/>
-        </w:rPr>
-        <w:t>Жалоба отправлена</w:t>
+        <w:t>Кнопка</w:t>
+      </w:r>
+      <w:proofErr w:type="gramStart"/>
+      <w:r>
+        <w:rPr>
+          <w:rFonts w:ascii="Times New Roman" w:hAnsi="Times New Roman" w:cs="Times New Roman"/>
+        </w:rPr>
+        <w:t>: Перейти</w:t>
+      </w:r>
+      <w:proofErr w:type="gramEnd"/>
+      <w:r>
+        <w:rPr>
+          <w:rFonts w:ascii="Times New Roman" w:hAnsi="Times New Roman" w:cs="Times New Roman"/>
+        </w:rPr>
+        <w:t xml:space="preserve"> к мероприятию.</w:t>
+      </w:r>
+    </w:p>
+    <w:p>
+      <w:pPr>
+        <w:spacing w:after="0" w:line="360" w:lineRule="auto"/>
+        <w:rPr>
+          <w:rFonts w:ascii="Times New Roman" w:hAnsi="Times New Roman" w:cs="Times New Roman"/>
+        </w:rPr>
+      </w:pPr>
+      <w:r>
+        <w:rPr>
+          <w:rFonts w:ascii="Times New Roman" w:hAnsi="Times New Roman" w:cs="Times New Roman"/>
+        </w:rPr>
+        <w:t>По жалобе принято решение</w:t>
       </w:r>
       <w:r>
         <w:rPr>
           <w:rFonts w:ascii="Times New Roman" w:hAnsi="Times New Roman" w:cs="Times New Roman"/>
         </w:rPr>
         <w:br/>
-        <w:t>Система приняла жалобу пользователя на мероприятие.</w:t>
+        <w:t>Администратор рассмотрел жалобу и принял решение: карточка восстановлена, карточка оставлена заблокированной, организатор заблокирован или пользователь заблокирован за ложную жалобу.</w:t>
+      </w:r>
+      <w:r>
+        <w:rPr>
+          <w:rFonts w:ascii="Times New Roman" w:hAnsi="Times New Roman" w:cs="Times New Roman"/>
+        </w:rPr>
+        <w:br/>
+        <w:t>Отображается название мероприятия, если оно доступно для отображения, название уведомления и содержание уведомления.</w:t>
+      </w:r>
+      <w:r>
+        <w:rPr>
+          <w:rFonts w:ascii="Times New Roman" w:hAnsi="Times New Roman" w:cs="Times New Roman"/>
+        </w:rPr>
+        <w:br/>
+        <w:t>Кнопка</w:t>
+      </w:r>
+      <w:proofErr w:type="gramStart"/>
+      <w:r>
+        <w:rPr>
+          <w:rFonts w:ascii="Times New Roman" w:hAnsi="Times New Roman" w:cs="Times New Roman"/>
+        </w:rPr>
+        <w:t>: Перейти</w:t>
+      </w:r>
+      <w:proofErr w:type="gramEnd"/>
+      <w:r>
+        <w:rPr>
+          <w:rFonts w:ascii="Times New Roman" w:hAnsi="Times New Roman" w:cs="Times New Roman"/>
+        </w:rPr>
+        <w:t xml:space="preserve"> к мероприятию — только если карточка доступна пользователям.</w:t>
+      </w:r>
+    </w:p>
+    <w:p>
+      <w:pPr>
+        <w:spacing w:after="0" w:line="360" w:lineRule="auto"/>
+        <w:rPr>
+          <w:rFonts w:ascii="Times New Roman" w:hAnsi="Times New Roman" w:cs="Times New Roman"/>
+        </w:rPr>
+      </w:pPr>
+    </w:p>
+    <w:p>
+      <w:pPr>
+        <w:spacing w:after="0" w:line="360" w:lineRule="auto"/>
+        <w:rPr>
+          <w:rFonts w:ascii="Times New Roman" w:hAnsi="Times New Roman" w:cs="Times New Roman"/>
+        </w:rPr>
+      </w:pPr>
+      <w:r>
+        <w:rPr>
+          <w:rFonts w:ascii="Times New Roman" w:hAnsi="Times New Roman" w:cs="Times New Roman"/>
+        </w:rPr>
+        <w:t>6. Отзывы и оценки</w:t>
+      </w:r>
+    </w:p>
+    <w:p>
+      <w:pPr>
+        <w:spacing w:after="0" w:line="360" w:lineRule="auto"/>
+        <w:rPr>
+          <w:rFonts w:ascii="Times New Roman" w:hAnsi="Times New Roman" w:cs="Times New Roman"/>
+        </w:rPr>
+      </w:pPr>
+    </w:p>
+    <w:p>
+      <w:pPr>
+        <w:spacing w:after="0" w:line="360" w:lineRule="auto"/>
+        <w:rPr>
+          <w:rFonts w:ascii="Times New Roman" w:hAnsi="Times New Roman" w:cs="Times New Roman"/>
+        </w:rPr>
+      </w:pPr>
+      <w:r>
+        <w:rPr>
+          <w:rFonts w:ascii="Times New Roman" w:hAnsi="Times New Roman" w:cs="Times New Roman"/>
+        </w:rPr>
+        <w:t>Отзыв опубликован</w:t>
+      </w:r>
+    </w:p>
+    <w:p>
+      <w:pPr>
+        <w:spacing w:after="0" w:line="360" w:lineRule="auto"/>
+        <w:rPr>
+          <w:rFonts w:ascii="Times New Roman" w:hAnsi="Times New Roman" w:cs="Times New Roman"/>
+        </w:rPr>
+      </w:pPr>
+      <w:r>
+        <w:rPr>
+          <w:rFonts w:ascii="Times New Roman" w:hAnsi="Times New Roman" w:cs="Times New Roman"/>
+        </w:rPr>
+        <w:t>Пользователь оставил отзыв о прошедшем мероприятии.</w:t>
+      </w:r>
+    </w:p>
+    <w:p>
+      <w:pPr>
+        <w:spacing w:after="0" w:line="360" w:lineRule="auto"/>
+        <w:rPr>
+          <w:rFonts w:ascii="Times New Roman" w:hAnsi="Times New Roman" w:cs="Times New Roman"/>
+        </w:rPr>
+      </w:pPr>
+      <w:r>
+        <w:rPr>
+          <w:rFonts w:ascii="Times New Roman" w:hAnsi="Times New Roman" w:cs="Times New Roman"/>
+        </w:rPr>
+        <w:t>Отображается название мероприятия, название уведомления, содержание уведомления.</w:t>
+      </w:r>
+    </w:p>
+    <w:p>
+      <w:pPr>
+        <w:spacing w:after="0" w:line="360" w:lineRule="auto"/>
+        <w:rPr>
+          <w:rFonts w:ascii="Times New Roman" w:hAnsi="Times New Roman" w:cs="Times New Roman"/>
+        </w:rPr>
+      </w:pPr>
+      <w:r>
+        <w:rPr>
+          <w:rFonts w:ascii="Times New Roman" w:hAnsi="Times New Roman" w:cs="Times New Roman"/>
+        </w:rPr>
+        <w:t>Кнопка</w:t>
+      </w:r>
+      <w:proofErr w:type="gramStart"/>
+      <w:r>
+        <w:rPr>
+          <w:rFonts w:ascii="Times New Roman" w:hAnsi="Times New Roman" w:cs="Times New Roman"/>
+        </w:rPr>
+        <w:t>: Перейти</w:t>
+      </w:r>
+      <w:proofErr w:type="gramEnd"/>
+      <w:r>
+        <w:rPr>
+          <w:rFonts w:ascii="Times New Roman" w:hAnsi="Times New Roman" w:cs="Times New Roman"/>
+        </w:rPr>
+        <w:t xml:space="preserve"> к мероприятию.</w:t>
+      </w:r>
+    </w:p>
+    <w:p>
+      <w:pPr>
+        <w:spacing w:after="0" w:line="360" w:lineRule="auto"/>
+        <w:rPr>
+          <w:rFonts w:ascii="Times New Roman" w:hAnsi="Times New Roman" w:cs="Times New Roman"/>
+        </w:rPr>
+      </w:pPr>
+    </w:p>
+    <w:p>
+      <w:pPr>
+        <w:spacing w:after="0" w:line="360" w:lineRule="auto"/>
+        <w:rPr>
+          <w:rFonts w:ascii="Times New Roman" w:hAnsi="Times New Roman" w:cs="Times New Roman"/>
+        </w:rPr>
+      </w:pPr>
+      <w:r>
+        <w:rPr>
+          <w:rFonts w:ascii="Times New Roman" w:hAnsi="Times New Roman" w:cs="Times New Roman"/>
+        </w:rPr>
+        <w:t>Отзыв удален</w:t>
+      </w:r>
+    </w:p>
+    <w:p>
+      <w:pPr>
+        <w:spacing w:after="0" w:line="360" w:lineRule="auto"/>
+        <w:rPr>
+          <w:rFonts w:ascii="Times New Roman" w:hAnsi="Times New Roman" w:cs="Times New Roman"/>
+        </w:rPr>
+      </w:pPr>
+      <w:r>
+        <w:rPr>
+          <w:rFonts w:ascii="Times New Roman" w:hAnsi="Times New Roman" w:cs="Times New Roman"/>
+        </w:rPr>
+        <w:t>Пользователь удалил свой отзыв о прошедшем мероприятии.</w:t>
+      </w:r>
+    </w:p>
+    <w:p>
+      <w:pPr>
+        <w:spacing w:after="0" w:line="360" w:lineRule="auto"/>
+        <w:rPr>
+          <w:rFonts w:ascii="Times New Roman" w:hAnsi="Times New Roman" w:cs="Times New Roman"/>
+        </w:rPr>
+      </w:pPr>
+      <w:r>
+        <w:rPr>
+          <w:rFonts w:ascii="Times New Roman" w:hAnsi="Times New Roman" w:cs="Times New Roman"/>
+        </w:rPr>
+        <w:t>Отображается название мероприятия, название уведомления, содержание уведомления.</w:t>
+      </w:r>
+    </w:p>
+    <w:p>
+      <w:pPr>
+        <w:spacing w:after="0" w:line="360" w:lineRule="auto"/>
+        <w:rPr>
+          <w:rFonts w:ascii="Times New Roman" w:hAnsi="Times New Roman" w:cs="Times New Roman"/>
+        </w:rPr>
+      </w:pPr>
+      <w:r>
+        <w:rPr>
+          <w:rFonts w:ascii="Times New Roman" w:hAnsi="Times New Roman" w:cs="Times New Roman"/>
+        </w:rPr>
+        <w:t>Кнопка</w:t>
+      </w:r>
+      <w:proofErr w:type="gramStart"/>
+      <w:r>
+        <w:rPr>
+          <w:rFonts w:ascii="Times New Roman" w:hAnsi="Times New Roman" w:cs="Times New Roman"/>
+        </w:rPr>
+        <w:t>: Перейти</w:t>
+      </w:r>
+      <w:proofErr w:type="gramEnd"/>
+      <w:r>
+        <w:rPr>
+          <w:rFonts w:ascii="Times New Roman" w:hAnsi="Times New Roman" w:cs="Times New Roman"/>
+        </w:rPr>
+        <w:t xml:space="preserve"> к мероприятию.</w:t>
+      </w:r>
+    </w:p>
+    <w:p>
+      <w:pPr>
+        <w:spacing w:after="0" w:line="360" w:lineRule="auto"/>
+        <w:rPr>
+          <w:rFonts w:ascii="Times New Roman" w:hAnsi="Times New Roman" w:cs="Times New Roman"/>
+        </w:rPr>
+      </w:pPr>
+    </w:p>
+    <w:p>
+      <w:pPr>
+        <w:spacing w:after="0" w:line="360" w:lineRule="auto"/>
+        <w:rPr>
+          <w:rFonts w:ascii="Times New Roman" w:hAnsi="Times New Roman" w:cs="Times New Roman"/>
+        </w:rPr>
+      </w:pPr>
+      <w:r>
+        <w:rPr>
+          <w:rFonts w:ascii="Times New Roman" w:hAnsi="Times New Roman" w:cs="Times New Roman"/>
+        </w:rPr>
+        <w:t>Жалоба на отзыв отправлена</w:t>
+      </w:r>
+    </w:p>
+    <w:p>
+      <w:pPr>
+        <w:spacing w:after="0" w:line="360" w:lineRule="auto"/>
+        <w:rPr>
+          <w:rFonts w:ascii="Times New Roman" w:hAnsi="Times New Roman" w:cs="Times New Roman"/>
+        </w:rPr>
+      </w:pPr>
+      <w:r>
+        <w:rPr>
+          <w:rFonts w:ascii="Times New Roman" w:hAnsi="Times New Roman" w:cs="Times New Roman"/>
+        </w:rPr>
+        <w:t>Пользователь пометил чужой отзыв как неприемлемый контент. Жалоба передана администратору на проверку.</w:t>
+      </w:r>
+    </w:p>
+    <w:p>
+      <w:pPr>
+        <w:spacing w:after="0" w:line="360" w:lineRule="auto"/>
+        <w:rPr>
+          <w:rFonts w:ascii="Times New Roman" w:hAnsi="Times New Roman" w:cs="Times New Roman"/>
+        </w:rPr>
+      </w:pPr>
+      <w:r>
+        <w:rPr>
+          <w:rFonts w:ascii="Times New Roman" w:hAnsi="Times New Roman" w:cs="Times New Roman"/>
+        </w:rPr>
+        <w:t>Отображается название мероприятия, название уведомления, содержание уведомления.</w:t>
+      </w:r>
+    </w:p>
+    <w:p>
+      <w:pPr>
+        <w:spacing w:after="0" w:line="360" w:lineRule="auto"/>
+        <w:rPr>
+          <w:rFonts w:ascii="Times New Roman" w:hAnsi="Times New Roman" w:cs="Times New Roman"/>
+        </w:rPr>
+      </w:pPr>
+      <w:r>
+        <w:rPr>
+          <w:rFonts w:ascii="Times New Roman" w:hAnsi="Times New Roman" w:cs="Times New Roman"/>
+        </w:rPr>
+        <w:t>Кнопка</w:t>
+      </w:r>
+      <w:proofErr w:type="gramStart"/>
+      <w:r>
+        <w:rPr>
+          <w:rFonts w:ascii="Times New Roman" w:hAnsi="Times New Roman" w:cs="Times New Roman"/>
+        </w:rPr>
+        <w:t>: Перейти</w:t>
+      </w:r>
+      <w:proofErr w:type="gramEnd"/>
+      <w:r>
+        <w:rPr>
+          <w:rFonts w:ascii="Times New Roman" w:hAnsi="Times New Roman" w:cs="Times New Roman"/>
+        </w:rPr>
+        <w:t xml:space="preserve"> к мероприятию.</w:t>
+      </w:r>
+    </w:p>
+    <w:p>
+      <w:pPr>
+        <w:spacing w:after="0" w:line="360" w:lineRule="auto"/>
+        <w:rPr>
+          <w:rFonts w:ascii="Times New Roman" w:hAnsi="Times New Roman" w:cs="Times New Roman"/>
+        </w:rPr>
+      </w:pPr>
+    </w:p>
+    <w:p>
+      <w:pPr>
+        <w:spacing w:after="0" w:line="360" w:lineRule="auto"/>
+        <w:rPr>
+          <w:rFonts w:ascii="Times New Roman" w:hAnsi="Times New Roman" w:cs="Times New Roman"/>
+        </w:rPr>
+      </w:pPr>
+      <w:r>
+        <w:rPr>
+          <w:rFonts w:ascii="Times New Roman" w:hAnsi="Times New Roman" w:cs="Times New Roman"/>
+        </w:rPr>
+        <w:lastRenderedPageBreak/>
+        <w:t>Ваш отзыв временно скрыт</w:t>
+      </w:r>
+    </w:p>
+    <w:p>
+      <w:pPr>
+        <w:spacing w:after="0" w:line="360" w:lineRule="auto"/>
+        <w:rPr>
+          <w:rFonts w:ascii="Times New Roman" w:hAnsi="Times New Roman" w:cs="Times New Roman"/>
+        </w:rPr>
+      </w:pPr>
+      <w:r>
+        <w:rPr>
+          <w:rFonts w:ascii="Times New Roman" w:hAnsi="Times New Roman" w:cs="Times New Roman"/>
+        </w:rPr>
+        <w:t>На отзыв пользователя поступила жалоба. Отзыв временно скрыт до проверки администратором.</w:t>
+      </w:r>
+    </w:p>
+    <w:p>
+      <w:pPr>
+        <w:spacing w:after="0" w:line="360" w:lineRule="auto"/>
+        <w:rPr>
+          <w:rFonts w:ascii="Times New Roman" w:hAnsi="Times New Roman" w:cs="Times New Roman"/>
+        </w:rPr>
+      </w:pPr>
+      <w:r>
+        <w:rPr>
+          <w:rFonts w:ascii="Times New Roman" w:hAnsi="Times New Roman" w:cs="Times New Roman"/>
+        </w:rPr>
+        <w:t>Отображается название мероприятия, название уведомления, содержание уведомления.</w:t>
+      </w:r>
+    </w:p>
+    <w:p>
+      <w:pPr>
+        <w:spacing w:after="0" w:line="360" w:lineRule="auto"/>
+        <w:rPr>
+          <w:rFonts w:ascii="Times New Roman" w:hAnsi="Times New Roman" w:cs="Times New Roman"/>
+        </w:rPr>
+      </w:pPr>
+      <w:r>
+        <w:rPr>
+          <w:rFonts w:ascii="Times New Roman" w:hAnsi="Times New Roman" w:cs="Times New Roman"/>
+        </w:rPr>
+        <w:t>Кнопка</w:t>
+      </w:r>
+      <w:proofErr w:type="gramStart"/>
+      <w:r>
+        <w:rPr>
+          <w:rFonts w:ascii="Times New Roman" w:hAnsi="Times New Roman" w:cs="Times New Roman"/>
+        </w:rPr>
+        <w:t>: Перейти</w:t>
+      </w:r>
+      <w:proofErr w:type="gramEnd"/>
+      <w:r>
+        <w:rPr>
+          <w:rFonts w:ascii="Times New Roman" w:hAnsi="Times New Roman" w:cs="Times New Roman"/>
+        </w:rPr>
+        <w:t xml:space="preserve"> к мероприятию.</w:t>
+      </w:r>
+    </w:p>
+    <w:p>
+      <w:pPr>
+        <w:spacing w:after="0" w:line="360" w:lineRule="auto"/>
+        <w:rPr>
+          <w:rFonts w:ascii="Times New Roman" w:hAnsi="Times New Roman" w:cs="Times New Roman"/>
+        </w:rPr>
+      </w:pPr>
+    </w:p>
+    <w:p>
+      <w:pPr>
+        <w:spacing w:after="0" w:line="360" w:lineRule="auto"/>
+        <w:rPr>
+          <w:rFonts w:ascii="Times New Roman" w:hAnsi="Times New Roman" w:cs="Times New Roman"/>
+        </w:rPr>
+      </w:pPr>
+      <w:r>
+        <w:rPr>
+          <w:rFonts w:ascii="Times New Roman" w:hAnsi="Times New Roman" w:cs="Times New Roman"/>
+        </w:rPr>
+        <w:t>Отзыв оставлен после проверки</w:t>
+      </w:r>
+    </w:p>
+    <w:p>
+      <w:pPr>
+        <w:spacing w:after="0" w:line="360" w:lineRule="auto"/>
+        <w:rPr>
+          <w:rFonts w:ascii="Times New Roman" w:hAnsi="Times New Roman" w:cs="Times New Roman"/>
+        </w:rPr>
+      </w:pPr>
+      <w:r>
+        <w:rPr>
+          <w:rFonts w:ascii="Times New Roman" w:hAnsi="Times New Roman" w:cs="Times New Roman"/>
+        </w:rPr>
+        <w:t>Администратор проверил жалобу и оставил отзыв опубликованным.</w:t>
+      </w:r>
+    </w:p>
+    <w:p>
+      <w:pPr>
+        <w:spacing w:after="0" w:line="360" w:lineRule="auto"/>
+        <w:rPr>
+          <w:rFonts w:ascii="Times New Roman" w:hAnsi="Times New Roman" w:cs="Times New Roman"/>
+        </w:rPr>
+      </w:pPr>
+      <w:r>
+        <w:rPr>
+          <w:rFonts w:ascii="Times New Roman" w:hAnsi="Times New Roman" w:cs="Times New Roman"/>
+        </w:rPr>
+        <w:t>Отображается название мероприятия, название уведомления, содержание уведомления.</w:t>
+      </w:r>
+    </w:p>
+    <w:p>
+      <w:pPr>
+        <w:spacing w:after="0" w:line="360" w:lineRule="auto"/>
+        <w:rPr>
+          <w:rFonts w:ascii="Times New Roman" w:hAnsi="Times New Roman" w:cs="Times New Roman"/>
+        </w:rPr>
+      </w:pPr>
+      <w:r>
+        <w:rPr>
+          <w:rFonts w:ascii="Times New Roman" w:hAnsi="Times New Roman" w:cs="Times New Roman"/>
+        </w:rPr>
+        <w:t>Кнопка</w:t>
+      </w:r>
+      <w:proofErr w:type="gramStart"/>
+      <w:r>
+        <w:rPr>
+          <w:rFonts w:ascii="Times New Roman" w:hAnsi="Times New Roman" w:cs="Times New Roman"/>
+        </w:rPr>
+        <w:t>: Перейти</w:t>
+      </w:r>
+      <w:proofErr w:type="gramEnd"/>
+      <w:r>
+        <w:rPr>
+          <w:rFonts w:ascii="Times New Roman" w:hAnsi="Times New Roman" w:cs="Times New Roman"/>
+        </w:rPr>
+        <w:t xml:space="preserve"> к мероприятию.</w:t>
+      </w:r>
+    </w:p>
+    <w:p>
+      <w:pPr>
+        <w:spacing w:after="0" w:line="360" w:lineRule="auto"/>
+        <w:rPr>
+          <w:rFonts w:ascii="Times New Roman" w:hAnsi="Times New Roman" w:cs="Times New Roman"/>
+        </w:rPr>
+      </w:pPr>
+    </w:p>
+    <w:p>
+      <w:pPr>
+        <w:spacing w:after="0" w:line="360" w:lineRule="auto"/>
+        <w:rPr>
+          <w:rFonts w:ascii="Times New Roman" w:hAnsi="Times New Roman" w:cs="Times New Roman"/>
+        </w:rPr>
+      </w:pPr>
+      <w:r>
+        <w:rPr>
+          <w:rFonts w:ascii="Times New Roman" w:hAnsi="Times New Roman" w:cs="Times New Roman"/>
+        </w:rPr>
+        <w:t>Отзыв удален после проверки</w:t>
+      </w:r>
+    </w:p>
+    <w:p>
+      <w:pPr>
+        <w:spacing w:after="0" w:line="360" w:lineRule="auto"/>
+        <w:rPr>
+          <w:rFonts w:ascii="Times New Roman" w:hAnsi="Times New Roman" w:cs="Times New Roman"/>
+        </w:rPr>
+      </w:pPr>
+      <w:r>
+        <w:rPr>
+          <w:rFonts w:ascii="Times New Roman" w:hAnsi="Times New Roman" w:cs="Times New Roman"/>
+        </w:rPr>
+        <w:t>Администратор проверил жалобу, удалил отзыв и применил меры к учетной записи пользователя.</w:t>
+      </w:r>
+    </w:p>
+    <w:p>
+      <w:pPr>
+        <w:spacing w:after="0" w:line="360" w:lineRule="auto"/>
+        <w:rPr>
+          <w:rFonts w:ascii="Times New Roman" w:hAnsi="Times New Roman" w:cs="Times New Roman"/>
+        </w:rPr>
+      </w:pPr>
+      <w:r>
+        <w:rPr>
+          <w:rFonts w:ascii="Times New Roman" w:hAnsi="Times New Roman" w:cs="Times New Roman"/>
+        </w:rPr>
+        <w:t>Отображается название мероприятия, название уведомления, содержание уведомления.</w:t>
+      </w:r>
+    </w:p>
+    <w:p>
+      <w:pPr>
+        <w:spacing w:after="0" w:line="360" w:lineRule="auto"/>
+        <w:rPr>
+          <w:rFonts w:ascii="Times New Roman" w:hAnsi="Times New Roman" w:cs="Times New Roman"/>
+        </w:rPr>
+      </w:pPr>
+      <w:r>
+        <w:rPr>
+          <w:rFonts w:ascii="Times New Roman" w:hAnsi="Times New Roman" w:cs="Times New Roman"/>
+        </w:rPr>
+        <w:t>Кнопка не отображается, если пользователь заблокирован.</w:t>
+      </w:r>
+    </w:p>
+    <w:p>
+      <w:pPr>
+        <w:spacing w:after="0" w:line="360" w:lineRule="auto"/>
+        <w:rPr>
+          <w:rFonts w:ascii="Times New Roman" w:hAnsi="Times New Roman" w:cs="Times New Roman"/>
+        </w:rPr>
+      </w:pPr>
+    </w:p>
+    <w:p>
+      <w:pPr>
+        <w:spacing w:after="0" w:line="360" w:lineRule="auto"/>
+        <w:rPr>
+          <w:rFonts w:ascii="Times New Roman" w:hAnsi="Times New Roman" w:cs="Times New Roman"/>
+        </w:rPr>
+      </w:pPr>
+      <w:r>
+        <w:rPr>
+          <w:rFonts w:ascii="Times New Roman" w:hAnsi="Times New Roman" w:cs="Times New Roman"/>
+        </w:rPr>
+        <w:t>Оценка организатора сохранена</w:t>
+      </w:r>
+    </w:p>
+    <w:p>
+      <w:pPr>
+        <w:spacing w:after="0" w:line="360" w:lineRule="auto"/>
+        <w:rPr>
+          <w:rFonts w:ascii="Times New Roman" w:hAnsi="Times New Roman" w:cs="Times New Roman"/>
+        </w:rPr>
+      </w:pPr>
+      <w:r>
+        <w:rPr>
+          <w:rFonts w:ascii="Times New Roman" w:hAnsi="Times New Roman" w:cs="Times New Roman"/>
+        </w:rPr>
+        <w:t>Пользователь поставил или изменил оценку организатора на странице организатора.</w:t>
+      </w:r>
+    </w:p>
+    <w:p>
+      <w:pPr>
+        <w:spacing w:after="0" w:line="360" w:lineRule="auto"/>
+        <w:rPr>
+          <w:rFonts w:ascii="Times New Roman" w:hAnsi="Times New Roman" w:cs="Times New Roman"/>
+        </w:rPr>
+      </w:pPr>
+      <w:r>
+        <w:rPr>
+          <w:rFonts w:ascii="Times New Roman" w:hAnsi="Times New Roman" w:cs="Times New Roman"/>
+        </w:rPr>
+        <w:t>Отображается название организатора, название уведомления, содержание уведомления.</w:t>
+      </w:r>
+    </w:p>
+    <w:p>
+      <w:pPr>
+        <w:spacing w:after="0" w:line="360" w:lineRule="auto"/>
+        <w:rPr>
+          <w:rFonts w:ascii="Times New Roman" w:hAnsi="Times New Roman" w:cs="Times New Roman"/>
+        </w:rPr>
+      </w:pPr>
+      <w:r>
+        <w:rPr>
+          <w:rFonts w:ascii="Times New Roman" w:hAnsi="Times New Roman" w:cs="Times New Roman"/>
+        </w:rPr>
+        <w:t>Кнопка</w:t>
+      </w:r>
+      <w:proofErr w:type="gramStart"/>
+      <w:r>
+        <w:rPr>
+          <w:rFonts w:ascii="Times New Roman" w:hAnsi="Times New Roman" w:cs="Times New Roman"/>
+        </w:rPr>
+        <w:t>: Перейти</w:t>
+      </w:r>
+      <w:proofErr w:type="gramEnd"/>
+      <w:r>
+        <w:rPr>
+          <w:rFonts w:ascii="Times New Roman" w:hAnsi="Times New Roman" w:cs="Times New Roman"/>
+        </w:rPr>
+        <w:t xml:space="preserve"> к странице организатора.</w:t>
+      </w:r>
+    </w:p>
+    <w:p>
+      <w:pPr>
+        <w:spacing w:after="0" w:line="360" w:lineRule="auto"/>
+        <w:rPr>
+          <w:rFonts w:ascii="Times New Roman" w:hAnsi="Times New Roman" w:cs="Times New Roman"/>
+        </w:rPr>
+      </w:pPr>
+    </w:p>
+    <w:p>
+      <w:pPr>
+        <w:spacing w:after="0" w:line="360" w:lineRule="auto"/>
+        <w:rPr>
+          <w:rFonts w:ascii="Times New Roman" w:hAnsi="Times New Roman" w:cs="Times New Roman"/>
+        </w:rPr>
+      </w:pPr>
+      <w:r>
+        <w:rPr>
+          <w:rFonts w:ascii="Times New Roman" w:hAnsi="Times New Roman" w:cs="Times New Roman"/>
+        </w:rPr>
+        <w:t>Оценка организатора удалена</w:t>
+      </w:r>
+    </w:p>
+    <w:p>
+      <w:pPr>
+        <w:spacing w:after="0" w:line="360" w:lineRule="auto"/>
+        <w:rPr>
+          <w:rFonts w:ascii="Times New Roman" w:hAnsi="Times New Roman" w:cs="Times New Roman"/>
+        </w:rPr>
+      </w:pPr>
+      <w:r>
+        <w:rPr>
+          <w:rFonts w:ascii="Times New Roman" w:hAnsi="Times New Roman" w:cs="Times New Roman"/>
+        </w:rPr>
+        <w:t>Пользователь удалил ранее поставленную оценку организатора.</w:t>
+      </w:r>
+    </w:p>
+    <w:p>
+      <w:pPr>
+        <w:spacing w:after="0" w:line="360" w:lineRule="auto"/>
+        <w:rPr>
+          <w:rFonts w:ascii="Times New Roman" w:hAnsi="Times New Roman" w:cs="Times New Roman"/>
+        </w:rPr>
+      </w:pPr>
+      <w:r>
+        <w:rPr>
+          <w:rFonts w:ascii="Times New Roman" w:hAnsi="Times New Roman" w:cs="Times New Roman"/>
+        </w:rPr>
+        <w:t>Отображается название организатора, название уведомления, содержание уведомления.</w:t>
+      </w:r>
+    </w:p>
+    <w:p>
+      <w:pPr>
+        <w:spacing w:after="0" w:line="360" w:lineRule="auto"/>
+        <w:rPr>
+          <w:rFonts w:ascii="Times New Roman" w:hAnsi="Times New Roman" w:cs="Times New Roman"/>
+        </w:rPr>
+      </w:pPr>
+      <w:r>
+        <w:rPr>
+          <w:rFonts w:ascii="Times New Roman" w:hAnsi="Times New Roman" w:cs="Times New Roman"/>
+        </w:rPr>
+        <w:t>Кнопка</w:t>
+      </w:r>
+      <w:proofErr w:type="gramStart"/>
+      <w:r>
+        <w:rPr>
+          <w:rFonts w:ascii="Times New Roman" w:hAnsi="Times New Roman" w:cs="Times New Roman"/>
+        </w:rPr>
+        <w:t>: Перейти</w:t>
+      </w:r>
+      <w:proofErr w:type="gramEnd"/>
+      <w:r>
+        <w:rPr>
+          <w:rFonts w:ascii="Times New Roman" w:hAnsi="Times New Roman" w:cs="Times New Roman"/>
+        </w:rPr>
+        <w:t xml:space="preserve"> к странице организатора.</w:t>
+      </w:r>
+    </w:p>
+    <w:p>
+      <w:pPr>
+        <w:spacing w:after="0" w:line="360" w:lineRule="auto"/>
+        <w:rPr>
+          <w:rFonts w:ascii="Times New Roman" w:hAnsi="Times New Roman" w:cs="Times New Roman"/>
+        </w:rPr>
+      </w:pPr>
+    </w:p>
+    <w:p>
+      <w:pPr>
+        <w:spacing w:after="0" w:line="360" w:lineRule="auto"/>
+        <w:rPr>
+          <w:rFonts w:ascii="Times New Roman" w:hAnsi="Times New Roman" w:cs="Times New Roman"/>
+        </w:rPr>
+      </w:pPr>
+      <w:r>
+        <w:rPr>
+          <w:rFonts w:ascii="Times New Roman" w:hAnsi="Times New Roman" w:cs="Times New Roman"/>
+        </w:rPr>
+        <w:t>7. Системные уведомления</w:t>
+      </w:r>
+    </w:p>
+    <w:p>
+      <w:pPr>
+        <w:spacing w:after="0" w:line="360" w:lineRule="auto"/>
+        <w:rPr>
+          <w:rFonts w:ascii="Times New Roman" w:hAnsi="Times New Roman" w:cs="Times New Roman"/>
+        </w:rPr>
+      </w:pPr>
+      <w:r>
+        <w:rPr>
+          <w:rFonts w:ascii="Times New Roman" w:hAnsi="Times New Roman" w:cs="Times New Roman"/>
+        </w:rPr>
+        <w:t>Профиль обновлен</w:t>
+      </w:r>
+      <w:r>
+        <w:rPr>
+          <w:rFonts w:ascii="Times New Roman" w:hAnsi="Times New Roman" w:cs="Times New Roman"/>
+        </w:rPr>
+        <w:br/>
+        <w:t>Данные профиля пользователя были изменены.</w:t>
+      </w:r>
+      <w:r>
+        <w:rPr>
+          <w:rFonts w:ascii="Times New Roman" w:hAnsi="Times New Roman" w:cs="Times New Roman"/>
+        </w:rPr>
+        <w:br/>
+        <w:t>Отображается название уведомления и содержание уведомления.</w:t>
+      </w:r>
+      <w:r>
+        <w:rPr>
+          <w:rFonts w:ascii="Times New Roman" w:hAnsi="Times New Roman" w:cs="Times New Roman"/>
+        </w:rPr>
+        <w:br/>
+        <w:t>Кнопка</w:t>
+      </w:r>
+      <w:proofErr w:type="gramStart"/>
+      <w:r>
+        <w:rPr>
+          <w:rFonts w:ascii="Times New Roman" w:hAnsi="Times New Roman" w:cs="Times New Roman"/>
+        </w:rPr>
+        <w:t>: Перейти</w:t>
+      </w:r>
+      <w:proofErr w:type="gramEnd"/>
+      <w:r>
+        <w:rPr>
+          <w:rFonts w:ascii="Times New Roman" w:hAnsi="Times New Roman" w:cs="Times New Roman"/>
+        </w:rPr>
+        <w:t xml:space="preserve"> к профилю.</w:t>
+      </w:r>
+    </w:p>
+    <w:p>
+      <w:pPr>
+        <w:spacing w:after="0" w:line="360" w:lineRule="auto"/>
+        <w:rPr>
+          <w:rFonts w:ascii="Times New Roman" w:hAnsi="Times New Roman" w:cs="Times New Roman"/>
+        </w:rPr>
+      </w:pPr>
+      <w:r>
+        <w:rPr>
+          <w:rFonts w:ascii="Times New Roman" w:hAnsi="Times New Roman" w:cs="Times New Roman"/>
+        </w:rPr>
+        <w:t>Пароль изменен</w:t>
+      </w:r>
+      <w:r>
+        <w:rPr>
+          <w:rFonts w:ascii="Times New Roman" w:hAnsi="Times New Roman" w:cs="Times New Roman"/>
+        </w:rPr>
+        <w:br/>
+        <w:t>Пароль учетной записи был успешно изменен.</w:t>
+      </w:r>
+      <w:r>
+        <w:rPr>
+          <w:rFonts w:ascii="Times New Roman" w:hAnsi="Times New Roman" w:cs="Times New Roman"/>
+        </w:rPr>
+        <w:br/>
+      </w:r>
+      <w:r>
+        <w:rPr>
+          <w:rFonts w:ascii="Times New Roman" w:hAnsi="Times New Roman" w:cs="Times New Roman"/>
+        </w:rPr>
+        <w:lastRenderedPageBreak/>
+        <w:t>Отображается название уведомления и содержание уведомления.</w:t>
+      </w:r>
+      <w:r>
+        <w:rPr>
+          <w:rFonts w:ascii="Times New Roman" w:hAnsi="Times New Roman" w:cs="Times New Roman"/>
+        </w:rPr>
+        <w:br/>
+        <w:t>Кнопка</w:t>
+      </w:r>
+      <w:proofErr w:type="gramStart"/>
+      <w:r>
+        <w:rPr>
+          <w:rFonts w:ascii="Times New Roman" w:hAnsi="Times New Roman" w:cs="Times New Roman"/>
+        </w:rPr>
+        <w:t>: Перейти</w:t>
+      </w:r>
+      <w:proofErr w:type="gramEnd"/>
+      <w:r>
+        <w:rPr>
+          <w:rFonts w:ascii="Times New Roman" w:hAnsi="Times New Roman" w:cs="Times New Roman"/>
+        </w:rPr>
+        <w:t xml:space="preserve"> к профилю.</w:t>
+      </w:r>
+    </w:p>
+    <w:p>
+      <w:pPr>
+        <w:spacing w:after="0" w:line="360" w:lineRule="auto"/>
+        <w:rPr>
+          <w:rFonts w:ascii="Times New Roman" w:hAnsi="Times New Roman" w:cs="Times New Roman"/>
+          <w:b/>
+          <w:bCs/>
+        </w:rPr>
+      </w:pPr>
+    </w:p>
+    <w:p>
+      <w:pPr>
+        <w:pStyle w:val="1"/>
+        <w:spacing w:before="0" w:after="0" w:line="360" w:lineRule="auto"/>
+      </w:pPr>
+      <w:r>
+        <w:t>Уведомления организатора</w:t>
+      </w:r>
+    </w:p>
+    <w:p>
+      <w:pPr>
+        <w:spacing w:after="0" w:line="360" w:lineRule="auto"/>
+        <w:rPr>
+          <w:rFonts w:ascii="Times New Roman" w:hAnsi="Times New Roman" w:cs="Times New Roman"/>
+        </w:rPr>
+      </w:pPr>
+      <w:r>
+        <w:rPr>
+          <w:rFonts w:ascii="Times New Roman" w:hAnsi="Times New Roman" w:cs="Times New Roman"/>
+        </w:rPr>
+        <w:t>1. Регистрации участников</w:t>
+      </w:r>
+    </w:p>
+    <w:p>
+      <w:pPr>
+        <w:spacing w:after="0" w:line="360" w:lineRule="auto"/>
+        <w:rPr>
+          <w:rFonts w:ascii="Times New Roman" w:hAnsi="Times New Roman" w:cs="Times New Roman"/>
+        </w:rPr>
+      </w:pPr>
+      <w:r>
+        <w:rPr>
+          <w:rFonts w:ascii="Times New Roman" w:hAnsi="Times New Roman" w:cs="Times New Roman"/>
+        </w:rPr>
+        <w:t>Новая заявка на регистрацию</w:t>
+      </w:r>
+      <w:r>
+        <w:rPr>
+          <w:rFonts w:ascii="Times New Roman" w:hAnsi="Times New Roman" w:cs="Times New Roman"/>
+        </w:rPr>
+        <w:br/>
+        <w:t>Пользователь заполнил форму регистрации на мероприятие с подтверждением организатором.</w:t>
       </w:r>
       <w:r>
         <w:rPr>
@@ -2468,28 +3955,42 @@
           <w:rFonts w:ascii="Times New Roman" w:hAnsi="Times New Roman" w:cs="Times New Roman"/>
         </w:rPr>
         <w:br/>
-        <w:t>Кнопка не отображается, если карточка была скрыта после жалобы.</w:t>
-      </w:r>
-    </w:p>
-    <w:p>
-      <w:pPr>
-        <w:spacing w:after="0" w:line="360" w:lineRule="auto"/>
-        <w:rPr>
-          <w:rFonts w:ascii="Times New Roman" w:hAnsi="Times New Roman" w:cs="Times New Roman"/>
-        </w:rPr>
-      </w:pPr>
-      <w:r>
-        <w:rPr>
-          <w:rFonts w:ascii="Times New Roman" w:hAnsi="Times New Roman" w:cs="Times New Roman"/>
-        </w:rPr>
-        <w:t>Жалоба отклонена</w:t>
+        <w:t>Кнопка</w:t>
+      </w:r>
+      <w:proofErr w:type="gramStart"/>
+      <w:r>
+        <w:rPr>
+          <w:rFonts w:ascii="Times New Roman" w:hAnsi="Times New Roman" w:cs="Times New Roman"/>
+        </w:rPr>
+        <w:t>: Перейти</w:t>
+      </w:r>
+      <w:proofErr w:type="gramEnd"/>
+      <w:r>
+        <w:rPr>
+          <w:rFonts w:ascii="Times New Roman" w:hAnsi="Times New Roman" w:cs="Times New Roman"/>
+        </w:rPr>
+        <w:t xml:space="preserve"> к участникам.</w:t>
+      </w:r>
+    </w:p>
+    <w:p>
+      <w:pPr>
+        <w:spacing w:after="0" w:line="360" w:lineRule="auto"/>
+        <w:rPr>
+          <w:rFonts w:ascii="Times New Roman" w:hAnsi="Times New Roman" w:cs="Times New Roman"/>
+        </w:rPr>
+      </w:pPr>
+      <w:r>
+        <w:rPr>
+          <w:rFonts w:ascii="Times New Roman" w:hAnsi="Times New Roman" w:cs="Times New Roman"/>
+        </w:rPr>
+        <w:t>Новая регистрация на мероприятие</w:t>
       </w:r>
       <w:r>
         <w:rPr>
           <w:rFonts w:ascii="Times New Roman" w:hAnsi="Times New Roman" w:cs="Times New Roman"/>
         </w:rPr>
         <w:br/>
-        <w:t>Администратор не подтвердил нарушение, и карточка мероприятия была восстановлена.</w:t>
+        <w:t>Пользователь зарегистрировался на мероприятие без подтверждения организатором.</w:t>
       </w:r>
       <w:r>
         <w:rPr>
@@ -2517,35 +4018,35 @@
         <w:rPr>
           <w:rFonts w:ascii="Times New Roman" w:hAnsi="Times New Roman" w:cs="Times New Roman"/>
         </w:rPr>
-        <w:t xml:space="preserve"> к мероприятию.</w:t>
-      </w:r>
-    </w:p>
-    <w:p>
-      <w:pPr>
-        <w:spacing w:after="0" w:line="360" w:lineRule="auto"/>
-        <w:rPr>
-          <w:rFonts w:ascii="Times New Roman" w:hAnsi="Times New Roman" w:cs="Times New Roman"/>
-        </w:rPr>
-      </w:pPr>
-      <w:r>
-        <w:rPr>
-          <w:rFonts w:ascii="Times New Roman" w:hAnsi="Times New Roman" w:cs="Times New Roman"/>
-        </w:rPr>
-        <w:t>По жалобе принято решение</w:t>
+        <w:t xml:space="preserve"> к участникам.</w:t>
+      </w:r>
+    </w:p>
+    <w:p>
+      <w:pPr>
+        <w:spacing w:after="0" w:line="360" w:lineRule="auto"/>
+        <w:rPr>
+          <w:rFonts w:ascii="Times New Roman" w:hAnsi="Times New Roman" w:cs="Times New Roman"/>
+        </w:rPr>
+      </w:pPr>
+      <w:r>
+        <w:rPr>
+          <w:rFonts w:ascii="Times New Roman" w:hAnsi="Times New Roman" w:cs="Times New Roman"/>
+        </w:rPr>
+        <w:t>Пользователь отменил заявку</w:t>
       </w:r>
       <w:r>
         <w:rPr>
           <w:rFonts w:ascii="Times New Roman" w:hAnsi="Times New Roman" w:cs="Times New Roman"/>
         </w:rPr>
         <w:br/>
-        <w:t>Администратор рассмотрел жалобу и принял решение: карточка восстановлена, карточка оставлена заблокированной, организатор заблокирован или пользователь заблокирован за ложную жалобу.</w:t>
+        <w:t>Пользователь отменил неподтвержденную заявку на регистрацию.</w:t>
       </w:r>
       <w:r>
         <w:rPr>
           <w:rFonts w:ascii="Times New Roman" w:hAnsi="Times New Roman" w:cs="Times New Roman"/>
         </w:rPr>
         <w:br/>
-        <w:t>Отображается название мероприятия, если оно доступно для отображения, название уведомления и содержание уведомления.</w:t>
+        <w:t>Отображается название мероприятия, название уведомления, содержание уведомления.</w:t>
       </w:r>
       <w:r>
         <w:rPr>
@@ -2566,690 +4067,35 @@
         <w:rPr>
           <w:rFonts w:ascii="Times New Roman" w:hAnsi="Times New Roman" w:cs="Times New Roman"/>
         </w:rPr>
-        <w:t xml:space="preserve"> к мероприятию — только если карточка доступна пользователям.</w:t>
-      </w:r>
-    </w:p>
-    <w:p>
-      <w:pPr>
-        <w:spacing w:after="0" w:line="360" w:lineRule="auto"/>
-        <w:rPr>
-          <w:rFonts w:ascii="Times New Roman" w:hAnsi="Times New Roman" w:cs="Times New Roman"/>
-        </w:rPr>
-      </w:pPr>
-    </w:p>
-    <w:p>
-      <w:pPr>
-        <w:spacing w:after="0" w:line="360" w:lineRule="auto"/>
-        <w:rPr>
-          <w:rFonts w:ascii="Times New Roman" w:hAnsi="Times New Roman" w:cs="Times New Roman"/>
-        </w:rPr>
-      </w:pPr>
-      <w:r>
-        <w:rPr>
-          <w:rFonts w:ascii="Times New Roman" w:hAnsi="Times New Roman" w:cs="Times New Roman"/>
-        </w:rPr>
-        <w:t>6. Отзывы и оценки</w:t>
-      </w:r>
-    </w:p>
-    <w:p>
-      <w:pPr>
-        <w:spacing w:after="0" w:line="360" w:lineRule="auto"/>
-        <w:rPr>
-          <w:rFonts w:ascii="Times New Roman" w:hAnsi="Times New Roman" w:cs="Times New Roman"/>
-        </w:rPr>
-      </w:pPr>
-    </w:p>
-    <w:p>
-      <w:pPr>
-        <w:spacing w:after="0" w:line="360" w:lineRule="auto"/>
-        <w:rPr>
-          <w:rFonts w:ascii="Times New Roman" w:hAnsi="Times New Roman" w:cs="Times New Roman"/>
-        </w:rPr>
-      </w:pPr>
-      <w:r>
-        <w:rPr>
-          <w:rFonts w:ascii="Times New Roman" w:hAnsi="Times New Roman" w:cs="Times New Roman"/>
-        </w:rPr>
-        <w:t>Отзыв опубликован</w:t>
-      </w:r>
-    </w:p>
-    <w:p>
-      <w:pPr>
-        <w:spacing w:after="0" w:line="360" w:lineRule="auto"/>
-        <w:rPr>
-          <w:rFonts w:ascii="Times New Roman" w:hAnsi="Times New Roman" w:cs="Times New Roman"/>
-        </w:rPr>
-      </w:pPr>
-      <w:r>
-        <w:rPr>
-          <w:rFonts w:ascii="Times New Roman" w:hAnsi="Times New Roman" w:cs="Times New Roman"/>
-        </w:rPr>
-        <w:t>Пользователь оставил отзыв о прошедшем мероприятии.</w:t>
-      </w:r>
-    </w:p>
-    <w:p>
-      <w:pPr>
-        <w:spacing w:after="0" w:line="360" w:lineRule="auto"/>
-        <w:rPr>
-          <w:rFonts w:ascii="Times New Roman" w:hAnsi="Times New Roman" w:cs="Times New Roman"/>
-        </w:rPr>
-      </w:pPr>
-      <w:r>
-        <w:rPr>
-          <w:rFonts w:ascii="Times New Roman" w:hAnsi="Times New Roman" w:cs="Times New Roman"/>
-        </w:rPr>
-        <w:lastRenderedPageBreak/>
+        <w:t xml:space="preserve"> к мероприятию.</w:t>
+      </w:r>
+    </w:p>
+    <w:p>
+      <w:pPr>
+        <w:spacing w:after="0" w:line="360" w:lineRule="auto"/>
+        <w:rPr>
+          <w:rFonts w:ascii="Times New Roman" w:hAnsi="Times New Roman" w:cs="Times New Roman"/>
+        </w:rPr>
+      </w:pPr>
+      <w:r>
+        <w:rPr>
+          <w:rFonts w:ascii="Times New Roman" w:hAnsi="Times New Roman" w:cs="Times New Roman"/>
+        </w:rPr>
+        <w:t>Пользователь отменил регистрацию</w:t>
+      </w:r>
+      <w:r>
+        <w:rPr>
+          <w:rFonts w:ascii="Times New Roman" w:hAnsi="Times New Roman" w:cs="Times New Roman"/>
+        </w:rPr>
+        <w:br/>
+        <w:t>Пользователь отменил уже подтвержденную регистрацию на мероприятие.</w:t>
+      </w:r>
+      <w:r>
+        <w:rPr>
+          <w:rFonts w:ascii="Times New Roman" w:hAnsi="Times New Roman" w:cs="Times New Roman"/>
+        </w:rPr>
+        <w:br/>
         <w:t>Отображается название мероприятия, название уведомления, содержание уведомления.</w:t>
-      </w:r>
-    </w:p>
-    <w:p>
-      <w:pPr>
-        <w:spacing w:after="0" w:line="360" w:lineRule="auto"/>
-        <w:rPr>
-          <w:rFonts w:ascii="Times New Roman" w:hAnsi="Times New Roman" w:cs="Times New Roman"/>
-        </w:rPr>
-      </w:pPr>
-      <w:r>
-        <w:rPr>
-          <w:rFonts w:ascii="Times New Roman" w:hAnsi="Times New Roman" w:cs="Times New Roman"/>
-        </w:rPr>
-        <w:t>Кнопка</w:t>
-      </w:r>
-      <w:proofErr w:type="gramStart"/>
-      <w:r>
-        <w:rPr>
-          <w:rFonts w:ascii="Times New Roman" w:hAnsi="Times New Roman" w:cs="Times New Roman"/>
-        </w:rPr>
-        <w:t>: Перейти</w:t>
-      </w:r>
-      <w:proofErr w:type="gramEnd"/>
-      <w:r>
-        <w:rPr>
-          <w:rFonts w:ascii="Times New Roman" w:hAnsi="Times New Roman" w:cs="Times New Roman"/>
-        </w:rPr>
-        <w:t xml:space="preserve"> к мероприятию.</w:t>
-      </w:r>
-    </w:p>
-    <w:p>
-      <w:pPr>
-        <w:spacing w:after="0" w:line="360" w:lineRule="auto"/>
-        <w:rPr>
-          <w:rFonts w:ascii="Times New Roman" w:hAnsi="Times New Roman" w:cs="Times New Roman"/>
-        </w:rPr>
-      </w:pPr>
-    </w:p>
-    <w:p>
-      <w:pPr>
-        <w:spacing w:after="0" w:line="360" w:lineRule="auto"/>
-        <w:rPr>
-          <w:rFonts w:ascii="Times New Roman" w:hAnsi="Times New Roman" w:cs="Times New Roman"/>
-        </w:rPr>
-      </w:pPr>
-      <w:r>
-        <w:rPr>
-          <w:rFonts w:ascii="Times New Roman" w:hAnsi="Times New Roman" w:cs="Times New Roman"/>
-        </w:rPr>
-        <w:t>Отзыв удален</w:t>
-      </w:r>
-    </w:p>
-    <w:p>
-      <w:pPr>
-        <w:spacing w:after="0" w:line="360" w:lineRule="auto"/>
-        <w:rPr>
-          <w:rFonts w:ascii="Times New Roman" w:hAnsi="Times New Roman" w:cs="Times New Roman"/>
-        </w:rPr>
-      </w:pPr>
-      <w:r>
-        <w:rPr>
-          <w:rFonts w:ascii="Times New Roman" w:hAnsi="Times New Roman" w:cs="Times New Roman"/>
-        </w:rPr>
-        <w:t>Пользователь удалил свой отзыв о прошедшем мероприятии.</w:t>
-      </w:r>
-    </w:p>
-    <w:p>
-      <w:pPr>
-        <w:spacing w:after="0" w:line="360" w:lineRule="auto"/>
-        <w:rPr>
-          <w:rFonts w:ascii="Times New Roman" w:hAnsi="Times New Roman" w:cs="Times New Roman"/>
-        </w:rPr>
-      </w:pPr>
-      <w:r>
-        <w:rPr>
-          <w:rFonts w:ascii="Times New Roman" w:hAnsi="Times New Roman" w:cs="Times New Roman"/>
-        </w:rPr>
-        <w:t>Отображается название мероприятия, название уведомления, содержание уведомления.</w:t>
-      </w:r>
-    </w:p>
-    <w:p>
-      <w:pPr>
-        <w:spacing w:after="0" w:line="360" w:lineRule="auto"/>
-        <w:rPr>
-          <w:rFonts w:ascii="Times New Roman" w:hAnsi="Times New Roman" w:cs="Times New Roman"/>
-        </w:rPr>
-      </w:pPr>
-      <w:r>
-        <w:rPr>
-          <w:rFonts w:ascii="Times New Roman" w:hAnsi="Times New Roman" w:cs="Times New Roman"/>
-        </w:rPr>
-        <w:t>Кнопка</w:t>
-      </w:r>
-      <w:proofErr w:type="gramStart"/>
-      <w:r>
-        <w:rPr>
-          <w:rFonts w:ascii="Times New Roman" w:hAnsi="Times New Roman" w:cs="Times New Roman"/>
-        </w:rPr>
-        <w:t>: Перейти</w:t>
-      </w:r>
-      <w:proofErr w:type="gramEnd"/>
-      <w:r>
-        <w:rPr>
-          <w:rFonts w:ascii="Times New Roman" w:hAnsi="Times New Roman" w:cs="Times New Roman"/>
-        </w:rPr>
-        <w:t xml:space="preserve"> к мероприятию.</w:t>
-      </w:r>
-    </w:p>
-    <w:p>
-      <w:pPr>
-        <w:spacing w:after="0" w:line="360" w:lineRule="auto"/>
-        <w:rPr>
-          <w:rFonts w:ascii="Times New Roman" w:hAnsi="Times New Roman" w:cs="Times New Roman"/>
-        </w:rPr>
-      </w:pPr>
-    </w:p>
-    <w:p>
-      <w:pPr>
-        <w:spacing w:after="0" w:line="360" w:lineRule="auto"/>
-        <w:rPr>
-          <w:rFonts w:ascii="Times New Roman" w:hAnsi="Times New Roman" w:cs="Times New Roman"/>
-        </w:rPr>
-      </w:pPr>
-      <w:r>
-        <w:rPr>
-          <w:rFonts w:ascii="Times New Roman" w:hAnsi="Times New Roman" w:cs="Times New Roman"/>
-        </w:rPr>
-        <w:t>Жалоба на отзыв отправлена</w:t>
-      </w:r>
-    </w:p>
-    <w:p>
-      <w:pPr>
-        <w:spacing w:after="0" w:line="360" w:lineRule="auto"/>
-        <w:rPr>
-          <w:rFonts w:ascii="Times New Roman" w:hAnsi="Times New Roman" w:cs="Times New Roman"/>
-        </w:rPr>
-      </w:pPr>
-      <w:r>
-        <w:rPr>
-          <w:rFonts w:ascii="Times New Roman" w:hAnsi="Times New Roman" w:cs="Times New Roman"/>
-        </w:rPr>
-        <w:t>Пользователь пометил чужой отзыв как неприемлемый контент. Жалоба передана администратору на проверку.</w:t>
-      </w:r>
-    </w:p>
-    <w:p>
-      <w:pPr>
-        <w:spacing w:after="0" w:line="360" w:lineRule="auto"/>
-        <w:rPr>
-          <w:rFonts w:ascii="Times New Roman" w:hAnsi="Times New Roman" w:cs="Times New Roman"/>
-        </w:rPr>
-      </w:pPr>
-      <w:r>
-        <w:rPr>
-          <w:rFonts w:ascii="Times New Roman" w:hAnsi="Times New Roman" w:cs="Times New Roman"/>
-        </w:rPr>
-        <w:t>Отображается название мероприятия, название уведомления, содержание уведомления.</w:t>
-      </w:r>
-    </w:p>
-    <w:p>
-      <w:pPr>
-        <w:spacing w:after="0" w:line="360" w:lineRule="auto"/>
-        <w:rPr>
-          <w:rFonts w:ascii="Times New Roman" w:hAnsi="Times New Roman" w:cs="Times New Roman"/>
-        </w:rPr>
-      </w:pPr>
-      <w:r>
-        <w:rPr>
-          <w:rFonts w:ascii="Times New Roman" w:hAnsi="Times New Roman" w:cs="Times New Roman"/>
-        </w:rPr>
-        <w:t>Кнопка</w:t>
-      </w:r>
-      <w:proofErr w:type="gramStart"/>
-      <w:r>
-        <w:rPr>
-          <w:rFonts w:ascii="Times New Roman" w:hAnsi="Times New Roman" w:cs="Times New Roman"/>
-        </w:rPr>
-        <w:t>: Перейти</w:t>
-      </w:r>
-      <w:proofErr w:type="gramEnd"/>
-      <w:r>
-        <w:rPr>
-          <w:rFonts w:ascii="Times New Roman" w:hAnsi="Times New Roman" w:cs="Times New Roman"/>
-        </w:rPr>
-        <w:t xml:space="preserve"> к мероприятию.</w:t>
-      </w:r>
-    </w:p>
-    <w:p>
-      <w:pPr>
-        <w:spacing w:after="0" w:line="360" w:lineRule="auto"/>
-        <w:rPr>
-          <w:rFonts w:ascii="Times New Roman" w:hAnsi="Times New Roman" w:cs="Times New Roman"/>
-        </w:rPr>
-      </w:pPr>
-    </w:p>
-    <w:p>
-      <w:pPr>
-        <w:spacing w:after="0" w:line="360" w:lineRule="auto"/>
-        <w:rPr>
-          <w:rFonts w:ascii="Times New Roman" w:hAnsi="Times New Roman" w:cs="Times New Roman"/>
-        </w:rPr>
-      </w:pPr>
-      <w:r>
-        <w:rPr>
-          <w:rFonts w:ascii="Times New Roman" w:hAnsi="Times New Roman" w:cs="Times New Roman"/>
-        </w:rPr>
-        <w:t>Ваш отзыв временно скрыт</w:t>
-      </w:r>
-    </w:p>
-    <w:p>
-      <w:pPr>
-        <w:spacing w:after="0" w:line="360" w:lineRule="auto"/>
-        <w:rPr>
-          <w:rFonts w:ascii="Times New Roman" w:hAnsi="Times New Roman" w:cs="Times New Roman"/>
-        </w:rPr>
-      </w:pPr>
-      <w:r>
-        <w:rPr>
-          <w:rFonts w:ascii="Times New Roman" w:hAnsi="Times New Roman" w:cs="Times New Roman"/>
-        </w:rPr>
-        <w:t>На отзыв пользователя поступила жалоба. Отзыв временно скрыт до проверки администратором.</w:t>
-      </w:r>
-    </w:p>
-    <w:p>
-      <w:pPr>
-        <w:spacing w:after="0" w:line="360" w:lineRule="auto"/>
-        <w:rPr>
-          <w:rFonts w:ascii="Times New Roman" w:hAnsi="Times New Roman" w:cs="Times New Roman"/>
-        </w:rPr>
-      </w:pPr>
-      <w:r>
-        <w:rPr>
-          <w:rFonts w:ascii="Times New Roman" w:hAnsi="Times New Roman" w:cs="Times New Roman"/>
-        </w:rPr>
-        <w:t>Отображается название мероприятия, название уведомления, содержание уведомления.</w:t>
-      </w:r>
-    </w:p>
-    <w:p>
-      <w:pPr>
-        <w:spacing w:after="0" w:line="360" w:lineRule="auto"/>
-        <w:rPr>
-          <w:rFonts w:ascii="Times New Roman" w:hAnsi="Times New Roman" w:cs="Times New Roman"/>
-        </w:rPr>
-      </w:pPr>
-      <w:r>
-        <w:rPr>
-          <w:rFonts w:ascii="Times New Roman" w:hAnsi="Times New Roman" w:cs="Times New Roman"/>
-        </w:rPr>
-        <w:t>Кнопка</w:t>
-      </w:r>
-      <w:proofErr w:type="gramStart"/>
-      <w:r>
-        <w:rPr>
-          <w:rFonts w:ascii="Times New Roman" w:hAnsi="Times New Roman" w:cs="Times New Roman"/>
-        </w:rPr>
-        <w:t>: Перейти</w:t>
-      </w:r>
-      <w:proofErr w:type="gramEnd"/>
-      <w:r>
-        <w:rPr>
-          <w:rFonts w:ascii="Times New Roman" w:hAnsi="Times New Roman" w:cs="Times New Roman"/>
-        </w:rPr>
-        <w:t xml:space="preserve"> к мероприятию.</w:t>
-      </w:r>
-    </w:p>
-    <w:p>
-      <w:pPr>
-        <w:spacing w:after="0" w:line="360" w:lineRule="auto"/>
-        <w:rPr>
-          <w:rFonts w:ascii="Times New Roman" w:hAnsi="Times New Roman" w:cs="Times New Roman"/>
-        </w:rPr>
-      </w:pPr>
-    </w:p>
-    <w:p>
-      <w:pPr>
-        <w:spacing w:after="0" w:line="360" w:lineRule="auto"/>
-        <w:rPr>
-          <w:rFonts w:ascii="Times New Roman" w:hAnsi="Times New Roman" w:cs="Times New Roman"/>
-        </w:rPr>
-      </w:pPr>
-      <w:r>
-        <w:rPr>
-          <w:rFonts w:ascii="Times New Roman" w:hAnsi="Times New Roman" w:cs="Times New Roman"/>
-        </w:rPr>
-        <w:t>Отзыв оставлен после проверки</w:t>
-      </w:r>
-    </w:p>
-    <w:p>
-      <w:pPr>
-        <w:spacing w:after="0" w:line="360" w:lineRule="auto"/>
-        <w:rPr>
-          <w:rFonts w:ascii="Times New Roman" w:hAnsi="Times New Roman" w:cs="Times New Roman"/>
-        </w:rPr>
-      </w:pPr>
-      <w:r>
-        <w:rPr>
-          <w:rFonts w:ascii="Times New Roman" w:hAnsi="Times New Roman" w:cs="Times New Roman"/>
-        </w:rPr>
-        <w:t>Администратор проверил жалобу и оставил отзыв опубликованным.</w:t>
-      </w:r>
-    </w:p>
-    <w:p>
-      <w:pPr>
-        <w:spacing w:after="0" w:line="360" w:lineRule="auto"/>
-        <w:rPr>
-          <w:rFonts w:ascii="Times New Roman" w:hAnsi="Times New Roman" w:cs="Times New Roman"/>
-        </w:rPr>
-      </w:pPr>
-      <w:r>
-        <w:rPr>
-          <w:rFonts w:ascii="Times New Roman" w:hAnsi="Times New Roman" w:cs="Times New Roman"/>
-        </w:rPr>
-        <w:t>Отображается название мероприятия, название уведомления, содержание уведомления.</w:t>
-      </w:r>
-    </w:p>
-    <w:p>
-      <w:pPr>
-        <w:spacing w:after="0" w:line="360" w:lineRule="auto"/>
-        <w:rPr>
-          <w:rFonts w:ascii="Times New Roman" w:hAnsi="Times New Roman" w:cs="Times New Roman"/>
-        </w:rPr>
-      </w:pPr>
-      <w:r>
-        <w:rPr>
-          <w:rFonts w:ascii="Times New Roman" w:hAnsi="Times New Roman" w:cs="Times New Roman"/>
-        </w:rPr>
-        <w:t>Кнопка</w:t>
-      </w:r>
-      <w:proofErr w:type="gramStart"/>
-      <w:r>
-        <w:rPr>
-          <w:rFonts w:ascii="Times New Roman" w:hAnsi="Times New Roman" w:cs="Times New Roman"/>
-        </w:rPr>
-        <w:t>: Перейти</w:t>
-      </w:r>
-      <w:proofErr w:type="gramEnd"/>
-      <w:r>
-        <w:rPr>
-          <w:rFonts w:ascii="Times New Roman" w:hAnsi="Times New Roman" w:cs="Times New Roman"/>
-        </w:rPr>
-        <w:t xml:space="preserve"> к мероприятию.</w:t>
-      </w:r>
-    </w:p>
-    <w:p>
-      <w:pPr>
-        <w:spacing w:after="0" w:line="360" w:lineRule="auto"/>
-        <w:rPr>
-          <w:rFonts w:ascii="Times New Roman" w:hAnsi="Times New Roman" w:cs="Times New Roman"/>
-        </w:rPr>
-      </w:pPr>
-    </w:p>
-    <w:p>
-      <w:pPr>
-        <w:spacing w:after="0" w:line="360" w:lineRule="auto"/>
-        <w:rPr>
-          <w:rFonts w:ascii="Times New Roman" w:hAnsi="Times New Roman" w:cs="Times New Roman"/>
-        </w:rPr>
-      </w:pPr>
-      <w:r>
-        <w:rPr>
-          <w:rFonts w:ascii="Times New Roman" w:hAnsi="Times New Roman" w:cs="Times New Roman"/>
-        </w:rPr>
-        <w:t>Отзыв удален после проверки</w:t>
-      </w:r>
-    </w:p>
-    <w:p>
-      <w:pPr>
-        <w:spacing w:after="0" w:line="360" w:lineRule="auto"/>
-        <w:rPr>
-          <w:rFonts w:ascii="Times New Roman" w:hAnsi="Times New Roman" w:cs="Times New Roman"/>
-        </w:rPr>
-      </w:pPr>
-      <w:r>
-        <w:rPr>
-          <w:rFonts w:ascii="Times New Roman" w:hAnsi="Times New Roman" w:cs="Times New Roman"/>
-        </w:rPr>
-        <w:t>Администратор проверил жалобу, удалил отзыв и применил меры к учетной записи пользователя.</w:t>
-      </w:r>
-    </w:p>
-    <w:p>
-      <w:pPr>
-        <w:spacing w:after="0" w:line="360" w:lineRule="auto"/>
-        <w:rPr>
-          <w:rFonts w:ascii="Times New Roman" w:hAnsi="Times New Roman" w:cs="Times New Roman"/>
-        </w:rPr>
-      </w:pPr>
-      <w:r>
-        <w:rPr>
-          <w:rFonts w:ascii="Times New Roman" w:hAnsi="Times New Roman" w:cs="Times New Roman"/>
-        </w:rPr>
-        <w:t>Отображается название мероприятия, название уведомления, содержание уведомления.</w:t>
-      </w:r>
-    </w:p>
-    <w:p>
-      <w:pPr>
-        <w:spacing w:after="0" w:line="360" w:lineRule="auto"/>
-        <w:rPr>
-          <w:rFonts w:ascii="Times New Roman" w:hAnsi="Times New Roman" w:cs="Times New Roman"/>
-        </w:rPr>
-      </w:pPr>
-      <w:r>
-        <w:rPr>
-          <w:rFonts w:ascii="Times New Roman" w:hAnsi="Times New Roman" w:cs="Times New Roman"/>
-        </w:rPr>
-        <w:t>Кнопка не отображается, если пользователь заблокирован.</w:t>
-      </w:r>
-    </w:p>
-    <w:p>
-      <w:pPr>
-        <w:spacing w:after="0" w:line="360" w:lineRule="auto"/>
-        <w:rPr>
-          <w:rFonts w:ascii="Times New Roman" w:hAnsi="Times New Roman" w:cs="Times New Roman"/>
-        </w:rPr>
-      </w:pPr>
-    </w:p>
-    <w:p>
-      <w:pPr>
-        <w:spacing w:after="0" w:line="360" w:lineRule="auto"/>
-        <w:rPr>
-          <w:rFonts w:ascii="Times New Roman" w:hAnsi="Times New Roman" w:cs="Times New Roman"/>
-        </w:rPr>
-      </w:pPr>
-      <w:r>
-        <w:rPr>
-          <w:rFonts w:ascii="Times New Roman" w:hAnsi="Times New Roman" w:cs="Times New Roman"/>
-        </w:rPr>
-        <w:t>Оценка организатора сохранена</w:t>
-      </w:r>
-    </w:p>
-    <w:p>
-      <w:pPr>
-        <w:spacing w:after="0" w:line="360" w:lineRule="auto"/>
-        <w:rPr>
-          <w:rFonts w:ascii="Times New Roman" w:hAnsi="Times New Roman" w:cs="Times New Roman"/>
-        </w:rPr>
-      </w:pPr>
-      <w:r>
-        <w:rPr>
-          <w:rFonts w:ascii="Times New Roman" w:hAnsi="Times New Roman" w:cs="Times New Roman"/>
-        </w:rPr>
-        <w:t>Пользователь поставил или изменил оценку организатора на странице организатора.</w:t>
-      </w:r>
-    </w:p>
-    <w:p>
-      <w:pPr>
-        <w:spacing w:after="0" w:line="360" w:lineRule="auto"/>
-        <w:rPr>
-          <w:rFonts w:ascii="Times New Roman" w:hAnsi="Times New Roman" w:cs="Times New Roman"/>
-        </w:rPr>
-      </w:pPr>
-      <w:r>
-        <w:rPr>
-          <w:rFonts w:ascii="Times New Roman" w:hAnsi="Times New Roman" w:cs="Times New Roman"/>
-        </w:rPr>
-        <w:t>Отображается название организатора, название уведомления, содержание уведомления.</w:t>
-      </w:r>
-    </w:p>
-    <w:p>
-      <w:pPr>
-        <w:spacing w:after="0" w:line="360" w:lineRule="auto"/>
-        <w:rPr>
-          <w:rFonts w:ascii="Times New Roman" w:hAnsi="Times New Roman" w:cs="Times New Roman"/>
-        </w:rPr>
-      </w:pPr>
-      <w:r>
-        <w:rPr>
-          <w:rFonts w:ascii="Times New Roman" w:hAnsi="Times New Roman" w:cs="Times New Roman"/>
-        </w:rPr>
-        <w:t>Кнопка</w:t>
-      </w:r>
-      <w:proofErr w:type="gramStart"/>
-      <w:r>
-        <w:rPr>
-          <w:rFonts w:ascii="Times New Roman" w:hAnsi="Times New Roman" w:cs="Times New Roman"/>
-        </w:rPr>
-        <w:t>: Перейти</w:t>
-      </w:r>
-      <w:proofErr w:type="gramEnd"/>
-      <w:r>
-        <w:rPr>
-          <w:rFonts w:ascii="Times New Roman" w:hAnsi="Times New Roman" w:cs="Times New Roman"/>
-        </w:rPr>
-        <w:t xml:space="preserve"> к странице организатора.</w:t>
-      </w:r>
-    </w:p>
-    <w:p>
-      <w:pPr>
-        <w:spacing w:after="0" w:line="360" w:lineRule="auto"/>
-        <w:rPr>
-          <w:rFonts w:ascii="Times New Roman" w:hAnsi="Times New Roman" w:cs="Times New Roman"/>
-        </w:rPr>
-      </w:pPr>
-    </w:p>
-    <w:p>
-      <w:pPr>
-        <w:spacing w:after="0" w:line="360" w:lineRule="auto"/>
-        <w:rPr>
-          <w:rFonts w:ascii="Times New Roman" w:hAnsi="Times New Roman" w:cs="Times New Roman"/>
-        </w:rPr>
-      </w:pPr>
-      <w:r>
-        <w:rPr>
-          <w:rFonts w:ascii="Times New Roman" w:hAnsi="Times New Roman" w:cs="Times New Roman"/>
-        </w:rPr>
-        <w:t>Оценка организатора удалена</w:t>
-      </w:r>
-    </w:p>
-    <w:p>
-      <w:pPr>
-        <w:spacing w:after="0" w:line="360" w:lineRule="auto"/>
-        <w:rPr>
-          <w:rFonts w:ascii="Times New Roman" w:hAnsi="Times New Roman" w:cs="Times New Roman"/>
-        </w:rPr>
-      </w:pPr>
-      <w:r>
-        <w:rPr>
-          <w:rFonts w:ascii="Times New Roman" w:hAnsi="Times New Roman" w:cs="Times New Roman"/>
-        </w:rPr>
-        <w:t>Пользователь удалил ранее поставленную оценку организатора.</w:t>
-      </w:r>
-    </w:p>
-    <w:p>
-      <w:pPr>
-        <w:spacing w:after="0" w:line="360" w:lineRule="auto"/>
-        <w:rPr>
-          <w:rFonts w:ascii="Times New Roman" w:hAnsi="Times New Roman" w:cs="Times New Roman"/>
-        </w:rPr>
-      </w:pPr>
-      <w:r>
-        <w:rPr>
-          <w:rFonts w:ascii="Times New Roman" w:hAnsi="Times New Roman" w:cs="Times New Roman"/>
-        </w:rPr>
-        <w:t>Отображается название организатора, название уведомления, содержание уведомления.</w:t>
-      </w:r>
-    </w:p>
-    <w:p>
-      <w:pPr>
-        <w:spacing w:after="0" w:line="360" w:lineRule="auto"/>
-        <w:rPr>
-          <w:rFonts w:ascii="Times New Roman" w:hAnsi="Times New Roman" w:cs="Times New Roman"/>
-        </w:rPr>
-      </w:pPr>
-      <w:r>
-        <w:rPr>
-          <w:rFonts w:ascii="Times New Roman" w:hAnsi="Times New Roman" w:cs="Times New Roman"/>
-        </w:rPr>
-        <w:t>Кнопка</w:t>
-      </w:r>
-      <w:proofErr w:type="gramStart"/>
-      <w:r>
-        <w:rPr>
-          <w:rFonts w:ascii="Times New Roman" w:hAnsi="Times New Roman" w:cs="Times New Roman"/>
-        </w:rPr>
-        <w:t>: Перейти</w:t>
-      </w:r>
-      <w:proofErr w:type="gramEnd"/>
-      <w:r>
-        <w:rPr>
-          <w:rFonts w:ascii="Times New Roman" w:hAnsi="Times New Roman" w:cs="Times New Roman"/>
-        </w:rPr>
-        <w:t xml:space="preserve"> к странице организатора.</w:t>
-      </w:r>
-    </w:p>
-    <w:p>
-      <w:pPr>
-        <w:spacing w:after="0" w:line="360" w:lineRule="auto"/>
-        <w:rPr>
-          <w:rFonts w:ascii="Times New Roman" w:hAnsi="Times New Roman" w:cs="Times New Roman"/>
-        </w:rPr>
-      </w:pPr>
-    </w:p>
-    <w:p>
-      <w:pPr>
-        <w:spacing w:after="0" w:line="360" w:lineRule="auto"/>
-        <w:rPr>
-          <w:rFonts w:ascii="Times New Roman" w:hAnsi="Times New Roman" w:cs="Times New Roman"/>
-        </w:rPr>
-      </w:pPr>
-      <w:r>
-        <w:rPr>
-          <w:rFonts w:ascii="Times New Roman" w:hAnsi="Times New Roman" w:cs="Times New Roman"/>
-        </w:rPr>
-        <w:t>7. Системные уведомления</w:t>
-      </w:r>
-    </w:p>
-    <w:p>
-      <w:pPr>
-        <w:spacing w:after="0" w:line="360" w:lineRule="auto"/>
-        <w:rPr>
-          <w:rFonts w:ascii="Times New Roman" w:hAnsi="Times New Roman" w:cs="Times New Roman"/>
-        </w:rPr>
-      </w:pPr>
-      <w:r>
-        <w:rPr>
-          <w:rFonts w:ascii="Times New Roman" w:hAnsi="Times New Roman" w:cs="Times New Roman"/>
-        </w:rPr>
-        <w:t>Профиль обновлен</w:t>
-      </w:r>
-      <w:r>
-        <w:rPr>
-          <w:rFonts w:ascii="Times New Roman" w:hAnsi="Times New Roman" w:cs="Times New Roman"/>
-        </w:rPr>
-        <w:br/>
-        <w:t>Данные профиля пользователя были изменены.</w:t>
-      </w:r>
-      <w:r>
-        <w:rPr>
-          <w:rFonts w:ascii="Times New Roman" w:hAnsi="Times New Roman" w:cs="Times New Roman"/>
-        </w:rPr>
-        <w:br/>
-        <w:t>Отображается название уведомления и содержание уведомления.</w:t>
       </w:r>
       <w:r>
         <w:rPr>
@@ -3270,35 +4116,57 @@
         <w:rPr>
           <w:rFonts w:ascii="Times New Roman" w:hAnsi="Times New Roman" w:cs="Times New Roman"/>
         </w:rPr>
-        <w:t xml:space="preserve"> к профилю.</w:t>
-      </w:r>
-    </w:p>
-    <w:p>
-      <w:pPr>
-        <w:spacing w:after="0" w:line="360" w:lineRule="auto"/>
-        <w:rPr>
-          <w:rFonts w:ascii="Times New Roman" w:hAnsi="Times New Roman" w:cs="Times New Roman"/>
-        </w:rPr>
-      </w:pPr>
-      <w:r>
-        <w:rPr>
-          <w:rFonts w:ascii="Times New Roman" w:hAnsi="Times New Roman" w:cs="Times New Roman"/>
-        </w:rPr>
-        <w:t>Пароль изменен</w:t>
+        <w:t xml:space="preserve"> к мероприятию.</w:t>
+      </w:r>
+    </w:p>
+    <w:p>
+      <w:pPr>
+        <w:spacing w:after="0" w:line="360" w:lineRule="auto"/>
+        <w:rPr>
+          <w:rFonts w:ascii="Times New Roman" w:hAnsi="Times New Roman" w:cs="Times New Roman"/>
+        </w:rPr>
+      </w:pPr>
+    </w:p>
+    <w:p>
+      <w:pPr>
+        <w:spacing w:after="0" w:line="360" w:lineRule="auto"/>
+        <w:rPr>
+          <w:rFonts w:ascii="Times New Roman" w:hAnsi="Times New Roman" w:cs="Times New Roman"/>
+        </w:rPr>
+      </w:pPr>
+      <w:r>
+        <w:rPr>
+          <w:rFonts w:ascii="Times New Roman" w:hAnsi="Times New Roman" w:cs="Times New Roman"/>
+        </w:rPr>
+        <w:t>2. Модерация мероприятий и жалобы</w:t>
+      </w:r>
+    </w:p>
+    <w:p>
+      <w:pPr>
+        <w:spacing w:after="0" w:line="360" w:lineRule="auto"/>
+        <w:rPr>
+          <w:rFonts w:ascii="Times New Roman" w:hAnsi="Times New Roman" w:cs="Times New Roman"/>
+        </w:rPr>
+      </w:pPr>
+      <w:r>
+        <w:rPr>
+          <w:rFonts w:ascii="Times New Roman" w:hAnsi="Times New Roman" w:cs="Times New Roman"/>
+        </w:rPr>
+        <w:t>Мероприятие опубликовано</w:t>
       </w:r>
       <w:r>
         <w:rPr>
           <w:rFonts w:ascii="Times New Roman" w:hAnsi="Times New Roman" w:cs="Times New Roman"/>
         </w:rPr>
         <w:br/>
-        <w:t>Пароль учетной записи был успешно изменен.</w:t>
+        <w:t>После создания карточка мероприятия опубликована и доступна пользователям.</w:t>
       </w:r>
       <w:r>
         <w:rPr>
           <w:rFonts w:ascii="Times New Roman" w:hAnsi="Times New Roman" w:cs="Times New Roman"/>
         </w:rPr>
         <w:br/>
-        <w:t>Отображается название уведомления и содержание уведомления.</w:t>
+        <w:t>Отображается название мероприятия, название уведомления, содержание уведомления.</w:t>
       </w:r>
       <w:r>
         <w:rPr>
@@ -3319,61 +4187,28 @@
         <w:rPr>
           <w:rFonts w:ascii="Times New Roman" w:hAnsi="Times New Roman" w:cs="Times New Roman"/>
         </w:rPr>
-        <w:t xml:space="preserve"> к профилю.</w:t>
-      </w:r>
-    </w:p>
-    <w:p>
-      <w:pPr>
-        <w:spacing w:after="0" w:line="360" w:lineRule="auto"/>
-        <w:rPr>
-          <w:rFonts w:ascii="Times New Roman" w:hAnsi="Times New Roman" w:cs="Times New Roman"/>
-          <w:b/>
-          <w:bCs/>
-        </w:rPr>
-      </w:pPr>
-    </w:p>
-    <w:p>
-      <w:pPr>
-        <w:pStyle w:val="1"/>
-        <w:spacing w:before="0" w:after="0" w:line="360" w:lineRule="auto"/>
-      </w:pPr>
-      <w:r>
-        <w:t>Уведомления организатора</w:t>
-      </w:r>
-    </w:p>
-    <w:p>
-      <w:pPr>
-        <w:spacing w:after="0" w:line="360" w:lineRule="auto"/>
-        <w:rPr>
-          <w:rFonts w:ascii="Times New Roman" w:hAnsi="Times New Roman" w:cs="Times New Roman"/>
-        </w:rPr>
-      </w:pPr>
-      <w:r>
-        <w:rPr>
-          <w:rFonts w:ascii="Times New Roman" w:hAnsi="Times New Roman" w:cs="Times New Roman"/>
-        </w:rPr>
-        <w:t>1. Регистрации участников</w:t>
-      </w:r>
-    </w:p>
-    <w:p>
-      <w:pPr>
-        <w:spacing w:after="0" w:line="360" w:lineRule="auto"/>
-        <w:rPr>
-          <w:rFonts w:ascii="Times New Roman" w:hAnsi="Times New Roman" w:cs="Times New Roman"/>
-        </w:rPr>
-      </w:pPr>
-      <w:r>
-        <w:rPr>
-          <w:rFonts w:ascii="Times New Roman" w:hAnsi="Times New Roman" w:cs="Times New Roman"/>
-        </w:rPr>
-        <w:t>Новая заявка на регистрацию</w:t>
+        <w:t xml:space="preserve"> к мероприятию.</w:t>
+      </w:r>
+    </w:p>
+    <w:p>
+      <w:pPr>
+        <w:spacing w:after="0" w:line="360" w:lineRule="auto"/>
+        <w:rPr>
+          <w:rFonts w:ascii="Times New Roman" w:hAnsi="Times New Roman" w:cs="Times New Roman"/>
+        </w:rPr>
+      </w:pPr>
+      <w:r>
+        <w:rPr>
+          <w:rFonts w:ascii="Times New Roman" w:hAnsi="Times New Roman" w:cs="Times New Roman"/>
+        </w:rPr>
+        <w:t>Получена жалоба, карточка заблокирована</w:t>
       </w:r>
       <w:r>
         <w:rPr>
           <w:rFonts w:ascii="Times New Roman" w:hAnsi="Times New Roman" w:cs="Times New Roman"/>
         </w:rPr>
         <w:br/>
-        <w:t>Пользователь заполнил форму регистрации на мероприятие с подтверждением организатором.</w:t>
+        <w:t>На мероприятие поступила жалоба. Карточка автоматически переведена в состояние «Заблокирована» и скрыта от обычных пользователей до решения администратора или до внесения исправлений организатором.</w:t>
       </w:r>
       <w:r>
         <w:rPr>
@@ -3394,35 +4229,36 @@
         <w:rPr>
           <w:rFonts w:ascii="Times New Roman" w:hAnsi="Times New Roman" w:cs="Times New Roman"/>
         </w:rPr>
-        <w:t>: Перейти</w:t>
+        <w:t>: Редактировать</w:t>
       </w:r>
       <w:proofErr w:type="gramEnd"/>
       <w:r>
         <w:rPr>
           <w:rFonts w:ascii="Times New Roman" w:hAnsi="Times New Roman" w:cs="Times New Roman"/>
         </w:rPr>
-        <w:t xml:space="preserve"> к участникам.</w:t>
-      </w:r>
-    </w:p>
-    <w:p>
-      <w:pPr>
-        <w:spacing w:after="0" w:line="360" w:lineRule="auto"/>
-        <w:rPr>
-          <w:rFonts w:ascii="Times New Roman" w:hAnsi="Times New Roman" w:cs="Times New Roman"/>
-        </w:rPr>
-      </w:pPr>
-      <w:r>
-        <w:rPr>
-          <w:rFonts w:ascii="Times New Roman" w:hAnsi="Times New Roman" w:cs="Times New Roman"/>
-        </w:rPr>
-        <w:t>Новая регистрация на мероприятие</w:t>
+        <w:t xml:space="preserve"> мероприятие.</w:t>
+      </w:r>
+    </w:p>
+    <w:p>
+      <w:pPr>
+        <w:spacing w:after="0" w:line="360" w:lineRule="auto"/>
+        <w:rPr>
+          <w:rFonts w:ascii="Times New Roman" w:hAnsi="Times New Roman" w:cs="Times New Roman"/>
+        </w:rPr>
+      </w:pPr>
+      <w:r>
+        <w:rPr>
+          <w:rFonts w:ascii="Times New Roman" w:hAnsi="Times New Roman" w:cs="Times New Roman"/>
+        </w:rPr>
+        <w:lastRenderedPageBreak/>
+        <w:t>Карточка отправлена на рассмотрение администратору</w:t>
       </w:r>
       <w:r>
         <w:rPr>
           <w:rFonts w:ascii="Times New Roman" w:hAnsi="Times New Roman" w:cs="Times New Roman"/>
         </w:rPr>
         <w:br/>
-        <w:t>Пользователь зарегистрировался на мероприятие без подтверждения организатором.</w:t>
+        <w:t>Организатор внес изменения и/или оставил комментарий по жалобе. Карточка остается скрытой и передана администратору для проверки.</w:t>
       </w:r>
       <w:r>
         <w:rPr>
@@ -3450,28 +4286,28 @@
         <w:rPr>
           <w:rFonts w:ascii="Times New Roman" w:hAnsi="Times New Roman" w:cs="Times New Roman"/>
         </w:rPr>
-        <w:t xml:space="preserve"> к участникам.</w:t>
-      </w:r>
-    </w:p>
-    <w:p>
-      <w:pPr>
-        <w:spacing w:after="0" w:line="360" w:lineRule="auto"/>
-        <w:rPr>
-          <w:rFonts w:ascii="Times New Roman" w:hAnsi="Times New Roman" w:cs="Times New Roman"/>
-        </w:rPr>
-      </w:pPr>
-      <w:r>
-        <w:rPr>
-          <w:rFonts w:ascii="Times New Roman" w:hAnsi="Times New Roman" w:cs="Times New Roman"/>
-        </w:rPr>
-        <w:t>Пользователь отменил заявку</w:t>
+        <w:t xml:space="preserve"> к мероприятию.</w:t>
+      </w:r>
+    </w:p>
+    <w:p>
+      <w:pPr>
+        <w:spacing w:after="0" w:line="360" w:lineRule="auto"/>
+        <w:rPr>
+          <w:rFonts w:ascii="Times New Roman" w:hAnsi="Times New Roman" w:cs="Times New Roman"/>
+        </w:rPr>
+      </w:pPr>
+      <w:r>
+        <w:rPr>
+          <w:rFonts w:ascii="Times New Roman" w:hAnsi="Times New Roman" w:cs="Times New Roman"/>
+        </w:rPr>
+        <w:t>Исправления приняты, карточка опубликована</w:t>
       </w:r>
       <w:r>
         <w:rPr>
           <w:rFonts w:ascii="Times New Roman" w:hAnsi="Times New Roman" w:cs="Times New Roman"/>
         </w:rPr>
         <w:br/>
-        <w:t>Пользователь отменил неподтвержденную заявку на регистрацию.</w:t>
+        <w:t>Администратор принял исправления организатора. Карточка снова опубликована и доступна пользователям.</w:t>
       </w:r>
       <w:r>
         <w:rPr>
@@ -3513,26 +4349,20 @@
         <w:rPr>
           <w:rFonts w:ascii="Times New Roman" w:hAnsi="Times New Roman" w:cs="Times New Roman"/>
         </w:rPr>
-        <w:t>Пользователь отменил регистрацию</w:t>
+        <w:t>Жалоба отклонена администратором</w:t>
       </w:r>
       <w:r>
         <w:rPr>
           <w:rFonts w:ascii="Times New Roman" w:hAnsi="Times New Roman" w:cs="Times New Roman"/>
         </w:rPr>
         <w:br/>
-        <w:t>Пользователь отменил уже подтвержденную регистрацию на мероприятие.</w:t>
+        <w:t>Администратор признал жалобу необоснованной. Карточка снова доступна пользователям без необходимости внесения исправлений.</w:t>
       </w:r>
       <w:r>
         <w:rPr>
           <w:rFonts w:ascii="Times New Roman" w:hAnsi="Times New Roman" w:cs="Times New Roman"/>
         </w:rPr>
         <w:br/>
-      </w:r>
-      <w:r>
-        <w:rPr>
-          <w:rFonts w:ascii="Times New Roman" w:hAnsi="Times New Roman" w:cs="Times New Roman"/>
-        </w:rPr>
-        <w:lastRenderedPageBreak/>
         <w:t>Отображается название мероприятия, название уведомления, содержание уведомления.</w:t>
       </w:r>
       <w:r>
@@ -3564,40 +4394,18 @@
           <w:rFonts w:ascii="Times New Roman" w:hAnsi="Times New Roman" w:cs="Times New Roman"/>
         </w:rPr>
       </w:pPr>
-    </w:p>
-    <w:p>
-      <w:pPr>
-        <w:spacing w:after="0" w:line="360" w:lineRule="auto"/>
-        <w:rPr>
-          <w:rFonts w:ascii="Times New Roman" w:hAnsi="Times New Roman" w:cs="Times New Roman"/>
-        </w:rPr>
-      </w:pPr>
-      <w:r>
-        <w:rPr>
-          <w:rFonts w:ascii="Times New Roman" w:hAnsi="Times New Roman" w:cs="Times New Roman"/>
-        </w:rPr>
-        <w:t>2. Модерация мероприятий и жалобы</w:t>
-      </w:r>
-    </w:p>
-    <w:p>
-      <w:pPr>
-        <w:spacing w:after="0" w:line="360" w:lineRule="auto"/>
-        <w:rPr>
-          <w:rFonts w:ascii="Times New Roman" w:hAnsi="Times New Roman" w:cs="Times New Roman"/>
-        </w:rPr>
-      </w:pPr>
-      <w:r>
-        <w:rPr>
-          <w:rFonts w:ascii="Times New Roman" w:hAnsi="Times New Roman" w:cs="Times New Roman"/>
-        </w:rPr>
-        <w:t>Мероприятие опубликовано</w:t>
+      <w:r>
+        <w:rPr>
+          <w:rFonts w:ascii="Times New Roman" w:hAnsi="Times New Roman" w:cs="Times New Roman"/>
+        </w:rPr>
+        <w:t>Карточка оставлена заблокированной</w:t>
       </w:r>
       <w:r>
         <w:rPr>
           <w:rFonts w:ascii="Times New Roman" w:hAnsi="Times New Roman" w:cs="Times New Roman"/>
         </w:rPr>
         <w:br/>
-        <w:t>После создания карточка мероприятия опубликована и доступна пользователям.</w:t>
+        <w:t>Администратор проверил внесенные исправления, но не принял их. Карточка остается заблокированной, а организатор может повторно отредактировать мероприятие и снова отправить его на рассмотрение.</w:t>
       </w:r>
       <w:r>
         <w:rPr>
@@ -3618,35 +4426,35 @@
         <w:rPr>
           <w:rFonts w:ascii="Times New Roman" w:hAnsi="Times New Roman" w:cs="Times New Roman"/>
         </w:rPr>
-        <w:t>: Перейти</w:t>
+        <w:t>: Редактировать</w:t>
       </w:r>
       <w:proofErr w:type="gramEnd"/>
       <w:r>
         <w:rPr>
           <w:rFonts w:ascii="Times New Roman" w:hAnsi="Times New Roman" w:cs="Times New Roman"/>
         </w:rPr>
-        <w:t xml:space="preserve"> к мероприятию.</w:t>
-      </w:r>
-    </w:p>
-    <w:p>
-      <w:pPr>
-        <w:spacing w:after="0" w:line="360" w:lineRule="auto"/>
-        <w:rPr>
-          <w:rFonts w:ascii="Times New Roman" w:hAnsi="Times New Roman" w:cs="Times New Roman"/>
-        </w:rPr>
-      </w:pPr>
-      <w:r>
-        <w:rPr>
-          <w:rFonts w:ascii="Times New Roman" w:hAnsi="Times New Roman" w:cs="Times New Roman"/>
-        </w:rPr>
-        <w:t>Получена жалоба, карточка заблокирована</w:t>
+        <w:t xml:space="preserve"> мероприятие.</w:t>
+      </w:r>
+    </w:p>
+    <w:p>
+      <w:pPr>
+        <w:spacing w:after="0" w:line="360" w:lineRule="auto"/>
+        <w:rPr>
+          <w:rFonts w:ascii="Times New Roman" w:hAnsi="Times New Roman" w:cs="Times New Roman"/>
+        </w:rPr>
+      </w:pPr>
+      <w:r>
+        <w:rPr>
+          <w:rFonts w:ascii="Times New Roman" w:hAnsi="Times New Roman" w:cs="Times New Roman"/>
+        </w:rPr>
+        <w:t>Мероприятие перенесено в архив</w:t>
       </w:r>
       <w:r>
         <w:rPr>
           <w:rFonts w:ascii="Times New Roman" w:hAnsi="Times New Roman" w:cs="Times New Roman"/>
         </w:rPr>
         <w:br/>
-        <w:t>На мероприятие поступила жалоба. Карточка автоматически переведена в состояние «Заблокирована» и скрыта от обычных пользователей до решения администратора или до внесения исправлений организатором.</w:t>
+        <w:t>Мероприятие завершилось и было перенесено в архив мероприятий.</w:t>
       </w:r>
       <w:r>
         <w:rPr>
@@ -3667,35 +4475,57 @@
         <w:rPr>
           <w:rFonts w:ascii="Times New Roman" w:hAnsi="Times New Roman" w:cs="Times New Roman"/>
         </w:rPr>
-        <w:t>: Редактировать</w:t>
+        <w:t>: Перейти</w:t>
       </w:r>
       <w:proofErr w:type="gramEnd"/>
       <w:r>
         <w:rPr>
           <w:rFonts w:ascii="Times New Roman" w:hAnsi="Times New Roman" w:cs="Times New Roman"/>
         </w:rPr>
-        <w:t xml:space="preserve"> мероприятие.</w:t>
-      </w:r>
-    </w:p>
-    <w:p>
-      <w:pPr>
-        <w:spacing w:after="0" w:line="360" w:lineRule="auto"/>
-        <w:rPr>
-          <w:rFonts w:ascii="Times New Roman" w:hAnsi="Times New Roman" w:cs="Times New Roman"/>
-        </w:rPr>
-      </w:pPr>
-      <w:r>
-        <w:rPr>
-          <w:rFonts w:ascii="Times New Roman" w:hAnsi="Times New Roman" w:cs="Times New Roman"/>
-        </w:rPr>
-        <w:t>Карточка отправлена на рассмотрение администратору</w:t>
+        <w:t xml:space="preserve"> к архиву мероприятий.</w:t>
+      </w:r>
+    </w:p>
+    <w:p>
+      <w:pPr>
+        <w:spacing w:after="0" w:line="360" w:lineRule="auto"/>
+        <w:rPr>
+          <w:rFonts w:ascii="Times New Roman" w:hAnsi="Times New Roman" w:cs="Times New Roman"/>
+        </w:rPr>
+      </w:pPr>
+    </w:p>
+    <w:p>
+      <w:pPr>
+        <w:spacing w:after="0" w:line="360" w:lineRule="auto"/>
+        <w:rPr>
+          <w:rFonts w:ascii="Times New Roman" w:hAnsi="Times New Roman" w:cs="Times New Roman"/>
+        </w:rPr>
+      </w:pPr>
+      <w:r>
+        <w:rPr>
+          <w:rFonts w:ascii="Times New Roman" w:hAnsi="Times New Roman" w:cs="Times New Roman"/>
+        </w:rPr>
+        <w:t>3. Изменения и сроки</w:t>
+      </w:r>
+    </w:p>
+    <w:p>
+      <w:pPr>
+        <w:spacing w:after="0" w:line="360" w:lineRule="auto"/>
+        <w:rPr>
+          <w:rFonts w:ascii="Times New Roman" w:hAnsi="Times New Roman" w:cs="Times New Roman"/>
+        </w:rPr>
+      </w:pPr>
+      <w:r>
+        <w:rPr>
+          <w:rFonts w:ascii="Times New Roman" w:hAnsi="Times New Roman" w:cs="Times New Roman"/>
+        </w:rPr>
+        <w:t>Мероприятие скоро начнется</w:t>
       </w:r>
       <w:r>
         <w:rPr>
           <w:rFonts w:ascii="Times New Roman" w:hAnsi="Times New Roman" w:cs="Times New Roman"/>
         </w:rPr>
         <w:br/>
-        <w:t>Организатор внес изменения и/или оставил комментарий по жалобе. Карточка остается скрытой и передана администратору для проверки.</w:t>
+        <w:t>До начала мероприятия осталось 24 часа.</w:t>
       </w:r>
       <w:r>
         <w:rPr>
@@ -3737,14 +4567,14 @@
         <w:rPr>
           <w:rFonts w:ascii="Times New Roman" w:hAnsi="Times New Roman" w:cs="Times New Roman"/>
         </w:rPr>
-        <w:t>Исправления приняты, карточка опубликована</w:t>
+        <w:t>Мероприятие началось</w:t>
       </w:r>
       <w:r>
         <w:rPr>
           <w:rFonts w:ascii="Times New Roman" w:hAnsi="Times New Roman" w:cs="Times New Roman"/>
         </w:rPr>
         <w:br/>
-        <w:t>Администратор принял исправления организатора. Карточка снова опубликована и доступна пользователям.</w:t>
+        <w:t>Наступило время начала мероприятия.</w:t>
       </w:r>
       <w:r>
         <w:rPr>
@@ -3786,14 +4616,15 @@
         <w:rPr>
           <w:rFonts w:ascii="Times New Roman" w:hAnsi="Times New Roman" w:cs="Times New Roman"/>
         </w:rPr>
-        <w:t>Жалоба отклонена администратором</w:t>
+        <w:lastRenderedPageBreak/>
+        <w:t>Мероприятие завершилось</w:t>
       </w:r>
       <w:r>
         <w:rPr>
           <w:rFonts w:ascii="Times New Roman" w:hAnsi="Times New Roman" w:cs="Times New Roman"/>
         </w:rPr>
         <w:br/>
-        <w:t>Администратор признал жалобу необоснованной. Карточка снова доступна пользователям без необходимости внесения исправлений.</w:t>
+        <w:t>Мероприятие завершилось и будет перенесено в архив мероприятий согласно правилам системы.</w:t>
       </w:r>
       <w:r>
         <w:rPr>
@@ -3821,28 +4652,50 @@
         <w:rPr>
           <w:rFonts w:ascii="Times New Roman" w:hAnsi="Times New Roman" w:cs="Times New Roman"/>
         </w:rPr>
-        <w:t xml:space="preserve"> к мероприятию.</w:t>
-      </w:r>
-    </w:p>
-    <w:p>
-      <w:pPr>
-        <w:spacing w:after="0" w:line="360" w:lineRule="auto"/>
-        <w:rPr>
-          <w:rFonts w:ascii="Times New Roman" w:hAnsi="Times New Roman" w:cs="Times New Roman"/>
-        </w:rPr>
-      </w:pPr>
-      <w:r>
-        <w:rPr>
-          <w:rFonts w:ascii="Times New Roman" w:hAnsi="Times New Roman" w:cs="Times New Roman"/>
-        </w:rPr>
-        <w:t>Карточка оставлена заблокированной</w:t>
+        <w:t xml:space="preserve"> к архиву мероприятий.</w:t>
+      </w:r>
+    </w:p>
+    <w:p>
+      <w:pPr>
+        <w:spacing w:after="0" w:line="360" w:lineRule="auto"/>
+        <w:rPr>
+          <w:rFonts w:ascii="Times New Roman" w:hAnsi="Times New Roman" w:cs="Times New Roman"/>
+        </w:rPr>
+      </w:pPr>
+    </w:p>
+    <w:p>
+      <w:pPr>
+        <w:spacing w:after="0" w:line="360" w:lineRule="auto"/>
+        <w:rPr>
+          <w:rFonts w:ascii="Times New Roman" w:hAnsi="Times New Roman" w:cs="Times New Roman"/>
+        </w:rPr>
+      </w:pPr>
+      <w:r>
+        <w:rPr>
+          <w:rFonts w:ascii="Times New Roman" w:hAnsi="Times New Roman" w:cs="Times New Roman"/>
+        </w:rPr>
+        <w:t>4. Внешняя регистрация</w:t>
+      </w:r>
+    </w:p>
+    <w:p>
+      <w:pPr>
+        <w:spacing w:after="0" w:line="360" w:lineRule="auto"/>
+        <w:rPr>
+          <w:rFonts w:ascii="Times New Roman" w:hAnsi="Times New Roman" w:cs="Times New Roman"/>
+        </w:rPr>
+      </w:pPr>
+      <w:r>
+        <w:rPr>
+          <w:rFonts w:ascii="Times New Roman" w:hAnsi="Times New Roman" w:cs="Times New Roman"/>
+        </w:rPr>
+        <w:t>Пользователь подтвердил внешнюю регистрацию</w:t>
       </w:r>
       <w:r>
         <w:rPr>
           <w:rFonts w:ascii="Times New Roman" w:hAnsi="Times New Roman" w:cs="Times New Roman"/>
         </w:rPr>
         <w:br/>
-        <w:t>Администратор проверил внесенные исправления, но не принял их. Карточка остается заблокированной, а организатор может повторно отредактировать мероприятие и снова отправить его на рассмотрение.</w:t>
+        <w:t>Пользователь перешел на внешний сайт регистрации и отметил на платформе, что зарегистрировался.</w:t>
       </w:r>
       <w:r>
         <w:rPr>
@@ -3863,36 +4716,35 @@
         <w:rPr>
           <w:rFonts w:ascii="Times New Roman" w:hAnsi="Times New Roman" w:cs="Times New Roman"/>
         </w:rPr>
-        <w:t>: Редактировать</w:t>
+        <w:t>: Перейти</w:t>
       </w:r>
       <w:proofErr w:type="gramEnd"/>
       <w:r>
         <w:rPr>
           <w:rFonts w:ascii="Times New Roman" w:hAnsi="Times New Roman" w:cs="Times New Roman"/>
         </w:rPr>
-        <w:t xml:space="preserve"> мероприятие.</w:t>
-      </w:r>
-    </w:p>
-    <w:p>
-      <w:pPr>
-        <w:spacing w:after="0" w:line="360" w:lineRule="auto"/>
-        <w:rPr>
-          <w:rFonts w:ascii="Times New Roman" w:hAnsi="Times New Roman" w:cs="Times New Roman"/>
-        </w:rPr>
-      </w:pPr>
-      <w:r>
-        <w:rPr>
-          <w:rFonts w:ascii="Times New Roman" w:hAnsi="Times New Roman" w:cs="Times New Roman"/>
-        </w:rPr>
-        <w:lastRenderedPageBreak/>
-        <w:t>Мероприятие перенесено в архив</w:t>
+        <w:t xml:space="preserve"> к участникам.</w:t>
+      </w:r>
+    </w:p>
+    <w:p>
+      <w:pPr>
+        <w:spacing w:after="0" w:line="360" w:lineRule="auto"/>
+        <w:rPr>
+          <w:rFonts w:ascii="Times New Roman" w:hAnsi="Times New Roman" w:cs="Times New Roman"/>
+        </w:rPr>
+      </w:pPr>
+      <w:r>
+        <w:rPr>
+          <w:rFonts w:ascii="Times New Roman" w:hAnsi="Times New Roman" w:cs="Times New Roman"/>
+        </w:rPr>
+        <w:t>Изменена ссылка на внешнюю регистрацию</w:t>
       </w:r>
       <w:r>
         <w:rPr>
           <w:rFonts w:ascii="Times New Roman" w:hAnsi="Times New Roman" w:cs="Times New Roman"/>
         </w:rPr>
         <w:br/>
-        <w:t>Мероприятие завершилось и было перенесено в архив мероприятий.</w:t>
+        <w:t>Организатор изменил ссылку на внешнюю регистрацию. Пользователи, добавившие мероприятие в избранное или подтвердившие регистрацию, получат уведомление об изменении.</w:t>
       </w:r>
       <w:r>
         <w:rPr>
@@ -3920,63 +4772,84 @@
         <w:rPr>
           <w:rFonts w:ascii="Times New Roman" w:hAnsi="Times New Roman" w:cs="Times New Roman"/>
         </w:rPr>
-        <w:t xml:space="preserve"> к архиву мероприятий.</w:t>
-      </w:r>
-    </w:p>
-    <w:p>
-      <w:pPr>
-        <w:spacing w:after="0" w:line="360" w:lineRule="auto"/>
-        <w:rPr>
-          <w:rFonts w:ascii="Times New Roman" w:hAnsi="Times New Roman" w:cs="Times New Roman"/>
-        </w:rPr>
-      </w:pPr>
-    </w:p>
-    <w:p>
-      <w:pPr>
-        <w:spacing w:after="0" w:line="360" w:lineRule="auto"/>
-        <w:rPr>
-          <w:rFonts w:ascii="Times New Roman" w:hAnsi="Times New Roman" w:cs="Times New Roman"/>
-        </w:rPr>
-      </w:pPr>
-      <w:r>
-        <w:rPr>
-          <w:rFonts w:ascii="Times New Roman" w:hAnsi="Times New Roman" w:cs="Times New Roman"/>
-        </w:rPr>
-        <w:t>3. Изменения и сроки</w:t>
-      </w:r>
-    </w:p>
-    <w:p>
-      <w:pPr>
-        <w:spacing w:after="0" w:line="360" w:lineRule="auto"/>
-        <w:rPr>
-          <w:rFonts w:ascii="Times New Roman" w:hAnsi="Times New Roman" w:cs="Times New Roman"/>
-        </w:rPr>
-      </w:pPr>
-      <w:r>
-        <w:rPr>
-          <w:rFonts w:ascii="Times New Roman" w:hAnsi="Times New Roman" w:cs="Times New Roman"/>
-        </w:rPr>
-        <w:t>Мероприятие скоро начнется</w:t>
-      </w:r>
-      <w:r>
-        <w:rPr>
-          <w:rFonts w:ascii="Times New Roman" w:hAnsi="Times New Roman" w:cs="Times New Roman"/>
-        </w:rPr>
-        <w:br/>
-        <w:t>До начала мероприятия осталось 24 часа.</w:t>
-      </w:r>
-      <w:r>
-        <w:rPr>
-          <w:rFonts w:ascii="Times New Roman" w:hAnsi="Times New Roman" w:cs="Times New Roman"/>
-        </w:rPr>
-        <w:br/>
+        <w:t xml:space="preserve"> к мероприятию.</w:t>
+      </w:r>
+    </w:p>
+    <w:p>
+      <w:pPr>
+        <w:spacing w:after="0" w:line="360" w:lineRule="auto"/>
+        <w:rPr>
+          <w:rFonts w:ascii="Times New Roman" w:hAnsi="Times New Roman" w:cs="Times New Roman"/>
+        </w:rPr>
+      </w:pPr>
+    </w:p>
+    <w:p>
+      <w:pPr>
+        <w:spacing w:after="0" w:line="360" w:lineRule="auto"/>
+        <w:rPr>
+          <w:rFonts w:ascii="Times New Roman" w:hAnsi="Times New Roman" w:cs="Times New Roman"/>
+        </w:rPr>
+      </w:pPr>
+      <w:r>
+        <w:rPr>
+          <w:rFonts w:ascii="Times New Roman" w:hAnsi="Times New Roman" w:cs="Times New Roman"/>
+        </w:rPr>
+        <w:t>5. Отзывы и рейтинг</w:t>
+      </w:r>
+    </w:p>
+    <w:p>
+      <w:pPr>
+        <w:spacing w:after="0" w:line="360" w:lineRule="auto"/>
+        <w:rPr>
+          <w:rFonts w:ascii="Times New Roman" w:hAnsi="Times New Roman" w:cs="Times New Roman"/>
+        </w:rPr>
+      </w:pPr>
+      <w:r>
+        <w:rPr>
+          <w:rFonts w:ascii="Times New Roman" w:hAnsi="Times New Roman" w:cs="Times New Roman"/>
+        </w:rPr>
+        <w:t>Новый отзыв о мероприятии</w:t>
+      </w:r>
+    </w:p>
+    <w:p>
+      <w:pPr>
+        <w:spacing w:after="0" w:line="360" w:lineRule="auto"/>
+        <w:rPr>
+          <w:rFonts w:ascii="Times New Roman" w:hAnsi="Times New Roman" w:cs="Times New Roman"/>
+        </w:rPr>
+      </w:pPr>
+      <w:r>
+        <w:rPr>
+          <w:rFonts w:ascii="Times New Roman" w:hAnsi="Times New Roman" w:cs="Times New Roman"/>
+        </w:rPr>
+        <w:t>Пользователь оставил отзыв о прошедшем мероприятии.</w:t>
+      </w:r>
+    </w:p>
+    <w:p>
+      <w:pPr>
+        <w:spacing w:after="0" w:line="360" w:lineRule="auto"/>
+        <w:rPr>
+          <w:rFonts w:ascii="Times New Roman" w:hAnsi="Times New Roman" w:cs="Times New Roman"/>
+        </w:rPr>
+      </w:pPr>
+      <w:r>
+        <w:rPr>
+          <w:rFonts w:ascii="Times New Roman" w:hAnsi="Times New Roman" w:cs="Times New Roman"/>
+        </w:rPr>
         <w:t>Отображается название мероприятия, название уведомления, содержание уведомления.</w:t>
       </w:r>
-      <w:r>
-        <w:rPr>
-          <w:rFonts w:ascii="Times New Roman" w:hAnsi="Times New Roman" w:cs="Times New Roman"/>
-        </w:rPr>
-        <w:br/>
+    </w:p>
+    <w:p>
+      <w:pPr>
+        <w:spacing w:after="0" w:line="360" w:lineRule="auto"/>
+        <w:rPr>
+          <w:rFonts w:ascii="Times New Roman" w:hAnsi="Times New Roman" w:cs="Times New Roman"/>
+        </w:rPr>
+      </w:pPr>
+      <w:r>
+        <w:rPr>
+          <w:rFonts w:ascii="Times New Roman" w:hAnsi="Times New Roman" w:cs="Times New Roman"/>
+        </w:rPr>
         <w:t>Кнопка</w:t>
       </w:r>
       <w:proofErr w:type="gramStart"/>
@@ -4001,31 +4874,60 @@
           <w:rFonts w:ascii="Times New Roman" w:hAnsi="Times New Roman" w:cs="Times New Roman"/>
         </w:rPr>
       </w:pPr>
-      <w:r>
-        <w:rPr>
-          <w:rFonts w:ascii="Times New Roman" w:hAnsi="Times New Roman" w:cs="Times New Roman"/>
-        </w:rPr>
-        <w:t>Мероприятие началось</w:t>
-      </w:r>
-      <w:r>
-        <w:rPr>
-          <w:rFonts w:ascii="Times New Roman" w:hAnsi="Times New Roman" w:cs="Times New Roman"/>
-        </w:rPr>
-        <w:br/>
-        <w:t>Наступило время начала мероприятия.</w:t>
-      </w:r>
-      <w:r>
-        <w:rPr>
-          <w:rFonts w:ascii="Times New Roman" w:hAnsi="Times New Roman" w:cs="Times New Roman"/>
-        </w:rPr>
-        <w:br/>
+    </w:p>
+    <w:p>
+      <w:pPr>
+        <w:spacing w:after="0" w:line="360" w:lineRule="auto"/>
+        <w:rPr>
+          <w:rFonts w:ascii="Times New Roman" w:hAnsi="Times New Roman" w:cs="Times New Roman"/>
+        </w:rPr>
+      </w:pPr>
+      <w:r>
+        <w:rPr>
+          <w:rFonts w:ascii="Times New Roman" w:hAnsi="Times New Roman" w:cs="Times New Roman"/>
+        </w:rPr>
+        <w:t>Пользователь удалил отзыв</w:t>
+      </w:r>
+    </w:p>
+    <w:p>
+      <w:pPr>
+        <w:spacing w:after="0" w:line="360" w:lineRule="auto"/>
+        <w:rPr>
+          <w:rFonts w:ascii="Times New Roman" w:hAnsi="Times New Roman" w:cs="Times New Roman"/>
+        </w:rPr>
+      </w:pPr>
+      <w:r>
+        <w:rPr>
+          <w:rFonts w:ascii="Times New Roman" w:hAnsi="Times New Roman" w:cs="Times New Roman"/>
+        </w:rPr>
+        <w:t>Пользователь удалил свой отзыв о прошедшем мероприятии.</w:t>
+      </w:r>
+    </w:p>
+    <w:p>
+      <w:pPr>
+        <w:spacing w:after="0" w:line="360" w:lineRule="auto"/>
+        <w:rPr>
+          <w:rFonts w:ascii="Times New Roman" w:hAnsi="Times New Roman" w:cs="Times New Roman"/>
+        </w:rPr>
+      </w:pPr>
+      <w:r>
+        <w:rPr>
+          <w:rFonts w:ascii="Times New Roman" w:hAnsi="Times New Roman" w:cs="Times New Roman"/>
+        </w:rPr>
         <w:t>Отображается название мероприятия, название уведомления, содержание уведомления.</w:t>
       </w:r>
-      <w:r>
-        <w:rPr>
-          <w:rFonts w:ascii="Times New Roman" w:hAnsi="Times New Roman" w:cs="Times New Roman"/>
-        </w:rPr>
-        <w:br/>
+    </w:p>
+    <w:p>
+      <w:pPr>
+        <w:spacing w:after="0" w:line="360" w:lineRule="auto"/>
+        <w:rPr>
+          <w:rFonts w:ascii="Times New Roman" w:hAnsi="Times New Roman" w:cs="Times New Roman"/>
+        </w:rPr>
+      </w:pPr>
+      <w:r>
+        <w:rPr>
+          <w:rFonts w:ascii="Times New Roman" w:hAnsi="Times New Roman" w:cs="Times New Roman"/>
+        </w:rPr>
         <w:t>Кнопка</w:t>
       </w:r>
       <w:proofErr w:type="gramStart"/>
@@ -4050,31 +4952,60 @@
           <w:rFonts w:ascii="Times New Roman" w:hAnsi="Times New Roman" w:cs="Times New Roman"/>
         </w:rPr>
       </w:pPr>
-      <w:r>
-        <w:rPr>
-          <w:rFonts w:ascii="Times New Roman" w:hAnsi="Times New Roman" w:cs="Times New Roman"/>
-        </w:rPr>
-        <w:t>Мероприятие завершилось</w:t>
-      </w:r>
-      <w:r>
-        <w:rPr>
-          <w:rFonts w:ascii="Times New Roman" w:hAnsi="Times New Roman" w:cs="Times New Roman"/>
-        </w:rPr>
-        <w:br/>
-        <w:t>Мероприятие завершилось и будет перенесено в архив мероприятий согласно правилам системы.</w:t>
-      </w:r>
-      <w:r>
-        <w:rPr>
-          <w:rFonts w:ascii="Times New Roman" w:hAnsi="Times New Roman" w:cs="Times New Roman"/>
-        </w:rPr>
-        <w:br/>
+    </w:p>
+    <w:p>
+      <w:pPr>
+        <w:spacing w:after="0" w:line="360" w:lineRule="auto"/>
+        <w:rPr>
+          <w:rFonts w:ascii="Times New Roman" w:hAnsi="Times New Roman" w:cs="Times New Roman"/>
+        </w:rPr>
+      </w:pPr>
+      <w:r>
+        <w:rPr>
+          <w:rFonts w:ascii="Times New Roman" w:hAnsi="Times New Roman" w:cs="Times New Roman"/>
+        </w:rPr>
+        <w:t>Жалоба на отзыв отправлена</w:t>
+      </w:r>
+    </w:p>
+    <w:p>
+      <w:pPr>
+        <w:spacing w:after="0" w:line="360" w:lineRule="auto"/>
+        <w:rPr>
+          <w:rFonts w:ascii="Times New Roman" w:hAnsi="Times New Roman" w:cs="Times New Roman"/>
+        </w:rPr>
+      </w:pPr>
+      <w:r>
+        <w:rPr>
+          <w:rFonts w:ascii="Times New Roman" w:hAnsi="Times New Roman" w:cs="Times New Roman"/>
+        </w:rPr>
+        <w:t>Организатор пометил отзыв к своему мероприятию как неприемлемый контент. Жалоба передана администратору.</w:t>
+      </w:r>
+    </w:p>
+    <w:p>
+      <w:pPr>
+        <w:spacing w:after="0" w:line="360" w:lineRule="auto"/>
+        <w:rPr>
+          <w:rFonts w:ascii="Times New Roman" w:hAnsi="Times New Roman" w:cs="Times New Roman"/>
+        </w:rPr>
+      </w:pPr>
+      <w:r>
+        <w:rPr>
+          <w:rFonts w:ascii="Times New Roman" w:hAnsi="Times New Roman" w:cs="Times New Roman"/>
+        </w:rPr>
         <w:t>Отображается название мероприятия, название уведомления, содержание уведомления.</w:t>
       </w:r>
-      <w:r>
-        <w:rPr>
-          <w:rFonts w:ascii="Times New Roman" w:hAnsi="Times New Roman" w:cs="Times New Roman"/>
-        </w:rPr>
-        <w:br/>
+    </w:p>
+    <w:p>
+      <w:pPr>
+        <w:spacing w:after="0" w:line="360" w:lineRule="auto"/>
+        <w:rPr>
+          <w:rFonts w:ascii="Times New Roman" w:hAnsi="Times New Roman" w:cs="Times New Roman"/>
+        </w:rPr>
+      </w:pPr>
+      <w:r>
+        <w:rPr>
+          <w:rFonts w:ascii="Times New Roman" w:hAnsi="Times New Roman" w:cs="Times New Roman"/>
+        </w:rPr>
         <w:t>Кнопка</w:t>
       </w:r>
       <w:proofErr w:type="gramStart"/>
@@ -4089,63 +5020,70 @@
         <w:rPr>
           <w:rFonts w:ascii="Times New Roman" w:hAnsi="Times New Roman" w:cs="Times New Roman"/>
         </w:rPr>
-        <w:t xml:space="preserve"> к архиву мероприятий.</w:t>
-      </w:r>
-    </w:p>
-    <w:p>
-      <w:pPr>
-        <w:spacing w:after="0" w:line="360" w:lineRule="auto"/>
-        <w:rPr>
-          <w:rFonts w:ascii="Times New Roman" w:hAnsi="Times New Roman" w:cs="Times New Roman"/>
-        </w:rPr>
-      </w:pPr>
-    </w:p>
-    <w:p>
-      <w:pPr>
-        <w:spacing w:after="0" w:line="360" w:lineRule="auto"/>
-        <w:rPr>
-          <w:rFonts w:ascii="Times New Roman" w:hAnsi="Times New Roman" w:cs="Times New Roman"/>
-        </w:rPr>
-      </w:pPr>
-      <w:r>
-        <w:rPr>
-          <w:rFonts w:ascii="Times New Roman" w:hAnsi="Times New Roman" w:cs="Times New Roman"/>
-        </w:rPr>
-        <w:t>4. Внешняя регистрация</w:t>
-      </w:r>
-    </w:p>
-    <w:p>
-      <w:pPr>
-        <w:spacing w:after="0" w:line="360" w:lineRule="auto"/>
-        <w:rPr>
-          <w:rFonts w:ascii="Times New Roman" w:hAnsi="Times New Roman" w:cs="Times New Roman"/>
-        </w:rPr>
-      </w:pPr>
-      <w:r>
-        <w:rPr>
-          <w:rFonts w:ascii="Times New Roman" w:hAnsi="Times New Roman" w:cs="Times New Roman"/>
-        </w:rPr>
-        <w:t>Пользователь подтвердил внешнюю регистрацию</w:t>
-      </w:r>
-      <w:r>
-        <w:rPr>
-          <w:rFonts w:ascii="Times New Roman" w:hAnsi="Times New Roman" w:cs="Times New Roman"/>
-        </w:rPr>
-        <w:br/>
-        <w:t>Пользователь перешел на внешний сайт регистрации и отметил на платформе, что зарегистрировался.</w:t>
-      </w:r>
-      <w:r>
-        <w:rPr>
-          <w:rFonts w:ascii="Times New Roman" w:hAnsi="Times New Roman" w:cs="Times New Roman"/>
-        </w:rPr>
-        <w:br/>
+        <w:t xml:space="preserve"> к мероприятию.</w:t>
+      </w:r>
+    </w:p>
+    <w:p>
+      <w:pPr>
+        <w:spacing w:after="0" w:line="360" w:lineRule="auto"/>
+        <w:rPr>
+          <w:rFonts w:ascii="Times New Roman" w:hAnsi="Times New Roman" w:cs="Times New Roman"/>
+        </w:rPr>
+      </w:pPr>
+    </w:p>
+    <w:p>
+      <w:pPr>
+        <w:spacing w:after="0" w:line="360" w:lineRule="auto"/>
+        <w:rPr>
+          <w:rFonts w:ascii="Times New Roman" w:hAnsi="Times New Roman" w:cs="Times New Roman"/>
+        </w:rPr>
+      </w:pPr>
+      <w:r>
+        <w:rPr>
+          <w:rFonts w:ascii="Times New Roman" w:hAnsi="Times New Roman" w:cs="Times New Roman"/>
+        </w:rPr>
+        <w:t>Отзыв к мероприятию временно скрыт</w:t>
+      </w:r>
+    </w:p>
+    <w:p>
+      <w:pPr>
+        <w:spacing w:after="0" w:line="360" w:lineRule="auto"/>
+        <w:rPr>
+          <w:rFonts w:ascii="Times New Roman" w:hAnsi="Times New Roman" w:cs="Times New Roman"/>
+        </w:rPr>
+      </w:pPr>
+      <w:r>
+        <w:rPr>
+          <w:rFonts w:ascii="Times New Roman" w:hAnsi="Times New Roman" w:cs="Times New Roman"/>
+        </w:rPr>
+        <w:t>На отзыв к мероприятию поступила жалоба. Отзыв временно скрыт до проверки администратором.</w:t>
+      </w:r>
+    </w:p>
+    <w:p>
+      <w:pPr>
+        <w:spacing w:after="0" w:line="360" w:lineRule="auto"/>
+        <w:rPr>
+          <w:rFonts w:ascii="Times New Roman" w:hAnsi="Times New Roman" w:cs="Times New Roman"/>
+        </w:rPr>
+      </w:pPr>
+      <w:r>
+        <w:rPr>
+          <w:rFonts w:ascii="Times New Roman" w:hAnsi="Times New Roman" w:cs="Times New Roman"/>
+        </w:rPr>
         <w:t>Отображается название мероприятия, название уведомления, содержание уведомления.</w:t>
       </w:r>
-      <w:r>
-        <w:rPr>
-          <w:rFonts w:ascii="Times New Roman" w:hAnsi="Times New Roman" w:cs="Times New Roman"/>
-        </w:rPr>
-        <w:br/>
+    </w:p>
+    <w:p>
+      <w:pPr>
+        <w:spacing w:after="0" w:line="360" w:lineRule="auto"/>
+        <w:rPr>
+          <w:rFonts w:ascii="Times New Roman" w:hAnsi="Times New Roman" w:cs="Times New Roman"/>
+        </w:rPr>
+      </w:pPr>
+      <w:r>
+        <w:rPr>
+          <w:rFonts w:ascii="Times New Roman" w:hAnsi="Times New Roman" w:cs="Times New Roman"/>
+        </w:rPr>
         <w:t>Кнопка</w:t>
       </w:r>
       <w:proofErr w:type="gramStart"/>
@@ -4160,41 +5098,70 @@
         <w:rPr>
           <w:rFonts w:ascii="Times New Roman" w:hAnsi="Times New Roman" w:cs="Times New Roman"/>
         </w:rPr>
-        <w:t xml:space="preserve"> к участникам.</w:t>
-      </w:r>
-    </w:p>
-    <w:p>
-      <w:pPr>
-        <w:spacing w:after="0" w:line="360" w:lineRule="auto"/>
-        <w:rPr>
-          <w:rFonts w:ascii="Times New Roman" w:hAnsi="Times New Roman" w:cs="Times New Roman"/>
-        </w:rPr>
-      </w:pPr>
-      <w:r>
-        <w:rPr>
-          <w:rFonts w:ascii="Times New Roman" w:hAnsi="Times New Roman" w:cs="Times New Roman"/>
-        </w:rPr>
-        <w:t>Изменена ссылка на внешнюю регистрацию</w:t>
-      </w:r>
-      <w:r>
-        <w:rPr>
-          <w:rFonts w:ascii="Times New Roman" w:hAnsi="Times New Roman" w:cs="Times New Roman"/>
-        </w:rPr>
-        <w:br/>
-        <w:t>Организатор изменил ссылку на внешнюю регистрацию. Пользователи, добавившие мероприятие в избранное или подтвердившие регистрацию, получат уведомление об изменении.</w:t>
-      </w:r>
-      <w:r>
-        <w:rPr>
-          <w:rFonts w:ascii="Times New Roman" w:hAnsi="Times New Roman" w:cs="Times New Roman"/>
-        </w:rPr>
-        <w:br/>
+        <w:t xml:space="preserve"> к мероприятию.</w:t>
+      </w:r>
+    </w:p>
+    <w:p>
+      <w:pPr>
+        <w:spacing w:after="0" w:line="360" w:lineRule="auto"/>
+        <w:rPr>
+          <w:rFonts w:ascii="Times New Roman" w:hAnsi="Times New Roman" w:cs="Times New Roman"/>
+        </w:rPr>
+      </w:pPr>
+    </w:p>
+    <w:p>
+      <w:pPr>
+        <w:spacing w:after="0" w:line="360" w:lineRule="auto"/>
+        <w:rPr>
+          <w:rFonts w:ascii="Times New Roman" w:hAnsi="Times New Roman" w:cs="Times New Roman"/>
+        </w:rPr>
+      </w:pPr>
+      <w:r>
+        <w:rPr>
+          <w:rFonts w:ascii="Times New Roman" w:hAnsi="Times New Roman" w:cs="Times New Roman"/>
+        </w:rPr>
+        <w:t>Отзыв к мероприятию оставлен после проверки</w:t>
+      </w:r>
+    </w:p>
+    <w:p>
+      <w:pPr>
+        <w:spacing w:after="0" w:line="360" w:lineRule="auto"/>
+        <w:rPr>
+          <w:rFonts w:ascii="Times New Roman" w:hAnsi="Times New Roman" w:cs="Times New Roman"/>
+        </w:rPr>
+      </w:pPr>
+      <w:r>
+        <w:rPr>
+          <w:rFonts w:ascii="Times New Roman" w:hAnsi="Times New Roman" w:cs="Times New Roman"/>
+        </w:rPr>
+        <w:t>Администратор проверил жалобу и оставил отзыв опубликованным.</w:t>
+      </w:r>
+    </w:p>
+    <w:p>
+      <w:pPr>
+        <w:spacing w:after="0" w:line="360" w:lineRule="auto"/>
+        <w:rPr>
+          <w:rFonts w:ascii="Times New Roman" w:hAnsi="Times New Roman" w:cs="Times New Roman"/>
+        </w:rPr>
+      </w:pPr>
+      <w:r>
+        <w:rPr>
+          <w:rFonts w:ascii="Times New Roman" w:hAnsi="Times New Roman" w:cs="Times New Roman"/>
+        </w:rPr>
         <w:t>Отображается название мероприятия, название уведомления, содержание уведомления.</w:t>
       </w:r>
-      <w:r>
-        <w:rPr>
-          <w:rFonts w:ascii="Times New Roman" w:hAnsi="Times New Roman" w:cs="Times New Roman"/>
-        </w:rPr>
-        <w:br/>
+    </w:p>
+    <w:p>
+      <w:pPr>
+        <w:spacing w:after="0" w:line="360" w:lineRule="auto"/>
+        <w:rPr>
+          <w:rFonts w:ascii="Times New Roman" w:hAnsi="Times New Roman" w:cs="Times New Roman"/>
+        </w:rPr>
+      </w:pPr>
+      <w:r>
+        <w:rPr>
+          <w:rFonts w:ascii="Times New Roman" w:hAnsi="Times New Roman" w:cs="Times New Roman"/>
+        </w:rPr>
         <w:t>Кнопка</w:t>
       </w:r>
       <w:proofErr w:type="gramStart"/>
@@ -4225,28 +5192,325 @@
         <w:spacing w:after="0" w:line="360" w:lineRule="auto"/>
         <w:rPr>
           <w:rFonts w:ascii="Times New Roman" w:hAnsi="Times New Roman" w:cs="Times New Roman"/>
-          <w:lang w:val="en-US"/>
-        </w:rPr>
-      </w:pPr>
-      <w:r>
-        <w:rPr>
-          <w:rFonts w:ascii="Times New Roman" w:hAnsi="Times New Roman" w:cs="Times New Roman"/>
-        </w:rPr>
-        <w:t>5. Отзывы и рейтинг</w:t>
-      </w:r>
-    </w:p>
-    <w:p>
-      <w:pPr>
-        <w:spacing w:after="0" w:line="360" w:lineRule="auto"/>
-        <w:rPr>
-          <w:rFonts w:ascii="Times New Roman" w:hAnsi="Times New Roman" w:cs="Times New Roman"/>
-        </w:rPr>
-      </w:pPr>
-      <w:r>
-        <w:rPr>
-          <w:rFonts w:ascii="Times New Roman" w:hAnsi="Times New Roman" w:cs="Times New Roman"/>
-        </w:rPr>
-        <w:t>Новый отзыв о мероприятии</w:t>
+        </w:rPr>
+      </w:pPr>
+      <w:r>
+        <w:rPr>
+          <w:rFonts w:ascii="Times New Roman" w:hAnsi="Times New Roman" w:cs="Times New Roman"/>
+        </w:rPr>
+        <w:t>Отзыв к мероприятию удален после проверки</w:t>
+      </w:r>
+    </w:p>
+    <w:p>
+      <w:pPr>
+        <w:spacing w:after="0" w:line="360" w:lineRule="auto"/>
+        <w:rPr>
+          <w:rFonts w:ascii="Times New Roman" w:hAnsi="Times New Roman" w:cs="Times New Roman"/>
+        </w:rPr>
+      </w:pPr>
+      <w:r>
+        <w:rPr>
+          <w:rFonts w:ascii="Times New Roman" w:hAnsi="Times New Roman" w:cs="Times New Roman"/>
+        </w:rPr>
+        <w:t>Администратор проверил жалобу и удалил отзыв. Оценка из этого отзыва исключена из рейтинга мероприятия и организатора.</w:t>
+      </w:r>
+    </w:p>
+    <w:p>
+      <w:pPr>
+        <w:spacing w:after="0" w:line="360" w:lineRule="auto"/>
+        <w:rPr>
+          <w:rFonts w:ascii="Times New Roman" w:hAnsi="Times New Roman" w:cs="Times New Roman"/>
+        </w:rPr>
+      </w:pPr>
+      <w:r>
+        <w:rPr>
+          <w:rFonts w:ascii="Times New Roman" w:hAnsi="Times New Roman" w:cs="Times New Roman"/>
+        </w:rPr>
+        <w:t>Отображается название мероприятия, название уведомления, содержание уведомления.</w:t>
+      </w:r>
+    </w:p>
+    <w:p>
+      <w:pPr>
+        <w:spacing w:after="0" w:line="360" w:lineRule="auto"/>
+        <w:rPr>
+          <w:rFonts w:ascii="Times New Roman" w:hAnsi="Times New Roman" w:cs="Times New Roman"/>
+        </w:rPr>
+      </w:pPr>
+      <w:r>
+        <w:rPr>
+          <w:rFonts w:ascii="Times New Roman" w:hAnsi="Times New Roman" w:cs="Times New Roman"/>
+        </w:rPr>
+        <w:t>Кнопка</w:t>
+      </w:r>
+      <w:proofErr w:type="gramStart"/>
+      <w:r>
+        <w:rPr>
+          <w:rFonts w:ascii="Times New Roman" w:hAnsi="Times New Roman" w:cs="Times New Roman"/>
+        </w:rPr>
+        <w:t>: Перейти</w:t>
+      </w:r>
+      <w:proofErr w:type="gramEnd"/>
+      <w:r>
+        <w:rPr>
+          <w:rFonts w:ascii="Times New Roman" w:hAnsi="Times New Roman" w:cs="Times New Roman"/>
+        </w:rPr>
+        <w:t xml:space="preserve"> к мероприятию.</w:t>
+      </w:r>
+    </w:p>
+    <w:p>
+      <w:pPr>
+        <w:spacing w:after="0" w:line="360" w:lineRule="auto"/>
+        <w:rPr>
+          <w:rFonts w:ascii="Times New Roman" w:hAnsi="Times New Roman" w:cs="Times New Roman"/>
+        </w:rPr>
+      </w:pPr>
+    </w:p>
+    <w:p>
+      <w:pPr>
+        <w:spacing w:after="0" w:line="360" w:lineRule="auto"/>
+        <w:rPr>
+          <w:rFonts w:ascii="Times New Roman" w:hAnsi="Times New Roman" w:cs="Times New Roman"/>
+        </w:rPr>
+      </w:pPr>
+      <w:r>
+        <w:rPr>
+          <w:rFonts w:ascii="Times New Roman" w:hAnsi="Times New Roman" w:cs="Times New Roman"/>
+        </w:rPr>
+        <w:t>Новая оценка организатора</w:t>
+      </w:r>
+    </w:p>
+    <w:p>
+      <w:pPr>
+        <w:spacing w:after="0" w:line="360" w:lineRule="auto"/>
+        <w:rPr>
+          <w:rFonts w:ascii="Times New Roman" w:hAnsi="Times New Roman" w:cs="Times New Roman"/>
+        </w:rPr>
+      </w:pPr>
+      <w:r>
+        <w:rPr>
+          <w:rFonts w:ascii="Times New Roman" w:hAnsi="Times New Roman" w:cs="Times New Roman"/>
+        </w:rPr>
+        <w:t>Пользователь поставил оценку организатору на странице организатора.</w:t>
+      </w:r>
+    </w:p>
+    <w:p>
+      <w:pPr>
+        <w:spacing w:after="0" w:line="360" w:lineRule="auto"/>
+        <w:rPr>
+          <w:rFonts w:ascii="Times New Roman" w:hAnsi="Times New Roman" w:cs="Times New Roman"/>
+        </w:rPr>
+      </w:pPr>
+      <w:r>
+        <w:rPr>
+          <w:rFonts w:ascii="Times New Roman" w:hAnsi="Times New Roman" w:cs="Times New Roman"/>
+        </w:rPr>
+        <w:t>Отображается название организатора, название уведомления, содержание уведомления.</w:t>
+      </w:r>
+    </w:p>
+    <w:p>
+      <w:pPr>
+        <w:spacing w:after="0" w:line="360" w:lineRule="auto"/>
+        <w:rPr>
+          <w:rFonts w:ascii="Times New Roman" w:hAnsi="Times New Roman" w:cs="Times New Roman"/>
+        </w:rPr>
+      </w:pPr>
+      <w:r>
+        <w:rPr>
+          <w:rFonts w:ascii="Times New Roman" w:hAnsi="Times New Roman" w:cs="Times New Roman"/>
+        </w:rPr>
+        <w:t>Кнопка</w:t>
+      </w:r>
+      <w:proofErr w:type="gramStart"/>
+      <w:r>
+        <w:rPr>
+          <w:rFonts w:ascii="Times New Roman" w:hAnsi="Times New Roman" w:cs="Times New Roman"/>
+        </w:rPr>
+        <w:t>: Перейти</w:t>
+      </w:r>
+      <w:proofErr w:type="gramEnd"/>
+      <w:r>
+        <w:rPr>
+          <w:rFonts w:ascii="Times New Roman" w:hAnsi="Times New Roman" w:cs="Times New Roman"/>
+        </w:rPr>
+        <w:t xml:space="preserve"> к странице организатора.</w:t>
+      </w:r>
+    </w:p>
+    <w:p>
+      <w:pPr>
+        <w:spacing w:after="0" w:line="360" w:lineRule="auto"/>
+        <w:rPr>
+          <w:rFonts w:ascii="Times New Roman" w:hAnsi="Times New Roman" w:cs="Times New Roman"/>
+        </w:rPr>
+      </w:pPr>
+    </w:p>
+    <w:p>
+      <w:pPr>
+        <w:spacing w:after="0" w:line="360" w:lineRule="auto"/>
+        <w:rPr>
+          <w:rFonts w:ascii="Times New Roman" w:hAnsi="Times New Roman" w:cs="Times New Roman"/>
+        </w:rPr>
+      </w:pPr>
+      <w:r>
+        <w:rPr>
+          <w:rFonts w:ascii="Times New Roman" w:hAnsi="Times New Roman" w:cs="Times New Roman"/>
+        </w:rPr>
+        <w:t>Оценка организатора изменена</w:t>
+      </w:r>
+    </w:p>
+    <w:p>
+      <w:pPr>
+        <w:spacing w:after="0" w:line="360" w:lineRule="auto"/>
+        <w:rPr>
+          <w:rFonts w:ascii="Times New Roman" w:hAnsi="Times New Roman" w:cs="Times New Roman"/>
+        </w:rPr>
+      </w:pPr>
+      <w:r>
+        <w:rPr>
+          <w:rFonts w:ascii="Times New Roman" w:hAnsi="Times New Roman" w:cs="Times New Roman"/>
+        </w:rPr>
+        <w:t>Пользователь изменил ранее поставленную оценку организатора.</w:t>
+      </w:r>
+    </w:p>
+    <w:p>
+      <w:pPr>
+        <w:spacing w:after="0" w:line="360" w:lineRule="auto"/>
+        <w:rPr>
+          <w:rFonts w:ascii="Times New Roman" w:hAnsi="Times New Roman" w:cs="Times New Roman"/>
+        </w:rPr>
+      </w:pPr>
+      <w:r>
+        <w:rPr>
+          <w:rFonts w:ascii="Times New Roman" w:hAnsi="Times New Roman" w:cs="Times New Roman"/>
+        </w:rPr>
+        <w:t>Отображается название организатора, название уведомления, содержание уведомления.</w:t>
+      </w:r>
+    </w:p>
+    <w:p>
+      <w:pPr>
+        <w:spacing w:after="0" w:line="360" w:lineRule="auto"/>
+        <w:rPr>
+          <w:rFonts w:ascii="Times New Roman" w:hAnsi="Times New Roman" w:cs="Times New Roman"/>
+        </w:rPr>
+      </w:pPr>
+      <w:r>
+        <w:rPr>
+          <w:rFonts w:ascii="Times New Roman" w:hAnsi="Times New Roman" w:cs="Times New Roman"/>
+        </w:rPr>
+        <w:t>Кнопка</w:t>
+      </w:r>
+      <w:proofErr w:type="gramStart"/>
+      <w:r>
+        <w:rPr>
+          <w:rFonts w:ascii="Times New Roman" w:hAnsi="Times New Roman" w:cs="Times New Roman"/>
+        </w:rPr>
+        <w:t>: Перейти</w:t>
+      </w:r>
+      <w:proofErr w:type="gramEnd"/>
+      <w:r>
+        <w:rPr>
+          <w:rFonts w:ascii="Times New Roman" w:hAnsi="Times New Roman" w:cs="Times New Roman"/>
+        </w:rPr>
+        <w:t xml:space="preserve"> к странице организатора.</w:t>
+      </w:r>
+    </w:p>
+    <w:p>
+      <w:pPr>
+        <w:spacing w:after="0" w:line="360" w:lineRule="auto"/>
+        <w:rPr>
+          <w:rFonts w:ascii="Times New Roman" w:hAnsi="Times New Roman" w:cs="Times New Roman"/>
+        </w:rPr>
+      </w:pPr>
+    </w:p>
+    <w:p>
+      <w:pPr>
+        <w:spacing w:after="0" w:line="360" w:lineRule="auto"/>
+        <w:rPr>
+          <w:rFonts w:ascii="Times New Roman" w:hAnsi="Times New Roman" w:cs="Times New Roman"/>
+        </w:rPr>
+      </w:pPr>
+      <w:r>
+        <w:rPr>
+          <w:rFonts w:ascii="Times New Roman" w:hAnsi="Times New Roman" w:cs="Times New Roman"/>
+        </w:rPr>
+        <w:t>Оценка организатора удалена</w:t>
+      </w:r>
+    </w:p>
+    <w:p>
+      <w:pPr>
+        <w:spacing w:after="0" w:line="360" w:lineRule="auto"/>
+        <w:rPr>
+          <w:rFonts w:ascii="Times New Roman" w:hAnsi="Times New Roman" w:cs="Times New Roman"/>
+        </w:rPr>
+      </w:pPr>
+      <w:r>
+        <w:rPr>
+          <w:rFonts w:ascii="Times New Roman" w:hAnsi="Times New Roman" w:cs="Times New Roman"/>
+        </w:rPr>
+        <w:t>Пользователь удалил ранее поставленную оценку организатора.</w:t>
+      </w:r>
+    </w:p>
+    <w:p>
+      <w:pPr>
+        <w:spacing w:after="0" w:line="360" w:lineRule="auto"/>
+        <w:rPr>
+          <w:rFonts w:ascii="Times New Roman" w:hAnsi="Times New Roman" w:cs="Times New Roman"/>
+        </w:rPr>
+      </w:pPr>
+      <w:r>
+        <w:rPr>
+          <w:rFonts w:ascii="Times New Roman" w:hAnsi="Times New Roman" w:cs="Times New Roman"/>
+        </w:rPr>
+        <w:t>Отображается название организатора, название уведомления, содержание уведомления.</w:t>
+      </w:r>
+    </w:p>
+    <w:p>
+      <w:pPr>
+        <w:spacing w:after="0" w:line="360" w:lineRule="auto"/>
+        <w:rPr>
+          <w:rFonts w:ascii="Times New Roman" w:hAnsi="Times New Roman" w:cs="Times New Roman"/>
+        </w:rPr>
+      </w:pPr>
+      <w:r>
+        <w:rPr>
+          <w:rFonts w:ascii="Times New Roman" w:hAnsi="Times New Roman" w:cs="Times New Roman"/>
+        </w:rPr>
+        <w:t>Кнопка</w:t>
+      </w:r>
+      <w:proofErr w:type="gramStart"/>
+      <w:r>
+        <w:rPr>
+          <w:rFonts w:ascii="Times New Roman" w:hAnsi="Times New Roman" w:cs="Times New Roman"/>
+        </w:rPr>
+        <w:t>: Перейти</w:t>
+      </w:r>
+      <w:proofErr w:type="gramEnd"/>
+      <w:r>
+        <w:rPr>
+          <w:rFonts w:ascii="Times New Roman" w:hAnsi="Times New Roman" w:cs="Times New Roman"/>
+        </w:rPr>
+        <w:t xml:space="preserve"> к странице организатора.</w:t>
+      </w:r>
+    </w:p>
+    <w:p>
+      <w:pPr>
+        <w:spacing w:after="0" w:line="360" w:lineRule="auto"/>
+        <w:rPr>
+          <w:rFonts w:ascii="Times New Roman" w:hAnsi="Times New Roman" w:cs="Times New Roman"/>
+        </w:rPr>
+      </w:pPr>
+    </w:p>
+    <w:p>
+      <w:pPr>
+        <w:spacing w:after="0" w:line="360" w:lineRule="auto"/>
+        <w:rPr>
+          <w:rFonts w:ascii="Times New Roman" w:hAnsi="Times New Roman" w:cs="Times New Roman"/>
+        </w:rPr>
+      </w:pPr>
+      <w:r>
+        <w:rPr>
+          <w:rFonts w:ascii="Times New Roman" w:hAnsi="Times New Roman" w:cs="Times New Roman"/>
+        </w:rPr>
+        <w:t>6. Системные уведомления</w:t>
       </w:r>
     </w:p>
     <w:p>
@@ -4261,709 +5525,6 @@
           <w:rFonts w:ascii="Times New Roman" w:hAnsi="Times New Roman" w:cs="Times New Roman"/>
         </w:rPr>
         <w:lastRenderedPageBreak/>
-        <w:t>Пользователь оставил отзыв о прошедшем мероприятии.</w:t>
-      </w:r>
-    </w:p>
-    <w:p>
-      <w:pPr>
-        <w:spacing w:after="0" w:line="360" w:lineRule="auto"/>
-        <w:rPr>
-          <w:rFonts w:ascii="Times New Roman" w:hAnsi="Times New Roman" w:cs="Times New Roman"/>
-        </w:rPr>
-      </w:pPr>
-      <w:r>
-        <w:rPr>
-          <w:rFonts w:ascii="Times New Roman" w:hAnsi="Times New Roman" w:cs="Times New Roman"/>
-        </w:rPr>
-        <w:t>Отображается название мероприятия, название уведомления, содержание уведомления.</w:t>
-      </w:r>
-    </w:p>
-    <w:p>
-      <w:pPr>
-        <w:spacing w:after="0" w:line="360" w:lineRule="auto"/>
-        <w:rPr>
-          <w:rFonts w:ascii="Times New Roman" w:hAnsi="Times New Roman" w:cs="Times New Roman"/>
-        </w:rPr>
-      </w:pPr>
-      <w:r>
-        <w:rPr>
-          <w:rFonts w:ascii="Times New Roman" w:hAnsi="Times New Roman" w:cs="Times New Roman"/>
-        </w:rPr>
-        <w:t>Кнопка</w:t>
-      </w:r>
-      <w:proofErr w:type="gramStart"/>
-      <w:r>
-        <w:rPr>
-          <w:rFonts w:ascii="Times New Roman" w:hAnsi="Times New Roman" w:cs="Times New Roman"/>
-        </w:rPr>
-        <w:t>: Перейти</w:t>
-      </w:r>
-      <w:proofErr w:type="gramEnd"/>
-      <w:r>
-        <w:rPr>
-          <w:rFonts w:ascii="Times New Roman" w:hAnsi="Times New Roman" w:cs="Times New Roman"/>
-        </w:rPr>
-        <w:t xml:space="preserve"> к мероприятию.</w:t>
-      </w:r>
-    </w:p>
-    <w:p>
-      <w:pPr>
-        <w:spacing w:after="0" w:line="360" w:lineRule="auto"/>
-        <w:rPr>
-          <w:rFonts w:ascii="Times New Roman" w:hAnsi="Times New Roman" w:cs="Times New Roman"/>
-        </w:rPr>
-      </w:pPr>
-    </w:p>
-    <w:p>
-      <w:pPr>
-        <w:spacing w:after="0" w:line="360" w:lineRule="auto"/>
-        <w:rPr>
-          <w:rFonts w:ascii="Times New Roman" w:hAnsi="Times New Roman" w:cs="Times New Roman"/>
-        </w:rPr>
-      </w:pPr>
-      <w:r>
-        <w:rPr>
-          <w:rFonts w:ascii="Times New Roman" w:hAnsi="Times New Roman" w:cs="Times New Roman"/>
-        </w:rPr>
-        <w:t>Пользователь удалил отзыв</w:t>
-      </w:r>
-    </w:p>
-    <w:p>
-      <w:pPr>
-        <w:spacing w:after="0" w:line="360" w:lineRule="auto"/>
-        <w:rPr>
-          <w:rFonts w:ascii="Times New Roman" w:hAnsi="Times New Roman" w:cs="Times New Roman"/>
-        </w:rPr>
-      </w:pPr>
-      <w:r>
-        <w:rPr>
-          <w:rFonts w:ascii="Times New Roman" w:hAnsi="Times New Roman" w:cs="Times New Roman"/>
-        </w:rPr>
-        <w:t>Пользователь удалил свой отзыв о прошедшем мероприятии.</w:t>
-      </w:r>
-    </w:p>
-    <w:p>
-      <w:pPr>
-        <w:spacing w:after="0" w:line="360" w:lineRule="auto"/>
-        <w:rPr>
-          <w:rFonts w:ascii="Times New Roman" w:hAnsi="Times New Roman" w:cs="Times New Roman"/>
-        </w:rPr>
-      </w:pPr>
-      <w:r>
-        <w:rPr>
-          <w:rFonts w:ascii="Times New Roman" w:hAnsi="Times New Roman" w:cs="Times New Roman"/>
-        </w:rPr>
-        <w:t>Отображается название мероприятия, название уведомления, содержание уведомления.</w:t>
-      </w:r>
-    </w:p>
-    <w:p>
-      <w:pPr>
-        <w:spacing w:after="0" w:line="360" w:lineRule="auto"/>
-        <w:rPr>
-          <w:rFonts w:ascii="Times New Roman" w:hAnsi="Times New Roman" w:cs="Times New Roman"/>
-        </w:rPr>
-      </w:pPr>
-      <w:r>
-        <w:rPr>
-          <w:rFonts w:ascii="Times New Roman" w:hAnsi="Times New Roman" w:cs="Times New Roman"/>
-        </w:rPr>
-        <w:t>Кнопка</w:t>
-      </w:r>
-      <w:proofErr w:type="gramStart"/>
-      <w:r>
-        <w:rPr>
-          <w:rFonts w:ascii="Times New Roman" w:hAnsi="Times New Roman" w:cs="Times New Roman"/>
-        </w:rPr>
-        <w:t>: Перейти</w:t>
-      </w:r>
-      <w:proofErr w:type="gramEnd"/>
-      <w:r>
-        <w:rPr>
-          <w:rFonts w:ascii="Times New Roman" w:hAnsi="Times New Roman" w:cs="Times New Roman"/>
-        </w:rPr>
-        <w:t xml:space="preserve"> к мероприятию.</w:t>
-      </w:r>
-    </w:p>
-    <w:p>
-      <w:pPr>
-        <w:spacing w:after="0" w:line="360" w:lineRule="auto"/>
-        <w:rPr>
-          <w:rFonts w:ascii="Times New Roman" w:hAnsi="Times New Roman" w:cs="Times New Roman"/>
-        </w:rPr>
-      </w:pPr>
-    </w:p>
-    <w:p>
-      <w:pPr>
-        <w:spacing w:after="0" w:line="360" w:lineRule="auto"/>
-        <w:rPr>
-          <w:rFonts w:ascii="Times New Roman" w:hAnsi="Times New Roman" w:cs="Times New Roman"/>
-        </w:rPr>
-      </w:pPr>
-      <w:r>
-        <w:rPr>
-          <w:rFonts w:ascii="Times New Roman" w:hAnsi="Times New Roman" w:cs="Times New Roman"/>
-        </w:rPr>
-        <w:t>Жалоба на отзыв отправлена</w:t>
-      </w:r>
-    </w:p>
-    <w:p>
-      <w:pPr>
-        <w:spacing w:after="0" w:line="360" w:lineRule="auto"/>
-        <w:rPr>
-          <w:rFonts w:ascii="Times New Roman" w:hAnsi="Times New Roman" w:cs="Times New Roman"/>
-        </w:rPr>
-      </w:pPr>
-      <w:r>
-        <w:rPr>
-          <w:rFonts w:ascii="Times New Roman" w:hAnsi="Times New Roman" w:cs="Times New Roman"/>
-        </w:rPr>
-        <w:t>Организатор пометил отзыв к своему мероприятию как неприемлемый контент. Жалоба передана администратору.</w:t>
-      </w:r>
-    </w:p>
-    <w:p>
-      <w:pPr>
-        <w:spacing w:after="0" w:line="360" w:lineRule="auto"/>
-        <w:rPr>
-          <w:rFonts w:ascii="Times New Roman" w:hAnsi="Times New Roman" w:cs="Times New Roman"/>
-        </w:rPr>
-      </w:pPr>
-      <w:r>
-        <w:rPr>
-          <w:rFonts w:ascii="Times New Roman" w:hAnsi="Times New Roman" w:cs="Times New Roman"/>
-        </w:rPr>
-        <w:t>Отображается название мероприятия, название уведомления, содержание уведомления.</w:t>
-      </w:r>
-    </w:p>
-    <w:p>
-      <w:pPr>
-        <w:spacing w:after="0" w:line="360" w:lineRule="auto"/>
-        <w:rPr>
-          <w:rFonts w:ascii="Times New Roman" w:hAnsi="Times New Roman" w:cs="Times New Roman"/>
-        </w:rPr>
-      </w:pPr>
-      <w:r>
-        <w:rPr>
-          <w:rFonts w:ascii="Times New Roman" w:hAnsi="Times New Roman" w:cs="Times New Roman"/>
-        </w:rPr>
-        <w:t>Кнопка</w:t>
-      </w:r>
-      <w:proofErr w:type="gramStart"/>
-      <w:r>
-        <w:rPr>
-          <w:rFonts w:ascii="Times New Roman" w:hAnsi="Times New Roman" w:cs="Times New Roman"/>
-        </w:rPr>
-        <w:t>: Перейти</w:t>
-      </w:r>
-      <w:proofErr w:type="gramEnd"/>
-      <w:r>
-        <w:rPr>
-          <w:rFonts w:ascii="Times New Roman" w:hAnsi="Times New Roman" w:cs="Times New Roman"/>
-        </w:rPr>
-        <w:t xml:space="preserve"> к мероприятию.</w:t>
-      </w:r>
-    </w:p>
-    <w:p>
-      <w:pPr>
-        <w:spacing w:after="0" w:line="360" w:lineRule="auto"/>
-        <w:rPr>
-          <w:rFonts w:ascii="Times New Roman" w:hAnsi="Times New Roman" w:cs="Times New Roman"/>
-        </w:rPr>
-      </w:pPr>
-    </w:p>
-    <w:p>
-      <w:pPr>
-        <w:spacing w:after="0" w:line="360" w:lineRule="auto"/>
-        <w:rPr>
-          <w:rFonts w:ascii="Times New Roman" w:hAnsi="Times New Roman" w:cs="Times New Roman"/>
-        </w:rPr>
-      </w:pPr>
-      <w:r>
-        <w:rPr>
-          <w:rFonts w:ascii="Times New Roman" w:hAnsi="Times New Roman" w:cs="Times New Roman"/>
-        </w:rPr>
-        <w:t>Отзыв к мероприятию временно скрыт</w:t>
-      </w:r>
-    </w:p>
-    <w:p>
-      <w:pPr>
-        <w:spacing w:after="0" w:line="360" w:lineRule="auto"/>
-        <w:rPr>
-          <w:rFonts w:ascii="Times New Roman" w:hAnsi="Times New Roman" w:cs="Times New Roman"/>
-        </w:rPr>
-      </w:pPr>
-      <w:r>
-        <w:rPr>
-          <w:rFonts w:ascii="Times New Roman" w:hAnsi="Times New Roman" w:cs="Times New Roman"/>
-        </w:rPr>
-        <w:t>На отзыв к мероприятию поступила жалоба. Отзыв временно скрыт до проверки администратором.</w:t>
-      </w:r>
-    </w:p>
-    <w:p>
-      <w:pPr>
-        <w:spacing w:after="0" w:line="360" w:lineRule="auto"/>
-        <w:rPr>
-          <w:rFonts w:ascii="Times New Roman" w:hAnsi="Times New Roman" w:cs="Times New Roman"/>
-        </w:rPr>
-      </w:pPr>
-      <w:r>
-        <w:rPr>
-          <w:rFonts w:ascii="Times New Roman" w:hAnsi="Times New Roman" w:cs="Times New Roman"/>
-        </w:rPr>
-        <w:t>Отображается название мероприятия, название уведомления, содержание уведомления.</w:t>
-      </w:r>
-    </w:p>
-    <w:p>
-      <w:pPr>
-        <w:spacing w:after="0" w:line="360" w:lineRule="auto"/>
-        <w:rPr>
-          <w:rFonts w:ascii="Times New Roman" w:hAnsi="Times New Roman" w:cs="Times New Roman"/>
-        </w:rPr>
-      </w:pPr>
-      <w:r>
-        <w:rPr>
-          <w:rFonts w:ascii="Times New Roman" w:hAnsi="Times New Roman" w:cs="Times New Roman"/>
-        </w:rPr>
-        <w:t>Кнопка</w:t>
-      </w:r>
-      <w:proofErr w:type="gramStart"/>
-      <w:r>
-        <w:rPr>
-          <w:rFonts w:ascii="Times New Roman" w:hAnsi="Times New Roman" w:cs="Times New Roman"/>
-        </w:rPr>
-        <w:t>: Перейти</w:t>
-      </w:r>
-      <w:proofErr w:type="gramEnd"/>
-      <w:r>
-        <w:rPr>
-          <w:rFonts w:ascii="Times New Roman" w:hAnsi="Times New Roman" w:cs="Times New Roman"/>
-        </w:rPr>
-        <w:t xml:space="preserve"> к мероприятию.</w:t>
-      </w:r>
-    </w:p>
-    <w:p>
-      <w:pPr>
-        <w:spacing w:after="0" w:line="360" w:lineRule="auto"/>
-        <w:rPr>
-          <w:rFonts w:ascii="Times New Roman" w:hAnsi="Times New Roman" w:cs="Times New Roman"/>
-        </w:rPr>
-      </w:pPr>
-    </w:p>
-    <w:p>
-      <w:pPr>
-        <w:spacing w:after="0" w:line="360" w:lineRule="auto"/>
-        <w:rPr>
-          <w:rFonts w:ascii="Times New Roman" w:hAnsi="Times New Roman" w:cs="Times New Roman"/>
-        </w:rPr>
-      </w:pPr>
-      <w:r>
-        <w:rPr>
-          <w:rFonts w:ascii="Times New Roman" w:hAnsi="Times New Roman" w:cs="Times New Roman"/>
-        </w:rPr>
-        <w:t>Отзыв к мероприятию оставлен после проверки</w:t>
-      </w:r>
-    </w:p>
-    <w:p>
-      <w:pPr>
-        <w:spacing w:after="0" w:line="360" w:lineRule="auto"/>
-        <w:rPr>
-          <w:rFonts w:ascii="Times New Roman" w:hAnsi="Times New Roman" w:cs="Times New Roman"/>
-        </w:rPr>
-      </w:pPr>
-      <w:r>
-        <w:rPr>
-          <w:rFonts w:ascii="Times New Roman" w:hAnsi="Times New Roman" w:cs="Times New Roman"/>
-        </w:rPr>
-        <w:t>Администратор проверил жалобу и оставил отзыв опубликованным.</w:t>
-      </w:r>
-    </w:p>
-    <w:p>
-      <w:pPr>
-        <w:spacing w:after="0" w:line="360" w:lineRule="auto"/>
-        <w:rPr>
-          <w:rFonts w:ascii="Times New Roman" w:hAnsi="Times New Roman" w:cs="Times New Roman"/>
-        </w:rPr>
-      </w:pPr>
-      <w:r>
-        <w:rPr>
-          <w:rFonts w:ascii="Times New Roman" w:hAnsi="Times New Roman" w:cs="Times New Roman"/>
-        </w:rPr>
-        <w:t>Отображается название мероприятия, название уведомления, содержание уведомления.</w:t>
-      </w:r>
-    </w:p>
-    <w:p>
-      <w:pPr>
-        <w:spacing w:after="0" w:line="360" w:lineRule="auto"/>
-        <w:rPr>
-          <w:rFonts w:ascii="Times New Roman" w:hAnsi="Times New Roman" w:cs="Times New Roman"/>
-        </w:rPr>
-      </w:pPr>
-      <w:r>
-        <w:rPr>
-          <w:rFonts w:ascii="Times New Roman" w:hAnsi="Times New Roman" w:cs="Times New Roman"/>
-        </w:rPr>
-        <w:t>Кнопка</w:t>
-      </w:r>
-      <w:proofErr w:type="gramStart"/>
-      <w:r>
-        <w:rPr>
-          <w:rFonts w:ascii="Times New Roman" w:hAnsi="Times New Roman" w:cs="Times New Roman"/>
-        </w:rPr>
-        <w:t>: Перейти</w:t>
-      </w:r>
-      <w:proofErr w:type="gramEnd"/>
-      <w:r>
-        <w:rPr>
-          <w:rFonts w:ascii="Times New Roman" w:hAnsi="Times New Roman" w:cs="Times New Roman"/>
-        </w:rPr>
-        <w:t xml:space="preserve"> к мероприятию.</w:t>
-      </w:r>
-    </w:p>
-    <w:p>
-      <w:pPr>
-        <w:spacing w:after="0" w:line="360" w:lineRule="auto"/>
-        <w:rPr>
-          <w:rFonts w:ascii="Times New Roman" w:hAnsi="Times New Roman" w:cs="Times New Roman"/>
-        </w:rPr>
-      </w:pPr>
-    </w:p>
-    <w:p>
-      <w:pPr>
-        <w:spacing w:after="0" w:line="360" w:lineRule="auto"/>
-        <w:rPr>
-          <w:rFonts w:ascii="Times New Roman" w:hAnsi="Times New Roman" w:cs="Times New Roman"/>
-        </w:rPr>
-      </w:pPr>
-      <w:r>
-        <w:rPr>
-          <w:rFonts w:ascii="Times New Roman" w:hAnsi="Times New Roman" w:cs="Times New Roman"/>
-        </w:rPr>
-        <w:t>Отзыв к мероприятию удален после проверки</w:t>
-      </w:r>
-    </w:p>
-    <w:p>
-      <w:pPr>
-        <w:spacing w:after="0" w:line="360" w:lineRule="auto"/>
-        <w:rPr>
-          <w:rFonts w:ascii="Times New Roman" w:hAnsi="Times New Roman" w:cs="Times New Roman"/>
-        </w:rPr>
-      </w:pPr>
-      <w:r>
-        <w:rPr>
-          <w:rFonts w:ascii="Times New Roman" w:hAnsi="Times New Roman" w:cs="Times New Roman"/>
-        </w:rPr>
-        <w:t>Администратор проверил жалобу и удалил отзыв. Оценка из этого отзыва исключена из рейтинга мероприятия и организатора.</w:t>
-      </w:r>
-    </w:p>
-    <w:p>
-      <w:pPr>
-        <w:spacing w:after="0" w:line="360" w:lineRule="auto"/>
-        <w:rPr>
-          <w:rFonts w:ascii="Times New Roman" w:hAnsi="Times New Roman" w:cs="Times New Roman"/>
-        </w:rPr>
-      </w:pPr>
-      <w:r>
-        <w:rPr>
-          <w:rFonts w:ascii="Times New Roman" w:hAnsi="Times New Roman" w:cs="Times New Roman"/>
-        </w:rPr>
-        <w:t>Отображается название мероприятия, название уведомления, содержание уведомления.</w:t>
-      </w:r>
-    </w:p>
-    <w:p>
-      <w:pPr>
-        <w:spacing w:after="0" w:line="360" w:lineRule="auto"/>
-        <w:rPr>
-          <w:rFonts w:ascii="Times New Roman" w:hAnsi="Times New Roman" w:cs="Times New Roman"/>
-        </w:rPr>
-      </w:pPr>
-      <w:r>
-        <w:rPr>
-          <w:rFonts w:ascii="Times New Roman" w:hAnsi="Times New Roman" w:cs="Times New Roman"/>
-        </w:rPr>
-        <w:t>Кнопка</w:t>
-      </w:r>
-      <w:proofErr w:type="gramStart"/>
-      <w:r>
-        <w:rPr>
-          <w:rFonts w:ascii="Times New Roman" w:hAnsi="Times New Roman" w:cs="Times New Roman"/>
-        </w:rPr>
-        <w:t>: Перейти</w:t>
-      </w:r>
-      <w:proofErr w:type="gramEnd"/>
-      <w:r>
-        <w:rPr>
-          <w:rFonts w:ascii="Times New Roman" w:hAnsi="Times New Roman" w:cs="Times New Roman"/>
-        </w:rPr>
-        <w:t xml:space="preserve"> к мероприятию.</w:t>
-      </w:r>
-    </w:p>
-    <w:p>
-      <w:pPr>
-        <w:spacing w:after="0" w:line="360" w:lineRule="auto"/>
-        <w:rPr>
-          <w:rFonts w:ascii="Times New Roman" w:hAnsi="Times New Roman" w:cs="Times New Roman"/>
-        </w:rPr>
-      </w:pPr>
-    </w:p>
-    <w:p>
-      <w:pPr>
-        <w:spacing w:after="0" w:line="360" w:lineRule="auto"/>
-        <w:rPr>
-          <w:rFonts w:ascii="Times New Roman" w:hAnsi="Times New Roman" w:cs="Times New Roman"/>
-        </w:rPr>
-      </w:pPr>
-      <w:r>
-        <w:rPr>
-          <w:rFonts w:ascii="Times New Roman" w:hAnsi="Times New Roman" w:cs="Times New Roman"/>
-        </w:rPr>
-        <w:t>Новая оценка организатора</w:t>
-      </w:r>
-    </w:p>
-    <w:p>
-      <w:pPr>
-        <w:spacing w:after="0" w:line="360" w:lineRule="auto"/>
-        <w:rPr>
-          <w:rFonts w:ascii="Times New Roman" w:hAnsi="Times New Roman" w:cs="Times New Roman"/>
-        </w:rPr>
-      </w:pPr>
-      <w:r>
-        <w:rPr>
-          <w:rFonts w:ascii="Times New Roman" w:hAnsi="Times New Roman" w:cs="Times New Roman"/>
-        </w:rPr>
-        <w:t>Пользователь поставил оценку организатору на странице организатора.</w:t>
-      </w:r>
-    </w:p>
-    <w:p>
-      <w:pPr>
-        <w:spacing w:after="0" w:line="360" w:lineRule="auto"/>
-        <w:rPr>
-          <w:rFonts w:ascii="Times New Roman" w:hAnsi="Times New Roman" w:cs="Times New Roman"/>
-        </w:rPr>
-      </w:pPr>
-      <w:r>
-        <w:rPr>
-          <w:rFonts w:ascii="Times New Roman" w:hAnsi="Times New Roman" w:cs="Times New Roman"/>
-        </w:rPr>
-        <w:t>Отображается название организатора, название уведомления, содержание уведомления.</w:t>
-      </w:r>
-    </w:p>
-    <w:p>
-      <w:pPr>
-        <w:spacing w:after="0" w:line="360" w:lineRule="auto"/>
-        <w:rPr>
-          <w:rFonts w:ascii="Times New Roman" w:hAnsi="Times New Roman" w:cs="Times New Roman"/>
-        </w:rPr>
-      </w:pPr>
-      <w:r>
-        <w:rPr>
-          <w:rFonts w:ascii="Times New Roman" w:hAnsi="Times New Roman" w:cs="Times New Roman"/>
-        </w:rPr>
-        <w:lastRenderedPageBreak/>
-        <w:t>Кнопка</w:t>
-      </w:r>
-      <w:proofErr w:type="gramStart"/>
-      <w:r>
-        <w:rPr>
-          <w:rFonts w:ascii="Times New Roman" w:hAnsi="Times New Roman" w:cs="Times New Roman"/>
-        </w:rPr>
-        <w:t>: Перейти</w:t>
-      </w:r>
-      <w:proofErr w:type="gramEnd"/>
-      <w:r>
-        <w:rPr>
-          <w:rFonts w:ascii="Times New Roman" w:hAnsi="Times New Roman" w:cs="Times New Roman"/>
-        </w:rPr>
-        <w:t xml:space="preserve"> к странице организатора.</w:t>
-      </w:r>
-    </w:p>
-    <w:p>
-      <w:pPr>
-        <w:spacing w:after="0" w:line="360" w:lineRule="auto"/>
-        <w:rPr>
-          <w:rFonts w:ascii="Times New Roman" w:hAnsi="Times New Roman" w:cs="Times New Roman"/>
-        </w:rPr>
-      </w:pPr>
-    </w:p>
-    <w:p>
-      <w:pPr>
-        <w:spacing w:after="0" w:line="360" w:lineRule="auto"/>
-        <w:rPr>
-          <w:rFonts w:ascii="Times New Roman" w:hAnsi="Times New Roman" w:cs="Times New Roman"/>
-        </w:rPr>
-      </w:pPr>
-      <w:r>
-        <w:rPr>
-          <w:rFonts w:ascii="Times New Roman" w:hAnsi="Times New Roman" w:cs="Times New Roman"/>
-        </w:rPr>
-        <w:t>Оценка организатора изменена</w:t>
-      </w:r>
-    </w:p>
-    <w:p>
-      <w:pPr>
-        <w:spacing w:after="0" w:line="360" w:lineRule="auto"/>
-        <w:rPr>
-          <w:rFonts w:ascii="Times New Roman" w:hAnsi="Times New Roman" w:cs="Times New Roman"/>
-        </w:rPr>
-      </w:pPr>
-      <w:r>
-        <w:rPr>
-          <w:rFonts w:ascii="Times New Roman" w:hAnsi="Times New Roman" w:cs="Times New Roman"/>
-        </w:rPr>
-        <w:t>Пользователь изменил ранее поставленную оценку организатора.</w:t>
-      </w:r>
-    </w:p>
-    <w:p>
-      <w:pPr>
-        <w:spacing w:after="0" w:line="360" w:lineRule="auto"/>
-        <w:rPr>
-          <w:rFonts w:ascii="Times New Roman" w:hAnsi="Times New Roman" w:cs="Times New Roman"/>
-        </w:rPr>
-      </w:pPr>
-      <w:r>
-        <w:rPr>
-          <w:rFonts w:ascii="Times New Roman" w:hAnsi="Times New Roman" w:cs="Times New Roman"/>
-        </w:rPr>
-        <w:t>Отображается название организатора, название уведомления, содержание уведомления.</w:t>
-      </w:r>
-    </w:p>
-    <w:p>
-      <w:pPr>
-        <w:spacing w:after="0" w:line="360" w:lineRule="auto"/>
-        <w:rPr>
-          <w:rFonts w:ascii="Times New Roman" w:hAnsi="Times New Roman" w:cs="Times New Roman"/>
-        </w:rPr>
-      </w:pPr>
-      <w:r>
-        <w:rPr>
-          <w:rFonts w:ascii="Times New Roman" w:hAnsi="Times New Roman" w:cs="Times New Roman"/>
-        </w:rPr>
-        <w:t>Кнопка</w:t>
-      </w:r>
-      <w:proofErr w:type="gramStart"/>
-      <w:r>
-        <w:rPr>
-          <w:rFonts w:ascii="Times New Roman" w:hAnsi="Times New Roman" w:cs="Times New Roman"/>
-        </w:rPr>
-        <w:t>: Перейти</w:t>
-      </w:r>
-      <w:proofErr w:type="gramEnd"/>
-      <w:r>
-        <w:rPr>
-          <w:rFonts w:ascii="Times New Roman" w:hAnsi="Times New Roman" w:cs="Times New Roman"/>
-        </w:rPr>
-        <w:t xml:space="preserve"> к странице организатора.</w:t>
-      </w:r>
-    </w:p>
-    <w:p>
-      <w:pPr>
-        <w:spacing w:after="0" w:line="360" w:lineRule="auto"/>
-        <w:rPr>
-          <w:rFonts w:ascii="Times New Roman" w:hAnsi="Times New Roman" w:cs="Times New Roman"/>
-        </w:rPr>
-      </w:pPr>
-    </w:p>
-    <w:p>
-      <w:pPr>
-        <w:spacing w:after="0" w:line="360" w:lineRule="auto"/>
-        <w:rPr>
-          <w:rFonts w:ascii="Times New Roman" w:hAnsi="Times New Roman" w:cs="Times New Roman"/>
-        </w:rPr>
-      </w:pPr>
-      <w:r>
-        <w:rPr>
-          <w:rFonts w:ascii="Times New Roman" w:hAnsi="Times New Roman" w:cs="Times New Roman"/>
-        </w:rPr>
-        <w:t>Оценка организатора удалена</w:t>
-      </w:r>
-    </w:p>
-    <w:p>
-      <w:pPr>
-        <w:spacing w:after="0" w:line="360" w:lineRule="auto"/>
-        <w:rPr>
-          <w:rFonts w:ascii="Times New Roman" w:hAnsi="Times New Roman" w:cs="Times New Roman"/>
-        </w:rPr>
-      </w:pPr>
-      <w:r>
-        <w:rPr>
-          <w:rFonts w:ascii="Times New Roman" w:hAnsi="Times New Roman" w:cs="Times New Roman"/>
-        </w:rPr>
-        <w:t>Пользователь удалил ранее поставленную оценку организатора.</w:t>
-      </w:r>
-    </w:p>
-    <w:p>
-      <w:pPr>
-        <w:spacing w:after="0" w:line="360" w:lineRule="auto"/>
-        <w:rPr>
-          <w:rFonts w:ascii="Times New Roman" w:hAnsi="Times New Roman" w:cs="Times New Roman"/>
-        </w:rPr>
-      </w:pPr>
-      <w:r>
-        <w:rPr>
-          <w:rFonts w:ascii="Times New Roman" w:hAnsi="Times New Roman" w:cs="Times New Roman"/>
-        </w:rPr>
-        <w:t>Отображается название организатора, название уведомления, содержание уведомления.</w:t>
-      </w:r>
-    </w:p>
-    <w:p>
-      <w:pPr>
-        <w:spacing w:after="0" w:line="360" w:lineRule="auto"/>
-        <w:rPr>
-          <w:rFonts w:ascii="Times New Roman" w:hAnsi="Times New Roman" w:cs="Times New Roman"/>
-        </w:rPr>
-      </w:pPr>
-      <w:r>
-        <w:rPr>
-          <w:rFonts w:ascii="Times New Roman" w:hAnsi="Times New Roman" w:cs="Times New Roman"/>
-        </w:rPr>
-        <w:t>Кнопка</w:t>
-      </w:r>
-      <w:proofErr w:type="gramStart"/>
-      <w:r>
-        <w:rPr>
-          <w:rFonts w:ascii="Times New Roman" w:hAnsi="Times New Roman" w:cs="Times New Roman"/>
-        </w:rPr>
-        <w:t>: Перейти</w:t>
-      </w:r>
-      <w:proofErr w:type="gramEnd"/>
-      <w:r>
-        <w:rPr>
-          <w:rFonts w:ascii="Times New Roman" w:hAnsi="Times New Roman" w:cs="Times New Roman"/>
-        </w:rPr>
-        <w:t xml:space="preserve"> к странице организатора.</w:t>
-      </w:r>
-    </w:p>
-    <w:p>
-      <w:pPr>
-        <w:spacing w:after="0" w:line="360" w:lineRule="auto"/>
-        <w:rPr>
-          <w:rFonts w:ascii="Times New Roman" w:hAnsi="Times New Roman" w:cs="Times New Roman"/>
-        </w:rPr>
-      </w:pPr>
-    </w:p>
-    <w:p>
-      <w:pPr>
-        <w:spacing w:after="0" w:line="360" w:lineRule="auto"/>
-        <w:rPr>
-          <w:rFonts w:ascii="Times New Roman" w:hAnsi="Times New Roman" w:cs="Times New Roman"/>
-        </w:rPr>
-      </w:pPr>
-      <w:r>
-        <w:rPr>
-          <w:rFonts w:ascii="Times New Roman" w:hAnsi="Times New Roman" w:cs="Times New Roman"/>
-        </w:rPr>
-        <w:t>6. Системные уведомления</w:t>
-      </w:r>
-    </w:p>
-    <w:p>
-      <w:pPr>
-        <w:spacing w:after="0" w:line="360" w:lineRule="auto"/>
-        <w:rPr>
-          <w:rFonts w:ascii="Times New Roman" w:hAnsi="Times New Roman" w:cs="Times New Roman"/>
-        </w:rPr>
-      </w:pPr>
-      <w:r>
-        <w:rPr>
-          <w:rFonts w:ascii="Times New Roman" w:hAnsi="Times New Roman" w:cs="Times New Roman"/>
-        </w:rPr>
         <w:t>Профиль обновлен</w:t>
       </w:r>
       <w:r>
@@ -5241,14 +5802,75 @@
               <w:rPr>
                 <w:rFonts w:ascii="Times New Roman" w:hAnsi="Times New Roman" w:cs="Times New Roman"/>
               </w:rPr>
-              <w:t xml:space="preserve">Карточка доступна пользователям в каталоге и на странице мероприятия. Пользователи могут просматривать информацию, добавлять мероприятие в избранное, регистрироваться или переходить к внешней регистрации. Это состояние устанавливается </w:t>
+              <w:t xml:space="preserve">Карточка доступна пользователям в каталоге и на странице мероприятия. </w:t>
+            </w:r>
+            <w:r>
+              <w:rPr>
+                <w:rFonts w:ascii="Times New Roman" w:hAnsi="Times New Roman" w:cs="Times New Roman"/>
+              </w:rPr>
+              <w:t>Пользователи могут просматривать информацию, добавлять мероприятие в избранное, регистрироваться через внутреннюю форму, переходить к внешней регистрации или просматривать мероприятие без регистрации, если регистрация для него не предусмотрена.</w:t>
+            </w:r>
+            <w:r>
+              <w:rPr>
+                <w:rFonts w:ascii="Times New Roman" w:hAnsi="Times New Roman" w:cs="Times New Roman"/>
+              </w:rPr>
+              <w:t xml:space="preserve"> Это состояние устанавливается после создания мероприятия, после принятия исправлений администратором или после отклонения необоснованной жалобы. Если карточка была ранее заблокирована, то при возврате в это состояние она снова становится доступной пользователям, а зарегистрированные пользователи и пользователи, добавившие мероприятие в избранное, получают уведомление о восстановлении карточки.</w:t>
+            </w:r>
+          </w:p>
+        </w:tc>
+      </w:tr>
+      <w:tr>
+        <w:trPr>
+          <w:tblCellSpacing w:w="15" w:type="dxa"/>
+        </w:trPr>
+        <w:tc>
+          <w:tcPr>
+            <w:tcW w:w="0" w:type="auto"/>
+            <w:vAlign w:val="center"/>
+            <w:hideMark/>
+          </w:tcPr>
+          <w:p>
+            <w:pPr>
+              <w:spacing w:after="0" w:line="360" w:lineRule="auto"/>
+              <w:rPr>
+                <w:rFonts w:ascii="Times New Roman" w:hAnsi="Times New Roman" w:cs="Times New Roman"/>
+              </w:rPr>
+            </w:pPr>
+            <w:r>
+              <w:rPr>
+                <w:rFonts w:ascii="Times New Roman" w:hAnsi="Times New Roman" w:cs="Times New Roman"/>
+                <w:b/>
+                <w:bCs/>
+              </w:rPr>
+              <w:t>Заблокирована</w:t>
+            </w:r>
+          </w:p>
+        </w:tc>
+        <w:tc>
+          <w:tcPr>
+            <w:tcW w:w="0" w:type="auto"/>
+            <w:vAlign w:val="center"/>
+            <w:hideMark/>
+          </w:tcPr>
+          <w:p>
+            <w:pPr>
+              <w:spacing w:after="0" w:line="360" w:lineRule="auto"/>
+              <w:rPr>
+                <w:rFonts w:ascii="Times New Roman" w:hAnsi="Times New Roman" w:cs="Times New Roman"/>
+              </w:rPr>
+            </w:pPr>
+            <w:r>
+              <w:rPr>
+                <w:rFonts w:ascii="Times New Roman" w:hAnsi="Times New Roman" w:cs="Times New Roman"/>
+              </w:rPr>
+              <w:t xml:space="preserve">Состояние наступает автоматически после поступления жалобы. Карточка становится недоступной для обычных пользователей. Организатор получает уведомление о жалобе и должен проверить сведения в карточке, внести исправления или оставить </w:t>
             </w:r>
             <w:r>
               <w:rPr>
                 <w:rFonts w:ascii="Times New Roman" w:hAnsi="Times New Roman" w:cs="Times New Roman"/>
               </w:rPr>
               <w:lastRenderedPageBreak/>
-              <w:t>после создания мероприятия, после принятия исправлений администратором или после отклонения необоснованной жалобы. Если карточка была ранее заблокирована, то при возврате в это состояние она снова становится доступной пользователям, а зарегистрированные пользователи и пользователи, добавившие мероприятие в избранное, получают уведомление о восстановлении карточки.</w:t>
+              <w:t>комментарий. Пользователи, которые зарегистрировались на мероприятие или добавили его в избранное, получают уведомление о временной блокировке. Также карточка остается в состоянии «Заблокирована», если администратор проверил внесенные исправления, но не принял их. В этом случае организатор может повторно отредактировать мероприятие и снова отправить карточку на рассмотрение.</w:t>
             </w:r>
           </w:p>
         </w:tc>
@@ -5277,55 +5899,6 @@
                 <w:bCs/>
               </w:rPr>
               <w:lastRenderedPageBreak/>
-              <w:t>Заблокирована</w:t>
-            </w:r>
-          </w:p>
-        </w:tc>
-        <w:tc>
-          <w:tcPr>
-            <w:tcW w:w="0" w:type="auto"/>
-            <w:vAlign w:val="center"/>
-            <w:hideMark/>
-          </w:tcPr>
-          <w:p>
-            <w:pPr>
-              <w:spacing w:after="0" w:line="360" w:lineRule="auto"/>
-              <w:rPr>
-                <w:rFonts w:ascii="Times New Roman" w:hAnsi="Times New Roman" w:cs="Times New Roman"/>
-              </w:rPr>
-            </w:pPr>
-            <w:r>
-              <w:rPr>
-                <w:rFonts w:ascii="Times New Roman" w:hAnsi="Times New Roman" w:cs="Times New Roman"/>
-              </w:rPr>
-              <w:t>Состояние наступает автоматически после поступления жалобы. Карточка становится недоступной для обычных пользователей. Организатор получает уведомление о жалобе и должен проверить сведения в карточке, внести исправления или оставить комментарий. Пользователи, которые зарегистрировались на мероприятие или добавили его в избранное, получают уведомление о временной блокировке. Также карточка остается в состоянии «Заблокирована», если администратор проверил внесенные исправления, но не принял их. В этом случае организатор может повторно отредактировать мероприятие и снова отправить карточку на рассмотрение.</w:t>
-            </w:r>
-          </w:p>
-        </w:tc>
-      </w:tr>
-      <w:tr>
-        <w:trPr>
-          <w:tblCellSpacing w:w="15" w:type="dxa"/>
-        </w:trPr>
-        <w:tc>
-          <w:tcPr>
-            <w:tcW w:w="0" w:type="auto"/>
-            <w:vAlign w:val="center"/>
-            <w:hideMark/>
-          </w:tcPr>
-          <w:p>
-            <w:pPr>
-              <w:spacing w:after="0" w:line="360" w:lineRule="auto"/>
-              <w:rPr>
-                <w:rFonts w:ascii="Times New Roman" w:hAnsi="Times New Roman" w:cs="Times New Roman"/>
-              </w:rPr>
-            </w:pPr>
-            <w:r>
-              <w:rPr>
-                <w:rFonts w:ascii="Times New Roman" w:hAnsi="Times New Roman" w:cs="Times New Roman"/>
-                <w:b/>
-                <w:bCs/>
-              </w:rPr>
               <w:t>На рассмотрении администратора</w:t>
             </w:r>
           </w:p>
@@ -5399,6 +5972,20 @@
               <w:t>Состояние наступает после завершения мероприятия. На следующие сутки после даты мероприятия карточка переносится в архив мероприятий. Она больше не участвует в обычном списке актуальных мероприятий, но может отображаться в архиве организатора или в архиве регистраций пользователя.</w:t>
             </w:r>
           </w:p>
+          <w:p>
+            <w:pPr>
+              <w:spacing w:after="0" w:line="360" w:lineRule="auto"/>
+              <w:rPr>
+                <w:rFonts w:ascii="Times New Roman" w:hAnsi="Times New Roman" w:cs="Times New Roman"/>
+              </w:rPr>
+            </w:pPr>
+            <w:r>
+              <w:rPr>
+                <w:rFonts w:ascii="Times New Roman" w:hAnsi="Times New Roman" w:cs="Times New Roman"/>
+              </w:rPr>
+              <w:t>Для архивных мероприятий без регистрации количество участников не отображается, так как регистрация на такие мероприятия не велась.</w:t>
+            </w:r>
+          </w:p>
         </w:tc>
       </w:tr>
     </w:tbl>
@@ -5505,7 +6092,14 @@
           <w:rFonts w:cs="Times New Roman"/>
         </w:rPr>
         <w:br/>
-        <w:t xml:space="preserve">На странице прошедшего мероприятия пользователь больше не может зарегистрироваться, добавить событие в избранное или пожаловаться через обычную карточку. Вместо этого появляется блок отзывов. </w:t>
+        <w:t xml:space="preserve">На странице прошедшего мероприятия пользователь больше не может </w:t>
+      </w:r>
+      <w:r>
+        <w:rPr>
+          <w:rFonts w:cs="Times New Roman"/>
+        </w:rPr>
+        <w:lastRenderedPageBreak/>
+        <w:t xml:space="preserve">зарегистрироваться, добавить событие в избранное или пожаловаться через обычную карточку. Вместо этого появляется блок отзывов. </w:t>
       </w:r>
     </w:p>
     <w:p>
@@ -5774,7 +6368,6 @@
         <w:rPr>
           <w:rFonts w:ascii="Times New Roman" w:hAnsi="Times New Roman" w:cs="Times New Roman"/>
         </w:rPr>
-        <w:lastRenderedPageBreak/>
         <w:t>Пользователь или организатор может подать жалобу на чужой отзыв, если считает его неприемлемым. После жалобы отзыв временно скрывается и передается администратору на проверку. Организатор не удаляет и не скрывает отзывы самостоятельно, а только инициирует проверку через жалобу.</w:t>
       </w:r>
     </w:p>
@@ -5819,6 +6412,7 @@
         <w:spacing w:before="0" w:after="0" w:line="360" w:lineRule="auto"/>
       </w:pPr>
       <w:r>
+        <w:lastRenderedPageBreak/>
         <w:t>Юридическая часть</w:t>
       </w:r>
       <w:r>
@@ -5899,13 +6493,19 @@
         <w:rPr>
           <w:rFonts w:ascii="Times New Roman" w:hAnsi="Times New Roman" w:cs="Times New Roman"/>
         </w:rPr>
-        <w:t>Федеральный закон № 152-ФЗ “О персональных данных” — основной документ для регистрации пользователей, организаторов, заявок на мероприятия, таблиц участников, уведомлений, жалоб, отзывов и фотографий. Он регулирует отношения, связанные с обработкой персональных данных с использованием средств автоматизации и без них, если обработка сопоставима с автоматизированной.</w:t>
-      </w:r>
-      <w:r>
-        <w:rPr>
-          <w:rFonts w:ascii="Times New Roman" w:hAnsi="Times New Roman" w:cs="Times New Roman"/>
-        </w:rPr>
-        <w:t xml:space="preserve"> (</w:t>
+        <w:t>Федеральный закон № 152-ФЗ «О персональных данных» — основной документ для регистрации пользователей, организаторов, заявок на мероприятия, таблиц участников, уведомлений, жалоб, отзывов и фотографий. Для мероприятий без регистрации отдельная заявка пользователя не создается, а данные участника организатору не передаются.</w:t>
+      </w:r>
+      <w:r>
+        <w:rPr>
+          <w:rFonts w:ascii="Times New Roman" w:hAnsi="Times New Roman" w:cs="Times New Roman"/>
+        </w:rPr>
+        <w:t xml:space="preserve"> </w:t>
+      </w:r>
+      <w:r>
+        <w:rPr>
+          <w:rFonts w:ascii="Times New Roman" w:hAnsi="Times New Roman" w:cs="Times New Roman"/>
+        </w:rPr>
+        <w:t>(</w:t>
       </w:r>
       <w:hyperlink r:id="rId6" w:history="1">
         <w:r>
@@ -6022,7 +6622,6 @@
         <w:rPr>
           <w:rFonts w:ascii="Times New Roman" w:hAnsi="Times New Roman" w:cs="Times New Roman"/>
         </w:rPr>
-        <w:lastRenderedPageBreak/>
         <w:t xml:space="preserve">Закон РФ “О защите прав потребителей”, статья 26.1 — нужен из-за внешней регистрации и потенциально платных мероприятий. Даже если платформа не принимает оплату, важно прямо указать, что оплата и условия участия определяются организатором на внешнем сайте, а </w:t>
       </w:r>
       <w:proofErr w:type="spellStart"/>
@@ -6091,7 +6690,14 @@
         <w:rPr>
           <w:rFonts w:ascii="Times New Roman" w:hAnsi="Times New Roman" w:cs="Times New Roman"/>
         </w:rPr>
-        <w:t>Федеральный закон № 436-ФЗ “О защите детей от информации, причиняющей вред их здоровью и развитию” — нужен для возрастных ограничений мероприятий, например 0+, 6+, 12+, 16+, 18+, и для правил размещения контента.</w:t>
+        <w:t xml:space="preserve">Федеральный закон № 436-ФЗ “О защите детей от информации, причиняющей вред их здоровью и развитию” — нужен для возрастных ограничений мероприятий, </w:t>
+      </w:r>
+      <w:r>
+        <w:rPr>
+          <w:rFonts w:ascii="Times New Roman" w:hAnsi="Times New Roman" w:cs="Times New Roman"/>
+        </w:rPr>
+        <w:lastRenderedPageBreak/>
+        <w:t>например 0+, 6+, 12+, 16+, 18+, и для правил размещения контента.</w:t>
       </w:r>
       <w:r>
         <w:rPr>
@@ -6350,7 +6956,6 @@
         <w:rPr>
           <w:rFonts w:ascii="Times New Roman" w:hAnsi="Times New Roman" w:cs="Times New Roman"/>
         </w:rPr>
-        <w:lastRenderedPageBreak/>
         <w:t>Дополнительное окно и текстовый комментарий к жалобе не открываются. Жалоба создается сразу.</w:t>
       </w:r>
     </w:p>
@@ -6503,6 +7108,7 @@
         <w:rPr>
           <w:rFonts w:ascii="Times New Roman" w:hAnsi="Times New Roman" w:cs="Times New Roman"/>
         </w:rPr>
+        <w:lastRenderedPageBreak/>
         <w:t>автор отзыва;</w:t>
       </w:r>
     </w:p>
@@ -6931,7 +7537,6 @@
         <w:rPr>
           <w:rFonts w:ascii="Times New Roman" w:hAnsi="Times New Roman" w:cs="Times New Roman"/>
         </w:rPr>
-        <w:lastRenderedPageBreak/>
         <w:t xml:space="preserve">Если администратор выбирает </w:t>
       </w:r>
       <w:r>
@@ -6962,7 +7567,6 @@
         <w:spacing w:after="0" w:line="360" w:lineRule="auto"/>
         <w:rPr>
           <w:rFonts w:ascii="Times New Roman" w:hAnsi="Times New Roman" w:cs="Times New Roman"/>
-          <w:lang w:val="en-US"/>
         </w:rPr>
       </w:pPr>
     </w:p>
